--- a/2025 Database/硬体大吊查prototype.docx
+++ b/2025 Database/硬体大吊查prototype.docx
@@ -345,23 +345,7 @@
           <w:rFonts w:ascii="等线" w:eastAsia="等线" w:hAnsi="等线"/>
           <w:lang w:eastAsia="zh-CN"/>
         </w:rPr>
-        <w:t xml:space="preserve"> </w:t>
-      </w:r>
-      <w:proofErr w:type="gramStart"/>
-      <w:r>
-        <w:rPr>
-          <w:rFonts w:ascii="等线" w:eastAsia="等线" w:hAnsi="等线"/>
-          <w:lang w:eastAsia="zh-CN"/>
-        </w:rPr>
-        <w:t>varchar(</w:t>
-      </w:r>
-      <w:proofErr w:type="gramEnd"/>
-      <w:r>
-        <w:rPr>
-          <w:rFonts w:ascii="等线" w:eastAsia="等线" w:hAnsi="等线"/>
-          <w:lang w:eastAsia="zh-CN"/>
-        </w:rPr>
-        <w:t>255) NOT NULL,</w:t>
+        <w:t xml:space="preserve"> varchar(255) NOT NULL,</w:t>
       </w:r>
     </w:p>
     <w:p>
@@ -398,23 +382,7 @@
           <w:rFonts w:ascii="等线" w:eastAsia="等线" w:hAnsi="等线"/>
           <w:lang w:eastAsia="zh-CN"/>
         </w:rPr>
-        <w:t xml:space="preserve"> </w:t>
-      </w:r>
-      <w:proofErr w:type="gramStart"/>
-      <w:r>
-        <w:rPr>
-          <w:rFonts w:ascii="等线" w:eastAsia="等线" w:hAnsi="等线"/>
-          <w:lang w:eastAsia="zh-CN"/>
-        </w:rPr>
-        <w:t>varchar(</w:t>
-      </w:r>
-      <w:proofErr w:type="gramEnd"/>
-      <w:r>
-        <w:rPr>
-          <w:rFonts w:ascii="等线" w:eastAsia="等线" w:hAnsi="等线"/>
-          <w:lang w:eastAsia="zh-CN"/>
-        </w:rPr>
-        <w:t>255) NOT NULL,</w:t>
+        <w:t xml:space="preserve"> varchar(255) NOT NULL,</w:t>
       </w:r>
     </w:p>
     <w:p>
@@ -451,23 +419,7 @@
           <w:rFonts w:ascii="等线" w:eastAsia="等线" w:hAnsi="等线"/>
           <w:lang w:eastAsia="zh-CN"/>
         </w:rPr>
-        <w:t xml:space="preserve"> </w:t>
-      </w:r>
-      <w:proofErr w:type="gramStart"/>
-      <w:r>
-        <w:rPr>
-          <w:rFonts w:ascii="等线" w:eastAsia="等线" w:hAnsi="等线"/>
-          <w:lang w:eastAsia="zh-CN"/>
-        </w:rPr>
-        <w:t>varchar(</w:t>
-      </w:r>
-      <w:proofErr w:type="gramEnd"/>
-      <w:r>
-        <w:rPr>
-          <w:rFonts w:ascii="等线" w:eastAsia="等线" w:hAnsi="等线"/>
-          <w:lang w:eastAsia="zh-CN"/>
-        </w:rPr>
-        <w:t>255) NOT NULL,</w:t>
+        <w:t xml:space="preserve"> varchar(255) NOT NULL,</w:t>
       </w:r>
     </w:p>
     <w:p>
@@ -1049,23 +1001,7 @@
           <w:rFonts w:ascii="等线" w:eastAsia="等线" w:hAnsi="等线"/>
           <w:lang w:eastAsia="zh-CN"/>
         </w:rPr>
-        <w:t xml:space="preserve"> </w:t>
-      </w:r>
-      <w:proofErr w:type="gramStart"/>
-      <w:r>
-        <w:rPr>
-          <w:rFonts w:ascii="等线" w:eastAsia="等线" w:hAnsi="等线"/>
-          <w:lang w:eastAsia="zh-CN"/>
-        </w:rPr>
-        <w:t>varchar(</w:t>
-      </w:r>
-      <w:proofErr w:type="gramEnd"/>
-      <w:r>
-        <w:rPr>
-          <w:rFonts w:ascii="等线" w:eastAsia="等线" w:hAnsi="等线"/>
-          <w:lang w:eastAsia="zh-CN"/>
-        </w:rPr>
-        <w:t>255) NOT NULL</w:t>
+        <w:t xml:space="preserve"> varchar(255) NOT NULL</w:t>
       </w:r>
       <w:r>
         <w:rPr>
@@ -1104,23 +1040,7 @@
           <w:rFonts w:ascii="等线" w:eastAsia="等线" w:hAnsi="等线"/>
           <w:lang w:eastAsia="zh-CN"/>
         </w:rPr>
-        <w:t xml:space="preserve">’ </w:t>
-      </w:r>
-      <w:proofErr w:type="gramStart"/>
-      <w:r>
-        <w:rPr>
-          <w:rFonts w:ascii="等线" w:eastAsia="等线" w:hAnsi="等线"/>
-          <w:lang w:eastAsia="zh-CN"/>
-        </w:rPr>
-        <w:t>varchar(</w:t>
-      </w:r>
-      <w:proofErr w:type="gramEnd"/>
-      <w:r>
-        <w:rPr>
-          <w:rFonts w:ascii="等线" w:eastAsia="等线" w:hAnsi="等线"/>
-          <w:lang w:eastAsia="zh-CN"/>
-        </w:rPr>
-        <w:t>255) NOT NULL,</w:t>
+        <w:t>’ varchar(255) NOT NULL,</w:t>
       </w:r>
     </w:p>
     <w:p>
@@ -1157,23 +1077,7 @@
           <w:rFonts w:ascii="等线" w:eastAsia="等线" w:hAnsi="等线"/>
           <w:lang w:eastAsia="zh-CN"/>
         </w:rPr>
-        <w:t xml:space="preserve"> </w:t>
-      </w:r>
-      <w:proofErr w:type="gramStart"/>
-      <w:r>
-        <w:rPr>
-          <w:rFonts w:ascii="等线" w:eastAsia="等线" w:hAnsi="等线"/>
-          <w:lang w:eastAsia="zh-CN"/>
-        </w:rPr>
-        <w:t>varchar(</w:t>
-      </w:r>
-      <w:proofErr w:type="gramEnd"/>
-      <w:r>
-        <w:rPr>
-          <w:rFonts w:ascii="等线" w:eastAsia="等线" w:hAnsi="等线"/>
-          <w:lang w:eastAsia="zh-CN"/>
-        </w:rPr>
-        <w:t>255) NOT NULL,</w:t>
+        <w:t xml:space="preserve"> varchar(255) NOT NULL,</w:t>
       </w:r>
     </w:p>
     <w:p>
@@ -1195,23 +1099,7 @@
           <w:rFonts w:ascii="等线" w:eastAsia="等线" w:hAnsi="等线"/>
           <w:lang w:eastAsia="zh-CN"/>
         </w:rPr>
-        <w:t xml:space="preserve">‘price’ </w:t>
-      </w:r>
-      <w:proofErr w:type="gramStart"/>
-      <w:r>
-        <w:rPr>
-          <w:rFonts w:ascii="等线" w:eastAsia="等线" w:hAnsi="等线"/>
-          <w:lang w:eastAsia="zh-CN"/>
-        </w:rPr>
-        <w:t>varchar(</w:t>
-      </w:r>
-      <w:proofErr w:type="gramEnd"/>
-      <w:r>
-        <w:rPr>
-          <w:rFonts w:ascii="等线" w:eastAsia="等线" w:hAnsi="等线"/>
-          <w:lang w:eastAsia="zh-CN"/>
-        </w:rPr>
-        <w:t>255) NOT NULL,</w:t>
+        <w:t>‘price’ varchar(255) NOT NULL,</w:t>
       </w:r>
     </w:p>
     <w:p>
@@ -1254,23 +1142,7 @@
           <w:rFonts w:ascii="等线" w:eastAsia="等线" w:hAnsi="等线"/>
           <w:lang w:eastAsia="zh-CN"/>
         </w:rPr>
-        <w:t xml:space="preserve"> </w:t>
-      </w:r>
-      <w:proofErr w:type="gramStart"/>
-      <w:r>
-        <w:rPr>
-          <w:rFonts w:ascii="等线" w:eastAsia="等线" w:hAnsi="等线"/>
-          <w:lang w:eastAsia="zh-CN"/>
-        </w:rPr>
-        <w:t>varchar(</w:t>
-      </w:r>
-      <w:proofErr w:type="gramEnd"/>
-      <w:r>
-        <w:rPr>
-          <w:rFonts w:ascii="等线" w:eastAsia="等线" w:hAnsi="等线"/>
-          <w:lang w:eastAsia="zh-CN"/>
-        </w:rPr>
-        <w:t>255) NOT NULL,</w:t>
+        <w:t xml:space="preserve"> varchar(255) NOT NULL,</w:t>
       </w:r>
     </w:p>
     <w:p>
@@ -1286,23 +1158,7 @@
           <w:lang w:eastAsia="zh-CN"/>
         </w:rPr>
         <w:tab/>
-        <w:t xml:space="preserve">PRIMARY </w:t>
-      </w:r>
-      <w:proofErr w:type="gramStart"/>
-      <w:r>
-        <w:rPr>
-          <w:rFonts w:ascii="等线" w:eastAsia="等线" w:hAnsi="等线"/>
-          <w:lang w:eastAsia="zh-CN"/>
-        </w:rPr>
-        <w:t>KEY(</w:t>
-      </w:r>
-      <w:proofErr w:type="gramEnd"/>
-      <w:r>
-        <w:rPr>
-          <w:rFonts w:ascii="等线" w:eastAsia="等线" w:hAnsi="等线"/>
-          <w:lang w:eastAsia="zh-CN"/>
-        </w:rPr>
-        <w:t>‘model’</w:t>
+        <w:t>PRIMARY KEY(‘model’</w:t>
       </w:r>
       <w:r>
         <w:rPr>
@@ -1829,7 +1685,21 @@
           <w:rFonts w:ascii="等线" w:eastAsia="等线" w:hAnsi="等线" w:hint="eastAsia"/>
           <w:lang w:eastAsia="zh-CN"/>
         </w:rPr>
-        <w:t>，其于m</w:t>
+        <w:t>，其</w:t>
+      </w:r>
+      <w:r>
+        <w:rPr>
+          <w:rFonts w:ascii="等线" w:eastAsia="等线" w:hAnsi="等线" w:hint="eastAsia"/>
+          <w:lang w:eastAsia="zh-CN"/>
+        </w:rPr>
+        <w:t>与</w:t>
+      </w:r>
+      <w:r>
+        <w:rPr>
+          <w:rFonts w:ascii="等线" w:eastAsia="等线" w:hAnsi="等线" w:hint="eastAsia"/>
+          <w:lang w:eastAsia="zh-CN"/>
+        </w:rPr>
+        <w:t>m</w:t>
       </w:r>
       <w:r>
         <w:rPr>
@@ -2302,17 +2172,8 @@
           <w:rFonts w:ascii="等线" w:eastAsia="等线" w:hAnsi="等线"/>
           <w:lang w:eastAsia="zh-CN"/>
         </w:rPr>
-        <w:t>CREATE TABLE ‘manufacturer</w:t>
-      </w:r>
-      <w:proofErr w:type="gramStart"/>
-      <w:r>
-        <w:rPr>
-          <w:rFonts w:ascii="等线" w:eastAsia="等线" w:hAnsi="等线"/>
-          <w:lang w:eastAsia="zh-CN"/>
-        </w:rPr>
-        <w:t>’(</w:t>
-      </w:r>
-      <w:proofErr w:type="gramEnd"/>
+        <w:t>CREATE TABLE ‘manufacturer’(</w:t>
+      </w:r>
     </w:p>
     <w:p>
       <w:pPr>
@@ -2327,23 +2188,7 @@
           <w:lang w:eastAsia="zh-CN"/>
         </w:rPr>
         <w:tab/>
-        <w:t xml:space="preserve">‘model’ </w:t>
-      </w:r>
-      <w:proofErr w:type="gramStart"/>
-      <w:r>
-        <w:rPr>
-          <w:rFonts w:ascii="等线" w:eastAsia="等线" w:hAnsi="等线"/>
-          <w:lang w:eastAsia="zh-CN"/>
-        </w:rPr>
-        <w:t>varchar(</w:t>
-      </w:r>
-      <w:proofErr w:type="gramEnd"/>
-      <w:r>
-        <w:rPr>
-          <w:rFonts w:ascii="等线" w:eastAsia="等线" w:hAnsi="等线"/>
-          <w:lang w:eastAsia="zh-CN"/>
-        </w:rPr>
-        <w:t>255) NOT NULL,</w:t>
+        <w:t>‘model’ varchar(255) NOT NULL,</w:t>
       </w:r>
     </w:p>
     <w:p>
@@ -2382,23 +2227,7 @@
           <w:rFonts w:ascii="等线" w:eastAsia="等线" w:hAnsi="等线"/>
           <w:lang w:eastAsia="zh-CN"/>
         </w:rPr>
-        <w:t xml:space="preserve"> </w:t>
-      </w:r>
-      <w:proofErr w:type="gramStart"/>
-      <w:r>
-        <w:rPr>
-          <w:rFonts w:ascii="等线" w:eastAsia="等线" w:hAnsi="等线"/>
-          <w:lang w:eastAsia="zh-CN"/>
-        </w:rPr>
-        <w:t>varchar(</w:t>
-      </w:r>
-      <w:proofErr w:type="gramEnd"/>
-      <w:r>
-        <w:rPr>
-          <w:rFonts w:ascii="等线" w:eastAsia="等线" w:hAnsi="等线"/>
-          <w:lang w:eastAsia="zh-CN"/>
-        </w:rPr>
-        <w:t>255) NOT NULL,</w:t>
+        <w:t xml:space="preserve"> varchar(255) NOT NULL,</w:t>
       </w:r>
     </w:p>
     <w:p>
@@ -2414,23 +2243,7 @@
           <w:lang w:eastAsia="zh-CN"/>
         </w:rPr>
         <w:tab/>
-        <w:t xml:space="preserve">‘country’ </w:t>
-      </w:r>
-      <w:proofErr w:type="gramStart"/>
-      <w:r>
-        <w:rPr>
-          <w:rFonts w:ascii="等线" w:eastAsia="等线" w:hAnsi="等线"/>
-          <w:lang w:eastAsia="zh-CN"/>
-        </w:rPr>
-        <w:t>varchar(</w:t>
-      </w:r>
-      <w:proofErr w:type="gramEnd"/>
-      <w:r>
-        <w:rPr>
-          <w:rFonts w:ascii="等线" w:eastAsia="等线" w:hAnsi="等线"/>
-          <w:lang w:eastAsia="zh-CN"/>
-        </w:rPr>
-        <w:t>255) NOT NULL,</w:t>
+        <w:t>‘country’ varchar(255) NOT NULL,</w:t>
       </w:r>
     </w:p>
     <w:p>
@@ -3125,7 +2938,6 @@
         <w:t xml:space="preserve">T.*, </w:t>
       </w:r>
       <w:proofErr w:type="spellStart"/>
-      <w:proofErr w:type="gramStart"/>
       <w:r>
         <w:rPr>
           <w:rFonts w:ascii="等线" w:eastAsia="等线" w:hAnsi="等线"/>
@@ -3142,26 +2954,7 @@
             <w14:round/>
           </w14:textOutline>
         </w:rPr>
-        <w:t>S.manufacturer</w:t>
-      </w:r>
-      <w:proofErr w:type="gramEnd"/>
-      <w:r>
-        <w:rPr>
-          <w:rFonts w:ascii="等线" w:eastAsia="等线" w:hAnsi="等线"/>
-          <w:color w:val="000000" w:themeColor="text1"/>
-          <w:lang w:eastAsia="zh-CN"/>
-          <w14:shadow w14:blurRad="38100" w14:dist="19050" w14:dir="2700000" w14:sx="100000" w14:sy="100000" w14:kx="0" w14:ky="0" w14:algn="tl">
-            <w14:schemeClr w14:val="dk1">
-              <w14:alpha w14:val="60000"/>
-            </w14:schemeClr>
-          </w14:shadow>
-          <w14:textOutline w14:w="0" w14:cap="flat" w14:cmpd="sng" w14:algn="ctr">
-            <w14:noFill/>
-            <w14:prstDash w14:val="solid"/>
-            <w14:round/>
-          </w14:textOutline>
-        </w:rPr>
-        <w:t>_name</w:t>
+        <w:t>S.manufacturer_name</w:t>
       </w:r>
       <w:proofErr w:type="spellEnd"/>
       <w:r>
@@ -3224,7 +3017,6 @@
         <w:t xml:space="preserve">WHERE </w:t>
       </w:r>
       <w:proofErr w:type="spellStart"/>
-      <w:proofErr w:type="gramStart"/>
       <w:r>
         <w:rPr>
           <w:rFonts w:ascii="等线" w:eastAsia="等线" w:hAnsi="等线"/>
@@ -3244,7 +3036,6 @@
         <w:t>T.model</w:t>
       </w:r>
       <w:proofErr w:type="spellEnd"/>
-      <w:proofErr w:type="gramEnd"/>
       <w:r>
         <w:rPr>
           <w:rFonts w:ascii="等线" w:eastAsia="等线" w:hAnsi="等线"/>
@@ -3418,45 +3209,7 @@
             <w14:round/>
           </w14:textOutline>
         </w:rPr>
-        <w:t xml:space="preserve"> </w:t>
-      </w:r>
-      <w:proofErr w:type="gramStart"/>
-      <w:r>
-        <w:rPr>
-          <w:rFonts w:ascii="等线" w:eastAsia="等线" w:hAnsi="等线"/>
-          <w:color w:val="000000" w:themeColor="text1"/>
-          <w:lang w:eastAsia="zh-CN"/>
-          <w14:shadow w14:blurRad="38100" w14:dist="19050" w14:dir="2700000" w14:sx="100000" w14:sy="100000" w14:kx="0" w14:ky="0" w14:algn="tl">
-            <w14:schemeClr w14:val="dk1">
-              <w14:alpha w14:val="60000"/>
-            </w14:schemeClr>
-          </w14:shadow>
-          <w14:textOutline w14:w="0" w14:cap="flat" w14:cmpd="sng" w14:algn="ctr">
-            <w14:noFill/>
-            <w14:prstDash w14:val="solid"/>
-            <w14:round/>
-          </w14:textOutline>
-        </w:rPr>
-        <w:t>count(</w:t>
-      </w:r>
-      <w:proofErr w:type="gramEnd"/>
-      <w:r>
-        <w:rPr>
-          <w:rFonts w:ascii="等线" w:eastAsia="等线" w:hAnsi="等线"/>
-          <w:color w:val="000000" w:themeColor="text1"/>
-          <w:lang w:eastAsia="zh-CN"/>
-          <w14:shadow w14:blurRad="38100" w14:dist="19050" w14:dir="2700000" w14:sx="100000" w14:sy="100000" w14:kx="0" w14:ky="0" w14:algn="tl">
-            <w14:schemeClr w14:val="dk1">
-              <w14:alpha w14:val="60000"/>
-            </w14:schemeClr>
-          </w14:shadow>
-          <w14:textOutline w14:w="0" w14:cap="flat" w14:cmpd="sng" w14:algn="ctr">
-            <w14:noFill/>
-            <w14:prstDash w14:val="solid"/>
-            <w14:round/>
-          </w14:textOutline>
-        </w:rPr>
-        <w:t>*) FROM hardware;</w:t>
+        <w:t xml:space="preserve"> count(*) FROM hardware;</w:t>
       </w:r>
     </w:p>
     <w:p>
@@ -3561,45 +3314,7 @@
             <w14:round/>
           </w14:textOutline>
         </w:rPr>
-        <w:t xml:space="preserve">INSERT INTO manufacturer </w:t>
-      </w:r>
-      <w:proofErr w:type="gramStart"/>
-      <w:r>
-        <w:rPr>
-          <w:rFonts w:ascii="等线" w:eastAsia="等线" w:hAnsi="等线"/>
-          <w:color w:val="000000" w:themeColor="text1"/>
-          <w:lang w:eastAsia="zh-CN"/>
-          <w14:shadow w14:blurRad="38100" w14:dist="19050" w14:dir="2700000" w14:sx="100000" w14:sy="100000" w14:kx="0" w14:ky="0" w14:algn="tl">
-            <w14:schemeClr w14:val="dk1">
-              <w14:alpha w14:val="60000"/>
-            </w14:schemeClr>
-          </w14:shadow>
-          <w14:textOutline w14:w="0" w14:cap="flat" w14:cmpd="sng" w14:algn="ctr">
-            <w14:noFill/>
-            <w14:prstDash w14:val="solid"/>
-            <w14:round/>
-          </w14:textOutline>
-        </w:rPr>
-        <w:t>VALUES(</w:t>
-      </w:r>
-      <w:proofErr w:type="gramEnd"/>
-      <w:r>
-        <w:rPr>
-          <w:rFonts w:ascii="等线" w:eastAsia="等线" w:hAnsi="等线"/>
-          <w:color w:val="000000" w:themeColor="text1"/>
-          <w:lang w:eastAsia="zh-CN"/>
-          <w14:shadow w14:blurRad="38100" w14:dist="19050" w14:dir="2700000" w14:sx="100000" w14:sy="100000" w14:kx="0" w14:ky="0" w14:algn="tl">
-            <w14:schemeClr w14:val="dk1">
-              <w14:alpha w14:val="60000"/>
-            </w14:schemeClr>
-          </w14:shadow>
-          <w14:textOutline w14:w="0" w14:cap="flat" w14:cmpd="sng" w14:algn="ctr">
-            <w14:noFill/>
-            <w14:prstDash w14:val="solid"/>
-            <w14:round/>
-          </w14:textOutline>
-        </w:rPr>
-        <w:t>‘ROG’,’G834’,’Republic of China’);</w:t>
+        <w:t>INSERT INTO manufacturer VALUES(‘ROG’,’G834’,’Republic of China’);</w:t>
       </w:r>
     </w:p>
     <w:p>
@@ -3730,12 +3445,11 @@
             <w14:round/>
           </w14:textOutline>
         </w:rPr>
-        <w:t>INSERT INTO hardware VALUES(‘G834’,</w:t>
-      </w:r>
-      <w:proofErr w:type="gramStart"/>
-      <w:r>
-        <w:rPr>
-          <w:rFonts w:ascii="等线" w:eastAsia="等线" w:hAnsi="等线"/>
+        <w:t>INSERT INTO hardware VALUES(‘G834’,’</w:t>
+      </w:r>
+      <w:r>
+        <w:rPr>
+          <w:rFonts w:ascii="等线" w:eastAsia="等线" w:hAnsi="等线" w:hint="eastAsia"/>
           <w:color w:val="000000" w:themeColor="text1"/>
           <w:lang w:eastAsia="zh-CN"/>
           <w14:shadow w14:blurRad="38100" w14:dist="19050" w14:dir="2700000" w14:sx="100000" w14:sy="100000" w14:kx="0" w14:ky="0" w14:algn="tl">
@@ -3749,11 +3463,11 @@
             <w14:round/>
           </w14:textOutline>
         </w:rPr>
-        <w:t>’</w:t>
-      </w:r>
-      <w:r>
-        <w:rPr>
-          <w:rFonts w:ascii="等线" w:eastAsia="等线" w:hAnsi="等线" w:hint="eastAsia"/>
+        <w:t>湘朝宁</w:t>
+      </w:r>
+      <w:r>
+        <w:rPr>
+          <w:rFonts w:ascii="等线" w:eastAsia="等线" w:hAnsi="等线"/>
           <w:color w:val="000000" w:themeColor="text1"/>
           <w:lang w:eastAsia="zh-CN"/>
           <w14:shadow w14:blurRad="38100" w14:dist="19050" w14:dir="2700000" w14:sx="100000" w14:sy="100000" w14:kx="0" w14:ky="0" w14:algn="tl">
@@ -3767,11 +3481,11 @@
             <w14:round/>
           </w14:textOutline>
         </w:rPr>
-        <w:t>湘朝宁</w:t>
-      </w:r>
-      <w:r>
-        <w:rPr>
-          <w:rFonts w:ascii="等线" w:eastAsia="等线" w:hAnsi="等线"/>
+        <w:t>’,’PC’,’TWD89000’,’</w:t>
+      </w:r>
+      <w:r>
+        <w:rPr>
+          <w:rFonts w:ascii="等线" w:eastAsia="等线" w:hAnsi="等线" w:hint="eastAsia"/>
           <w:color w:val="000000" w:themeColor="text1"/>
           <w:lang w:eastAsia="zh-CN"/>
           <w14:shadow w14:blurRad="38100" w14:dist="19050" w14:dir="2700000" w14:sx="100000" w14:sy="100000" w14:kx="0" w14:ky="0" w14:algn="tl">
@@ -3785,9 +3499,8 @@
             <w14:round/>
           </w14:textOutline>
         </w:rPr>
-        <w:t>’</w:t>
-      </w:r>
-      <w:proofErr w:type="gramEnd"/>
+        <w:t>我的天啊，是R</w:t>
+      </w:r>
       <w:r>
         <w:rPr>
           <w:rFonts w:ascii="等线" w:eastAsia="等线" w:hAnsi="等线"/>
@@ -3804,12 +3517,11 @@
             <w14:round/>
           </w14:textOutline>
         </w:rPr>
-        <w:t>,</w:t>
-      </w:r>
-      <w:proofErr w:type="gramStart"/>
-      <w:r>
-        <w:rPr>
-          <w:rFonts w:ascii="等线" w:eastAsia="等线" w:hAnsi="等线"/>
+        <w:t>OG</w:t>
+      </w:r>
+      <w:r>
+        <w:rPr>
+          <w:rFonts w:ascii="等线" w:eastAsia="等线" w:hAnsi="等线" w:hint="eastAsia"/>
           <w:color w:val="000000" w:themeColor="text1"/>
           <w:lang w:eastAsia="zh-CN"/>
           <w14:shadow w14:blurRad="38100" w14:dist="19050" w14:dir="2700000" w14:sx="100000" w14:sy="100000" w14:kx="0" w14:ky="0" w14:algn="tl">
@@ -3823,12 +3535,11 @@
             <w14:round/>
           </w14:textOutline>
         </w:rPr>
-        <w:t>’</w:t>
-      </w:r>
-      <w:proofErr w:type="gramEnd"/>
-      <w:r>
-        <w:rPr>
-          <w:rFonts w:ascii="等线" w:eastAsia="等线" w:hAnsi="等线"/>
+        <w:t>大人</w:t>
+      </w:r>
+      <w:r>
+        <w:rPr>
+          <w:rFonts w:ascii="等线" w:eastAsia="等线" w:hAnsi="等线" w:hint="eastAsia"/>
           <w:color w:val="000000" w:themeColor="text1"/>
           <w:lang w:eastAsia="zh-CN"/>
           <w14:shadow w14:blurRad="38100" w14:dist="19050" w14:dir="2700000" w14:sx="100000" w14:sy="100000" w14:kx="0" w14:ky="0" w14:algn="tl">
@@ -3842,9 +3553,8 @@
             <w14:round/>
           </w14:textOutline>
         </w:rPr>
-        <w:t>PC</w:t>
-      </w:r>
-      <w:proofErr w:type="gramStart"/>
+        <w:t>！</w:t>
+      </w:r>
       <w:r>
         <w:rPr>
           <w:rFonts w:ascii="等线" w:eastAsia="等线" w:hAnsi="等线"/>
@@ -3861,232 +3571,7 @@
             <w14:round/>
           </w14:textOutline>
         </w:rPr>
-        <w:t>’</w:t>
-      </w:r>
-      <w:proofErr w:type="gramEnd"/>
-      <w:r>
-        <w:rPr>
-          <w:rFonts w:ascii="等线" w:eastAsia="等线" w:hAnsi="等线"/>
-          <w:color w:val="000000" w:themeColor="text1"/>
-          <w:lang w:eastAsia="zh-CN"/>
-          <w14:shadow w14:blurRad="38100" w14:dist="19050" w14:dir="2700000" w14:sx="100000" w14:sy="100000" w14:kx="0" w14:ky="0" w14:algn="tl">
-            <w14:schemeClr w14:val="dk1">
-              <w14:alpha w14:val="60000"/>
-            </w14:schemeClr>
-          </w14:shadow>
-          <w14:textOutline w14:w="0" w14:cap="flat" w14:cmpd="sng" w14:algn="ctr">
-            <w14:noFill/>
-            <w14:prstDash w14:val="solid"/>
-            <w14:round/>
-          </w14:textOutline>
-        </w:rPr>
-        <w:t>,</w:t>
-      </w:r>
-      <w:proofErr w:type="gramStart"/>
-      <w:r>
-        <w:rPr>
-          <w:rFonts w:ascii="等线" w:eastAsia="等线" w:hAnsi="等线"/>
-          <w:color w:val="000000" w:themeColor="text1"/>
-          <w:lang w:eastAsia="zh-CN"/>
-          <w14:shadow w14:blurRad="38100" w14:dist="19050" w14:dir="2700000" w14:sx="100000" w14:sy="100000" w14:kx="0" w14:ky="0" w14:algn="tl">
-            <w14:schemeClr w14:val="dk1">
-              <w14:alpha w14:val="60000"/>
-            </w14:schemeClr>
-          </w14:shadow>
-          <w14:textOutline w14:w="0" w14:cap="flat" w14:cmpd="sng" w14:algn="ctr">
-            <w14:noFill/>
-            <w14:prstDash w14:val="solid"/>
-            <w14:round/>
-          </w14:textOutline>
-        </w:rPr>
-        <w:t>’</w:t>
-      </w:r>
-      <w:proofErr w:type="gramEnd"/>
-      <w:r>
-        <w:rPr>
-          <w:rFonts w:ascii="等线" w:eastAsia="等线" w:hAnsi="等线"/>
-          <w:color w:val="000000" w:themeColor="text1"/>
-          <w:lang w:eastAsia="zh-CN"/>
-          <w14:shadow w14:blurRad="38100" w14:dist="19050" w14:dir="2700000" w14:sx="100000" w14:sy="100000" w14:kx="0" w14:ky="0" w14:algn="tl">
-            <w14:schemeClr w14:val="dk1">
-              <w14:alpha w14:val="60000"/>
-            </w14:schemeClr>
-          </w14:shadow>
-          <w14:textOutline w14:w="0" w14:cap="flat" w14:cmpd="sng" w14:algn="ctr">
-            <w14:noFill/>
-            <w14:prstDash w14:val="solid"/>
-            <w14:round/>
-          </w14:textOutline>
-        </w:rPr>
-        <w:t>TWD89000</w:t>
-      </w:r>
-      <w:proofErr w:type="gramStart"/>
-      <w:r>
-        <w:rPr>
-          <w:rFonts w:ascii="等线" w:eastAsia="等线" w:hAnsi="等线"/>
-          <w:color w:val="000000" w:themeColor="text1"/>
-          <w:lang w:eastAsia="zh-CN"/>
-          <w14:shadow w14:blurRad="38100" w14:dist="19050" w14:dir="2700000" w14:sx="100000" w14:sy="100000" w14:kx="0" w14:ky="0" w14:algn="tl">
-            <w14:schemeClr w14:val="dk1">
-              <w14:alpha w14:val="60000"/>
-            </w14:schemeClr>
-          </w14:shadow>
-          <w14:textOutline w14:w="0" w14:cap="flat" w14:cmpd="sng" w14:algn="ctr">
-            <w14:noFill/>
-            <w14:prstDash w14:val="solid"/>
-            <w14:round/>
-          </w14:textOutline>
-        </w:rPr>
-        <w:t>’</w:t>
-      </w:r>
-      <w:proofErr w:type="gramEnd"/>
-      <w:r>
-        <w:rPr>
-          <w:rFonts w:ascii="等线" w:eastAsia="等线" w:hAnsi="等线"/>
-          <w:color w:val="000000" w:themeColor="text1"/>
-          <w:lang w:eastAsia="zh-CN"/>
-          <w14:shadow w14:blurRad="38100" w14:dist="19050" w14:dir="2700000" w14:sx="100000" w14:sy="100000" w14:kx="0" w14:ky="0" w14:algn="tl">
-            <w14:schemeClr w14:val="dk1">
-              <w14:alpha w14:val="60000"/>
-            </w14:schemeClr>
-          </w14:shadow>
-          <w14:textOutline w14:w="0" w14:cap="flat" w14:cmpd="sng" w14:algn="ctr">
-            <w14:noFill/>
-            <w14:prstDash w14:val="solid"/>
-            <w14:round/>
-          </w14:textOutline>
-        </w:rPr>
-        <w:t>,</w:t>
-      </w:r>
-      <w:proofErr w:type="gramStart"/>
-      <w:r>
-        <w:rPr>
-          <w:rFonts w:ascii="等线" w:eastAsia="等线" w:hAnsi="等线"/>
-          <w:color w:val="000000" w:themeColor="text1"/>
-          <w:lang w:eastAsia="zh-CN"/>
-          <w14:shadow w14:blurRad="38100" w14:dist="19050" w14:dir="2700000" w14:sx="100000" w14:sy="100000" w14:kx="0" w14:ky="0" w14:algn="tl">
-            <w14:schemeClr w14:val="dk1">
-              <w14:alpha w14:val="60000"/>
-            </w14:schemeClr>
-          </w14:shadow>
-          <w14:textOutline w14:w="0" w14:cap="flat" w14:cmpd="sng" w14:algn="ctr">
-            <w14:noFill/>
-            <w14:prstDash w14:val="solid"/>
-            <w14:round/>
-          </w14:textOutline>
-        </w:rPr>
-        <w:t>’</w:t>
-      </w:r>
-      <w:proofErr w:type="gramEnd"/>
-      <w:r>
-        <w:rPr>
-          <w:rFonts w:ascii="等线" w:eastAsia="等线" w:hAnsi="等线" w:hint="eastAsia"/>
-          <w:color w:val="000000" w:themeColor="text1"/>
-          <w:lang w:eastAsia="zh-CN"/>
-          <w14:shadow w14:blurRad="38100" w14:dist="19050" w14:dir="2700000" w14:sx="100000" w14:sy="100000" w14:kx="0" w14:ky="0" w14:algn="tl">
-            <w14:schemeClr w14:val="dk1">
-              <w14:alpha w14:val="60000"/>
-            </w14:schemeClr>
-          </w14:shadow>
-          <w14:textOutline w14:w="0" w14:cap="flat" w14:cmpd="sng" w14:algn="ctr">
-            <w14:noFill/>
-            <w14:prstDash w14:val="solid"/>
-            <w14:round/>
-          </w14:textOutline>
-        </w:rPr>
-        <w:t>我的天啊，是R</w:t>
-      </w:r>
-      <w:r>
-        <w:rPr>
-          <w:rFonts w:ascii="等线" w:eastAsia="等线" w:hAnsi="等线"/>
-          <w:color w:val="000000" w:themeColor="text1"/>
-          <w:lang w:eastAsia="zh-CN"/>
-          <w14:shadow w14:blurRad="38100" w14:dist="19050" w14:dir="2700000" w14:sx="100000" w14:sy="100000" w14:kx="0" w14:ky="0" w14:algn="tl">
-            <w14:schemeClr w14:val="dk1">
-              <w14:alpha w14:val="60000"/>
-            </w14:schemeClr>
-          </w14:shadow>
-          <w14:textOutline w14:w="0" w14:cap="flat" w14:cmpd="sng" w14:algn="ctr">
-            <w14:noFill/>
-            <w14:prstDash w14:val="solid"/>
-            <w14:round/>
-          </w14:textOutline>
-        </w:rPr>
-        <w:t>OG</w:t>
-      </w:r>
-      <w:r>
-        <w:rPr>
-          <w:rFonts w:ascii="等线" w:eastAsia="等线" w:hAnsi="等线" w:hint="eastAsia"/>
-          <w:color w:val="000000" w:themeColor="text1"/>
-          <w:lang w:eastAsia="zh-CN"/>
-          <w14:shadow w14:blurRad="38100" w14:dist="19050" w14:dir="2700000" w14:sx="100000" w14:sy="100000" w14:kx="0" w14:ky="0" w14:algn="tl">
-            <w14:schemeClr w14:val="dk1">
-              <w14:alpha w14:val="60000"/>
-            </w14:schemeClr>
-          </w14:shadow>
-          <w14:textOutline w14:w="0" w14:cap="flat" w14:cmpd="sng" w14:algn="ctr">
-            <w14:noFill/>
-            <w14:prstDash w14:val="solid"/>
-            <w14:round/>
-          </w14:textOutline>
-        </w:rPr>
-        <w:t>大人</w:t>
-      </w:r>
-      <w:r>
-        <w:rPr>
-          <w:rFonts w:ascii="等线" w:eastAsia="等线" w:hAnsi="等线" w:hint="eastAsia"/>
-          <w:color w:val="000000" w:themeColor="text1"/>
-          <w:lang w:eastAsia="zh-CN"/>
-          <w14:shadow w14:blurRad="38100" w14:dist="19050" w14:dir="2700000" w14:sx="100000" w14:sy="100000" w14:kx="0" w14:ky="0" w14:algn="tl">
-            <w14:schemeClr w14:val="dk1">
-              <w14:alpha w14:val="60000"/>
-            </w14:schemeClr>
-          </w14:shadow>
-          <w14:textOutline w14:w="0" w14:cap="flat" w14:cmpd="sng" w14:algn="ctr">
-            <w14:noFill/>
-            <w14:prstDash w14:val="solid"/>
-            <w14:round/>
-          </w14:textOutline>
-        </w:rPr>
-        <w:t>！</w:t>
-      </w:r>
-      <w:proofErr w:type="gramStart"/>
-      <w:r>
-        <w:rPr>
-          <w:rFonts w:ascii="等线" w:eastAsia="等线" w:hAnsi="等线"/>
-          <w:color w:val="000000" w:themeColor="text1"/>
-          <w:lang w:eastAsia="zh-CN"/>
-          <w14:shadow w14:blurRad="38100" w14:dist="19050" w14:dir="2700000" w14:sx="100000" w14:sy="100000" w14:kx="0" w14:ky="0" w14:algn="tl">
-            <w14:schemeClr w14:val="dk1">
-              <w14:alpha w14:val="60000"/>
-            </w14:schemeClr>
-          </w14:shadow>
-          <w14:textOutline w14:w="0" w14:cap="flat" w14:cmpd="sng" w14:algn="ctr">
-            <w14:noFill/>
-            <w14:prstDash w14:val="solid"/>
-            <w14:round/>
-          </w14:textOutline>
-        </w:rPr>
-        <w:t>’</w:t>
-      </w:r>
-      <w:proofErr w:type="gramEnd"/>
-      <w:r>
-        <w:rPr>
-          <w:rFonts w:ascii="等线" w:eastAsia="等线" w:hAnsi="等线"/>
-          <w:color w:val="000000" w:themeColor="text1"/>
-          <w:lang w:eastAsia="zh-CN"/>
-          <w14:shadow w14:blurRad="38100" w14:dist="19050" w14:dir="2700000" w14:sx="100000" w14:sy="100000" w14:kx="0" w14:ky="0" w14:algn="tl">
-            <w14:schemeClr w14:val="dk1">
-              <w14:alpha w14:val="60000"/>
-            </w14:schemeClr>
-          </w14:shadow>
-          <w14:textOutline w14:w="0" w14:cap="flat" w14:cmpd="sng" w14:algn="ctr">
-            <w14:noFill/>
-            <w14:prstDash w14:val="solid"/>
-            <w14:round/>
-          </w14:textOutline>
-        </w:rPr>
-        <w:t>)</w:t>
+        <w:t>’)</w:t>
       </w:r>
       <w:r>
         <w:rPr>
@@ -4653,7 +4138,7 @@
     <w:p>
       <w:pPr>
         <w:rPr>
-          <w:rFonts w:eastAsia="等线" w:hint="eastAsia"/>
+          <w:rFonts w:eastAsia="等线"/>
           <w:bCs/>
           <w:color w:val="000000" w:themeColor="text1"/>
           <w:sz w:val="36"/>
@@ -4720,6 +4205,7 @@
         <w:rPr>
           <w:rFonts w:ascii="等线" w:eastAsia="等线" w:hAnsi="等线"/>
           <w:b/>
+          <w:noProof/>
           <w:color w:val="969696" w:themeColor="accent3"/>
           <w:lang w:eastAsia="zh-CN"/>
           <w14:textOutline w14:w="0" w14:cap="flat" w14:cmpd="sng" w14:algn="ctr">
@@ -4799,6 +4285,26 @@
     <w:p>
       <w:pPr>
         <w:rPr>
+          <w:rFonts w:eastAsia="等线"/>
+          <w:bCs/>
+          <w:color w:val="000000" w:themeColor="text1"/>
+          <w:sz w:val="36"/>
+          <w:szCs w:val="36"/>
+          <w:lang w:eastAsia="zh-CN"/>
+          <w14:shadow w14:blurRad="38100" w14:dist="19050" w14:dir="2700000" w14:sx="100000" w14:sy="100000" w14:kx="0" w14:ky="0" w14:algn="tl">
+            <w14:schemeClr w14:val="dk1">
+              <w14:alpha w14:val="60000"/>
+            </w14:schemeClr>
+          </w14:shadow>
+          <w14:textOutline w14:w="0" w14:cap="flat" w14:cmpd="sng" w14:algn="ctr">
+            <w14:noFill/>
+            <w14:prstDash w14:val="solid"/>
+            <w14:round/>
+          </w14:textOutline>
+        </w:rPr>
+      </w:pPr>
+      <w:r>
+        <w:rPr>
           <w:rFonts w:eastAsia="等线" w:hint="eastAsia"/>
           <w:bCs/>
           <w:color w:val="000000" w:themeColor="text1"/>
@@ -4816,10 +4322,13 @@
             <w14:round/>
           </w14:textOutline>
         </w:rPr>
-      </w:pPr>
-      <w:r>
-        <w:rPr>
-          <w:rFonts w:eastAsia="等线" w:hint="eastAsia"/>
+        <w:t>画面设计</w:t>
+      </w:r>
+    </w:p>
+    <w:p>
+      <w:pPr>
+        <w:rPr>
+          <w:rFonts w:eastAsia="等线"/>
           <w:bCs/>
           <w:color w:val="000000" w:themeColor="text1"/>
           <w:sz w:val="36"/>
@@ -4836,31 +4345,7 @@
             <w14:round/>
           </w14:textOutline>
         </w:rPr>
-        <w:t>画面设计</w:t>
-      </w:r>
-    </w:p>
-    <w:p>
-      <w:pPr>
-        <w:rPr>
-          <w:rFonts w:eastAsia="等线"/>
-          <w:bCs/>
-          <w:color w:val="000000" w:themeColor="text1"/>
-          <w:sz w:val="36"/>
-          <w:szCs w:val="36"/>
-          <w:lang w:eastAsia="zh-CN"/>
-          <w14:shadow w14:blurRad="38100" w14:dist="19050" w14:dir="2700000" w14:sx="100000" w14:sy="100000" w14:kx="0" w14:ky="0" w14:algn="tl">
-            <w14:schemeClr w14:val="dk1">
-              <w14:alpha w14:val="60000"/>
-            </w14:schemeClr>
-          </w14:shadow>
-          <w14:textOutline w14:w="0" w14:cap="flat" w14:cmpd="sng" w14:algn="ctr">
-            <w14:noFill/>
-            <w14:prstDash w14:val="solid"/>
-            <w14:round/>
-          </w14:textOutline>
-        </w:rPr>
       </w:pPr>
-      <w:proofErr w:type="gramStart"/>
       <w:r>
         <w:rPr>
           <w:rFonts w:ascii="等线" w:eastAsia="等线" w:hAnsi="等线" w:hint="eastAsia"/>
@@ -4881,12 +4366,11 @@
             </w14:contourClr>
           </w14:props3d>
         </w:rPr>
-        <w:t>首页美</w:t>
-      </w:r>
-      <w:proofErr w:type="gramEnd"/>
-      <w:r>
-        <w:rPr>
-          <w:rFonts w:ascii="等线" w:eastAsia="等线" w:hAnsi="等线" w:hint="eastAsia"/>
+        <w:t>首页美图.</w:t>
+      </w:r>
+      <w:r>
+        <w:rPr>
+          <w:rFonts w:ascii="等线" w:eastAsia="等线" w:hAnsi="等线"/>
           <w:b/>
           <w:color w:val="969696" w:themeColor="accent3"/>
           <w:lang w:eastAsia="zh-CN"/>
@@ -4904,35 +4388,13 @@
             </w14:contourClr>
           </w14:props3d>
         </w:rPr>
-        <w:t>图.</w:t>
-      </w:r>
-      <w:r>
-        <w:rPr>
-          <w:rFonts w:ascii="等线" w:eastAsia="等线" w:hAnsi="等线"/>
-          <w:b/>
-          <w:color w:val="969696" w:themeColor="accent3"/>
-          <w:lang w:eastAsia="zh-CN"/>
-          <w14:textOutline w14:w="0" w14:cap="flat" w14:cmpd="sng" w14:algn="ctr">
-            <w14:noFill/>
-            <w14:prstDash w14:val="solid"/>
-            <w14:round/>
-          </w14:textOutline>
-          <w14:props3d w14:extrusionH="57150" w14:contourW="0" w14:prstMaterial="matte">
-            <w14:bevelT w14:w="63500" w14:h="12700" w14:prst="angle"/>
-            <w14:contourClr>
-              <w14:schemeClr w14:val="bg1">
-                <w14:lumMod w14:val="65000"/>
-              </w14:schemeClr>
-            </w14:contourClr>
-          </w14:props3d>
-        </w:rPr>
         <w:t>jpg</w:t>
       </w:r>
     </w:p>
     <w:p>
       <w:pPr>
         <w:rPr>
-          <w:rFonts w:eastAsia="等线" w:hint="eastAsia"/>
+          <w:rFonts w:eastAsia="等线"/>
           <w:bCs/>
           <w:color w:val="000000" w:themeColor="text1"/>
           <w:sz w:val="36"/>
@@ -5070,34 +4532,13 @@
           </w14:props3d>
         </w:rPr>
         <w:lastRenderedPageBreak/>
-        <w:t>首页</w:t>
-      </w:r>
-      <w:r>
-        <w:rPr>
-          <w:rFonts w:ascii="等线" w:eastAsia="等线" w:hAnsi="等线" w:hint="eastAsia"/>
+        <w:t>首页概念图</w:t>
+      </w:r>
+      <w:r>
+        <w:rPr>
+          <w:rFonts w:ascii="等线" w:eastAsia="等线" w:hAnsi="等线"/>
           <w:b/>
-          <w:color w:val="969696" w:themeColor="accent3"/>
-          <w:lang w:eastAsia="zh-CN"/>
-          <w14:textOutline w14:w="0" w14:cap="flat" w14:cmpd="sng" w14:algn="ctr">
-            <w14:noFill/>
-            <w14:prstDash w14:val="solid"/>
-            <w14:round/>
-          </w14:textOutline>
-          <w14:props3d w14:extrusionH="57150" w14:contourW="0" w14:prstMaterial="matte">
-            <w14:bevelT w14:w="63500" w14:h="12700" w14:prst="angle"/>
-            <w14:contourClr>
-              <w14:schemeClr w14:val="bg1">
-                <w14:lumMod w14:val="65000"/>
-              </w14:schemeClr>
-            </w14:contourClr>
-          </w14:props3d>
-        </w:rPr>
-        <w:t>概念图</w:t>
-      </w:r>
-      <w:r>
-        <w:rPr>
-          <w:rFonts w:ascii="等线" w:eastAsia="等线" w:hAnsi="等线"/>
-          <w:b/>
+          <w:noProof/>
           <w:color w:val="969696" w:themeColor="accent3"/>
           <w:lang w:eastAsia="zh-CN"/>
           <w14:textOutline w14:w="0" w14:cap="flat" w14:cmpd="sng" w14:algn="ctr">
@@ -5199,6 +4640,7 @@
         <w:rPr>
           <w:rFonts w:ascii="等线" w:eastAsia="等线" w:hAnsi="等线"/>
           <w:b/>
+          <w:noProof/>
           <w:color w:val="969696" w:themeColor="accent3"/>
           <w:lang w:eastAsia="zh-CN"/>
           <w14:textOutline w14:w="0" w14:cap="flat" w14:cmpd="sng" w14:algn="ctr">
@@ -5323,6 +4765,7 @@
         <w:rPr>
           <w:rFonts w:ascii="等线" w:eastAsia="等线" w:hAnsi="等线"/>
           <w:b/>
+          <w:noProof/>
           <w:color w:val="969696" w:themeColor="accent3"/>
           <w:lang w:eastAsia="zh-CN"/>
           <w14:textOutline w14:w="0" w14:cap="flat" w14:cmpd="sng" w14:algn="ctr">
@@ -5417,34 +4860,13 @@
             </w14:contourClr>
           </w14:props3d>
         </w:rPr>
-        <w:t>管理员操作界面概念图</w:t>
-      </w:r>
-      <w:r>
-        <w:rPr>
-          <w:rFonts w:ascii="等线" w:eastAsia="等线" w:hAnsi="等线" w:hint="eastAsia"/>
+        <w:t>管理员操作界面概念图（新增）</w:t>
+      </w:r>
+      <w:r>
+        <w:rPr>
+          <w:rFonts w:ascii="等线" w:eastAsia="等线" w:hAnsi="等线"/>
           <w:b/>
-          <w:color w:val="969696" w:themeColor="accent3"/>
-          <w:lang w:eastAsia="zh-CN"/>
-          <w14:textOutline w14:w="0" w14:cap="flat" w14:cmpd="sng" w14:algn="ctr">
-            <w14:noFill/>
-            <w14:prstDash w14:val="solid"/>
-            <w14:round/>
-          </w14:textOutline>
-          <w14:props3d w14:extrusionH="57150" w14:contourW="0" w14:prstMaterial="matte">
-            <w14:bevelT w14:w="63500" w14:h="12700" w14:prst="angle"/>
-            <w14:contourClr>
-              <w14:schemeClr w14:val="bg1">
-                <w14:lumMod w14:val="65000"/>
-              </w14:schemeClr>
-            </w14:contourClr>
-          </w14:props3d>
-        </w:rPr>
-        <w:t>（新增）</w:t>
-      </w:r>
-      <w:r>
-        <w:rPr>
-          <w:rFonts w:ascii="等线" w:eastAsia="等线" w:hAnsi="等线"/>
-          <w:b/>
+          <w:noProof/>
           <w:color w:val="969696" w:themeColor="accent3"/>
           <w:lang w:eastAsia="zh-CN"/>
           <w14:textOutline w14:w="0" w14:cap="flat" w14:cmpd="sng" w14:algn="ctr">
@@ -5576,6 +4998,7 @@
         <w:rPr>
           <w:rFonts w:ascii="等线" w:eastAsia="等线" w:hAnsi="等线"/>
           <w:b/>
+          <w:noProof/>
           <w:color w:val="969696" w:themeColor="accent3"/>
           <w:lang w:eastAsia="zh-CN"/>
           <w14:textOutline w14:w="0" w14:cap="flat" w14:cmpd="sng" w14:algn="ctr">
@@ -5676,6 +5099,7 @@
         <w:rPr>
           <w:rFonts w:ascii="等线" w:eastAsia="等线" w:hAnsi="等线"/>
           <w:b/>
+          <w:noProof/>
           <w:color w:val="969696" w:themeColor="accent3"/>
           <w:lang w:eastAsia="zh-CN"/>
           <w14:textOutline w14:w="0" w14:cap="flat" w14:cmpd="sng" w14:algn="ctr">
@@ -5732,7 +5156,7 @@
     <w:p>
       <w:pPr>
         <w:rPr>
-          <w:rFonts w:ascii="等线" w:eastAsia="等线" w:hAnsi="等线" w:hint="eastAsia"/>
+          <w:rFonts w:ascii="等线" w:eastAsia="等线" w:hAnsi="等线"/>
           <w:b/>
           <w:color w:val="969696" w:themeColor="accent3"/>
           <w:lang w:eastAsia="zh-CN"/>
@@ -7278,7 +6702,7 @@
                           <w:pPr>
                             <w:spacing w:after="0" w:line="240" w:lineRule="auto"/>
                             <w:rPr>
-                              <w:rFonts w:ascii="Microsoft YaHei Light" w:eastAsia="Microsoft YaHei Light" w:hAnsi="Microsoft YaHei Light" w:hint="eastAsia"/>
+                              <w:rFonts w:ascii="Microsoft YaHei Light" w:eastAsia="Microsoft YaHei Light" w:hAnsi="Microsoft YaHei Light"/>
                               <w:b/>
                               <w:bCs/>
                               <w:lang w:eastAsia="zh-CN"/>
@@ -7600,7 +7024,7 @@
                           <w:pPr>
                             <w:spacing w:after="0" w:line="240" w:lineRule="auto"/>
                             <w:rPr>
-                              <w:rFonts w:ascii="Microsoft YaHei Light" w:eastAsia="Microsoft YaHei Light" w:hAnsi="Microsoft YaHei Light" w:hint="eastAsia"/>
+                              <w:rFonts w:ascii="Microsoft YaHei Light" w:eastAsia="Microsoft YaHei Light" w:hAnsi="Microsoft YaHei Light"/>
                               <w:b/>
                               <w:bCs/>
                               <w:lang w:eastAsia="zh-CN"/>
@@ -7886,7 +7310,7 @@
                           <w:pPr>
                             <w:spacing w:after="0" w:line="240" w:lineRule="auto"/>
                             <w:rPr>
-                              <w:rFonts w:ascii="Microsoft YaHei Light" w:eastAsia="Microsoft YaHei Light" w:hAnsi="Microsoft YaHei Light" w:hint="eastAsia"/>
+                              <w:rFonts w:ascii="Microsoft YaHei Light" w:eastAsia="Microsoft YaHei Light" w:hAnsi="Microsoft YaHei Light"/>
                               <w:b/>
                               <w:bCs/>
                               <w:lang w:eastAsia="zh-CN"/>

--- a/2025 Database/硬体大吊查prototype.docx
+++ b/2025 Database/硬体大吊查prototype.docx
@@ -2260,19 +2260,6 @@
           <w:lang w:eastAsia="zh-CN"/>
         </w:rPr>
         <w:t>PRIMARY KEY(‘model’)</w:t>
-      </w:r>
-      <w:r>
-        <w:rPr>
-          <w:rFonts w:ascii="等线" w:eastAsia="等线" w:hAnsi="等线"/>
-          <w:b/>
-          <w:bCs/>
-          <w:i/>
-          <w:iCs/>
-          <w:noProof/>
-          <w:u w:val="single"/>
-          <w:lang w:eastAsia="zh-CN"/>
-        </w:rPr>
-        <w:t xml:space="preserve"> </w:t>
       </w:r>
     </w:p>
     <w:p>

--- a/2025 Database/硬体大吊查prototype.docx
+++ b/2025 Database/硬体大吊查prototype.docx
@@ -345,7 +345,23 @@
           <w:rFonts w:ascii="等线" w:eastAsia="等线" w:hAnsi="等线"/>
           <w:lang w:eastAsia="zh-CN"/>
         </w:rPr>
-        <w:t xml:space="preserve"> varchar(255) NOT NULL,</w:t>
+        <w:t xml:space="preserve"> </w:t>
+      </w:r>
+      <w:proofErr w:type="gramStart"/>
+      <w:r>
+        <w:rPr>
+          <w:rFonts w:ascii="等线" w:eastAsia="等线" w:hAnsi="等线"/>
+          <w:lang w:eastAsia="zh-CN"/>
+        </w:rPr>
+        <w:t>varchar(</w:t>
+      </w:r>
+      <w:proofErr w:type="gramEnd"/>
+      <w:r>
+        <w:rPr>
+          <w:rFonts w:ascii="等线" w:eastAsia="等线" w:hAnsi="等线"/>
+          <w:lang w:eastAsia="zh-CN"/>
+        </w:rPr>
+        <w:t>255) NOT NULL,</w:t>
       </w:r>
     </w:p>
     <w:p>
@@ -382,7 +398,23 @@
           <w:rFonts w:ascii="等线" w:eastAsia="等线" w:hAnsi="等线"/>
           <w:lang w:eastAsia="zh-CN"/>
         </w:rPr>
-        <w:t xml:space="preserve"> varchar(255) NOT NULL,</w:t>
+        <w:t xml:space="preserve"> </w:t>
+      </w:r>
+      <w:proofErr w:type="gramStart"/>
+      <w:r>
+        <w:rPr>
+          <w:rFonts w:ascii="等线" w:eastAsia="等线" w:hAnsi="等线"/>
+          <w:lang w:eastAsia="zh-CN"/>
+        </w:rPr>
+        <w:t>varchar(</w:t>
+      </w:r>
+      <w:proofErr w:type="gramEnd"/>
+      <w:r>
+        <w:rPr>
+          <w:rFonts w:ascii="等线" w:eastAsia="等线" w:hAnsi="等线"/>
+          <w:lang w:eastAsia="zh-CN"/>
+        </w:rPr>
+        <w:t>255) NOT NULL,</w:t>
       </w:r>
     </w:p>
     <w:p>
@@ -419,7 +451,23 @@
           <w:rFonts w:ascii="等线" w:eastAsia="等线" w:hAnsi="等线"/>
           <w:lang w:eastAsia="zh-CN"/>
         </w:rPr>
-        <w:t xml:space="preserve"> varchar(255) NOT NULL,</w:t>
+        <w:t xml:space="preserve"> </w:t>
+      </w:r>
+      <w:proofErr w:type="gramStart"/>
+      <w:r>
+        <w:rPr>
+          <w:rFonts w:ascii="等线" w:eastAsia="等线" w:hAnsi="等线"/>
+          <w:lang w:eastAsia="zh-CN"/>
+        </w:rPr>
+        <w:t>varchar(</w:t>
+      </w:r>
+      <w:proofErr w:type="gramEnd"/>
+      <w:r>
+        <w:rPr>
+          <w:rFonts w:ascii="等线" w:eastAsia="等线" w:hAnsi="等线"/>
+          <w:lang w:eastAsia="zh-CN"/>
+        </w:rPr>
+        <w:t>255) NOT NULL,</w:t>
       </w:r>
     </w:p>
     <w:p>
@@ -1001,7 +1049,23 @@
           <w:rFonts w:ascii="等线" w:eastAsia="等线" w:hAnsi="等线"/>
           <w:lang w:eastAsia="zh-CN"/>
         </w:rPr>
-        <w:t xml:space="preserve"> varchar(255) NOT NULL</w:t>
+        <w:t xml:space="preserve"> </w:t>
+      </w:r>
+      <w:proofErr w:type="gramStart"/>
+      <w:r>
+        <w:rPr>
+          <w:rFonts w:ascii="等线" w:eastAsia="等线" w:hAnsi="等线"/>
+          <w:lang w:eastAsia="zh-CN"/>
+        </w:rPr>
+        <w:t>varchar(</w:t>
+      </w:r>
+      <w:proofErr w:type="gramEnd"/>
+      <w:r>
+        <w:rPr>
+          <w:rFonts w:ascii="等线" w:eastAsia="等线" w:hAnsi="等线"/>
+          <w:lang w:eastAsia="zh-CN"/>
+        </w:rPr>
+        <w:t>255) NOT NULL</w:t>
       </w:r>
       <w:r>
         <w:rPr>
@@ -1040,7 +1104,23 @@
           <w:rFonts w:ascii="等线" w:eastAsia="等线" w:hAnsi="等线"/>
           <w:lang w:eastAsia="zh-CN"/>
         </w:rPr>
-        <w:t>’ varchar(255) NOT NULL,</w:t>
+        <w:t xml:space="preserve">’ </w:t>
+      </w:r>
+      <w:proofErr w:type="gramStart"/>
+      <w:r>
+        <w:rPr>
+          <w:rFonts w:ascii="等线" w:eastAsia="等线" w:hAnsi="等线"/>
+          <w:lang w:eastAsia="zh-CN"/>
+        </w:rPr>
+        <w:t>varchar(</w:t>
+      </w:r>
+      <w:proofErr w:type="gramEnd"/>
+      <w:r>
+        <w:rPr>
+          <w:rFonts w:ascii="等线" w:eastAsia="等线" w:hAnsi="等线"/>
+          <w:lang w:eastAsia="zh-CN"/>
+        </w:rPr>
+        <w:t>255) NOT NULL,</w:t>
       </w:r>
     </w:p>
     <w:p>
@@ -1077,7 +1157,23 @@
           <w:rFonts w:ascii="等线" w:eastAsia="等线" w:hAnsi="等线"/>
           <w:lang w:eastAsia="zh-CN"/>
         </w:rPr>
-        <w:t xml:space="preserve"> varchar(255) NOT NULL,</w:t>
+        <w:t xml:space="preserve"> </w:t>
+      </w:r>
+      <w:proofErr w:type="gramStart"/>
+      <w:r>
+        <w:rPr>
+          <w:rFonts w:ascii="等线" w:eastAsia="等线" w:hAnsi="等线"/>
+          <w:lang w:eastAsia="zh-CN"/>
+        </w:rPr>
+        <w:t>varchar(</w:t>
+      </w:r>
+      <w:proofErr w:type="gramEnd"/>
+      <w:r>
+        <w:rPr>
+          <w:rFonts w:ascii="等线" w:eastAsia="等线" w:hAnsi="等线"/>
+          <w:lang w:eastAsia="zh-CN"/>
+        </w:rPr>
+        <w:t>255) NOT NULL,</w:t>
       </w:r>
     </w:p>
     <w:p>
@@ -1099,7 +1195,23 @@
           <w:rFonts w:ascii="等线" w:eastAsia="等线" w:hAnsi="等线"/>
           <w:lang w:eastAsia="zh-CN"/>
         </w:rPr>
-        <w:t>‘price’ varchar(255) NOT NULL,</w:t>
+        <w:t xml:space="preserve">‘price’ </w:t>
+      </w:r>
+      <w:proofErr w:type="gramStart"/>
+      <w:r>
+        <w:rPr>
+          <w:rFonts w:ascii="等线" w:eastAsia="等线" w:hAnsi="等线"/>
+          <w:lang w:eastAsia="zh-CN"/>
+        </w:rPr>
+        <w:t>varchar(</w:t>
+      </w:r>
+      <w:proofErr w:type="gramEnd"/>
+      <w:r>
+        <w:rPr>
+          <w:rFonts w:ascii="等线" w:eastAsia="等线" w:hAnsi="等线"/>
+          <w:lang w:eastAsia="zh-CN"/>
+        </w:rPr>
+        <w:t>255) NOT NULL,</w:t>
       </w:r>
     </w:p>
     <w:p>
@@ -1142,7 +1254,23 @@
           <w:rFonts w:ascii="等线" w:eastAsia="等线" w:hAnsi="等线"/>
           <w:lang w:eastAsia="zh-CN"/>
         </w:rPr>
-        <w:t xml:space="preserve"> varchar(255) NOT NULL,</w:t>
+        <w:t xml:space="preserve"> </w:t>
+      </w:r>
+      <w:proofErr w:type="gramStart"/>
+      <w:r>
+        <w:rPr>
+          <w:rFonts w:ascii="等线" w:eastAsia="等线" w:hAnsi="等线"/>
+          <w:lang w:eastAsia="zh-CN"/>
+        </w:rPr>
+        <w:t>varchar(</w:t>
+      </w:r>
+      <w:proofErr w:type="gramEnd"/>
+      <w:r>
+        <w:rPr>
+          <w:rFonts w:ascii="等线" w:eastAsia="等线" w:hAnsi="等线"/>
+          <w:lang w:eastAsia="zh-CN"/>
+        </w:rPr>
+        <w:t>255) NOT NULL,</w:t>
       </w:r>
     </w:p>
     <w:p>
@@ -1158,7 +1286,23 @@
           <w:lang w:eastAsia="zh-CN"/>
         </w:rPr>
         <w:tab/>
-        <w:t>PRIMARY KEY(‘model’</w:t>
+        <w:t xml:space="preserve">PRIMARY </w:t>
+      </w:r>
+      <w:proofErr w:type="gramStart"/>
+      <w:r>
+        <w:rPr>
+          <w:rFonts w:ascii="等线" w:eastAsia="等线" w:hAnsi="等线"/>
+          <w:lang w:eastAsia="zh-CN"/>
+        </w:rPr>
+        <w:t>KEY(</w:t>
+      </w:r>
+      <w:proofErr w:type="gramEnd"/>
+      <w:r>
+        <w:rPr>
+          <w:rFonts w:ascii="等线" w:eastAsia="等线" w:hAnsi="等线"/>
+          <w:lang w:eastAsia="zh-CN"/>
+        </w:rPr>
+        <w:t>‘model’</w:t>
       </w:r>
       <w:r>
         <w:rPr>
@@ -2172,8 +2316,17 @@
           <w:rFonts w:ascii="等线" w:eastAsia="等线" w:hAnsi="等线"/>
           <w:lang w:eastAsia="zh-CN"/>
         </w:rPr>
-        <w:t>CREATE TABLE ‘manufacturer’(</w:t>
-      </w:r>
+        <w:t>CREATE TABLE ‘manufacturer</w:t>
+      </w:r>
+      <w:proofErr w:type="gramStart"/>
+      <w:r>
+        <w:rPr>
+          <w:rFonts w:ascii="等线" w:eastAsia="等线" w:hAnsi="等线"/>
+          <w:lang w:eastAsia="zh-CN"/>
+        </w:rPr>
+        <w:t>’(</w:t>
+      </w:r>
+      <w:proofErr w:type="gramEnd"/>
     </w:p>
     <w:p>
       <w:pPr>
@@ -2188,7 +2341,23 @@
           <w:lang w:eastAsia="zh-CN"/>
         </w:rPr>
         <w:tab/>
-        <w:t>‘model’ varchar(255) NOT NULL,</w:t>
+        <w:t xml:space="preserve">‘model’ </w:t>
+      </w:r>
+      <w:proofErr w:type="gramStart"/>
+      <w:r>
+        <w:rPr>
+          <w:rFonts w:ascii="等线" w:eastAsia="等线" w:hAnsi="等线"/>
+          <w:lang w:eastAsia="zh-CN"/>
+        </w:rPr>
+        <w:t>varchar(</w:t>
+      </w:r>
+      <w:proofErr w:type="gramEnd"/>
+      <w:r>
+        <w:rPr>
+          <w:rFonts w:ascii="等线" w:eastAsia="等线" w:hAnsi="等线"/>
+          <w:lang w:eastAsia="zh-CN"/>
+        </w:rPr>
+        <w:t>255) NOT NULL,</w:t>
       </w:r>
     </w:p>
     <w:p>
@@ -2227,7 +2396,23 @@
           <w:rFonts w:ascii="等线" w:eastAsia="等线" w:hAnsi="等线"/>
           <w:lang w:eastAsia="zh-CN"/>
         </w:rPr>
-        <w:t xml:space="preserve"> varchar(255) NOT NULL,</w:t>
+        <w:t xml:space="preserve"> </w:t>
+      </w:r>
+      <w:proofErr w:type="gramStart"/>
+      <w:r>
+        <w:rPr>
+          <w:rFonts w:ascii="等线" w:eastAsia="等线" w:hAnsi="等线"/>
+          <w:lang w:eastAsia="zh-CN"/>
+        </w:rPr>
+        <w:t>varchar(</w:t>
+      </w:r>
+      <w:proofErr w:type="gramEnd"/>
+      <w:r>
+        <w:rPr>
+          <w:rFonts w:ascii="等线" w:eastAsia="等线" w:hAnsi="等线"/>
+          <w:lang w:eastAsia="zh-CN"/>
+        </w:rPr>
+        <w:t>255) NOT NULL,</w:t>
       </w:r>
     </w:p>
     <w:p>
@@ -2243,7 +2428,23 @@
           <w:lang w:eastAsia="zh-CN"/>
         </w:rPr>
         <w:tab/>
-        <w:t>‘country’ varchar(255) NOT NULL,</w:t>
+        <w:t xml:space="preserve">‘country’ </w:t>
+      </w:r>
+      <w:proofErr w:type="gramStart"/>
+      <w:r>
+        <w:rPr>
+          <w:rFonts w:ascii="等线" w:eastAsia="等线" w:hAnsi="等线"/>
+          <w:lang w:eastAsia="zh-CN"/>
+        </w:rPr>
+        <w:t>varchar(</w:t>
+      </w:r>
+      <w:proofErr w:type="gramEnd"/>
+      <w:r>
+        <w:rPr>
+          <w:rFonts w:ascii="等线" w:eastAsia="等线" w:hAnsi="等线"/>
+          <w:lang w:eastAsia="zh-CN"/>
+        </w:rPr>
+        <w:t>255) NOT NULL,</w:t>
       </w:r>
     </w:p>
     <w:p>
@@ -2714,6 +2915,8 @@
       <w:r>
         <w:rPr>
           <w:rFonts w:ascii="等线" w:eastAsia="等线" w:hAnsi="等线" w:hint="eastAsia"/>
+          <w:b/>
+          <w:bCs/>
           <w:color w:val="000000" w:themeColor="text1"/>
           <w:lang w:eastAsia="zh-CN"/>
           <w14:shadow w14:blurRad="38100" w14:dist="19050" w14:dir="2700000" w14:sx="100000" w14:sy="100000" w14:kx="0" w14:ky="0" w14:algn="tl">
@@ -2732,6 +2935,8 @@
       <w:r>
         <w:rPr>
           <w:rFonts w:ascii="等线" w:eastAsia="等线" w:hAnsi="等线"/>
+          <w:b/>
+          <w:bCs/>
           <w:color w:val="000000" w:themeColor="text1"/>
           <w:lang w:eastAsia="zh-CN"/>
           <w14:shadow w14:blurRad="38100" w14:dist="19050" w14:dir="2700000" w14:sx="100000" w14:sy="100000" w14:kx="0" w14:ky="0" w14:algn="tl">
@@ -2781,7 +2986,45 @@
             <w14:round/>
           </w14:textOutline>
         </w:rPr>
-        <w:t>* FROM hardware;</w:t>
+        <w:t xml:space="preserve">* </w:t>
+      </w:r>
+      <w:r>
+        <w:rPr>
+          <w:rFonts w:ascii="等线" w:eastAsia="等线" w:hAnsi="等线"/>
+          <w:b/>
+          <w:bCs/>
+          <w:color w:val="000000" w:themeColor="text1"/>
+          <w:lang w:eastAsia="zh-CN"/>
+          <w14:shadow w14:blurRad="38100" w14:dist="19050" w14:dir="2700000" w14:sx="100000" w14:sy="100000" w14:kx="0" w14:ky="0" w14:algn="tl">
+            <w14:schemeClr w14:val="dk1">
+              <w14:alpha w14:val="60000"/>
+            </w14:schemeClr>
+          </w14:shadow>
+          <w14:textOutline w14:w="0" w14:cap="flat" w14:cmpd="sng" w14:algn="ctr">
+            <w14:noFill/>
+            <w14:prstDash w14:val="solid"/>
+            <w14:round/>
+          </w14:textOutline>
+        </w:rPr>
+        <w:t>FROM</w:t>
+      </w:r>
+      <w:r>
+        <w:rPr>
+          <w:rFonts w:ascii="等线" w:eastAsia="等线" w:hAnsi="等线"/>
+          <w:color w:val="000000" w:themeColor="text1"/>
+          <w:lang w:eastAsia="zh-CN"/>
+          <w14:shadow w14:blurRad="38100" w14:dist="19050" w14:dir="2700000" w14:sx="100000" w14:sy="100000" w14:kx="0" w14:ky="0" w14:algn="tl">
+            <w14:schemeClr w14:val="dk1">
+              <w14:alpha w14:val="60000"/>
+            </w14:schemeClr>
+          </w14:shadow>
+          <w14:textOutline w14:w="0" w14:cap="flat" w14:cmpd="sng" w14:algn="ctr">
+            <w14:noFill/>
+            <w14:prstDash w14:val="solid"/>
+            <w14:round/>
+          </w14:textOutline>
+        </w:rPr>
+        <w:t xml:space="preserve"> hardware;</w:t>
       </w:r>
     </w:p>
     <w:p>
@@ -2891,20 +3134,40 @@
       <w:r>
         <w:rPr>
           <w:rFonts w:ascii="等线" w:eastAsia="等线" w:hAnsi="等线"/>
-          <w:color w:val="000000" w:themeColor="text1"/>
-          <w:lang w:eastAsia="zh-CN"/>
-          <w14:shadow w14:blurRad="38100" w14:dist="19050" w14:dir="2700000" w14:sx="100000" w14:sy="100000" w14:kx="0" w14:ky="0" w14:algn="tl">
-            <w14:schemeClr w14:val="dk1">
-              <w14:alpha w14:val="60000"/>
-            </w14:schemeClr>
-          </w14:shadow>
-          <w14:textOutline w14:w="0" w14:cap="flat" w14:cmpd="sng" w14:algn="ctr">
-            <w14:noFill/>
-            <w14:prstDash w14:val="solid"/>
-            <w14:round/>
-          </w14:textOutline>
-        </w:rPr>
-        <w:t xml:space="preserve">SELECT </w:t>
+          <w:b/>
+          <w:bCs/>
+          <w:color w:val="000000" w:themeColor="text1"/>
+          <w:lang w:eastAsia="zh-CN"/>
+          <w14:shadow w14:blurRad="38100" w14:dist="19050" w14:dir="2700000" w14:sx="100000" w14:sy="100000" w14:kx="0" w14:ky="0" w14:algn="tl">
+            <w14:schemeClr w14:val="dk1">
+              <w14:alpha w14:val="60000"/>
+            </w14:schemeClr>
+          </w14:shadow>
+          <w14:textOutline w14:w="0" w14:cap="flat" w14:cmpd="sng" w14:algn="ctr">
+            <w14:noFill/>
+            <w14:prstDash w14:val="solid"/>
+            <w14:round/>
+          </w14:textOutline>
+        </w:rPr>
+        <w:t>SELECT</w:t>
+      </w:r>
+      <w:r>
+        <w:rPr>
+          <w:rFonts w:ascii="等线" w:eastAsia="等线" w:hAnsi="等线"/>
+          <w:color w:val="000000" w:themeColor="text1"/>
+          <w:lang w:eastAsia="zh-CN"/>
+          <w14:shadow w14:blurRad="38100" w14:dist="19050" w14:dir="2700000" w14:sx="100000" w14:sy="100000" w14:kx="0" w14:ky="0" w14:algn="tl">
+            <w14:schemeClr w14:val="dk1">
+              <w14:alpha w14:val="60000"/>
+            </w14:schemeClr>
+          </w14:shadow>
+          <w14:textOutline w14:w="0" w14:cap="flat" w14:cmpd="sng" w14:algn="ctr">
+            <w14:noFill/>
+            <w14:prstDash w14:val="solid"/>
+            <w14:round/>
+          </w14:textOutline>
+        </w:rPr>
+        <w:t xml:space="preserve"> </w:t>
       </w:r>
       <w:r>
         <w:rPr>
@@ -2925,23 +3188,43 @@
         <w:t xml:space="preserve">T.*, </w:t>
       </w:r>
       <w:proofErr w:type="spellStart"/>
-      <w:r>
-        <w:rPr>
-          <w:rFonts w:ascii="等线" w:eastAsia="等线" w:hAnsi="等线"/>
-          <w:color w:val="000000" w:themeColor="text1"/>
-          <w:lang w:eastAsia="zh-CN"/>
-          <w14:shadow w14:blurRad="38100" w14:dist="19050" w14:dir="2700000" w14:sx="100000" w14:sy="100000" w14:kx="0" w14:ky="0" w14:algn="tl">
-            <w14:schemeClr w14:val="dk1">
-              <w14:alpha w14:val="60000"/>
-            </w14:schemeClr>
-          </w14:shadow>
-          <w14:textOutline w14:w="0" w14:cap="flat" w14:cmpd="sng" w14:algn="ctr">
-            <w14:noFill/>
-            <w14:prstDash w14:val="solid"/>
-            <w14:round/>
-          </w14:textOutline>
-        </w:rPr>
-        <w:t>S.manufacturer_name</w:t>
+      <w:proofErr w:type="gramStart"/>
+      <w:r>
+        <w:rPr>
+          <w:rFonts w:ascii="等线" w:eastAsia="等线" w:hAnsi="等线"/>
+          <w:color w:val="000000" w:themeColor="text1"/>
+          <w:lang w:eastAsia="zh-CN"/>
+          <w14:shadow w14:blurRad="38100" w14:dist="19050" w14:dir="2700000" w14:sx="100000" w14:sy="100000" w14:kx="0" w14:ky="0" w14:algn="tl">
+            <w14:schemeClr w14:val="dk1">
+              <w14:alpha w14:val="60000"/>
+            </w14:schemeClr>
+          </w14:shadow>
+          <w14:textOutline w14:w="0" w14:cap="flat" w14:cmpd="sng" w14:algn="ctr">
+            <w14:noFill/>
+            <w14:prstDash w14:val="solid"/>
+            <w14:round/>
+          </w14:textOutline>
+        </w:rPr>
+        <w:t>S.manufacturer</w:t>
+      </w:r>
+      <w:proofErr w:type="gramEnd"/>
+      <w:r>
+        <w:rPr>
+          <w:rFonts w:ascii="等线" w:eastAsia="等线" w:hAnsi="等线"/>
+          <w:color w:val="000000" w:themeColor="text1"/>
+          <w:lang w:eastAsia="zh-CN"/>
+          <w14:shadow w14:blurRad="38100" w14:dist="19050" w14:dir="2700000" w14:sx="100000" w14:sy="100000" w14:kx="0" w14:ky="0" w14:algn="tl">
+            <w14:schemeClr w14:val="dk1">
+              <w14:alpha w14:val="60000"/>
+            </w14:schemeClr>
+          </w14:shadow>
+          <w14:textOutline w14:w="0" w14:cap="flat" w14:cmpd="sng" w14:algn="ctr">
+            <w14:noFill/>
+            <w14:prstDash w14:val="solid"/>
+            <w14:round/>
+          </w14:textOutline>
+        </w:rPr>
+        <w:t>_name</w:t>
       </w:r>
       <w:proofErr w:type="spellEnd"/>
       <w:r>
@@ -2960,7 +3243,45 @@
             <w14:round/>
           </w14:textOutline>
         </w:rPr>
-        <w:t xml:space="preserve"> FROM hardware as T, manufacturer as S </w:t>
+        <w:t xml:space="preserve"> </w:t>
+      </w:r>
+      <w:r>
+        <w:rPr>
+          <w:rFonts w:ascii="等线" w:eastAsia="等线" w:hAnsi="等线"/>
+          <w:b/>
+          <w:bCs/>
+          <w:color w:val="000000" w:themeColor="text1"/>
+          <w:lang w:eastAsia="zh-CN"/>
+          <w14:shadow w14:blurRad="38100" w14:dist="19050" w14:dir="2700000" w14:sx="100000" w14:sy="100000" w14:kx="0" w14:ky="0" w14:algn="tl">
+            <w14:schemeClr w14:val="dk1">
+              <w14:alpha w14:val="60000"/>
+            </w14:schemeClr>
+          </w14:shadow>
+          <w14:textOutline w14:w="0" w14:cap="flat" w14:cmpd="sng" w14:algn="ctr">
+            <w14:noFill/>
+            <w14:prstDash w14:val="solid"/>
+            <w14:round/>
+          </w14:textOutline>
+        </w:rPr>
+        <w:t>FROM</w:t>
+      </w:r>
+      <w:r>
+        <w:rPr>
+          <w:rFonts w:ascii="等线" w:eastAsia="等线" w:hAnsi="等线"/>
+          <w:color w:val="000000" w:themeColor="text1"/>
+          <w:lang w:eastAsia="zh-CN"/>
+          <w14:shadow w14:blurRad="38100" w14:dist="19050" w14:dir="2700000" w14:sx="100000" w14:sy="100000" w14:kx="0" w14:ky="0" w14:algn="tl">
+            <w14:schemeClr w14:val="dk1">
+              <w14:alpha w14:val="60000"/>
+            </w14:schemeClr>
+          </w14:shadow>
+          <w14:textOutline w14:w="0" w14:cap="flat" w14:cmpd="sng" w14:algn="ctr">
+            <w14:noFill/>
+            <w14:prstDash w14:val="solid"/>
+            <w14:round/>
+          </w14:textOutline>
+        </w:rPr>
+        <w:t xml:space="preserve"> hardware as T, manufacturer as S </w:t>
       </w:r>
     </w:p>
     <w:p>
@@ -2988,22 +3309,43 @@
       <w:r>
         <w:rPr>
           <w:rFonts w:ascii="等线" w:eastAsia="等线" w:hAnsi="等线"/>
-          <w:color w:val="000000" w:themeColor="text1"/>
-          <w:lang w:eastAsia="zh-CN"/>
-          <w14:shadow w14:blurRad="38100" w14:dist="19050" w14:dir="2700000" w14:sx="100000" w14:sy="100000" w14:kx="0" w14:ky="0" w14:algn="tl">
-            <w14:schemeClr w14:val="dk1">
-              <w14:alpha w14:val="60000"/>
-            </w14:schemeClr>
-          </w14:shadow>
-          <w14:textOutline w14:w="0" w14:cap="flat" w14:cmpd="sng" w14:algn="ctr">
-            <w14:noFill/>
-            <w14:prstDash w14:val="solid"/>
-            <w14:round/>
-          </w14:textOutline>
-        </w:rPr>
-        <w:t xml:space="preserve">WHERE </w:t>
+          <w:b/>
+          <w:bCs/>
+          <w:color w:val="000000" w:themeColor="text1"/>
+          <w:lang w:eastAsia="zh-CN"/>
+          <w14:shadow w14:blurRad="38100" w14:dist="19050" w14:dir="2700000" w14:sx="100000" w14:sy="100000" w14:kx="0" w14:ky="0" w14:algn="tl">
+            <w14:schemeClr w14:val="dk1">
+              <w14:alpha w14:val="60000"/>
+            </w14:schemeClr>
+          </w14:shadow>
+          <w14:textOutline w14:w="0" w14:cap="flat" w14:cmpd="sng" w14:algn="ctr">
+            <w14:noFill/>
+            <w14:prstDash w14:val="solid"/>
+            <w14:round/>
+          </w14:textOutline>
+        </w:rPr>
+        <w:t>WHERE</w:t>
+      </w:r>
+      <w:r>
+        <w:rPr>
+          <w:rFonts w:ascii="等线" w:eastAsia="等线" w:hAnsi="等线"/>
+          <w:color w:val="000000" w:themeColor="text1"/>
+          <w:lang w:eastAsia="zh-CN"/>
+          <w14:shadow w14:blurRad="38100" w14:dist="19050" w14:dir="2700000" w14:sx="100000" w14:sy="100000" w14:kx="0" w14:ky="0" w14:algn="tl">
+            <w14:schemeClr w14:val="dk1">
+              <w14:alpha w14:val="60000"/>
+            </w14:schemeClr>
+          </w14:shadow>
+          <w14:textOutline w14:w="0" w14:cap="flat" w14:cmpd="sng" w14:algn="ctr">
+            <w14:noFill/>
+            <w14:prstDash w14:val="solid"/>
+            <w14:round/>
+          </w14:textOutline>
+        </w:rPr>
+        <w:t xml:space="preserve"> </w:t>
       </w:r>
       <w:proofErr w:type="spellStart"/>
+      <w:proofErr w:type="gramStart"/>
       <w:r>
         <w:rPr>
           <w:rFonts w:ascii="等线" w:eastAsia="等线" w:hAnsi="等线"/>
@@ -3023,6 +3365,7 @@
         <w:t>T.model</w:t>
       </w:r>
       <w:proofErr w:type="spellEnd"/>
+      <w:proofErr w:type="gramEnd"/>
       <w:r>
         <w:rPr>
           <w:rFonts w:ascii="等线" w:eastAsia="等线" w:hAnsi="等线"/>
@@ -3165,6 +3508,8 @@
       <w:r>
         <w:rPr>
           <w:rFonts w:ascii="等线" w:eastAsia="等线" w:hAnsi="等线"/>
+          <w:b/>
+          <w:bCs/>
           <w:color w:val="000000" w:themeColor="text1"/>
           <w:lang w:eastAsia="zh-CN"/>
           <w14:shadow w14:blurRad="38100" w14:dist="19050" w14:dir="2700000" w14:sx="100000" w14:sy="100000" w14:kx="0" w14:ky="0" w14:algn="tl">
@@ -3196,7 +3541,83 @@
             <w14:round/>
           </w14:textOutline>
         </w:rPr>
-        <w:t xml:space="preserve"> count(*) FROM hardware;</w:t>
+        <w:t xml:space="preserve"> </w:t>
+      </w:r>
+      <w:proofErr w:type="gramStart"/>
+      <w:r>
+        <w:rPr>
+          <w:rFonts w:ascii="等线" w:eastAsia="等线" w:hAnsi="等线"/>
+          <w:color w:val="000000" w:themeColor="text1"/>
+          <w:lang w:eastAsia="zh-CN"/>
+          <w14:shadow w14:blurRad="38100" w14:dist="19050" w14:dir="2700000" w14:sx="100000" w14:sy="100000" w14:kx="0" w14:ky="0" w14:algn="tl">
+            <w14:schemeClr w14:val="dk1">
+              <w14:alpha w14:val="60000"/>
+            </w14:schemeClr>
+          </w14:shadow>
+          <w14:textOutline w14:w="0" w14:cap="flat" w14:cmpd="sng" w14:algn="ctr">
+            <w14:noFill/>
+            <w14:prstDash w14:val="solid"/>
+            <w14:round/>
+          </w14:textOutline>
+        </w:rPr>
+        <w:t>count(</w:t>
+      </w:r>
+      <w:proofErr w:type="gramEnd"/>
+      <w:r>
+        <w:rPr>
+          <w:rFonts w:ascii="等线" w:eastAsia="等线" w:hAnsi="等线"/>
+          <w:color w:val="000000" w:themeColor="text1"/>
+          <w:lang w:eastAsia="zh-CN"/>
+          <w14:shadow w14:blurRad="38100" w14:dist="19050" w14:dir="2700000" w14:sx="100000" w14:sy="100000" w14:kx="0" w14:ky="0" w14:algn="tl">
+            <w14:schemeClr w14:val="dk1">
+              <w14:alpha w14:val="60000"/>
+            </w14:schemeClr>
+          </w14:shadow>
+          <w14:textOutline w14:w="0" w14:cap="flat" w14:cmpd="sng" w14:algn="ctr">
+            <w14:noFill/>
+            <w14:prstDash w14:val="solid"/>
+            <w14:round/>
+          </w14:textOutline>
+        </w:rPr>
+        <w:t xml:space="preserve">*) </w:t>
+      </w:r>
+      <w:r>
+        <w:rPr>
+          <w:rFonts w:ascii="等线" w:eastAsia="等线" w:hAnsi="等线"/>
+          <w:b/>
+          <w:bCs/>
+          <w:color w:val="000000" w:themeColor="text1"/>
+          <w:lang w:eastAsia="zh-CN"/>
+          <w14:shadow w14:blurRad="38100" w14:dist="19050" w14:dir="2700000" w14:sx="100000" w14:sy="100000" w14:kx="0" w14:ky="0" w14:algn="tl">
+            <w14:schemeClr w14:val="dk1">
+              <w14:alpha w14:val="60000"/>
+            </w14:schemeClr>
+          </w14:shadow>
+          <w14:textOutline w14:w="0" w14:cap="flat" w14:cmpd="sng" w14:algn="ctr">
+            <w14:noFill/>
+            <w14:prstDash w14:val="solid"/>
+            <w14:round/>
+          </w14:textOutline>
+        </w:rPr>
+        <w:t>FROM</w:t>
+      </w:r>
+      <w:r>
+        <w:rPr>
+          <w:rFonts w:ascii="等线" w:eastAsia="等线" w:hAnsi="等线"/>
+          <w:color w:val="000000" w:themeColor="text1"/>
+          <w:lang w:eastAsia="zh-CN"/>
+          <w14:shadow w14:blurRad="38100" w14:dist="19050" w14:dir="2700000" w14:sx="100000" w14:sy="100000" w14:kx="0" w14:ky="0" w14:algn="tl">
+            <w14:schemeClr w14:val="dk1">
+              <w14:alpha w14:val="60000"/>
+            </w14:schemeClr>
+          </w14:shadow>
+          <w14:textOutline w14:w="0" w14:cap="flat" w14:cmpd="sng" w14:algn="ctr">
+            <w14:noFill/>
+            <w14:prstDash w14:val="solid"/>
+            <w14:round/>
+          </w14:textOutline>
+        </w:rPr>
+        <w:t xml:space="preserve"> hardware;</w:t>
       </w:r>
     </w:p>
     <w:p>
@@ -3288,20 +3709,150 @@
       <w:r>
         <w:rPr>
           <w:rFonts w:ascii="等线" w:eastAsia="等线" w:hAnsi="等线"/>
-          <w:color w:val="000000" w:themeColor="text1"/>
-          <w:lang w:eastAsia="zh-CN"/>
-          <w14:shadow w14:blurRad="38100" w14:dist="19050" w14:dir="2700000" w14:sx="100000" w14:sy="100000" w14:kx="0" w14:ky="0" w14:algn="tl">
-            <w14:schemeClr w14:val="dk1">
-              <w14:alpha w14:val="60000"/>
-            </w14:schemeClr>
-          </w14:shadow>
-          <w14:textOutline w14:w="0" w14:cap="flat" w14:cmpd="sng" w14:algn="ctr">
-            <w14:noFill/>
-            <w14:prstDash w14:val="solid"/>
-            <w14:round/>
-          </w14:textOutline>
-        </w:rPr>
-        <w:t>INSERT INTO manufacturer VALUES(‘ROG’,’G834’,’Republic of China’);</w:t>
+          <w:b/>
+          <w:bCs/>
+          <w:color w:val="000000" w:themeColor="text1"/>
+          <w:lang w:eastAsia="zh-CN"/>
+          <w14:shadow w14:blurRad="38100" w14:dist="19050" w14:dir="2700000" w14:sx="100000" w14:sy="100000" w14:kx="0" w14:ky="0" w14:algn="tl">
+            <w14:schemeClr w14:val="dk1">
+              <w14:alpha w14:val="60000"/>
+            </w14:schemeClr>
+          </w14:shadow>
+          <w14:textOutline w14:w="0" w14:cap="flat" w14:cmpd="sng" w14:algn="ctr">
+            <w14:noFill/>
+            <w14:prstDash w14:val="solid"/>
+            <w14:round/>
+          </w14:textOutline>
+        </w:rPr>
+        <w:t>INSERT INTO</w:t>
+      </w:r>
+      <w:r>
+        <w:rPr>
+          <w:rFonts w:ascii="等线" w:eastAsia="等线" w:hAnsi="等线"/>
+          <w:color w:val="000000" w:themeColor="text1"/>
+          <w:lang w:eastAsia="zh-CN"/>
+          <w14:shadow w14:blurRad="38100" w14:dist="19050" w14:dir="2700000" w14:sx="100000" w14:sy="100000" w14:kx="0" w14:ky="0" w14:algn="tl">
+            <w14:schemeClr w14:val="dk1">
+              <w14:alpha w14:val="60000"/>
+            </w14:schemeClr>
+          </w14:shadow>
+          <w14:textOutline w14:w="0" w14:cap="flat" w14:cmpd="sng" w14:algn="ctr">
+            <w14:noFill/>
+            <w14:prstDash w14:val="solid"/>
+            <w14:round/>
+          </w14:textOutline>
+        </w:rPr>
+        <w:t xml:space="preserve"> manufacturer </w:t>
+      </w:r>
+      <w:proofErr w:type="gramStart"/>
+      <w:r>
+        <w:rPr>
+          <w:rFonts w:ascii="等线" w:eastAsia="等线" w:hAnsi="等线"/>
+          <w:color w:val="000000" w:themeColor="text1"/>
+          <w:lang w:eastAsia="zh-CN"/>
+          <w14:shadow w14:blurRad="38100" w14:dist="19050" w14:dir="2700000" w14:sx="100000" w14:sy="100000" w14:kx="0" w14:ky="0" w14:algn="tl">
+            <w14:schemeClr w14:val="dk1">
+              <w14:alpha w14:val="60000"/>
+            </w14:schemeClr>
+          </w14:shadow>
+          <w14:textOutline w14:w="0" w14:cap="flat" w14:cmpd="sng" w14:algn="ctr">
+            <w14:noFill/>
+            <w14:prstDash w14:val="solid"/>
+            <w14:round/>
+          </w14:textOutline>
+        </w:rPr>
+        <w:t>VALUES(</w:t>
+      </w:r>
+      <w:proofErr w:type="gramEnd"/>
+      <w:r>
+        <w:rPr>
+          <w:rFonts w:ascii="等线" w:eastAsia="等线" w:hAnsi="等线"/>
+          <w:color w:val="000000" w:themeColor="text1"/>
+          <w:lang w:eastAsia="zh-CN"/>
+          <w14:shadow w14:blurRad="38100" w14:dist="19050" w14:dir="2700000" w14:sx="100000" w14:sy="100000" w14:kx="0" w14:ky="0" w14:algn="tl">
+            <w14:schemeClr w14:val="dk1">
+              <w14:alpha w14:val="60000"/>
+            </w14:schemeClr>
+          </w14:shadow>
+          <w14:textOutline w14:w="0" w14:cap="flat" w14:cmpd="sng" w14:algn="ctr">
+            <w14:noFill/>
+            <w14:prstDash w14:val="solid"/>
+            <w14:round/>
+          </w14:textOutline>
+        </w:rPr>
+        <w:t>‘ROG’,</w:t>
+      </w:r>
+      <w:r>
+        <w:rPr>
+          <w:rFonts w:ascii="等线" w:eastAsia="等线" w:hAnsi="等线"/>
+          <w:color w:val="000000" w:themeColor="text1"/>
+          <w:lang w:eastAsia="zh-CN"/>
+          <w14:shadow w14:blurRad="38100" w14:dist="19050" w14:dir="2700000" w14:sx="100000" w14:sy="100000" w14:kx="0" w14:ky="0" w14:algn="tl">
+            <w14:schemeClr w14:val="dk1">
+              <w14:alpha w14:val="60000"/>
+            </w14:schemeClr>
+          </w14:shadow>
+          <w14:textOutline w14:w="0" w14:cap="flat" w14:cmpd="sng" w14:algn="ctr">
+            <w14:noFill/>
+            <w14:prstDash w14:val="solid"/>
+            <w14:round/>
+          </w14:textOutline>
+        </w:rPr>
+        <w:t>‘</w:t>
+      </w:r>
+      <w:r>
+        <w:rPr>
+          <w:rFonts w:ascii="等线" w:eastAsia="等线" w:hAnsi="等线"/>
+          <w:color w:val="000000" w:themeColor="text1"/>
+          <w:lang w:eastAsia="zh-CN"/>
+          <w14:shadow w14:blurRad="38100" w14:dist="19050" w14:dir="2700000" w14:sx="100000" w14:sy="100000" w14:kx="0" w14:ky="0" w14:algn="tl">
+            <w14:schemeClr w14:val="dk1">
+              <w14:alpha w14:val="60000"/>
+            </w14:schemeClr>
+          </w14:shadow>
+          <w14:textOutline w14:w="0" w14:cap="flat" w14:cmpd="sng" w14:algn="ctr">
+            <w14:noFill/>
+            <w14:prstDash w14:val="solid"/>
+            <w14:round/>
+          </w14:textOutline>
+        </w:rPr>
+        <w:t>G834’,</w:t>
+      </w:r>
+      <w:r>
+        <w:rPr>
+          <w:rFonts w:ascii="等线" w:eastAsia="等线" w:hAnsi="等线"/>
+          <w:color w:val="000000" w:themeColor="text1"/>
+          <w:lang w:eastAsia="zh-CN"/>
+          <w14:shadow w14:blurRad="38100" w14:dist="19050" w14:dir="2700000" w14:sx="100000" w14:sy="100000" w14:kx="0" w14:ky="0" w14:algn="tl">
+            <w14:schemeClr w14:val="dk1">
+              <w14:alpha w14:val="60000"/>
+            </w14:schemeClr>
+          </w14:shadow>
+          <w14:textOutline w14:w="0" w14:cap="flat" w14:cmpd="sng" w14:algn="ctr">
+            <w14:noFill/>
+            <w14:prstDash w14:val="solid"/>
+            <w14:round/>
+          </w14:textOutline>
+        </w:rPr>
+        <w:t>‘</w:t>
+      </w:r>
+      <w:r>
+        <w:rPr>
+          <w:rFonts w:ascii="等线" w:eastAsia="等线" w:hAnsi="等线"/>
+          <w:color w:val="000000" w:themeColor="text1"/>
+          <w:lang w:eastAsia="zh-CN"/>
+          <w14:shadow w14:blurRad="38100" w14:dist="19050" w14:dir="2700000" w14:sx="100000" w14:sy="100000" w14:kx="0" w14:ky="0" w14:algn="tl">
+            <w14:schemeClr w14:val="dk1">
+              <w14:alpha w14:val="60000"/>
+            </w14:schemeClr>
+          </w14:shadow>
+          <w14:textOutline w14:w="0" w14:cap="flat" w14:cmpd="sng" w14:algn="ctr">
+            <w14:noFill/>
+            <w14:prstDash w14:val="solid"/>
+            <w14:round/>
+          </w14:textOutline>
+        </w:rPr>
+        <w:t>Republic of China’);</w:t>
       </w:r>
     </w:p>
     <w:p>
@@ -3419,20 +3970,96 @@
       <w:r>
         <w:rPr>
           <w:rFonts w:ascii="等线" w:eastAsia="等线" w:hAnsi="等线"/>
-          <w:color w:val="000000" w:themeColor="text1"/>
-          <w:lang w:eastAsia="zh-CN"/>
-          <w14:shadow w14:blurRad="38100" w14:dist="19050" w14:dir="2700000" w14:sx="100000" w14:sy="100000" w14:kx="0" w14:ky="0" w14:algn="tl">
-            <w14:schemeClr w14:val="dk1">
-              <w14:alpha w14:val="60000"/>
-            </w14:schemeClr>
-          </w14:shadow>
-          <w14:textOutline w14:w="0" w14:cap="flat" w14:cmpd="sng" w14:algn="ctr">
-            <w14:noFill/>
-            <w14:prstDash w14:val="solid"/>
-            <w14:round/>
-          </w14:textOutline>
-        </w:rPr>
-        <w:t>INSERT INTO hardware VALUES(‘G834’,’</w:t>
+          <w:b/>
+          <w:bCs/>
+          <w:color w:val="000000" w:themeColor="text1"/>
+          <w:lang w:eastAsia="zh-CN"/>
+          <w14:shadow w14:blurRad="38100" w14:dist="19050" w14:dir="2700000" w14:sx="100000" w14:sy="100000" w14:kx="0" w14:ky="0" w14:algn="tl">
+            <w14:schemeClr w14:val="dk1">
+              <w14:alpha w14:val="60000"/>
+            </w14:schemeClr>
+          </w14:shadow>
+          <w14:textOutline w14:w="0" w14:cap="flat" w14:cmpd="sng" w14:algn="ctr">
+            <w14:noFill/>
+            <w14:prstDash w14:val="solid"/>
+            <w14:round/>
+          </w14:textOutline>
+        </w:rPr>
+        <w:t>INSERT INTO</w:t>
+      </w:r>
+      <w:r>
+        <w:rPr>
+          <w:rFonts w:ascii="等线" w:eastAsia="等线" w:hAnsi="等线"/>
+          <w:color w:val="000000" w:themeColor="text1"/>
+          <w:lang w:eastAsia="zh-CN"/>
+          <w14:shadow w14:blurRad="38100" w14:dist="19050" w14:dir="2700000" w14:sx="100000" w14:sy="100000" w14:kx="0" w14:ky="0" w14:algn="tl">
+            <w14:schemeClr w14:val="dk1">
+              <w14:alpha w14:val="60000"/>
+            </w14:schemeClr>
+          </w14:shadow>
+          <w14:textOutline w14:w="0" w14:cap="flat" w14:cmpd="sng" w14:algn="ctr">
+            <w14:noFill/>
+            <w14:prstDash w14:val="solid"/>
+            <w14:round/>
+          </w14:textOutline>
+        </w:rPr>
+        <w:t xml:space="preserve"> hardware </w:t>
+      </w:r>
+      <w:r>
+        <w:rPr>
+          <w:rFonts w:ascii="等线" w:eastAsia="等线" w:hAnsi="等线"/>
+          <w:b/>
+          <w:bCs/>
+          <w:color w:val="000000" w:themeColor="text1"/>
+          <w:lang w:eastAsia="zh-CN"/>
+          <w14:shadow w14:blurRad="38100" w14:dist="19050" w14:dir="2700000" w14:sx="100000" w14:sy="100000" w14:kx="0" w14:ky="0" w14:algn="tl">
+            <w14:schemeClr w14:val="dk1">
+              <w14:alpha w14:val="60000"/>
+            </w14:schemeClr>
+          </w14:shadow>
+          <w14:textOutline w14:w="0" w14:cap="flat" w14:cmpd="sng" w14:algn="ctr">
+            <w14:noFill/>
+            <w14:prstDash w14:val="solid"/>
+            <w14:round/>
+          </w14:textOutline>
+        </w:rPr>
+        <w:t>VALUES</w:t>
+      </w:r>
+      <w:r>
+        <w:rPr>
+          <w:rFonts w:ascii="等线" w:eastAsia="等线" w:hAnsi="等线"/>
+          <w:color w:val="000000" w:themeColor="text1"/>
+          <w:lang w:eastAsia="zh-CN"/>
+          <w14:shadow w14:blurRad="38100" w14:dist="19050" w14:dir="2700000" w14:sx="100000" w14:sy="100000" w14:kx="0" w14:ky="0" w14:algn="tl">
+            <w14:schemeClr w14:val="dk1">
+              <w14:alpha w14:val="60000"/>
+            </w14:schemeClr>
+          </w14:shadow>
+          <w14:textOutline w14:w="0" w14:cap="flat" w14:cmpd="sng" w14:algn="ctr">
+            <w14:noFill/>
+            <w14:prstDash w14:val="solid"/>
+            <w14:round/>
+          </w14:textOutline>
+        </w:rPr>
+        <w:t>(‘G834’,</w:t>
+      </w:r>
+      <w:r>
+        <w:rPr>
+          <w:rFonts w:ascii="等线" w:eastAsia="等线" w:hAnsi="等线"/>
+          <w:color w:val="000000" w:themeColor="text1"/>
+          <w:lang w:eastAsia="zh-CN"/>
+          <w14:shadow w14:blurRad="38100" w14:dist="19050" w14:dir="2700000" w14:sx="100000" w14:sy="100000" w14:kx="0" w14:ky="0" w14:algn="tl">
+            <w14:schemeClr w14:val="dk1">
+              <w14:alpha w14:val="60000"/>
+            </w14:schemeClr>
+          </w14:shadow>
+          <w14:textOutline w14:w="0" w14:cap="flat" w14:cmpd="sng" w14:algn="ctr">
+            <w14:noFill/>
+            <w14:prstDash w14:val="solid"/>
+            <w14:round/>
+          </w14:textOutline>
+        </w:rPr>
+        <w:t>‘</w:t>
       </w:r>
       <w:r>
         <w:rPr>
@@ -3468,7 +4095,97 @@
             <w14:round/>
           </w14:textOutline>
         </w:rPr>
-        <w:t>’,’PC’,’TWD89000’,’</w:t>
+        <w:t>’,</w:t>
+      </w:r>
+      <w:r>
+        <w:rPr>
+          <w:rFonts w:ascii="等线" w:eastAsia="等线" w:hAnsi="等线"/>
+          <w:color w:val="000000" w:themeColor="text1"/>
+          <w:lang w:eastAsia="zh-CN"/>
+          <w14:shadow w14:blurRad="38100" w14:dist="19050" w14:dir="2700000" w14:sx="100000" w14:sy="100000" w14:kx="0" w14:ky="0" w14:algn="tl">
+            <w14:schemeClr w14:val="dk1">
+              <w14:alpha w14:val="60000"/>
+            </w14:schemeClr>
+          </w14:shadow>
+          <w14:textOutline w14:w="0" w14:cap="flat" w14:cmpd="sng" w14:algn="ctr">
+            <w14:noFill/>
+            <w14:prstDash w14:val="solid"/>
+            <w14:round/>
+          </w14:textOutline>
+        </w:rPr>
+        <w:t>‘</w:t>
+      </w:r>
+      <w:r>
+        <w:rPr>
+          <w:rFonts w:ascii="等线" w:eastAsia="等线" w:hAnsi="等线"/>
+          <w:color w:val="000000" w:themeColor="text1"/>
+          <w:lang w:eastAsia="zh-CN"/>
+          <w14:shadow w14:blurRad="38100" w14:dist="19050" w14:dir="2700000" w14:sx="100000" w14:sy="100000" w14:kx="0" w14:ky="0" w14:algn="tl">
+            <w14:schemeClr w14:val="dk1">
+              <w14:alpha w14:val="60000"/>
+            </w14:schemeClr>
+          </w14:shadow>
+          <w14:textOutline w14:w="0" w14:cap="flat" w14:cmpd="sng" w14:algn="ctr">
+            <w14:noFill/>
+            <w14:prstDash w14:val="solid"/>
+            <w14:round/>
+          </w14:textOutline>
+        </w:rPr>
+        <w:t>PC’,</w:t>
+      </w:r>
+      <w:r>
+        <w:rPr>
+          <w:rFonts w:ascii="等线" w:eastAsia="等线" w:hAnsi="等线"/>
+          <w:color w:val="000000" w:themeColor="text1"/>
+          <w:lang w:eastAsia="zh-CN"/>
+          <w14:shadow w14:blurRad="38100" w14:dist="19050" w14:dir="2700000" w14:sx="100000" w14:sy="100000" w14:kx="0" w14:ky="0" w14:algn="tl">
+            <w14:schemeClr w14:val="dk1">
+              <w14:alpha w14:val="60000"/>
+            </w14:schemeClr>
+          </w14:shadow>
+          <w14:textOutline w14:w="0" w14:cap="flat" w14:cmpd="sng" w14:algn="ctr">
+            <w14:noFill/>
+            <w14:prstDash w14:val="solid"/>
+            <w14:round/>
+          </w14:textOutline>
+        </w:rPr>
+        <w:t>‘</w:t>
+      </w:r>
+      <w:r>
+        <w:rPr>
+          <w:rFonts w:ascii="等线" w:eastAsia="等线" w:hAnsi="等线"/>
+          <w:color w:val="000000" w:themeColor="text1"/>
+          <w:lang w:eastAsia="zh-CN"/>
+          <w14:shadow w14:blurRad="38100" w14:dist="19050" w14:dir="2700000" w14:sx="100000" w14:sy="100000" w14:kx="0" w14:ky="0" w14:algn="tl">
+            <w14:schemeClr w14:val="dk1">
+              <w14:alpha w14:val="60000"/>
+            </w14:schemeClr>
+          </w14:shadow>
+          <w14:textOutline w14:w="0" w14:cap="flat" w14:cmpd="sng" w14:algn="ctr">
+            <w14:noFill/>
+            <w14:prstDash w14:val="solid"/>
+            <w14:round/>
+          </w14:textOutline>
+        </w:rPr>
+        <w:t>TWD89000’,</w:t>
+      </w:r>
+      <w:r>
+        <w:rPr>
+          <w:rFonts w:ascii="等线" w:eastAsia="等线" w:hAnsi="等线"/>
+          <w:color w:val="000000" w:themeColor="text1"/>
+          <w:lang w:eastAsia="zh-CN"/>
+          <w14:shadow w14:blurRad="38100" w14:dist="19050" w14:dir="2700000" w14:sx="100000" w14:sy="100000" w14:kx="0" w14:ky="0" w14:algn="tl">
+            <w14:schemeClr w14:val="dk1">
+              <w14:alpha w14:val="60000"/>
+            </w14:schemeClr>
+          </w14:shadow>
+          <w14:textOutline w14:w="0" w14:cap="flat" w14:cmpd="sng" w14:algn="ctr">
+            <w14:noFill/>
+            <w14:prstDash w14:val="solid"/>
+            <w14:round/>
+          </w14:textOutline>
+        </w:rPr>
+        <w:t>‘</w:t>
       </w:r>
       <w:r>
         <w:rPr>
@@ -3760,6 +4477,8 @@
       <w:r>
         <w:rPr>
           <w:rFonts w:ascii="等线" w:eastAsia="等线" w:hAnsi="等线" w:hint="eastAsia"/>
+          <w:b/>
+          <w:bCs/>
           <w:color w:val="000000" w:themeColor="text1"/>
           <w:lang w:eastAsia="zh-CN"/>
           <w14:shadow w14:blurRad="38100" w14:dist="19050" w14:dir="2700000" w14:sx="100000" w14:sy="100000" w14:kx="0" w14:ky="0" w14:algn="tl">
@@ -3778,6 +4497,8 @@
       <w:r>
         <w:rPr>
           <w:rFonts w:ascii="等线" w:eastAsia="等线" w:hAnsi="等线"/>
+          <w:b/>
+          <w:bCs/>
           <w:color w:val="000000" w:themeColor="text1"/>
           <w:lang w:eastAsia="zh-CN"/>
           <w14:shadow w14:blurRad="38100" w14:dist="19050" w14:dir="2700000" w14:sx="100000" w14:sy="100000" w14:kx="0" w14:ky="0" w14:algn="tl">
@@ -3809,7 +4530,45 @@
             <w14:round/>
           </w14:textOutline>
         </w:rPr>
-        <w:t xml:space="preserve"> hardware SET </w:t>
+        <w:t xml:space="preserve"> hardware </w:t>
+      </w:r>
+      <w:r>
+        <w:rPr>
+          <w:rFonts w:ascii="等线" w:eastAsia="等线" w:hAnsi="等线"/>
+          <w:b/>
+          <w:bCs/>
+          <w:color w:val="000000" w:themeColor="text1"/>
+          <w:lang w:eastAsia="zh-CN"/>
+          <w14:shadow w14:blurRad="38100" w14:dist="19050" w14:dir="2700000" w14:sx="100000" w14:sy="100000" w14:kx="0" w14:ky="0" w14:algn="tl">
+            <w14:schemeClr w14:val="dk1">
+              <w14:alpha w14:val="60000"/>
+            </w14:schemeClr>
+          </w14:shadow>
+          <w14:textOutline w14:w="0" w14:cap="flat" w14:cmpd="sng" w14:algn="ctr">
+            <w14:noFill/>
+            <w14:prstDash w14:val="solid"/>
+            <w14:round/>
+          </w14:textOutline>
+        </w:rPr>
+        <w:t>SET</w:t>
+      </w:r>
+      <w:r>
+        <w:rPr>
+          <w:rFonts w:ascii="等线" w:eastAsia="等线" w:hAnsi="等线"/>
+          <w:color w:val="000000" w:themeColor="text1"/>
+          <w:lang w:eastAsia="zh-CN"/>
+          <w14:shadow w14:blurRad="38100" w14:dist="19050" w14:dir="2700000" w14:sx="100000" w14:sy="100000" w14:kx="0" w14:ky="0" w14:algn="tl">
+            <w14:schemeClr w14:val="dk1">
+              <w14:alpha w14:val="60000"/>
+            </w14:schemeClr>
+          </w14:shadow>
+          <w14:textOutline w14:w="0" w14:cap="flat" w14:cmpd="sng" w14:algn="ctr">
+            <w14:noFill/>
+            <w14:prstDash w14:val="solid"/>
+            <w14:round/>
+          </w14:textOutline>
+        </w:rPr>
+        <w:t xml:space="preserve"> </w:t>
       </w:r>
       <w:proofErr w:type="spellStart"/>
       <w:r>
@@ -3919,7 +4678,189 @@
             <w14:round/>
           </w14:textOutline>
         </w:rPr>
-        <w:t>’;</w:t>
+        <w:t>’</w:t>
+      </w:r>
+      <w:r>
+        <w:rPr>
+          <w:rFonts w:ascii="等线" w:eastAsia="等线" w:hAnsi="等线"/>
+          <w:color w:val="000000" w:themeColor="text1"/>
+          <w:lang w:eastAsia="zh-CN"/>
+          <w14:shadow w14:blurRad="38100" w14:dist="19050" w14:dir="2700000" w14:sx="100000" w14:sy="100000" w14:kx="0" w14:ky="0" w14:algn="tl">
+            <w14:schemeClr w14:val="dk1">
+              <w14:alpha w14:val="60000"/>
+            </w14:schemeClr>
+          </w14:shadow>
+          <w14:textOutline w14:w="0" w14:cap="flat" w14:cmpd="sng" w14:algn="ctr">
+            <w14:noFill/>
+            <w14:prstDash w14:val="solid"/>
+            <w14:round/>
+          </w14:textOutline>
+        </w:rPr>
+        <w:t xml:space="preserve"> </w:t>
+      </w:r>
+      <w:r>
+        <w:rPr>
+          <w:rFonts w:ascii="等线" w:eastAsia="等线" w:hAnsi="等线" w:hint="eastAsia"/>
+          <w:b/>
+          <w:bCs/>
+          <w:color w:val="000000" w:themeColor="text1"/>
+          <w:lang w:eastAsia="zh-CN"/>
+          <w14:shadow w14:blurRad="38100" w14:dist="19050" w14:dir="2700000" w14:sx="100000" w14:sy="100000" w14:kx="0" w14:ky="0" w14:algn="tl">
+            <w14:schemeClr w14:val="dk1">
+              <w14:alpha w14:val="60000"/>
+            </w14:schemeClr>
+          </w14:shadow>
+          <w14:textOutline w14:w="0" w14:cap="flat" w14:cmpd="sng" w14:algn="ctr">
+            <w14:noFill/>
+            <w14:prstDash w14:val="solid"/>
+            <w14:round/>
+          </w14:textOutline>
+        </w:rPr>
+        <w:t>WHERE</w:t>
+      </w:r>
+      <w:r>
+        <w:rPr>
+          <w:rFonts w:ascii="等线" w:eastAsia="等线" w:hAnsi="等线"/>
+          <w:color w:val="000000" w:themeColor="text1"/>
+          <w:lang w:eastAsia="zh-CN"/>
+          <w14:shadow w14:blurRad="38100" w14:dist="19050" w14:dir="2700000" w14:sx="100000" w14:sy="100000" w14:kx="0" w14:ky="0" w14:algn="tl">
+            <w14:schemeClr w14:val="dk1">
+              <w14:alpha w14:val="60000"/>
+            </w14:schemeClr>
+          </w14:shadow>
+          <w14:textOutline w14:w="0" w14:cap="flat" w14:cmpd="sng" w14:algn="ctr">
+            <w14:noFill/>
+            <w14:prstDash w14:val="solid"/>
+            <w14:round/>
+          </w14:textOutline>
+        </w:rPr>
+        <w:t xml:space="preserve"> model</w:t>
+      </w:r>
+      <w:r>
+        <w:rPr>
+          <w:rFonts w:ascii="等线" w:eastAsia="等线" w:hAnsi="等线"/>
+          <w:color w:val="000000" w:themeColor="text1"/>
+          <w:lang w:eastAsia="zh-CN"/>
+          <w14:shadow w14:blurRad="38100" w14:dist="19050" w14:dir="2700000" w14:sx="100000" w14:sy="100000" w14:kx="0" w14:ky="0" w14:algn="tl">
+            <w14:schemeClr w14:val="dk1">
+              <w14:alpha w14:val="60000"/>
+            </w14:schemeClr>
+          </w14:shadow>
+          <w14:textOutline w14:w="0" w14:cap="flat" w14:cmpd="sng" w14:algn="ctr">
+            <w14:noFill/>
+            <w14:prstDash w14:val="solid"/>
+            <w14:round/>
+          </w14:textOutline>
+        </w:rPr>
+        <w:t xml:space="preserve"> </w:t>
+      </w:r>
+      <w:r>
+        <w:rPr>
+          <w:rFonts w:ascii="等线" w:eastAsia="等线" w:hAnsi="等线"/>
+          <w:color w:val="000000" w:themeColor="text1"/>
+          <w:lang w:eastAsia="zh-CN"/>
+          <w14:shadow w14:blurRad="38100" w14:dist="19050" w14:dir="2700000" w14:sx="100000" w14:sy="100000" w14:kx="0" w14:ky="0" w14:algn="tl">
+            <w14:schemeClr w14:val="dk1">
+              <w14:alpha w14:val="60000"/>
+            </w14:schemeClr>
+          </w14:shadow>
+          <w14:textOutline w14:w="0" w14:cap="flat" w14:cmpd="sng" w14:algn="ctr">
+            <w14:noFill/>
+            <w14:prstDash w14:val="solid"/>
+            <w14:round/>
+          </w14:textOutline>
+        </w:rPr>
+        <w:t>=</w:t>
+      </w:r>
+      <w:r>
+        <w:rPr>
+          <w:rFonts w:ascii="等线" w:eastAsia="等线" w:hAnsi="等线"/>
+          <w:color w:val="000000" w:themeColor="text1"/>
+          <w:lang w:eastAsia="zh-CN"/>
+          <w14:shadow w14:blurRad="38100" w14:dist="19050" w14:dir="2700000" w14:sx="100000" w14:sy="100000" w14:kx="0" w14:ky="0" w14:algn="tl">
+            <w14:schemeClr w14:val="dk1">
+              <w14:alpha w14:val="60000"/>
+            </w14:schemeClr>
+          </w14:shadow>
+          <w14:textOutline w14:w="0" w14:cap="flat" w14:cmpd="sng" w14:algn="ctr">
+            <w14:noFill/>
+            <w14:prstDash w14:val="solid"/>
+            <w14:round/>
+          </w14:textOutline>
+        </w:rPr>
+        <w:t xml:space="preserve"> </w:t>
+      </w:r>
+      <w:r>
+        <w:rPr>
+          <w:rFonts w:ascii="等线" w:eastAsia="等线" w:hAnsi="等线"/>
+          <w:color w:val="000000" w:themeColor="text1"/>
+          <w:lang w:eastAsia="zh-CN"/>
+          <w14:shadow w14:blurRad="38100" w14:dist="19050" w14:dir="2700000" w14:sx="100000" w14:sy="100000" w14:kx="0" w14:ky="0" w14:algn="tl">
+            <w14:schemeClr w14:val="dk1">
+              <w14:alpha w14:val="60000"/>
+            </w14:schemeClr>
+          </w14:shadow>
+          <w14:textOutline w14:w="0" w14:cap="flat" w14:cmpd="sng" w14:algn="ctr">
+            <w14:noFill/>
+            <w14:prstDash w14:val="solid"/>
+            <w14:round/>
+          </w14:textOutline>
+        </w:rPr>
+        <w:t>‘</w:t>
+      </w:r>
+      <w:r>
+        <w:rPr>
+          <w:rFonts w:ascii="等线" w:eastAsia="等线" w:hAnsi="等线"/>
+          <w:color w:val="000000" w:themeColor="text1"/>
+          <w:lang w:eastAsia="zh-CN"/>
+          <w14:shadow w14:blurRad="38100" w14:dist="19050" w14:dir="2700000" w14:sx="100000" w14:sy="100000" w14:kx="0" w14:ky="0" w14:algn="tl">
+            <w14:schemeClr w14:val="dk1">
+              <w14:alpha w14:val="60000"/>
+            </w14:schemeClr>
+          </w14:shadow>
+          <w14:textOutline w14:w="0" w14:cap="flat" w14:cmpd="sng" w14:algn="ctr">
+            <w14:noFill/>
+            <w14:prstDash w14:val="solid"/>
+            <w14:round/>
+          </w14:textOutline>
+        </w:rPr>
+        <w:t>G834</w:t>
+      </w:r>
+      <w:r>
+        <w:rPr>
+          <w:rFonts w:ascii="等线" w:eastAsia="等线" w:hAnsi="等线"/>
+          <w:color w:val="000000" w:themeColor="text1"/>
+          <w:lang w:eastAsia="zh-CN"/>
+          <w14:shadow w14:blurRad="38100" w14:dist="19050" w14:dir="2700000" w14:sx="100000" w14:sy="100000" w14:kx="0" w14:ky="0" w14:algn="tl">
+            <w14:schemeClr w14:val="dk1">
+              <w14:alpha w14:val="60000"/>
+            </w14:schemeClr>
+          </w14:shadow>
+          <w14:textOutline w14:w="0" w14:cap="flat" w14:cmpd="sng" w14:algn="ctr">
+            <w14:noFill/>
+            <w14:prstDash w14:val="solid"/>
+            <w14:round/>
+          </w14:textOutline>
+        </w:rPr>
+        <w:t>’</w:t>
+      </w:r>
+      <w:r>
+        <w:rPr>
+          <w:rFonts w:ascii="等线" w:eastAsia="等线" w:hAnsi="等线"/>
+          <w:color w:val="000000" w:themeColor="text1"/>
+          <w:lang w:eastAsia="zh-CN"/>
+          <w14:shadow w14:blurRad="38100" w14:dist="19050" w14:dir="2700000" w14:sx="100000" w14:sy="100000" w14:kx="0" w14:ky="0" w14:algn="tl">
+            <w14:schemeClr w14:val="dk1">
+              <w14:alpha w14:val="60000"/>
+            </w14:schemeClr>
+          </w14:shadow>
+          <w14:textOutline w14:w="0" w14:cap="flat" w14:cmpd="sng" w14:algn="ctr">
+            <w14:noFill/>
+            <w14:prstDash w14:val="solid"/>
+            <w14:round/>
+          </w14:textOutline>
+        </w:rPr>
+        <w:t>;</w:t>
       </w:r>
     </w:p>
     <w:p>
@@ -4106,20 +5047,186 @@
       <w:r>
         <w:rPr>
           <w:rFonts w:ascii="等线" w:eastAsia="等线" w:hAnsi="等线"/>
-          <w:color w:val="000000" w:themeColor="text1"/>
-          <w:lang w:eastAsia="zh-CN"/>
-          <w14:shadow w14:blurRad="38100" w14:dist="19050" w14:dir="2700000" w14:sx="100000" w14:sy="100000" w14:kx="0" w14:ky="0" w14:algn="tl">
-            <w14:schemeClr w14:val="dk1">
-              <w14:alpha w14:val="60000"/>
-            </w14:schemeClr>
-          </w14:shadow>
-          <w14:textOutline w14:w="0" w14:cap="flat" w14:cmpd="sng" w14:algn="ctr">
-            <w14:noFill/>
-            <w14:prstDash w14:val="solid"/>
-            <w14:round/>
-          </w14:textOutline>
-        </w:rPr>
-        <w:t>DELETE FROM hardware WHERE model=’G834’</w:t>
+          <w:b/>
+          <w:bCs/>
+          <w:color w:val="000000" w:themeColor="text1"/>
+          <w:lang w:eastAsia="zh-CN"/>
+          <w14:shadow w14:blurRad="38100" w14:dist="19050" w14:dir="2700000" w14:sx="100000" w14:sy="100000" w14:kx="0" w14:ky="0" w14:algn="tl">
+            <w14:schemeClr w14:val="dk1">
+              <w14:alpha w14:val="60000"/>
+            </w14:schemeClr>
+          </w14:shadow>
+          <w14:textOutline w14:w="0" w14:cap="flat" w14:cmpd="sng" w14:algn="ctr">
+            <w14:noFill/>
+            <w14:prstDash w14:val="solid"/>
+            <w14:round/>
+          </w14:textOutline>
+        </w:rPr>
+        <w:t>DELETE FROM</w:t>
+      </w:r>
+      <w:r>
+        <w:rPr>
+          <w:rFonts w:ascii="等线" w:eastAsia="等线" w:hAnsi="等线"/>
+          <w:color w:val="000000" w:themeColor="text1"/>
+          <w:lang w:eastAsia="zh-CN"/>
+          <w14:shadow w14:blurRad="38100" w14:dist="19050" w14:dir="2700000" w14:sx="100000" w14:sy="100000" w14:kx="0" w14:ky="0" w14:algn="tl">
+            <w14:schemeClr w14:val="dk1">
+              <w14:alpha w14:val="60000"/>
+            </w14:schemeClr>
+          </w14:shadow>
+          <w14:textOutline w14:w="0" w14:cap="flat" w14:cmpd="sng" w14:algn="ctr">
+            <w14:noFill/>
+            <w14:prstDash w14:val="solid"/>
+            <w14:round/>
+          </w14:textOutline>
+        </w:rPr>
+        <w:t xml:space="preserve"> hardware </w:t>
+      </w:r>
+      <w:r>
+        <w:rPr>
+          <w:rFonts w:ascii="等线" w:eastAsia="等线" w:hAnsi="等线"/>
+          <w:b/>
+          <w:bCs/>
+          <w:color w:val="000000" w:themeColor="text1"/>
+          <w:lang w:eastAsia="zh-CN"/>
+          <w14:shadow w14:blurRad="38100" w14:dist="19050" w14:dir="2700000" w14:sx="100000" w14:sy="100000" w14:kx="0" w14:ky="0" w14:algn="tl">
+            <w14:schemeClr w14:val="dk1">
+              <w14:alpha w14:val="60000"/>
+            </w14:schemeClr>
+          </w14:shadow>
+          <w14:textOutline w14:w="0" w14:cap="flat" w14:cmpd="sng" w14:algn="ctr">
+            <w14:noFill/>
+            <w14:prstDash w14:val="solid"/>
+            <w14:round/>
+          </w14:textOutline>
+        </w:rPr>
+        <w:t>WHERE</w:t>
+      </w:r>
+      <w:r>
+        <w:rPr>
+          <w:rFonts w:ascii="等线" w:eastAsia="等线" w:hAnsi="等线"/>
+          <w:color w:val="000000" w:themeColor="text1"/>
+          <w:lang w:eastAsia="zh-CN"/>
+          <w14:shadow w14:blurRad="38100" w14:dist="19050" w14:dir="2700000" w14:sx="100000" w14:sy="100000" w14:kx="0" w14:ky="0" w14:algn="tl">
+            <w14:schemeClr w14:val="dk1">
+              <w14:alpha w14:val="60000"/>
+            </w14:schemeClr>
+          </w14:shadow>
+          <w14:textOutline w14:w="0" w14:cap="flat" w14:cmpd="sng" w14:algn="ctr">
+            <w14:noFill/>
+            <w14:prstDash w14:val="solid"/>
+            <w14:round/>
+          </w14:textOutline>
+        </w:rPr>
+        <w:t xml:space="preserve"> model</w:t>
+      </w:r>
+      <w:r>
+        <w:rPr>
+          <w:rFonts w:ascii="等线" w:eastAsia="等线" w:hAnsi="等线"/>
+          <w:color w:val="000000" w:themeColor="text1"/>
+          <w:lang w:eastAsia="zh-CN"/>
+          <w14:shadow w14:blurRad="38100" w14:dist="19050" w14:dir="2700000" w14:sx="100000" w14:sy="100000" w14:kx="0" w14:ky="0" w14:algn="tl">
+            <w14:schemeClr w14:val="dk1">
+              <w14:alpha w14:val="60000"/>
+            </w14:schemeClr>
+          </w14:shadow>
+          <w14:textOutline w14:w="0" w14:cap="flat" w14:cmpd="sng" w14:algn="ctr">
+            <w14:noFill/>
+            <w14:prstDash w14:val="solid"/>
+            <w14:round/>
+          </w14:textOutline>
+        </w:rPr>
+        <w:t xml:space="preserve"> </w:t>
+      </w:r>
+      <w:r>
+        <w:rPr>
+          <w:rFonts w:ascii="等线" w:eastAsia="等线" w:hAnsi="等线"/>
+          <w:color w:val="000000" w:themeColor="text1"/>
+          <w:lang w:eastAsia="zh-CN"/>
+          <w14:shadow w14:blurRad="38100" w14:dist="19050" w14:dir="2700000" w14:sx="100000" w14:sy="100000" w14:kx="0" w14:ky="0" w14:algn="tl">
+            <w14:schemeClr w14:val="dk1">
+              <w14:alpha w14:val="60000"/>
+            </w14:schemeClr>
+          </w14:shadow>
+          <w14:textOutline w14:w="0" w14:cap="flat" w14:cmpd="sng" w14:algn="ctr">
+            <w14:noFill/>
+            <w14:prstDash w14:val="solid"/>
+            <w14:round/>
+          </w14:textOutline>
+        </w:rPr>
+        <w:t>=</w:t>
+      </w:r>
+      <w:r>
+        <w:rPr>
+          <w:rFonts w:ascii="等线" w:eastAsia="等线" w:hAnsi="等线"/>
+          <w:color w:val="000000" w:themeColor="text1"/>
+          <w:lang w:eastAsia="zh-CN"/>
+          <w14:shadow w14:blurRad="38100" w14:dist="19050" w14:dir="2700000" w14:sx="100000" w14:sy="100000" w14:kx="0" w14:ky="0" w14:algn="tl">
+            <w14:schemeClr w14:val="dk1">
+              <w14:alpha w14:val="60000"/>
+            </w14:schemeClr>
+          </w14:shadow>
+          <w14:textOutline w14:w="0" w14:cap="flat" w14:cmpd="sng" w14:algn="ctr">
+            <w14:noFill/>
+            <w14:prstDash w14:val="solid"/>
+            <w14:round/>
+          </w14:textOutline>
+        </w:rPr>
+        <w:t xml:space="preserve"> </w:t>
+      </w:r>
+      <w:r>
+        <w:rPr>
+          <w:rFonts w:ascii="等线" w:eastAsia="等线" w:hAnsi="等线"/>
+          <w:color w:val="000000" w:themeColor="text1"/>
+          <w:lang w:eastAsia="zh-CN"/>
+          <w14:shadow w14:blurRad="38100" w14:dist="19050" w14:dir="2700000" w14:sx="100000" w14:sy="100000" w14:kx="0" w14:ky="0" w14:algn="tl">
+            <w14:schemeClr w14:val="dk1">
+              <w14:alpha w14:val="60000"/>
+            </w14:schemeClr>
+          </w14:shadow>
+          <w14:textOutline w14:w="0" w14:cap="flat" w14:cmpd="sng" w14:algn="ctr">
+            <w14:noFill/>
+            <w14:prstDash w14:val="solid"/>
+            <w14:round/>
+          </w14:textOutline>
+        </w:rPr>
+        <w:t>‘</w:t>
+      </w:r>
+      <w:r>
+        <w:rPr>
+          <w:rFonts w:ascii="等线" w:eastAsia="等线" w:hAnsi="等线"/>
+          <w:color w:val="000000" w:themeColor="text1"/>
+          <w:lang w:eastAsia="zh-CN"/>
+          <w14:shadow w14:blurRad="38100" w14:dist="19050" w14:dir="2700000" w14:sx="100000" w14:sy="100000" w14:kx="0" w14:ky="0" w14:algn="tl">
+            <w14:schemeClr w14:val="dk1">
+              <w14:alpha w14:val="60000"/>
+            </w14:schemeClr>
+          </w14:shadow>
+          <w14:textOutline w14:w="0" w14:cap="flat" w14:cmpd="sng" w14:algn="ctr">
+            <w14:noFill/>
+            <w14:prstDash w14:val="solid"/>
+            <w14:round/>
+          </w14:textOutline>
+        </w:rPr>
+        <w:t>G834’</w:t>
+      </w:r>
+      <w:r>
+        <w:rPr>
+          <w:rFonts w:ascii="等线" w:eastAsia="等线" w:hAnsi="等线"/>
+          <w:color w:val="000000" w:themeColor="text1"/>
+          <w:lang w:eastAsia="zh-CN"/>
+          <w14:shadow w14:blurRad="38100" w14:dist="19050" w14:dir="2700000" w14:sx="100000" w14:sy="100000" w14:kx="0" w14:ky="0" w14:algn="tl">
+            <w14:schemeClr w14:val="dk1">
+              <w14:alpha w14:val="60000"/>
+            </w14:schemeClr>
+          </w14:shadow>
+          <w14:textOutline w14:w="0" w14:cap="flat" w14:cmpd="sng" w14:algn="ctr">
+            <w14:noFill/>
+            <w14:prstDash w14:val="solid"/>
+            <w14:round/>
+          </w14:textOutline>
+        </w:rPr>
+        <w:t>;</w:t>
       </w:r>
     </w:p>
     <w:p>
@@ -4333,6 +5440,7 @@
           </w14:textOutline>
         </w:rPr>
       </w:pPr>
+      <w:proofErr w:type="gramStart"/>
       <w:r>
         <w:rPr>
           <w:rFonts w:ascii="等线" w:eastAsia="等线" w:hAnsi="等线" w:hint="eastAsia"/>
@@ -4353,7 +5461,30 @@
             </w14:contourClr>
           </w14:props3d>
         </w:rPr>
-        <w:t>首页美图.</w:t>
+        <w:t>首页美</w:t>
+      </w:r>
+      <w:proofErr w:type="gramEnd"/>
+      <w:r>
+        <w:rPr>
+          <w:rFonts w:ascii="等线" w:eastAsia="等线" w:hAnsi="等线" w:hint="eastAsia"/>
+          <w:b/>
+          <w:color w:val="969696" w:themeColor="accent3"/>
+          <w:lang w:eastAsia="zh-CN"/>
+          <w14:textOutline w14:w="0" w14:cap="flat" w14:cmpd="sng" w14:algn="ctr">
+            <w14:noFill/>
+            <w14:prstDash w14:val="solid"/>
+            <w14:round/>
+          </w14:textOutline>
+          <w14:props3d w14:extrusionH="57150" w14:contourW="0" w14:prstMaterial="matte">
+            <w14:bevelT w14:w="63500" w14:h="12700" w14:prst="angle"/>
+            <w14:contourClr>
+              <w14:schemeClr w14:val="bg1">
+                <w14:lumMod w14:val="65000"/>
+              </w14:schemeClr>
+            </w14:contourClr>
+          </w14:props3d>
+        </w:rPr>
+        <w:t>图.</w:t>
       </w:r>
       <w:r>
         <w:rPr>

--- a/2025 Database/硬体大吊查prototype.docx
+++ b/2025 Database/硬体大吊查prototype.docx
@@ -1,9 +1,20 @@
 
 <file path=word/document.xml><?xml version="1.0" encoding="utf-8"?>
 <w:document xmlns:wpc="http://schemas.microsoft.com/office/word/2010/wordprocessingCanvas" xmlns:cx="http://schemas.microsoft.com/office/drawing/2014/chartex" xmlns:cx1="http://schemas.microsoft.com/office/drawing/2015/9/8/chartex" xmlns:cx2="http://schemas.microsoft.com/office/drawing/2015/10/21/chartex" xmlns:cx3="http://schemas.microsoft.com/office/drawing/2016/5/9/chartex" xmlns:cx4="http://schemas.microsoft.com/office/drawing/2016/5/10/chartex" xmlns:cx5="http://schemas.microsoft.com/office/drawing/2016/5/11/chartex" xmlns:cx6="http://schemas.microsoft.com/office/drawing/2016/5/12/chartex" xmlns:cx7="http://schemas.microsoft.com/office/drawing/2016/5/13/chartex" xmlns:cx8="http://schemas.microsoft.com/office/drawing/2016/5/14/chartex" xmlns:mc="http://schemas.openxmlformats.org/markup-compatibility/2006" xmlns:aink="http://schemas.microsoft.com/office/drawing/2016/ink" xmlns:am3d="http://schemas.microsoft.com/office/drawing/2017/model3d" xmlns:o="urn:schemas-microsoft-com:office:office" xmlns:r="http://schemas.openxmlformats.org/officeDocument/2006/relationships" xmlns:m="http://schemas.openxmlformats.org/officeDocument/2006/math" xmlns:v="urn:schemas-microsoft-com:vml" xmlns:wp14="http://schemas.microsoft.com/office/word/2010/wordprocessingDrawing" xmlns:wp="http://schemas.openxmlformats.org/drawingml/2006/wordprocessingDrawing" xmlns:w10="urn:schemas-microsoft-com:office:word" xmlns:w="http://schemas.openxmlformats.org/wordprocessingml/2006/main" xmlns:w14="http://schemas.microsoft.com/office/word/2010/wordml" xmlns:w15="http://schemas.microsoft.com/office/word/2012/wordml" xmlns:w16cex="http://schemas.microsoft.com/office/word/2018/wordml/cex" xmlns:w16cid="http://schemas.microsoft.com/office/word/2016/wordml/cid" xmlns:w16="http://schemas.microsoft.com/office/word/2018/wordml" xmlns:w16sdtdh="http://schemas.microsoft.com/office/word/2020/wordml/sdtdatahash" xmlns:w16se="http://schemas.microsoft.com/office/word/2015/wordml/symex" xmlns:wpg="http://schemas.microsoft.com/office/word/2010/wordprocessingGroup" xmlns:wpi="http://schemas.microsoft.com/office/word/2010/wordprocessingInk" xmlns:wne="http://schemas.microsoft.com/office/word/2006/wordml" xmlns:wps="http://schemas.microsoft.com/office/word/2010/wordprocessingShape" mc:Ignorable="w14 w15 w16se w16cid w16 w16cex w16sdtdh wp14">
+  <w:background w:color="FFFFFF" w:themeColor="background1"/>
   <w:body>
-    <w:p>
-      <w:pPr>
+    <w:sdt>
+      <w:sdtPr>
+        <w:rPr>
+          <w:color w:val="DDDDDD" w:themeColor="accent1"/>
+        </w:rPr>
+        <w:id w:val="-36741460"/>
+        <w:docPartObj>
+          <w:docPartGallery w:val="Cover Pages"/>
+          <w:docPartUnique/>
+        </w:docPartObj>
+      </w:sdtPr>
+      <w:sdtEndPr>
         <w:rPr>
           <w:rFonts w:eastAsia="等线"/>
           <w:bCs/>
@@ -22,6 +33,712 @@
             <w14:round/>
           </w14:textOutline>
         </w:rPr>
+      </w:sdtEndPr>
+      <w:sdtContent>
+        <w:p>
+          <w:pPr>
+            <w:pStyle w:val="NoSpacing"/>
+            <w:spacing w:before="1540" w:after="240"/>
+            <w:jc w:val="center"/>
+            <w:rPr>
+              <w:color w:val="DDDDDD" w:themeColor="accent1"/>
+            </w:rPr>
+          </w:pPr>
+          <w:r>
+            <w:rPr>
+              <w:noProof/>
+              <w:color w:val="DDDDDD" w:themeColor="accent1"/>
+            </w:rPr>
+            <w:drawing>
+              <wp:inline distT="0" distB="0" distL="0" distR="0" wp14:anchorId="751E344C" wp14:editId="22C94471">
+                <wp:extent cx="1417320" cy="750898"/>
+                <wp:effectExtent l="0" t="0" r="0" b="0"/>
+                <wp:docPr id="143" name="Picture 143"/>
+                <wp:cNvGraphicFramePr>
+                  <a:graphicFrameLocks xmlns:a="http://schemas.openxmlformats.org/drawingml/2006/main" noChangeAspect="1"/>
+                </wp:cNvGraphicFramePr>
+                <a:graphic xmlns:a="http://schemas.openxmlformats.org/drawingml/2006/main">
+                  <a:graphicData uri="http://schemas.openxmlformats.org/drawingml/2006/picture">
+                    <pic:pic xmlns:pic="http://schemas.openxmlformats.org/drawingml/2006/picture">
+                      <pic:nvPicPr>
+                        <pic:cNvPr id="3" name="t55.png"/>
+                        <pic:cNvPicPr/>
+                      </pic:nvPicPr>
+                      <pic:blipFill>
+                        <a:blip r:embed="rId8" cstate="print">
+                          <a:duotone>
+                            <a:schemeClr val="accent1">
+                              <a:shade val="45000"/>
+                              <a:satMod val="135000"/>
+                            </a:schemeClr>
+                            <a:prstClr val="white"/>
+                          </a:duotone>
+                          <a:extLst>
+                            <a:ext uri="{28A0092B-C50C-407E-A947-70E740481C1C}">
+                              <a14:useLocalDpi xmlns:a14="http://schemas.microsoft.com/office/drawing/2010/main" val="0"/>
+                            </a:ext>
+                          </a:extLst>
+                        </a:blip>
+                        <a:stretch>
+                          <a:fillRect/>
+                        </a:stretch>
+                      </pic:blipFill>
+                      <pic:spPr>
+                        <a:xfrm>
+                          <a:off x="0" y="0"/>
+                          <a:ext cx="1417320" cy="750898"/>
+                        </a:xfrm>
+                        <a:prstGeom prst="rect">
+                          <a:avLst/>
+                        </a:prstGeom>
+                        <a:noFill/>
+                        <a:ln>
+                          <a:noFill/>
+                        </a:ln>
+                      </pic:spPr>
+                    </pic:pic>
+                  </a:graphicData>
+                </a:graphic>
+              </wp:inline>
+            </w:drawing>
+          </w:r>
+        </w:p>
+        <w:p>
+          <w:pPr>
+            <w:pStyle w:val="NoSpacing"/>
+            <w:pBdr>
+              <w:top w:val="single" w:sz="6" w:space="6" w:color="DDDDDD" w:themeColor="accent1"/>
+              <w:bottom w:val="single" w:sz="6" w:space="6" w:color="DDDDDD" w:themeColor="accent1"/>
+            </w:pBdr>
+            <w:spacing w:after="240"/>
+            <w:jc w:val="center"/>
+            <w:rPr>
+              <w:rFonts w:asciiTheme="majorHAnsi" w:eastAsiaTheme="majorEastAsia" w:hAnsiTheme="majorHAnsi" w:cstheme="majorBidi"/>
+              <w:b/>
+              <w:bCs/>
+              <w:caps/>
+              <w:color w:val="808080" w:themeColor="accent4"/>
+              <w:sz w:val="80"/>
+              <w:szCs w:val="80"/>
+            </w:rPr>
+          </w:pPr>
+          <w:r>
+            <w:rPr>
+              <w:rFonts w:ascii="等线" w:eastAsia="等线" w:hAnsi="等线" w:cstheme="majorBidi" w:hint="eastAsia"/>
+              <w:b/>
+              <w:bCs/>
+              <w:caps/>
+              <w:color w:val="808080" w:themeColor="accent4"/>
+              <w:sz w:val="72"/>
+              <w:szCs w:val="72"/>
+            </w:rPr>
+            <w:t>硬體大調查</w:t>
+          </w:r>
+        </w:p>
+        <w:sdt>
+          <w:sdtPr>
+            <w:rPr>
+              <w:rFonts w:ascii="等线" w:eastAsia="等线" w:hAnsi="等线" w:hint="eastAsia"/>
+              <w:color w:val="808080" w:themeColor="accent4"/>
+              <w:sz w:val="28"/>
+              <w:szCs w:val="28"/>
+              <w:lang w:eastAsia="zh-CN"/>
+            </w:rPr>
+            <w:alias w:val="Subtitle"/>
+            <w:tag w:val=""/>
+            <w:id w:val="328029620"/>
+            <w:placeholder>
+              <w:docPart w:val="C6430823D28D4DE78F1F3E1F59F40D7C"/>
+            </w:placeholder>
+            <w:dataBinding w:prefixMappings="xmlns:ns0='http://purl.org/dc/elements/1.1/' xmlns:ns1='http://schemas.openxmlformats.org/package/2006/metadata/core-properties' " w:xpath="/ns1:coreProperties[1]/ns0:subject[1]" w:storeItemID="{6C3C8BC8-F283-45AE-878A-BAB7291924A1}"/>
+            <w:text/>
+          </w:sdtPr>
+          <w:sdtEndPr/>
+          <w:sdtContent>
+            <w:p>
+              <w:pPr>
+                <w:pStyle w:val="NoSpacing"/>
+                <w:jc w:val="center"/>
+                <w:rPr>
+                  <w:color w:val="808080" w:themeColor="accent4"/>
+                  <w:sz w:val="28"/>
+                  <w:szCs w:val="28"/>
+                </w:rPr>
+              </w:pPr>
+              <w:r>
+                <w:rPr>
+                  <w:rFonts w:ascii="等线" w:eastAsia="等线" w:hAnsi="等线" w:hint="eastAsia"/>
+                  <w:color w:val="808080" w:themeColor="accent4"/>
+                  <w:sz w:val="28"/>
+                  <w:szCs w:val="28"/>
+                  <w:lang w:eastAsia="zh-CN"/>
+                </w:rPr>
+                <w:t>2025 Database Final project</w:t>
+              </w:r>
+              <w:r>
+                <w:rPr>
+                  <w:rFonts w:ascii="等线" w:eastAsia="等线" w:hAnsi="等线" w:hint="eastAsia"/>
+                  <w:color w:val="808080" w:themeColor="accent4"/>
+                  <w:sz w:val="28"/>
+                  <w:szCs w:val="28"/>
+                </w:rPr>
+                <w:t>草案</w:t>
+              </w:r>
+            </w:p>
+          </w:sdtContent>
+        </w:sdt>
+        <w:p>
+          <w:pPr>
+            <w:pStyle w:val="NoSpacing"/>
+            <w:spacing w:before="480"/>
+            <w:jc w:val="center"/>
+            <w:rPr>
+              <w:color w:val="DDDDDD" w:themeColor="accent1"/>
+            </w:rPr>
+          </w:pPr>
+          <w:r>
+            <w:rPr>
+              <w:noProof/>
+              <w:color w:val="DDDDDD" w:themeColor="accent1"/>
+            </w:rPr>
+            <mc:AlternateContent>
+              <mc:Choice Requires="wps">
+                <w:drawing>
+                  <wp:anchor distT="0" distB="0" distL="114300" distR="114300" simplePos="0" relativeHeight="251665408" behindDoc="0" locked="0" layoutInCell="1" allowOverlap="1" wp14:anchorId="1E536E35" wp14:editId="01B7A1DA">
+                    <wp:simplePos x="0" y="0"/>
+                    <wp:positionH relativeFrom="margin">
+                      <wp:align>center</wp:align>
+                    </wp:positionH>
+                    <mc:AlternateContent>
+                      <mc:Choice Requires="wp14">
+                        <wp:positionV relativeFrom="page">
+                          <wp14:pctPosVOffset>85000</wp14:pctPosVOffset>
+                        </wp:positionV>
+                      </mc:Choice>
+                      <mc:Fallback>
+                        <wp:positionV relativeFrom="page">
+                          <wp:posOffset>9088120</wp:posOffset>
+                        </wp:positionV>
+                      </mc:Fallback>
+                    </mc:AlternateContent>
+                    <wp:extent cx="6553200" cy="557784"/>
+                    <wp:effectExtent l="0" t="0" r="0" b="12700"/>
+                    <wp:wrapNone/>
+                    <wp:docPr id="142" name="Text Box 142"/>
+                    <wp:cNvGraphicFramePr/>
+                    <a:graphic xmlns:a="http://schemas.openxmlformats.org/drawingml/2006/main">
+                      <a:graphicData uri="http://schemas.microsoft.com/office/word/2010/wordprocessingShape">
+                        <wps:wsp>
+                          <wps:cNvSpPr txBox="1"/>
+                          <wps:spPr>
+                            <a:xfrm>
+                              <a:off x="0" y="0"/>
+                              <a:ext cx="6553200" cy="557784"/>
+                            </a:xfrm>
+                            <a:prstGeom prst="rect">
+                              <a:avLst/>
+                            </a:prstGeom>
+                            <a:noFill/>
+                            <a:ln w="6350">
+                              <a:noFill/>
+                            </a:ln>
+                            <a:effectLst/>
+                          </wps:spPr>
+                          <wps:style>
+                            <a:lnRef idx="0">
+                              <a:schemeClr val="accent1"/>
+                            </a:lnRef>
+                            <a:fillRef idx="0">
+                              <a:schemeClr val="accent1"/>
+                            </a:fillRef>
+                            <a:effectRef idx="0">
+                              <a:schemeClr val="accent1"/>
+                            </a:effectRef>
+                            <a:fontRef idx="minor">
+                              <a:schemeClr val="dk1"/>
+                            </a:fontRef>
+                          </wps:style>
+                          <wps:txbx>
+                            <w:txbxContent>
+                              <w:p>
+                                <w:pPr>
+                                  <w:pStyle w:val="NoSpacing"/>
+                                  <w:spacing w:after="40"/>
+                                  <w:jc w:val="center"/>
+                                  <w:rPr>
+                                    <w:caps/>
+                                    <w:color w:val="DDDDDD" w:themeColor="accent1"/>
+                                    <w:sz w:val="28"/>
+                                    <w:szCs w:val="28"/>
+                                  </w:rPr>
+                                </w:pPr>
+                                <w:sdt>
+                                  <w:sdtPr>
+                                    <w:rPr>
+                                      <w:rFonts w:ascii="等线" w:eastAsia="等线" w:hAnsi="等线"/>
+                                      <w:caps/>
+                                      <w:color w:val="808080" w:themeColor="accent4"/>
+                                      <w:sz w:val="28"/>
+                                      <w:szCs w:val="28"/>
+                                    </w:rPr>
+                                    <w:alias w:val="Date"/>
+                                    <w:tag w:val=""/>
+                                    <w:id w:val="197127006"/>
+                                    <w:dataBinding w:prefixMappings="xmlns:ns0='http://schemas.microsoft.com/office/2006/coverPageProps' " w:xpath="/ns0:CoverPageProperties[1]/ns0:PublishDate[1]" w:storeItemID="{55AF091B-3C7A-41E3-B477-F2FDAA23CFDA}"/>
+                                    <w:date>
+                                      <w:dateFormat w:val="MMMM d, yyyy"/>
+                                      <w:lid w:val="en-US"/>
+                                      <w:storeMappedDataAs w:val="dateTime"/>
+                                      <w:calendar w:val="gregorian"/>
+                                    </w:date>
+                                  </w:sdtPr>
+                                  <w:sdtEndPr/>
+                                  <w:sdtContent>
+                                    <w:r>
+                                      <w:rPr>
+                                        <w:rFonts w:ascii="等线" w:eastAsia="等线" w:hAnsi="等线" w:hint="eastAsia"/>
+                                        <w:caps/>
+                                        <w:color w:val="808080" w:themeColor="accent4"/>
+                                        <w:sz w:val="28"/>
+                                        <w:szCs w:val="28"/>
+                                        <w:lang w:eastAsia="zh-CN"/>
+                                      </w:rPr>
+                                      <w:t>組員</w:t>
+                                    </w:r>
+                                  </w:sdtContent>
+                                </w:sdt>
+                              </w:p>
+                              <w:p>
+                                <w:pPr>
+                                  <w:pStyle w:val="NoSpacing"/>
+                                  <w:jc w:val="center"/>
+                                  <w:rPr>
+                                    <w:rFonts w:ascii="等线" w:eastAsia="等线" w:hAnsi="等线"/>
+                                    <w:color w:val="808080" w:themeColor="accent4"/>
+                                  </w:rPr>
+                                </w:pPr>
+                                <w:sdt>
+                                  <w:sdtPr>
+                                    <w:rPr>
+                                      <w:rFonts w:ascii="等线" w:eastAsia="等线" w:hAnsi="等线"/>
+                                      <w:caps/>
+                                      <w:color w:val="808080" w:themeColor="accent4"/>
+                                    </w:rPr>
+                                    <w:alias w:val="Company"/>
+                                    <w:tag w:val=""/>
+                                    <w:id w:val="1390145197"/>
+                                    <w:dataBinding w:prefixMappings="xmlns:ns0='http://schemas.openxmlformats.org/officeDocument/2006/extended-properties' " w:xpath="/ns0:Properties[1]/ns0:Company[1]" w:storeItemID="{6668398D-A668-4E3E-A5EB-62B293D839F1}"/>
+                                    <w:text/>
+                                  </w:sdtPr>
+                                  <w:sdtEndPr/>
+                                  <w:sdtContent>
+                                    <w:r>
+                                      <w:rPr>
+                                        <w:rFonts w:ascii="等线" w:eastAsia="等线" w:hAnsi="等线"/>
+                                        <w:caps/>
+                                        <w:color w:val="808080" w:themeColor="accent4"/>
+                                      </w:rPr>
+                                      <w:t>林</w:t>
+                                    </w:r>
+                                    <w:r>
+                                      <w:rPr>
+                                        <w:rFonts w:ascii="等线" w:eastAsia="等线" w:hAnsi="等线" w:hint="eastAsia"/>
+                                        <w:caps/>
+                                        <w:color w:val="808080" w:themeColor="accent4"/>
+                                        <w:lang w:eastAsia="zh-CN"/>
+                                      </w:rPr>
+                                      <w:t>偉翔0</w:t>
+                                    </w:r>
+                                    <w:r>
+                                      <w:rPr>
+                                        <w:rFonts w:ascii="等线" w:eastAsia="等线" w:hAnsi="等线"/>
+                                        <w:caps/>
+                                        <w:color w:val="808080" w:themeColor="accent4"/>
+                                        <w:lang w:eastAsia="zh-CN"/>
+                                      </w:rPr>
+                                      <w:t xml:space="preserve">1257174 </w:t>
+                                    </w:r>
+                                    <w:proofErr w:type="gramStart"/>
+                                    <w:r>
+                                      <w:rPr>
+                                        <w:rFonts w:ascii="等线" w:eastAsia="等线" w:hAnsi="等线" w:hint="eastAsia"/>
+                                        <w:caps/>
+                                        <w:color w:val="808080" w:themeColor="accent4"/>
+                                        <w:lang w:eastAsia="zh-CN"/>
+                                      </w:rPr>
+                                      <w:t>許能翔</w:t>
+                                    </w:r>
+                                    <w:proofErr w:type="gramEnd"/>
+                                    <w:r>
+                                      <w:rPr>
+                                        <w:rFonts w:ascii="等线" w:eastAsia="等线" w:hAnsi="等线" w:hint="eastAsia"/>
+                                        <w:caps/>
+                                        <w:color w:val="808080" w:themeColor="accent4"/>
+                                        <w:lang w:eastAsia="zh-CN"/>
+                                      </w:rPr>
+                                      <w:t>0</w:t>
+                                    </w:r>
+                                    <w:r>
+                                      <w:rPr>
+                                        <w:rFonts w:ascii="等线" w:eastAsia="等线" w:hAnsi="等线"/>
+                                        <w:caps/>
+                                        <w:color w:val="808080" w:themeColor="accent4"/>
+                                        <w:lang w:eastAsia="zh-CN"/>
+                                      </w:rPr>
+                                      <w:t>1257176</w:t>
+                                    </w:r>
+                                  </w:sdtContent>
+                                </w:sdt>
+                              </w:p>
+                              <w:p>
+                                <w:pPr>
+                                  <w:pStyle w:val="NoSpacing"/>
+                                  <w:jc w:val="center"/>
+                                  <w:rPr>
+                                    <w:color w:val="DDDDDD" w:themeColor="accent1"/>
+                                  </w:rPr>
+                                </w:pPr>
+                                <w:sdt>
+                                  <w:sdtPr>
+                                    <w:rPr>
+                                      <w:color w:val="DDDDDD" w:themeColor="accent1"/>
+                                    </w:rPr>
+                                    <w:alias w:val="Address"/>
+                                    <w:tag w:val=""/>
+                                    <w:id w:val="-726379553"/>
+                                    <w:showingPlcHdr/>
+                                    <w:dataBinding w:prefixMappings="xmlns:ns0='http://schemas.microsoft.com/office/2006/coverPageProps' " w:xpath="/ns0:CoverPageProperties[1]/ns0:CompanyAddress[1]" w:storeItemID="{55AF091B-3C7A-41E3-B477-F2FDAA23CFDA}"/>
+                                    <w:text/>
+                                  </w:sdtPr>
+                                  <w:sdtEndPr/>
+                                  <w:sdtContent>
+                                    <w:r>
+                                      <w:rPr>
+                                        <w:color w:val="DDDDDD" w:themeColor="accent1"/>
+                                      </w:rPr>
+                                      <w:t xml:space="preserve">     </w:t>
+                                    </w:r>
+                                  </w:sdtContent>
+                                </w:sdt>
+                              </w:p>
+                            </w:txbxContent>
+                          </wps:txbx>
+                          <wps:bodyPr rot="0" spcFirstLastPara="0" vertOverflow="overflow" horzOverflow="overflow" vert="horz" wrap="square" lIns="0" tIns="0" rIns="0" bIns="0" numCol="1" spcCol="0" rtlCol="0" fromWordArt="0" anchor="b" anchorCtr="0" forceAA="0" compatLnSpc="1">
+                            <a:prstTxWarp prst="textNoShape">
+                              <a:avLst/>
+                            </a:prstTxWarp>
+                            <a:spAutoFit/>
+                          </wps:bodyPr>
+                        </wps:wsp>
+                      </a:graphicData>
+                    </a:graphic>
+                    <wp14:sizeRelH relativeFrom="margin">
+                      <wp14:pctWidth>100000</wp14:pctWidth>
+                    </wp14:sizeRelH>
+                    <wp14:sizeRelV relativeFrom="margin">
+                      <wp14:pctHeight>0</wp14:pctHeight>
+                    </wp14:sizeRelV>
+                  </wp:anchor>
+                </w:drawing>
+              </mc:Choice>
+              <mc:Fallback>
+                <w:pict>
+                  <v:shapetype w14:anchorId="1E536E35" id="_x0000_t202" coordsize="21600,21600" o:spt="202" path="m,l,21600r21600,l21600,xe">
+                    <v:stroke joinstyle="miter"/>
+                    <v:path gradientshapeok="t" o:connecttype="rect"/>
+                  </v:shapetype>
+                  <v:shape id="Text Box 142" o:spid="_x0000_s1026" type="#_x0000_t202" style="position:absolute;left:0;text-align:left;margin-left:0;margin-top:0;width:516pt;height:43.9pt;z-index:251665408;visibility:visible;mso-wrap-style:square;mso-width-percent:1000;mso-height-percent:0;mso-top-percent:850;mso-wrap-distance-left:9pt;mso-wrap-distance-top:0;mso-wrap-distance-right:9pt;mso-wrap-distance-bottom:0;mso-position-horizontal:center;mso-position-horizontal-relative:margin;mso-position-vertical-relative:page;mso-width-percent:1000;mso-height-percent:0;mso-top-percent:850;mso-width-relative:margin;mso-height-relative:margin;v-text-anchor:bottom" o:gfxdata="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" filled="f" stroked="f" strokeweight=".5pt">
+                    <v:textbox style="mso-fit-shape-to-text:t" inset="0,0,0,0">
+                      <w:txbxContent>
+                        <w:p>
+                          <w:pPr>
+                            <w:pStyle w:val="NoSpacing"/>
+                            <w:spacing w:after="40"/>
+                            <w:jc w:val="center"/>
+                            <w:rPr>
+                              <w:caps/>
+                              <w:color w:val="DDDDDD" w:themeColor="accent1"/>
+                              <w:sz w:val="28"/>
+                              <w:szCs w:val="28"/>
+                            </w:rPr>
+                          </w:pPr>
+                          <w:sdt>
+                            <w:sdtPr>
+                              <w:rPr>
+                                <w:rFonts w:ascii="等线" w:eastAsia="等线" w:hAnsi="等线"/>
+                                <w:caps/>
+                                <w:color w:val="808080" w:themeColor="accent4"/>
+                                <w:sz w:val="28"/>
+                                <w:szCs w:val="28"/>
+                              </w:rPr>
+                              <w:alias w:val="Date"/>
+                              <w:tag w:val=""/>
+                              <w:id w:val="197127006"/>
+                              <w:dataBinding w:prefixMappings="xmlns:ns0='http://schemas.microsoft.com/office/2006/coverPageProps' " w:xpath="/ns0:CoverPageProperties[1]/ns0:PublishDate[1]" w:storeItemID="{55AF091B-3C7A-41E3-B477-F2FDAA23CFDA}"/>
+                              <w:date>
+                                <w:dateFormat w:val="MMMM d, yyyy"/>
+                                <w:lid w:val="en-US"/>
+                                <w:storeMappedDataAs w:val="dateTime"/>
+                                <w:calendar w:val="gregorian"/>
+                              </w:date>
+                            </w:sdtPr>
+                            <w:sdtEndPr/>
+                            <w:sdtContent>
+                              <w:r>
+                                <w:rPr>
+                                  <w:rFonts w:ascii="等线" w:eastAsia="等线" w:hAnsi="等线" w:hint="eastAsia"/>
+                                  <w:caps/>
+                                  <w:color w:val="808080" w:themeColor="accent4"/>
+                                  <w:sz w:val="28"/>
+                                  <w:szCs w:val="28"/>
+                                  <w:lang w:eastAsia="zh-CN"/>
+                                </w:rPr>
+                                <w:t>組員</w:t>
+                              </w:r>
+                            </w:sdtContent>
+                          </w:sdt>
+                        </w:p>
+                        <w:p>
+                          <w:pPr>
+                            <w:pStyle w:val="NoSpacing"/>
+                            <w:jc w:val="center"/>
+                            <w:rPr>
+                              <w:rFonts w:ascii="等线" w:eastAsia="等线" w:hAnsi="等线"/>
+                              <w:color w:val="808080" w:themeColor="accent4"/>
+                            </w:rPr>
+                          </w:pPr>
+                          <w:sdt>
+                            <w:sdtPr>
+                              <w:rPr>
+                                <w:rFonts w:ascii="等线" w:eastAsia="等线" w:hAnsi="等线"/>
+                                <w:caps/>
+                                <w:color w:val="808080" w:themeColor="accent4"/>
+                              </w:rPr>
+                              <w:alias w:val="Company"/>
+                              <w:tag w:val=""/>
+                              <w:id w:val="1390145197"/>
+                              <w:dataBinding w:prefixMappings="xmlns:ns0='http://schemas.openxmlformats.org/officeDocument/2006/extended-properties' " w:xpath="/ns0:Properties[1]/ns0:Company[1]" w:storeItemID="{6668398D-A668-4E3E-A5EB-62B293D839F1}"/>
+                              <w:text/>
+                            </w:sdtPr>
+                            <w:sdtEndPr/>
+                            <w:sdtContent>
+                              <w:r>
+                                <w:rPr>
+                                  <w:rFonts w:ascii="等线" w:eastAsia="等线" w:hAnsi="等线"/>
+                                  <w:caps/>
+                                  <w:color w:val="808080" w:themeColor="accent4"/>
+                                </w:rPr>
+                                <w:t>林</w:t>
+                              </w:r>
+                              <w:r>
+                                <w:rPr>
+                                  <w:rFonts w:ascii="等线" w:eastAsia="等线" w:hAnsi="等线" w:hint="eastAsia"/>
+                                  <w:caps/>
+                                  <w:color w:val="808080" w:themeColor="accent4"/>
+                                  <w:lang w:eastAsia="zh-CN"/>
+                                </w:rPr>
+                                <w:t>偉翔0</w:t>
+                              </w:r>
+                              <w:r>
+                                <w:rPr>
+                                  <w:rFonts w:ascii="等线" w:eastAsia="等线" w:hAnsi="等线"/>
+                                  <w:caps/>
+                                  <w:color w:val="808080" w:themeColor="accent4"/>
+                                  <w:lang w:eastAsia="zh-CN"/>
+                                </w:rPr>
+                                <w:t xml:space="preserve">1257174 </w:t>
+                              </w:r>
+                              <w:proofErr w:type="gramStart"/>
+                              <w:r>
+                                <w:rPr>
+                                  <w:rFonts w:ascii="等线" w:eastAsia="等线" w:hAnsi="等线" w:hint="eastAsia"/>
+                                  <w:caps/>
+                                  <w:color w:val="808080" w:themeColor="accent4"/>
+                                  <w:lang w:eastAsia="zh-CN"/>
+                                </w:rPr>
+                                <w:t>許能翔</w:t>
+                              </w:r>
+                              <w:proofErr w:type="gramEnd"/>
+                              <w:r>
+                                <w:rPr>
+                                  <w:rFonts w:ascii="等线" w:eastAsia="等线" w:hAnsi="等线" w:hint="eastAsia"/>
+                                  <w:caps/>
+                                  <w:color w:val="808080" w:themeColor="accent4"/>
+                                  <w:lang w:eastAsia="zh-CN"/>
+                                </w:rPr>
+                                <w:t>0</w:t>
+                              </w:r>
+                              <w:r>
+                                <w:rPr>
+                                  <w:rFonts w:ascii="等线" w:eastAsia="等线" w:hAnsi="等线"/>
+                                  <w:caps/>
+                                  <w:color w:val="808080" w:themeColor="accent4"/>
+                                  <w:lang w:eastAsia="zh-CN"/>
+                                </w:rPr>
+                                <w:t>1257176</w:t>
+                              </w:r>
+                            </w:sdtContent>
+                          </w:sdt>
+                        </w:p>
+                        <w:p>
+                          <w:pPr>
+                            <w:pStyle w:val="NoSpacing"/>
+                            <w:jc w:val="center"/>
+                            <w:rPr>
+                              <w:color w:val="DDDDDD" w:themeColor="accent1"/>
+                            </w:rPr>
+                          </w:pPr>
+                          <w:sdt>
+                            <w:sdtPr>
+                              <w:rPr>
+                                <w:color w:val="DDDDDD" w:themeColor="accent1"/>
+                              </w:rPr>
+                              <w:alias w:val="Address"/>
+                              <w:tag w:val=""/>
+                              <w:id w:val="-726379553"/>
+                              <w:showingPlcHdr/>
+                              <w:dataBinding w:prefixMappings="xmlns:ns0='http://schemas.microsoft.com/office/2006/coverPageProps' " w:xpath="/ns0:CoverPageProperties[1]/ns0:CompanyAddress[1]" w:storeItemID="{55AF091B-3C7A-41E3-B477-F2FDAA23CFDA}"/>
+                              <w:text/>
+                            </w:sdtPr>
+                            <w:sdtEndPr/>
+                            <w:sdtContent>
+                              <w:r>
+                                <w:rPr>
+                                  <w:color w:val="DDDDDD" w:themeColor="accent1"/>
+                                </w:rPr>
+                                <w:t xml:space="preserve">     </w:t>
+                              </w:r>
+                            </w:sdtContent>
+                          </w:sdt>
+                        </w:p>
+                      </w:txbxContent>
+                    </v:textbox>
+                    <w10:wrap anchorx="margin" anchory="page"/>
+                  </v:shape>
+                </w:pict>
+              </mc:Fallback>
+            </mc:AlternateContent>
+          </w:r>
+          <w:r>
+            <w:rPr>
+              <w:noProof/>
+              <w:color w:val="DDDDDD" w:themeColor="accent1"/>
+            </w:rPr>
+            <w:drawing>
+              <wp:inline distT="0" distB="0" distL="0" distR="0" wp14:anchorId="7CC8DD51" wp14:editId="40DF6450">
+                <wp:extent cx="758952" cy="478932"/>
+                <wp:effectExtent l="0" t="0" r="3175" b="0"/>
+                <wp:docPr id="144" name="Picture 144"/>
+                <wp:cNvGraphicFramePr>
+                  <a:graphicFrameLocks xmlns:a="http://schemas.openxmlformats.org/drawingml/2006/main" noChangeAspect="1"/>
+                </wp:cNvGraphicFramePr>
+                <a:graphic xmlns:a="http://schemas.openxmlformats.org/drawingml/2006/main">
+                  <a:graphicData uri="http://schemas.openxmlformats.org/drawingml/2006/picture">
+                    <pic:pic xmlns:pic="http://schemas.openxmlformats.org/drawingml/2006/picture">
+                      <pic:nvPicPr>
+                        <pic:cNvPr id="9" name="roco bottom.png"/>
+                        <pic:cNvPicPr/>
+                      </pic:nvPicPr>
+                      <pic:blipFill>
+                        <a:blip r:embed="rId9" cstate="print">
+                          <a:duotone>
+                            <a:schemeClr val="accent1">
+                              <a:shade val="45000"/>
+                              <a:satMod val="135000"/>
+                            </a:schemeClr>
+                            <a:prstClr val="white"/>
+                          </a:duotone>
+                          <a:extLst>
+                            <a:ext uri="{28A0092B-C50C-407E-A947-70E740481C1C}">
+                              <a14:useLocalDpi xmlns:a14="http://schemas.microsoft.com/office/drawing/2010/main" val="0"/>
+                            </a:ext>
+                          </a:extLst>
+                        </a:blip>
+                        <a:stretch>
+                          <a:fillRect/>
+                        </a:stretch>
+                      </pic:blipFill>
+                      <pic:spPr>
+                        <a:xfrm>
+                          <a:off x="0" y="0"/>
+                          <a:ext cx="758952" cy="478932"/>
+                        </a:xfrm>
+                        <a:prstGeom prst="rect">
+                          <a:avLst/>
+                        </a:prstGeom>
+                      </pic:spPr>
+                    </pic:pic>
+                  </a:graphicData>
+                </a:graphic>
+              </wp:inline>
+            </w:drawing>
+          </w:r>
+        </w:p>
+        <w:p>
+          <w:pPr>
+            <w:rPr>
+              <w:rFonts w:eastAsia="等线"/>
+              <w:bCs/>
+              <w:color w:val="000000" w:themeColor="text1"/>
+              <w:sz w:val="36"/>
+              <w:szCs w:val="36"/>
+              <w:lang w:eastAsia="zh-CN"/>
+              <w14:shadow w14:blurRad="38100" w14:dist="19050" w14:dir="2700000" w14:sx="100000" w14:sy="100000" w14:kx="0" w14:ky="0" w14:algn="tl">
+                <w14:schemeClr w14:val="dk1">
+                  <w14:alpha w14:val="60000"/>
+                </w14:schemeClr>
+              </w14:shadow>
+              <w14:textOutline w14:w="0" w14:cap="flat" w14:cmpd="sng" w14:algn="ctr">
+                <w14:noFill/>
+                <w14:prstDash w14:val="solid"/>
+                <w14:round/>
+              </w14:textOutline>
+            </w:rPr>
+          </w:pPr>
+          <w:r>
+            <w:rPr>
+              <w:rFonts w:eastAsia="等线"/>
+              <w:bCs/>
+              <w:color w:val="000000" w:themeColor="text1"/>
+              <w:sz w:val="36"/>
+              <w:szCs w:val="36"/>
+              <w:lang w:eastAsia="zh-CN"/>
+              <w14:shadow w14:blurRad="38100" w14:dist="19050" w14:dir="2700000" w14:sx="100000" w14:sy="100000" w14:kx="0" w14:ky="0" w14:algn="tl">
+                <w14:schemeClr w14:val="dk1">
+                  <w14:alpha w14:val="60000"/>
+                </w14:schemeClr>
+              </w14:shadow>
+              <w14:textOutline w14:w="0" w14:cap="flat" w14:cmpd="sng" w14:algn="ctr">
+                <w14:noFill/>
+                <w14:prstDash w14:val="solid"/>
+                <w14:round/>
+              </w14:textOutline>
+            </w:rPr>
+            <w:br w:type="page"/>
+          </w:r>
+        </w:p>
+      </w:sdtContent>
+    </w:sdt>
+    <w:p>
+      <w:pPr>
+        <w:rPr>
+          <w:rFonts w:eastAsia="等线"/>
+          <w:bCs/>
+          <w:color w:val="000000" w:themeColor="text1"/>
+          <w:sz w:val="36"/>
+          <w:szCs w:val="36"/>
+          <w:lang w:eastAsia="zh-CN"/>
+          <w14:shadow w14:blurRad="38100" w14:dist="19050" w14:dir="2700000" w14:sx="100000" w14:sy="100000" w14:kx="0" w14:ky="0" w14:algn="tl">
+            <w14:schemeClr w14:val="dk1">
+              <w14:alpha w14:val="60000"/>
+            </w14:schemeClr>
+          </w14:shadow>
+          <w14:textOutline w14:w="0" w14:cap="flat" w14:cmpd="sng" w14:algn="ctr">
+            <w14:noFill/>
+            <w14:prstDash w14:val="solid"/>
+            <w14:round/>
+          </w14:textOutline>
+        </w:rPr>
       </w:pPr>
       <w:r>
         <w:rPr>
@@ -42,6 +759,7 @@
             <w14:round/>
           </w14:textOutline>
         </w:rPr>
+        <w:lastRenderedPageBreak/>
         <w:t>系统功能介绍</w:t>
       </w:r>
     </w:p>
@@ -828,11 +1546,17 @@
           <w:lang w:eastAsia="zh-CN"/>
         </w:rPr>
         <w:sectPr>
-          <w:headerReference w:type="default" r:id="rId7"/>
-          <w:footerReference w:type="default" r:id="rId8"/>
+          <w:headerReference w:type="even" r:id="rId10"/>
+          <w:headerReference w:type="default" r:id="rId11"/>
+          <w:footerReference w:type="even" r:id="rId12"/>
+          <w:footerReference w:type="default" r:id="rId13"/>
+          <w:headerReference w:type="first" r:id="rId14"/>
+          <w:footerReference w:type="first" r:id="rId15"/>
           <w:pgSz w:w="11906" w:h="16838"/>
           <w:pgMar w:top="1440" w:right="1800" w:bottom="1440" w:left="1800" w:header="850" w:footer="283" w:gutter="0"/>
+          <w:pgNumType w:start="0"/>
           <w:cols w:space="425"/>
+          <w:titlePg/>
           <w:docGrid w:type="lines" w:linePitch="360"/>
         </w:sectPr>
       </w:pPr>
@@ -2819,7 +3543,7 @@
           <w:lang w:eastAsia="zh-CN"/>
         </w:rPr>
         <w:sectPr>
-          <w:headerReference w:type="default" r:id="rId9"/>
+          <w:headerReference w:type="default" r:id="rId16"/>
           <w:pgSz w:w="11906" w:h="16838"/>
           <w:pgMar w:top="1440" w:right="1800" w:bottom="1440" w:left="1800" w:header="850" w:footer="283" w:gutter="0"/>
           <w:cols w:space="425"/>
@@ -3088,11 +3812,184 @@
             </w14:contourClr>
           </w14:props3d>
         </w:rPr>
-        <w:t>显示硬体列表</w:t>
-      </w:r>
-      <w:r>
-        <w:rPr>
-          <w:rFonts w:ascii="等线" w:eastAsia="等线" w:hAnsi="等线" w:hint="eastAsia"/>
+        <w:t>显示硬体列表与生产厂商的列表</w:t>
+      </w:r>
+    </w:p>
+    <w:p>
+      <w:pPr>
+        <w:rPr>
+          <w:rFonts w:ascii="等线" w:eastAsia="等线" w:hAnsi="等线"/>
+          <w:color w:val="000000" w:themeColor="text1"/>
+          <w:lang w:eastAsia="zh-CN"/>
+          <w14:shadow w14:blurRad="38100" w14:dist="19050" w14:dir="2700000" w14:sx="100000" w14:sy="100000" w14:kx="0" w14:ky="0" w14:algn="tl">
+            <w14:schemeClr w14:val="dk1">
+              <w14:alpha w14:val="60000"/>
+            </w14:schemeClr>
+          </w14:shadow>
+          <w14:textOutline w14:w="0" w14:cap="flat" w14:cmpd="sng" w14:algn="ctr">
+            <w14:noFill/>
+            <w14:prstDash w14:val="solid"/>
+            <w14:round/>
+          </w14:textOutline>
+        </w:rPr>
+      </w:pPr>
+      <w:r>
+        <w:rPr>
+          <w:rFonts w:ascii="等线" w:eastAsia="等线" w:hAnsi="等线"/>
+          <w:b/>
+          <w:bCs/>
+          <w:color w:val="000000" w:themeColor="text1"/>
+          <w:lang w:eastAsia="zh-CN"/>
+          <w14:shadow w14:blurRad="38100" w14:dist="19050" w14:dir="2700000" w14:sx="100000" w14:sy="100000" w14:kx="0" w14:ky="0" w14:algn="tl">
+            <w14:schemeClr w14:val="dk1">
+              <w14:alpha w14:val="60000"/>
+            </w14:schemeClr>
+          </w14:shadow>
+          <w14:textOutline w14:w="0" w14:cap="flat" w14:cmpd="sng" w14:algn="ctr">
+            <w14:noFill/>
+            <w14:prstDash w14:val="solid"/>
+            <w14:round/>
+          </w14:textOutline>
+        </w:rPr>
+        <w:t>SELECT</w:t>
+      </w:r>
+      <w:r>
+        <w:rPr>
+          <w:rFonts w:ascii="等线" w:eastAsia="等线" w:hAnsi="等线"/>
+          <w:color w:val="000000" w:themeColor="text1"/>
+          <w:lang w:eastAsia="zh-CN"/>
+          <w14:shadow w14:blurRad="38100" w14:dist="19050" w14:dir="2700000" w14:sx="100000" w14:sy="100000" w14:kx="0" w14:ky="0" w14:algn="tl">
+            <w14:schemeClr w14:val="dk1">
+              <w14:alpha w14:val="60000"/>
+            </w14:schemeClr>
+          </w14:shadow>
+          <w14:textOutline w14:w="0" w14:cap="flat" w14:cmpd="sng" w14:algn="ctr">
+            <w14:noFill/>
+            <w14:prstDash w14:val="solid"/>
+            <w14:round/>
+          </w14:textOutline>
+        </w:rPr>
+        <w:t xml:space="preserve"> </w:t>
+      </w:r>
+      <w:r>
+        <w:rPr>
+          <w:rFonts w:ascii="等线" w:eastAsia="等线" w:hAnsi="等线"/>
+          <w:color w:val="000000" w:themeColor="text1"/>
+          <w:lang w:eastAsia="zh-CN"/>
+          <w14:shadow w14:blurRad="38100" w14:dist="19050" w14:dir="2700000" w14:sx="100000" w14:sy="100000" w14:kx="0" w14:ky="0" w14:algn="tl">
+            <w14:schemeClr w14:val="dk1">
+              <w14:alpha w14:val="60000"/>
+            </w14:schemeClr>
+          </w14:shadow>
+          <w14:textOutline w14:w="0" w14:cap="flat" w14:cmpd="sng" w14:algn="ctr">
+            <w14:noFill/>
+            <w14:prstDash w14:val="solid"/>
+            <w14:round/>
+          </w14:textOutline>
+        </w:rPr>
+        <w:t xml:space="preserve">T.*, </w:t>
+      </w:r>
+      <w:proofErr w:type="spellStart"/>
+      <w:proofErr w:type="gramStart"/>
+      <w:r>
+        <w:rPr>
+          <w:rFonts w:ascii="等线" w:eastAsia="等线" w:hAnsi="等线"/>
+          <w:color w:val="000000" w:themeColor="text1"/>
+          <w:lang w:eastAsia="zh-CN"/>
+          <w14:shadow w14:blurRad="38100" w14:dist="19050" w14:dir="2700000" w14:sx="100000" w14:sy="100000" w14:kx="0" w14:ky="0" w14:algn="tl">
+            <w14:schemeClr w14:val="dk1">
+              <w14:alpha w14:val="60000"/>
+            </w14:schemeClr>
+          </w14:shadow>
+          <w14:textOutline w14:w="0" w14:cap="flat" w14:cmpd="sng" w14:algn="ctr">
+            <w14:noFill/>
+            <w14:prstDash w14:val="solid"/>
+            <w14:round/>
+          </w14:textOutline>
+        </w:rPr>
+        <w:t>S.manufacturer</w:t>
+      </w:r>
+      <w:proofErr w:type="gramEnd"/>
+      <w:r>
+        <w:rPr>
+          <w:rFonts w:ascii="等线" w:eastAsia="等线" w:hAnsi="等线"/>
+          <w:color w:val="000000" w:themeColor="text1"/>
+          <w:lang w:eastAsia="zh-CN"/>
+          <w14:shadow w14:blurRad="38100" w14:dist="19050" w14:dir="2700000" w14:sx="100000" w14:sy="100000" w14:kx="0" w14:ky="0" w14:algn="tl">
+            <w14:schemeClr w14:val="dk1">
+              <w14:alpha w14:val="60000"/>
+            </w14:schemeClr>
+          </w14:shadow>
+          <w14:textOutline w14:w="0" w14:cap="flat" w14:cmpd="sng" w14:algn="ctr">
+            <w14:noFill/>
+            <w14:prstDash w14:val="solid"/>
+            <w14:round/>
+          </w14:textOutline>
+        </w:rPr>
+        <w:t>_name</w:t>
+      </w:r>
+      <w:proofErr w:type="spellEnd"/>
+      <w:r>
+        <w:rPr>
+          <w:rFonts w:ascii="等线" w:eastAsia="等线" w:hAnsi="等线"/>
+          <w:color w:val="000000" w:themeColor="text1"/>
+          <w:lang w:eastAsia="zh-CN"/>
+          <w14:shadow w14:blurRad="38100" w14:dist="19050" w14:dir="2700000" w14:sx="100000" w14:sy="100000" w14:kx="0" w14:ky="0" w14:algn="tl">
+            <w14:schemeClr w14:val="dk1">
+              <w14:alpha w14:val="60000"/>
+            </w14:schemeClr>
+          </w14:shadow>
+          <w14:textOutline w14:w="0" w14:cap="flat" w14:cmpd="sng" w14:algn="ctr">
+            <w14:noFill/>
+            <w14:prstDash w14:val="solid"/>
+            <w14:round/>
+          </w14:textOutline>
+        </w:rPr>
+        <w:t xml:space="preserve"> </w:t>
+      </w:r>
+      <w:r>
+        <w:rPr>
+          <w:rFonts w:ascii="等线" w:eastAsia="等线" w:hAnsi="等线"/>
+          <w:b/>
+          <w:bCs/>
+          <w:color w:val="000000" w:themeColor="text1"/>
+          <w:lang w:eastAsia="zh-CN"/>
+          <w14:shadow w14:blurRad="38100" w14:dist="19050" w14:dir="2700000" w14:sx="100000" w14:sy="100000" w14:kx="0" w14:ky="0" w14:algn="tl">
+            <w14:schemeClr w14:val="dk1">
+              <w14:alpha w14:val="60000"/>
+            </w14:schemeClr>
+          </w14:shadow>
+          <w14:textOutline w14:w="0" w14:cap="flat" w14:cmpd="sng" w14:algn="ctr">
+            <w14:noFill/>
+            <w14:prstDash w14:val="solid"/>
+            <w14:round/>
+          </w14:textOutline>
+        </w:rPr>
+        <w:t>FROM</w:t>
+      </w:r>
+      <w:r>
+        <w:rPr>
+          <w:rFonts w:ascii="等线" w:eastAsia="等线" w:hAnsi="等线"/>
+          <w:color w:val="000000" w:themeColor="text1"/>
+          <w:lang w:eastAsia="zh-CN"/>
+          <w14:shadow w14:blurRad="38100" w14:dist="19050" w14:dir="2700000" w14:sx="100000" w14:sy="100000" w14:kx="0" w14:ky="0" w14:algn="tl">
+            <w14:schemeClr w14:val="dk1">
+              <w14:alpha w14:val="60000"/>
+            </w14:schemeClr>
+          </w14:shadow>
+          <w14:textOutline w14:w="0" w14:cap="flat" w14:cmpd="sng" w14:algn="ctr">
+            <w14:noFill/>
+            <w14:prstDash w14:val="solid"/>
+            <w14:round/>
+          </w14:textOutline>
+        </w:rPr>
+        <w:t xml:space="preserve"> hardware as T, manufacturer as S </w:t>
+      </w:r>
+    </w:p>
+    <w:p>
+      <w:pPr>
+        <w:rPr>
+          <w:rFonts w:ascii="等线" w:eastAsia="等线" w:hAnsi="等线"/>
           <w:b/>
           <w:color w:val="969696" w:themeColor="accent3"/>
           <w:lang w:eastAsia="zh-CN"/>
@@ -3110,13 +4007,12 @@
             </w14:contourClr>
           </w14:props3d>
         </w:rPr>
-        <w:t>与生产厂商的列表</w:t>
-      </w:r>
-    </w:p>
-    <w:p>
-      <w:pPr>
-        <w:rPr>
-          <w:rFonts w:ascii="等线" w:eastAsia="等线" w:hAnsi="等线"/>
+      </w:pPr>
+      <w:r>
+        <w:rPr>
+          <w:rFonts w:ascii="等线" w:eastAsia="等线" w:hAnsi="等线"/>
+          <w:b/>
+          <w:bCs/>
           <w:color w:val="000000" w:themeColor="text1"/>
           <w:lang w:eastAsia="zh-CN"/>
           <w14:shadow w14:blurRad="38100" w14:dist="19050" w14:dir="2700000" w14:sx="100000" w14:sy="100000" w14:kx="0" w14:ky="0" w14:algn="tl">
@@ -3130,12 +4026,11 @@
             <w14:round/>
           </w14:textOutline>
         </w:rPr>
-      </w:pPr>
-      <w:r>
-        <w:rPr>
-          <w:rFonts w:ascii="等线" w:eastAsia="等线" w:hAnsi="等线"/>
-          <w:b/>
-          <w:bCs/>
+        <w:t>WHERE</w:t>
+      </w:r>
+      <w:r>
+        <w:rPr>
+          <w:rFonts w:ascii="等线" w:eastAsia="等线" w:hAnsi="等线"/>
           <w:color w:val="000000" w:themeColor="text1"/>
           <w:lang w:eastAsia="zh-CN"/>
           <w14:shadow w14:blurRad="38100" w14:dist="19050" w14:dir="2700000" w14:sx="100000" w14:sy="100000" w14:kx="0" w14:ky="0" w14:algn="tl">
@@ -3149,8 +4044,10 @@
             <w14:round/>
           </w14:textOutline>
         </w:rPr>
-        <w:t>SELECT</w:t>
-      </w:r>
+        <w:t xml:space="preserve"> </w:t>
+      </w:r>
+      <w:proofErr w:type="spellStart"/>
+      <w:proofErr w:type="gramStart"/>
       <w:r>
         <w:rPr>
           <w:rFonts w:ascii="等线" w:eastAsia="等线" w:hAnsi="等线"/>
@@ -3167,8 +4064,10 @@
             <w14:round/>
           </w14:textOutline>
         </w:rPr>
-        <w:t xml:space="preserve"> </w:t>
-      </w:r>
+        <w:t>T.model</w:t>
+      </w:r>
+      <w:proofErr w:type="spellEnd"/>
+      <w:proofErr w:type="gramEnd"/>
       <w:r>
         <w:rPr>
           <w:rFonts w:ascii="等线" w:eastAsia="等线" w:hAnsi="等线"/>
@@ -3185,10 +4084,9 @@
             <w14:round/>
           </w14:textOutline>
         </w:rPr>
-        <w:t xml:space="preserve">T.*, </w:t>
+        <w:t xml:space="preserve"> = </w:t>
       </w:r>
       <w:proofErr w:type="spellStart"/>
-      <w:proofErr w:type="gramStart"/>
       <w:r>
         <w:rPr>
           <w:rFonts w:ascii="等线" w:eastAsia="等线" w:hAnsi="等线"/>
@@ -3205,9 +4103,9 @@
             <w14:round/>
           </w14:textOutline>
         </w:rPr>
-        <w:t>S.manufacturer</w:t>
-      </w:r>
-      <w:proofErr w:type="gramEnd"/>
+        <w:t>S.model</w:t>
+      </w:r>
+      <w:proofErr w:type="spellEnd"/>
       <w:r>
         <w:rPr>
           <w:rFonts w:ascii="等线" w:eastAsia="等线" w:hAnsi="等线"/>
@@ -3224,10 +4122,11 @@
             <w14:round/>
           </w14:textOutline>
         </w:rPr>
-        <w:t>_name</w:t>
-      </w:r>
-      <w:proofErr w:type="spellEnd"/>
-      <w:r>
+        <w:t>;</w:t>
+      </w:r>
+    </w:p>
+    <w:p>
+      <w:pPr>
         <w:rPr>
           <w:rFonts w:ascii="等线" w:eastAsia="等线" w:hAnsi="等线"/>
           <w:color w:val="000000" w:themeColor="text1"/>
@@ -3243,46 +4142,7 @@
             <w14:round/>
           </w14:textOutline>
         </w:rPr>
-        <w:t xml:space="preserve"> </w:t>
-      </w:r>
-      <w:r>
-        <w:rPr>
-          <w:rFonts w:ascii="等线" w:eastAsia="等线" w:hAnsi="等线"/>
-          <w:b/>
-          <w:bCs/>
-          <w:color w:val="000000" w:themeColor="text1"/>
-          <w:lang w:eastAsia="zh-CN"/>
-          <w14:shadow w14:blurRad="38100" w14:dist="19050" w14:dir="2700000" w14:sx="100000" w14:sy="100000" w14:kx="0" w14:ky="0" w14:algn="tl">
-            <w14:schemeClr w14:val="dk1">
-              <w14:alpha w14:val="60000"/>
-            </w14:schemeClr>
-          </w14:shadow>
-          <w14:textOutline w14:w="0" w14:cap="flat" w14:cmpd="sng" w14:algn="ctr">
-            <w14:noFill/>
-            <w14:prstDash w14:val="solid"/>
-            <w14:round/>
-          </w14:textOutline>
-        </w:rPr>
-        <w:t>FROM</w:t>
-      </w:r>
-      <w:r>
-        <w:rPr>
-          <w:rFonts w:ascii="等线" w:eastAsia="等线" w:hAnsi="等线"/>
-          <w:color w:val="000000" w:themeColor="text1"/>
-          <w:lang w:eastAsia="zh-CN"/>
-          <w14:shadow w14:blurRad="38100" w14:dist="19050" w14:dir="2700000" w14:sx="100000" w14:sy="100000" w14:kx="0" w14:ky="0" w14:algn="tl">
-            <w14:schemeClr w14:val="dk1">
-              <w14:alpha w14:val="60000"/>
-            </w14:schemeClr>
-          </w14:shadow>
-          <w14:textOutline w14:w="0" w14:cap="flat" w14:cmpd="sng" w14:algn="ctr">
-            <w14:noFill/>
-            <w14:prstDash w14:val="solid"/>
-            <w14:round/>
-          </w14:textOutline>
-        </w:rPr>
-        <w:t xml:space="preserve"> hardware as T, manufacturer as S </w:t>
-      </w:r>
+      </w:pPr>
     </w:p>
     <w:p>
       <w:pPr>
@@ -3308,144 +4168,7 @@
       </w:pPr>
       <w:r>
         <w:rPr>
-          <w:rFonts w:ascii="等线" w:eastAsia="等线" w:hAnsi="等线"/>
-          <w:b/>
-          <w:bCs/>
-          <w:color w:val="000000" w:themeColor="text1"/>
-          <w:lang w:eastAsia="zh-CN"/>
-          <w14:shadow w14:blurRad="38100" w14:dist="19050" w14:dir="2700000" w14:sx="100000" w14:sy="100000" w14:kx="0" w14:ky="0" w14:algn="tl">
-            <w14:schemeClr w14:val="dk1">
-              <w14:alpha w14:val="60000"/>
-            </w14:schemeClr>
-          </w14:shadow>
-          <w14:textOutline w14:w="0" w14:cap="flat" w14:cmpd="sng" w14:algn="ctr">
-            <w14:noFill/>
-            <w14:prstDash w14:val="solid"/>
-            <w14:round/>
-          </w14:textOutline>
-        </w:rPr>
-        <w:t>WHERE</w:t>
-      </w:r>
-      <w:r>
-        <w:rPr>
-          <w:rFonts w:ascii="等线" w:eastAsia="等线" w:hAnsi="等线"/>
-          <w:color w:val="000000" w:themeColor="text1"/>
-          <w:lang w:eastAsia="zh-CN"/>
-          <w14:shadow w14:blurRad="38100" w14:dist="19050" w14:dir="2700000" w14:sx="100000" w14:sy="100000" w14:kx="0" w14:ky="0" w14:algn="tl">
-            <w14:schemeClr w14:val="dk1">
-              <w14:alpha w14:val="60000"/>
-            </w14:schemeClr>
-          </w14:shadow>
-          <w14:textOutline w14:w="0" w14:cap="flat" w14:cmpd="sng" w14:algn="ctr">
-            <w14:noFill/>
-            <w14:prstDash w14:val="solid"/>
-            <w14:round/>
-          </w14:textOutline>
-        </w:rPr>
-        <w:t xml:space="preserve"> </w:t>
-      </w:r>
-      <w:proofErr w:type="spellStart"/>
-      <w:proofErr w:type="gramStart"/>
-      <w:r>
-        <w:rPr>
-          <w:rFonts w:ascii="等线" w:eastAsia="等线" w:hAnsi="等线"/>
-          <w:color w:val="000000" w:themeColor="text1"/>
-          <w:lang w:eastAsia="zh-CN"/>
-          <w14:shadow w14:blurRad="38100" w14:dist="19050" w14:dir="2700000" w14:sx="100000" w14:sy="100000" w14:kx="0" w14:ky="0" w14:algn="tl">
-            <w14:schemeClr w14:val="dk1">
-              <w14:alpha w14:val="60000"/>
-            </w14:schemeClr>
-          </w14:shadow>
-          <w14:textOutline w14:w="0" w14:cap="flat" w14:cmpd="sng" w14:algn="ctr">
-            <w14:noFill/>
-            <w14:prstDash w14:val="solid"/>
-            <w14:round/>
-          </w14:textOutline>
-        </w:rPr>
-        <w:t>T.model</w:t>
-      </w:r>
-      <w:proofErr w:type="spellEnd"/>
-      <w:proofErr w:type="gramEnd"/>
-      <w:r>
-        <w:rPr>
-          <w:rFonts w:ascii="等线" w:eastAsia="等线" w:hAnsi="等线"/>
-          <w:color w:val="000000" w:themeColor="text1"/>
-          <w:lang w:eastAsia="zh-CN"/>
-          <w14:shadow w14:blurRad="38100" w14:dist="19050" w14:dir="2700000" w14:sx="100000" w14:sy="100000" w14:kx="0" w14:ky="0" w14:algn="tl">
-            <w14:schemeClr w14:val="dk1">
-              <w14:alpha w14:val="60000"/>
-            </w14:schemeClr>
-          </w14:shadow>
-          <w14:textOutline w14:w="0" w14:cap="flat" w14:cmpd="sng" w14:algn="ctr">
-            <w14:noFill/>
-            <w14:prstDash w14:val="solid"/>
-            <w14:round/>
-          </w14:textOutline>
-        </w:rPr>
-        <w:t xml:space="preserve"> = </w:t>
-      </w:r>
-      <w:proofErr w:type="spellStart"/>
-      <w:r>
-        <w:rPr>
-          <w:rFonts w:ascii="等线" w:eastAsia="等线" w:hAnsi="等线"/>
-          <w:color w:val="000000" w:themeColor="text1"/>
-          <w:lang w:eastAsia="zh-CN"/>
-          <w14:shadow w14:blurRad="38100" w14:dist="19050" w14:dir="2700000" w14:sx="100000" w14:sy="100000" w14:kx="0" w14:ky="0" w14:algn="tl">
-            <w14:schemeClr w14:val="dk1">
-              <w14:alpha w14:val="60000"/>
-            </w14:schemeClr>
-          </w14:shadow>
-          <w14:textOutline w14:w="0" w14:cap="flat" w14:cmpd="sng" w14:algn="ctr">
-            <w14:noFill/>
-            <w14:prstDash w14:val="solid"/>
-            <w14:round/>
-          </w14:textOutline>
-        </w:rPr>
-        <w:t>S.model</w:t>
-      </w:r>
-      <w:proofErr w:type="spellEnd"/>
-      <w:r>
-        <w:rPr>
-          <w:rFonts w:ascii="等线" w:eastAsia="等线" w:hAnsi="等线"/>
-          <w:color w:val="000000" w:themeColor="text1"/>
-          <w:lang w:eastAsia="zh-CN"/>
-          <w14:shadow w14:blurRad="38100" w14:dist="19050" w14:dir="2700000" w14:sx="100000" w14:sy="100000" w14:kx="0" w14:ky="0" w14:algn="tl">
-            <w14:schemeClr w14:val="dk1">
-              <w14:alpha w14:val="60000"/>
-            </w14:schemeClr>
-          </w14:shadow>
-          <w14:textOutline w14:w="0" w14:cap="flat" w14:cmpd="sng" w14:algn="ctr">
-            <w14:noFill/>
-            <w14:prstDash w14:val="solid"/>
-            <w14:round/>
-          </w14:textOutline>
-        </w:rPr>
-        <w:t>;</w:t>
-      </w:r>
-    </w:p>
-    <w:p>
-      <w:pPr>
-        <w:rPr>
-          <w:rFonts w:ascii="等线" w:eastAsia="等线" w:hAnsi="等线"/>
-          <w:color w:val="000000" w:themeColor="text1"/>
-          <w:lang w:eastAsia="zh-CN"/>
-          <w14:shadow w14:blurRad="38100" w14:dist="19050" w14:dir="2700000" w14:sx="100000" w14:sy="100000" w14:kx="0" w14:ky="0" w14:algn="tl">
-            <w14:schemeClr w14:val="dk1">
-              <w14:alpha w14:val="60000"/>
-            </w14:schemeClr>
-          </w14:shadow>
-          <w14:textOutline w14:w="0" w14:cap="flat" w14:cmpd="sng" w14:algn="ctr">
-            <w14:noFill/>
-            <w14:prstDash w14:val="solid"/>
-            <w14:round/>
-          </w14:textOutline>
-        </w:rPr>
-      </w:pPr>
-    </w:p>
-    <w:p>
-      <w:pPr>
-        <w:rPr>
-          <w:rFonts w:ascii="等线" w:eastAsia="等线" w:hAnsi="等线"/>
+          <w:rFonts w:ascii="等线" w:eastAsia="等线" w:hAnsi="等线" w:hint="eastAsia"/>
           <w:b/>
           <w:color w:val="969696" w:themeColor="accent3"/>
           <w:lang w:eastAsia="zh-CN"/>
@@ -3463,10 +4186,146 @@
             </w14:contourClr>
           </w14:props3d>
         </w:rPr>
+        <w:t>统计硬体玩家的硬体个数</w:t>
+      </w:r>
+    </w:p>
+    <w:p>
+      <w:pPr>
+        <w:rPr>
+          <w:rFonts w:ascii="等线" w:eastAsia="等线" w:hAnsi="等线"/>
+          <w:color w:val="000000" w:themeColor="text1"/>
+          <w:lang w:eastAsia="zh-CN"/>
+          <w14:shadow w14:blurRad="38100" w14:dist="19050" w14:dir="2700000" w14:sx="100000" w14:sy="100000" w14:kx="0" w14:ky="0" w14:algn="tl">
+            <w14:schemeClr w14:val="dk1">
+              <w14:alpha w14:val="60000"/>
+            </w14:schemeClr>
+          </w14:shadow>
+          <w14:textOutline w14:w="0" w14:cap="flat" w14:cmpd="sng" w14:algn="ctr">
+            <w14:noFill/>
+            <w14:prstDash w14:val="solid"/>
+            <w14:round/>
+          </w14:textOutline>
+        </w:rPr>
       </w:pPr>
       <w:r>
         <w:rPr>
-          <w:rFonts w:ascii="等线" w:eastAsia="等线" w:hAnsi="等线" w:hint="eastAsia"/>
+          <w:rFonts w:ascii="等线" w:eastAsia="等线" w:hAnsi="等线"/>
+          <w:b/>
+          <w:bCs/>
+          <w:color w:val="000000" w:themeColor="text1"/>
+          <w:lang w:eastAsia="zh-CN"/>
+          <w14:shadow w14:blurRad="38100" w14:dist="19050" w14:dir="2700000" w14:sx="100000" w14:sy="100000" w14:kx="0" w14:ky="0" w14:algn="tl">
+            <w14:schemeClr w14:val="dk1">
+              <w14:alpha w14:val="60000"/>
+            </w14:schemeClr>
+          </w14:shadow>
+          <w14:textOutline w14:w="0" w14:cap="flat" w14:cmpd="sng" w14:algn="ctr">
+            <w14:noFill/>
+            <w14:prstDash w14:val="solid"/>
+            <w14:round/>
+          </w14:textOutline>
+        </w:rPr>
+        <w:t>SELECT</w:t>
+      </w:r>
+      <w:r>
+        <w:rPr>
+          <w:rFonts w:ascii="等线" w:eastAsia="等线" w:hAnsi="等线"/>
+          <w:color w:val="000000" w:themeColor="text1"/>
+          <w:lang w:eastAsia="zh-CN"/>
+          <w14:shadow w14:blurRad="38100" w14:dist="19050" w14:dir="2700000" w14:sx="100000" w14:sy="100000" w14:kx="0" w14:ky="0" w14:algn="tl">
+            <w14:schemeClr w14:val="dk1">
+              <w14:alpha w14:val="60000"/>
+            </w14:schemeClr>
+          </w14:shadow>
+          <w14:textOutline w14:w="0" w14:cap="flat" w14:cmpd="sng" w14:algn="ctr">
+            <w14:noFill/>
+            <w14:prstDash w14:val="solid"/>
+            <w14:round/>
+          </w14:textOutline>
+        </w:rPr>
+        <w:t xml:space="preserve"> </w:t>
+      </w:r>
+      <w:proofErr w:type="gramStart"/>
+      <w:r>
+        <w:rPr>
+          <w:rFonts w:ascii="等线" w:eastAsia="等线" w:hAnsi="等线"/>
+          <w:color w:val="000000" w:themeColor="text1"/>
+          <w:lang w:eastAsia="zh-CN"/>
+          <w14:shadow w14:blurRad="38100" w14:dist="19050" w14:dir="2700000" w14:sx="100000" w14:sy="100000" w14:kx="0" w14:ky="0" w14:algn="tl">
+            <w14:schemeClr w14:val="dk1">
+              <w14:alpha w14:val="60000"/>
+            </w14:schemeClr>
+          </w14:shadow>
+          <w14:textOutline w14:w="0" w14:cap="flat" w14:cmpd="sng" w14:algn="ctr">
+            <w14:noFill/>
+            <w14:prstDash w14:val="solid"/>
+            <w14:round/>
+          </w14:textOutline>
+        </w:rPr>
+        <w:t>count(</w:t>
+      </w:r>
+      <w:proofErr w:type="gramEnd"/>
+      <w:r>
+        <w:rPr>
+          <w:rFonts w:ascii="等线" w:eastAsia="等线" w:hAnsi="等线"/>
+          <w:color w:val="000000" w:themeColor="text1"/>
+          <w:lang w:eastAsia="zh-CN"/>
+          <w14:shadow w14:blurRad="38100" w14:dist="19050" w14:dir="2700000" w14:sx="100000" w14:sy="100000" w14:kx="0" w14:ky="0" w14:algn="tl">
+            <w14:schemeClr w14:val="dk1">
+              <w14:alpha w14:val="60000"/>
+            </w14:schemeClr>
+          </w14:shadow>
+          <w14:textOutline w14:w="0" w14:cap="flat" w14:cmpd="sng" w14:algn="ctr">
+            <w14:noFill/>
+            <w14:prstDash w14:val="solid"/>
+            <w14:round/>
+          </w14:textOutline>
+        </w:rPr>
+        <w:t xml:space="preserve">*) </w:t>
+      </w:r>
+      <w:r>
+        <w:rPr>
+          <w:rFonts w:ascii="等线" w:eastAsia="等线" w:hAnsi="等线"/>
+          <w:b/>
+          <w:bCs/>
+          <w:color w:val="000000" w:themeColor="text1"/>
+          <w:lang w:eastAsia="zh-CN"/>
+          <w14:shadow w14:blurRad="38100" w14:dist="19050" w14:dir="2700000" w14:sx="100000" w14:sy="100000" w14:kx="0" w14:ky="0" w14:algn="tl">
+            <w14:schemeClr w14:val="dk1">
+              <w14:alpha w14:val="60000"/>
+            </w14:schemeClr>
+          </w14:shadow>
+          <w14:textOutline w14:w="0" w14:cap="flat" w14:cmpd="sng" w14:algn="ctr">
+            <w14:noFill/>
+            <w14:prstDash w14:val="solid"/>
+            <w14:round/>
+          </w14:textOutline>
+        </w:rPr>
+        <w:t>FROM</w:t>
+      </w:r>
+      <w:r>
+        <w:rPr>
+          <w:rFonts w:ascii="等线" w:eastAsia="等线" w:hAnsi="等线"/>
+          <w:color w:val="000000" w:themeColor="text1"/>
+          <w:lang w:eastAsia="zh-CN"/>
+          <w14:shadow w14:blurRad="38100" w14:dist="19050" w14:dir="2700000" w14:sx="100000" w14:sy="100000" w14:kx="0" w14:ky="0" w14:algn="tl">
+            <w14:schemeClr w14:val="dk1">
+              <w14:alpha w14:val="60000"/>
+            </w14:schemeClr>
+          </w14:shadow>
+          <w14:textOutline w14:w="0" w14:cap="flat" w14:cmpd="sng" w14:algn="ctr">
+            <w14:noFill/>
+            <w14:prstDash w14:val="solid"/>
+            <w14:round/>
+          </w14:textOutline>
+        </w:rPr>
+        <w:t xml:space="preserve"> hardware;</w:t>
+      </w:r>
+    </w:p>
+    <w:p>
+      <w:pPr>
+        <w:rPr>
+          <w:rFonts w:ascii="等线" w:eastAsia="等线" w:hAnsi="等线"/>
           <w:b/>
           <w:color w:val="969696" w:themeColor="accent3"/>
           <w:lang w:eastAsia="zh-CN"/>
@@ -3484,141 +4343,7 @@
             </w14:contourClr>
           </w14:props3d>
         </w:rPr>
-        <w:t>统计硬体玩家的硬体个数</w:t>
-      </w:r>
-    </w:p>
-    <w:p>
-      <w:pPr>
-        <w:rPr>
-          <w:rFonts w:ascii="等线" w:eastAsia="等线" w:hAnsi="等线"/>
-          <w:color w:val="000000" w:themeColor="text1"/>
-          <w:lang w:eastAsia="zh-CN"/>
-          <w14:shadow w14:blurRad="38100" w14:dist="19050" w14:dir="2700000" w14:sx="100000" w14:sy="100000" w14:kx="0" w14:ky="0" w14:algn="tl">
-            <w14:schemeClr w14:val="dk1">
-              <w14:alpha w14:val="60000"/>
-            </w14:schemeClr>
-          </w14:shadow>
-          <w14:textOutline w14:w="0" w14:cap="flat" w14:cmpd="sng" w14:algn="ctr">
-            <w14:noFill/>
-            <w14:prstDash w14:val="solid"/>
-            <w14:round/>
-          </w14:textOutline>
-        </w:rPr>
       </w:pPr>
-      <w:r>
-        <w:rPr>
-          <w:rFonts w:ascii="等线" w:eastAsia="等线" w:hAnsi="等线"/>
-          <w:b/>
-          <w:bCs/>
-          <w:color w:val="000000" w:themeColor="text1"/>
-          <w:lang w:eastAsia="zh-CN"/>
-          <w14:shadow w14:blurRad="38100" w14:dist="19050" w14:dir="2700000" w14:sx="100000" w14:sy="100000" w14:kx="0" w14:ky="0" w14:algn="tl">
-            <w14:schemeClr w14:val="dk1">
-              <w14:alpha w14:val="60000"/>
-            </w14:schemeClr>
-          </w14:shadow>
-          <w14:textOutline w14:w="0" w14:cap="flat" w14:cmpd="sng" w14:algn="ctr">
-            <w14:noFill/>
-            <w14:prstDash w14:val="solid"/>
-            <w14:round/>
-          </w14:textOutline>
-        </w:rPr>
-        <w:t>SELECT</w:t>
-      </w:r>
-      <w:r>
-        <w:rPr>
-          <w:rFonts w:ascii="等线" w:eastAsia="等线" w:hAnsi="等线"/>
-          <w:color w:val="000000" w:themeColor="text1"/>
-          <w:lang w:eastAsia="zh-CN"/>
-          <w14:shadow w14:blurRad="38100" w14:dist="19050" w14:dir="2700000" w14:sx="100000" w14:sy="100000" w14:kx="0" w14:ky="0" w14:algn="tl">
-            <w14:schemeClr w14:val="dk1">
-              <w14:alpha w14:val="60000"/>
-            </w14:schemeClr>
-          </w14:shadow>
-          <w14:textOutline w14:w="0" w14:cap="flat" w14:cmpd="sng" w14:algn="ctr">
-            <w14:noFill/>
-            <w14:prstDash w14:val="solid"/>
-            <w14:round/>
-          </w14:textOutline>
-        </w:rPr>
-        <w:t xml:space="preserve"> </w:t>
-      </w:r>
-      <w:proofErr w:type="gramStart"/>
-      <w:r>
-        <w:rPr>
-          <w:rFonts w:ascii="等线" w:eastAsia="等线" w:hAnsi="等线"/>
-          <w:color w:val="000000" w:themeColor="text1"/>
-          <w:lang w:eastAsia="zh-CN"/>
-          <w14:shadow w14:blurRad="38100" w14:dist="19050" w14:dir="2700000" w14:sx="100000" w14:sy="100000" w14:kx="0" w14:ky="0" w14:algn="tl">
-            <w14:schemeClr w14:val="dk1">
-              <w14:alpha w14:val="60000"/>
-            </w14:schemeClr>
-          </w14:shadow>
-          <w14:textOutline w14:w="0" w14:cap="flat" w14:cmpd="sng" w14:algn="ctr">
-            <w14:noFill/>
-            <w14:prstDash w14:val="solid"/>
-            <w14:round/>
-          </w14:textOutline>
-        </w:rPr>
-        <w:t>count(</w:t>
-      </w:r>
-      <w:proofErr w:type="gramEnd"/>
-      <w:r>
-        <w:rPr>
-          <w:rFonts w:ascii="等线" w:eastAsia="等线" w:hAnsi="等线"/>
-          <w:color w:val="000000" w:themeColor="text1"/>
-          <w:lang w:eastAsia="zh-CN"/>
-          <w14:shadow w14:blurRad="38100" w14:dist="19050" w14:dir="2700000" w14:sx="100000" w14:sy="100000" w14:kx="0" w14:ky="0" w14:algn="tl">
-            <w14:schemeClr w14:val="dk1">
-              <w14:alpha w14:val="60000"/>
-            </w14:schemeClr>
-          </w14:shadow>
-          <w14:textOutline w14:w="0" w14:cap="flat" w14:cmpd="sng" w14:algn="ctr">
-            <w14:noFill/>
-            <w14:prstDash w14:val="solid"/>
-            <w14:round/>
-          </w14:textOutline>
-        </w:rPr>
-        <w:t xml:space="preserve">*) </w:t>
-      </w:r>
-      <w:r>
-        <w:rPr>
-          <w:rFonts w:ascii="等线" w:eastAsia="等线" w:hAnsi="等线"/>
-          <w:b/>
-          <w:bCs/>
-          <w:color w:val="000000" w:themeColor="text1"/>
-          <w:lang w:eastAsia="zh-CN"/>
-          <w14:shadow w14:blurRad="38100" w14:dist="19050" w14:dir="2700000" w14:sx="100000" w14:sy="100000" w14:kx="0" w14:ky="0" w14:algn="tl">
-            <w14:schemeClr w14:val="dk1">
-              <w14:alpha w14:val="60000"/>
-            </w14:schemeClr>
-          </w14:shadow>
-          <w14:textOutline w14:w="0" w14:cap="flat" w14:cmpd="sng" w14:algn="ctr">
-            <w14:noFill/>
-            <w14:prstDash w14:val="solid"/>
-            <w14:round/>
-          </w14:textOutline>
-        </w:rPr>
-        <w:t>FROM</w:t>
-      </w:r>
-      <w:r>
-        <w:rPr>
-          <w:rFonts w:ascii="等线" w:eastAsia="等线" w:hAnsi="等线"/>
-          <w:color w:val="000000" w:themeColor="text1"/>
-          <w:lang w:eastAsia="zh-CN"/>
-          <w14:shadow w14:blurRad="38100" w14:dist="19050" w14:dir="2700000" w14:sx="100000" w14:sy="100000" w14:kx="0" w14:ky="0" w14:algn="tl">
-            <w14:schemeClr w14:val="dk1">
-              <w14:alpha w14:val="60000"/>
-            </w14:schemeClr>
-          </w14:shadow>
-          <w14:textOutline w14:w="0" w14:cap="flat" w14:cmpd="sng" w14:algn="ctr">
-            <w14:noFill/>
-            <w14:prstDash w14:val="solid"/>
-            <w14:round/>
-          </w14:textOutline>
-        </w:rPr>
-        <w:t xml:space="preserve"> hardware;</w:t>
-      </w:r>
     </w:p>
     <w:p>
       <w:pPr>
@@ -3642,11 +4367,9 @@
           </w14:props3d>
         </w:rPr>
       </w:pPr>
-    </w:p>
-    <w:p>
-      <w:pPr>
-        <w:rPr>
-          <w:rFonts w:ascii="等线" w:eastAsia="等线" w:hAnsi="等线"/>
+      <w:r>
+        <w:rPr>
+          <w:rFonts w:ascii="等线" w:eastAsia="等线" w:hAnsi="等线" w:hint="eastAsia"/>
           <w:b/>
           <w:color w:val="969696" w:themeColor="accent3"/>
           <w:lang w:eastAsia="zh-CN"/>
@@ -3664,10 +4387,180 @@
             </w14:contourClr>
           </w14:props3d>
         </w:rPr>
+        <w:t>新增硬体的生产厂商资讯</w:t>
+      </w:r>
+    </w:p>
+    <w:p>
+      <w:pPr>
+        <w:rPr>
+          <w:rFonts w:ascii="等线" w:eastAsia="等线" w:hAnsi="等线"/>
+          <w:color w:val="000000" w:themeColor="text1"/>
+          <w:lang w:eastAsia="zh-CN"/>
+          <w14:shadow w14:blurRad="38100" w14:dist="19050" w14:dir="2700000" w14:sx="100000" w14:sy="100000" w14:kx="0" w14:ky="0" w14:algn="tl">
+            <w14:schemeClr w14:val="dk1">
+              <w14:alpha w14:val="60000"/>
+            </w14:schemeClr>
+          </w14:shadow>
+          <w14:textOutline w14:w="0" w14:cap="flat" w14:cmpd="sng" w14:algn="ctr">
+            <w14:noFill/>
+            <w14:prstDash w14:val="solid"/>
+            <w14:round/>
+          </w14:textOutline>
+        </w:rPr>
       </w:pPr>
       <w:r>
         <w:rPr>
-          <w:rFonts w:ascii="等线" w:eastAsia="等线" w:hAnsi="等线" w:hint="eastAsia"/>
+          <w:rFonts w:ascii="等线" w:eastAsia="等线" w:hAnsi="等线"/>
+          <w:b/>
+          <w:bCs/>
+          <w:color w:val="000000" w:themeColor="text1"/>
+          <w:lang w:eastAsia="zh-CN"/>
+          <w14:shadow w14:blurRad="38100" w14:dist="19050" w14:dir="2700000" w14:sx="100000" w14:sy="100000" w14:kx="0" w14:ky="0" w14:algn="tl">
+            <w14:schemeClr w14:val="dk1">
+              <w14:alpha w14:val="60000"/>
+            </w14:schemeClr>
+          </w14:shadow>
+          <w14:textOutline w14:w="0" w14:cap="flat" w14:cmpd="sng" w14:algn="ctr">
+            <w14:noFill/>
+            <w14:prstDash w14:val="solid"/>
+            <w14:round/>
+          </w14:textOutline>
+        </w:rPr>
+        <w:t>INSERT INTO</w:t>
+      </w:r>
+      <w:r>
+        <w:rPr>
+          <w:rFonts w:ascii="等线" w:eastAsia="等线" w:hAnsi="等线"/>
+          <w:color w:val="000000" w:themeColor="text1"/>
+          <w:lang w:eastAsia="zh-CN"/>
+          <w14:shadow w14:blurRad="38100" w14:dist="19050" w14:dir="2700000" w14:sx="100000" w14:sy="100000" w14:kx="0" w14:ky="0" w14:algn="tl">
+            <w14:schemeClr w14:val="dk1">
+              <w14:alpha w14:val="60000"/>
+            </w14:schemeClr>
+          </w14:shadow>
+          <w14:textOutline w14:w="0" w14:cap="flat" w14:cmpd="sng" w14:algn="ctr">
+            <w14:noFill/>
+            <w14:prstDash w14:val="solid"/>
+            <w14:round/>
+          </w14:textOutline>
+        </w:rPr>
+        <w:t xml:space="preserve"> manufacturer </w:t>
+      </w:r>
+      <w:proofErr w:type="gramStart"/>
+      <w:r>
+        <w:rPr>
+          <w:rFonts w:ascii="等线" w:eastAsia="等线" w:hAnsi="等线"/>
+          <w:color w:val="000000" w:themeColor="text1"/>
+          <w:lang w:eastAsia="zh-CN"/>
+          <w14:shadow w14:blurRad="38100" w14:dist="19050" w14:dir="2700000" w14:sx="100000" w14:sy="100000" w14:kx="0" w14:ky="0" w14:algn="tl">
+            <w14:schemeClr w14:val="dk1">
+              <w14:alpha w14:val="60000"/>
+            </w14:schemeClr>
+          </w14:shadow>
+          <w14:textOutline w14:w="0" w14:cap="flat" w14:cmpd="sng" w14:algn="ctr">
+            <w14:noFill/>
+            <w14:prstDash w14:val="solid"/>
+            <w14:round/>
+          </w14:textOutline>
+        </w:rPr>
+        <w:t>VALUES(</w:t>
+      </w:r>
+      <w:proofErr w:type="gramEnd"/>
+      <w:r>
+        <w:rPr>
+          <w:rFonts w:ascii="等线" w:eastAsia="等线" w:hAnsi="等线"/>
+          <w:color w:val="000000" w:themeColor="text1"/>
+          <w:lang w:eastAsia="zh-CN"/>
+          <w14:shadow w14:blurRad="38100" w14:dist="19050" w14:dir="2700000" w14:sx="100000" w14:sy="100000" w14:kx="0" w14:ky="0" w14:algn="tl">
+            <w14:schemeClr w14:val="dk1">
+              <w14:alpha w14:val="60000"/>
+            </w14:schemeClr>
+          </w14:shadow>
+          <w14:textOutline w14:w="0" w14:cap="flat" w14:cmpd="sng" w14:algn="ctr">
+            <w14:noFill/>
+            <w14:prstDash w14:val="solid"/>
+            <w14:round/>
+          </w14:textOutline>
+        </w:rPr>
+        <w:t>‘ROG’,</w:t>
+      </w:r>
+      <w:r>
+        <w:rPr>
+          <w:rFonts w:ascii="等线" w:eastAsia="等线" w:hAnsi="等线"/>
+          <w:color w:val="000000" w:themeColor="text1"/>
+          <w:lang w:eastAsia="zh-CN"/>
+          <w14:shadow w14:blurRad="38100" w14:dist="19050" w14:dir="2700000" w14:sx="100000" w14:sy="100000" w14:kx="0" w14:ky="0" w14:algn="tl">
+            <w14:schemeClr w14:val="dk1">
+              <w14:alpha w14:val="60000"/>
+            </w14:schemeClr>
+          </w14:shadow>
+          <w14:textOutline w14:w="0" w14:cap="flat" w14:cmpd="sng" w14:algn="ctr">
+            <w14:noFill/>
+            <w14:prstDash w14:val="solid"/>
+            <w14:round/>
+          </w14:textOutline>
+        </w:rPr>
+        <w:t>‘</w:t>
+      </w:r>
+      <w:r>
+        <w:rPr>
+          <w:rFonts w:ascii="等线" w:eastAsia="等线" w:hAnsi="等线"/>
+          <w:color w:val="000000" w:themeColor="text1"/>
+          <w:lang w:eastAsia="zh-CN"/>
+          <w14:shadow w14:blurRad="38100" w14:dist="19050" w14:dir="2700000" w14:sx="100000" w14:sy="100000" w14:kx="0" w14:ky="0" w14:algn="tl">
+            <w14:schemeClr w14:val="dk1">
+              <w14:alpha w14:val="60000"/>
+            </w14:schemeClr>
+          </w14:shadow>
+          <w14:textOutline w14:w="0" w14:cap="flat" w14:cmpd="sng" w14:algn="ctr">
+            <w14:noFill/>
+            <w14:prstDash w14:val="solid"/>
+            <w14:round/>
+          </w14:textOutline>
+        </w:rPr>
+        <w:t>G834’,</w:t>
+      </w:r>
+      <w:r>
+        <w:rPr>
+          <w:rFonts w:ascii="等线" w:eastAsia="等线" w:hAnsi="等线"/>
+          <w:color w:val="000000" w:themeColor="text1"/>
+          <w:lang w:eastAsia="zh-CN"/>
+          <w14:shadow w14:blurRad="38100" w14:dist="19050" w14:dir="2700000" w14:sx="100000" w14:sy="100000" w14:kx="0" w14:ky="0" w14:algn="tl">
+            <w14:schemeClr w14:val="dk1">
+              <w14:alpha w14:val="60000"/>
+            </w14:schemeClr>
+          </w14:shadow>
+          <w14:textOutline w14:w="0" w14:cap="flat" w14:cmpd="sng" w14:algn="ctr">
+            <w14:noFill/>
+            <w14:prstDash w14:val="solid"/>
+            <w14:round/>
+          </w14:textOutline>
+        </w:rPr>
+        <w:t>‘</w:t>
+      </w:r>
+      <w:r>
+        <w:rPr>
+          <w:rFonts w:ascii="等线" w:eastAsia="等线" w:hAnsi="等线"/>
+          <w:color w:val="000000" w:themeColor="text1"/>
+          <w:lang w:eastAsia="zh-CN"/>
+          <w14:shadow w14:blurRad="38100" w14:dist="19050" w14:dir="2700000" w14:sx="100000" w14:sy="100000" w14:kx="0" w14:ky="0" w14:algn="tl">
+            <w14:schemeClr w14:val="dk1">
+              <w14:alpha w14:val="60000"/>
+            </w14:schemeClr>
+          </w14:shadow>
+          <w14:textOutline w14:w="0" w14:cap="flat" w14:cmpd="sng" w14:algn="ctr">
+            <w14:noFill/>
+            <w14:prstDash w14:val="solid"/>
+            <w14:round/>
+          </w14:textOutline>
+        </w:rPr>
+        <w:t>Republic of China’);</w:t>
+      </w:r>
+    </w:p>
+    <w:p>
+      <w:pPr>
+        <w:rPr>
+          <w:rFonts w:ascii="等线" w:eastAsia="等线" w:hAnsi="等线"/>
           <w:b/>
           <w:color w:val="969696" w:themeColor="accent3"/>
           <w:lang w:eastAsia="zh-CN"/>
@@ -3685,175 +4578,7 @@
             </w14:contourClr>
           </w14:props3d>
         </w:rPr>
-        <w:t>新增硬体的生产厂商资讯</w:t>
-      </w:r>
-    </w:p>
-    <w:p>
-      <w:pPr>
-        <w:rPr>
-          <w:rFonts w:ascii="等线" w:eastAsia="等线" w:hAnsi="等线"/>
-          <w:color w:val="000000" w:themeColor="text1"/>
-          <w:lang w:eastAsia="zh-CN"/>
-          <w14:shadow w14:blurRad="38100" w14:dist="19050" w14:dir="2700000" w14:sx="100000" w14:sy="100000" w14:kx="0" w14:ky="0" w14:algn="tl">
-            <w14:schemeClr w14:val="dk1">
-              <w14:alpha w14:val="60000"/>
-            </w14:schemeClr>
-          </w14:shadow>
-          <w14:textOutline w14:w="0" w14:cap="flat" w14:cmpd="sng" w14:algn="ctr">
-            <w14:noFill/>
-            <w14:prstDash w14:val="solid"/>
-            <w14:round/>
-          </w14:textOutline>
-        </w:rPr>
       </w:pPr>
-      <w:r>
-        <w:rPr>
-          <w:rFonts w:ascii="等线" w:eastAsia="等线" w:hAnsi="等线"/>
-          <w:b/>
-          <w:bCs/>
-          <w:color w:val="000000" w:themeColor="text1"/>
-          <w:lang w:eastAsia="zh-CN"/>
-          <w14:shadow w14:blurRad="38100" w14:dist="19050" w14:dir="2700000" w14:sx="100000" w14:sy="100000" w14:kx="0" w14:ky="0" w14:algn="tl">
-            <w14:schemeClr w14:val="dk1">
-              <w14:alpha w14:val="60000"/>
-            </w14:schemeClr>
-          </w14:shadow>
-          <w14:textOutline w14:w="0" w14:cap="flat" w14:cmpd="sng" w14:algn="ctr">
-            <w14:noFill/>
-            <w14:prstDash w14:val="solid"/>
-            <w14:round/>
-          </w14:textOutline>
-        </w:rPr>
-        <w:t>INSERT INTO</w:t>
-      </w:r>
-      <w:r>
-        <w:rPr>
-          <w:rFonts w:ascii="等线" w:eastAsia="等线" w:hAnsi="等线"/>
-          <w:color w:val="000000" w:themeColor="text1"/>
-          <w:lang w:eastAsia="zh-CN"/>
-          <w14:shadow w14:blurRad="38100" w14:dist="19050" w14:dir="2700000" w14:sx="100000" w14:sy="100000" w14:kx="0" w14:ky="0" w14:algn="tl">
-            <w14:schemeClr w14:val="dk1">
-              <w14:alpha w14:val="60000"/>
-            </w14:schemeClr>
-          </w14:shadow>
-          <w14:textOutline w14:w="0" w14:cap="flat" w14:cmpd="sng" w14:algn="ctr">
-            <w14:noFill/>
-            <w14:prstDash w14:val="solid"/>
-            <w14:round/>
-          </w14:textOutline>
-        </w:rPr>
-        <w:t xml:space="preserve"> manufacturer </w:t>
-      </w:r>
-      <w:proofErr w:type="gramStart"/>
-      <w:r>
-        <w:rPr>
-          <w:rFonts w:ascii="等线" w:eastAsia="等线" w:hAnsi="等线"/>
-          <w:color w:val="000000" w:themeColor="text1"/>
-          <w:lang w:eastAsia="zh-CN"/>
-          <w14:shadow w14:blurRad="38100" w14:dist="19050" w14:dir="2700000" w14:sx="100000" w14:sy="100000" w14:kx="0" w14:ky="0" w14:algn="tl">
-            <w14:schemeClr w14:val="dk1">
-              <w14:alpha w14:val="60000"/>
-            </w14:schemeClr>
-          </w14:shadow>
-          <w14:textOutline w14:w="0" w14:cap="flat" w14:cmpd="sng" w14:algn="ctr">
-            <w14:noFill/>
-            <w14:prstDash w14:val="solid"/>
-            <w14:round/>
-          </w14:textOutline>
-        </w:rPr>
-        <w:t>VALUES(</w:t>
-      </w:r>
-      <w:proofErr w:type="gramEnd"/>
-      <w:r>
-        <w:rPr>
-          <w:rFonts w:ascii="等线" w:eastAsia="等线" w:hAnsi="等线"/>
-          <w:color w:val="000000" w:themeColor="text1"/>
-          <w:lang w:eastAsia="zh-CN"/>
-          <w14:shadow w14:blurRad="38100" w14:dist="19050" w14:dir="2700000" w14:sx="100000" w14:sy="100000" w14:kx="0" w14:ky="0" w14:algn="tl">
-            <w14:schemeClr w14:val="dk1">
-              <w14:alpha w14:val="60000"/>
-            </w14:schemeClr>
-          </w14:shadow>
-          <w14:textOutline w14:w="0" w14:cap="flat" w14:cmpd="sng" w14:algn="ctr">
-            <w14:noFill/>
-            <w14:prstDash w14:val="solid"/>
-            <w14:round/>
-          </w14:textOutline>
-        </w:rPr>
-        <w:t>‘ROG’,</w:t>
-      </w:r>
-      <w:r>
-        <w:rPr>
-          <w:rFonts w:ascii="等线" w:eastAsia="等线" w:hAnsi="等线"/>
-          <w:color w:val="000000" w:themeColor="text1"/>
-          <w:lang w:eastAsia="zh-CN"/>
-          <w14:shadow w14:blurRad="38100" w14:dist="19050" w14:dir="2700000" w14:sx="100000" w14:sy="100000" w14:kx="0" w14:ky="0" w14:algn="tl">
-            <w14:schemeClr w14:val="dk1">
-              <w14:alpha w14:val="60000"/>
-            </w14:schemeClr>
-          </w14:shadow>
-          <w14:textOutline w14:w="0" w14:cap="flat" w14:cmpd="sng" w14:algn="ctr">
-            <w14:noFill/>
-            <w14:prstDash w14:val="solid"/>
-            <w14:round/>
-          </w14:textOutline>
-        </w:rPr>
-        <w:t>‘</w:t>
-      </w:r>
-      <w:r>
-        <w:rPr>
-          <w:rFonts w:ascii="等线" w:eastAsia="等线" w:hAnsi="等线"/>
-          <w:color w:val="000000" w:themeColor="text1"/>
-          <w:lang w:eastAsia="zh-CN"/>
-          <w14:shadow w14:blurRad="38100" w14:dist="19050" w14:dir="2700000" w14:sx="100000" w14:sy="100000" w14:kx="0" w14:ky="0" w14:algn="tl">
-            <w14:schemeClr w14:val="dk1">
-              <w14:alpha w14:val="60000"/>
-            </w14:schemeClr>
-          </w14:shadow>
-          <w14:textOutline w14:w="0" w14:cap="flat" w14:cmpd="sng" w14:algn="ctr">
-            <w14:noFill/>
-            <w14:prstDash w14:val="solid"/>
-            <w14:round/>
-          </w14:textOutline>
-        </w:rPr>
-        <w:t>G834’,</w:t>
-      </w:r>
-      <w:r>
-        <w:rPr>
-          <w:rFonts w:ascii="等线" w:eastAsia="等线" w:hAnsi="等线"/>
-          <w:color w:val="000000" w:themeColor="text1"/>
-          <w:lang w:eastAsia="zh-CN"/>
-          <w14:shadow w14:blurRad="38100" w14:dist="19050" w14:dir="2700000" w14:sx="100000" w14:sy="100000" w14:kx="0" w14:ky="0" w14:algn="tl">
-            <w14:schemeClr w14:val="dk1">
-              <w14:alpha w14:val="60000"/>
-            </w14:schemeClr>
-          </w14:shadow>
-          <w14:textOutline w14:w="0" w14:cap="flat" w14:cmpd="sng" w14:algn="ctr">
-            <w14:noFill/>
-            <w14:prstDash w14:val="solid"/>
-            <w14:round/>
-          </w14:textOutline>
-        </w:rPr>
-        <w:t>‘</w:t>
-      </w:r>
-      <w:r>
-        <w:rPr>
-          <w:rFonts w:ascii="等线" w:eastAsia="等线" w:hAnsi="等线"/>
-          <w:color w:val="000000" w:themeColor="text1"/>
-          <w:lang w:eastAsia="zh-CN"/>
-          <w14:shadow w14:blurRad="38100" w14:dist="19050" w14:dir="2700000" w14:sx="100000" w14:sy="100000" w14:kx="0" w14:ky="0" w14:algn="tl">
-            <w14:schemeClr w14:val="dk1">
-              <w14:alpha w14:val="60000"/>
-            </w14:schemeClr>
-          </w14:shadow>
-          <w14:textOutline w14:w="0" w14:cap="flat" w14:cmpd="sng" w14:algn="ctr">
-            <w14:noFill/>
-            <w14:prstDash w14:val="solid"/>
-            <w14:round/>
-          </w14:textOutline>
-        </w:rPr>
-        <w:t>Republic of China’);</w:t>
-      </w:r>
     </w:p>
     <w:p>
       <w:pPr>
@@ -3877,11 +4602,9 @@
           </w14:props3d>
         </w:rPr>
       </w:pPr>
-    </w:p>
-    <w:p>
-      <w:pPr>
-        <w:rPr>
-          <w:rFonts w:ascii="等线" w:eastAsia="等线" w:hAnsi="等线"/>
+      <w:r>
+        <w:rPr>
+          <w:rFonts w:ascii="等线" w:eastAsia="等线" w:hAnsi="等线" w:hint="eastAsia"/>
           <w:b/>
           <w:color w:val="969696" w:themeColor="accent3"/>
           <w:lang w:eastAsia="zh-CN"/>
@@ -3899,7 +4622,8 @@
             </w14:contourClr>
           </w14:props3d>
         </w:rPr>
-      </w:pPr>
+        <w:t>新增</w:t>
+      </w:r>
       <w:r>
         <w:rPr>
           <w:rFonts w:ascii="等线" w:eastAsia="等线" w:hAnsi="等线" w:hint="eastAsia"/>
@@ -3920,11 +4644,13 @@
             </w14:contourClr>
           </w14:props3d>
         </w:rPr>
-        <w:t>新增</w:t>
-      </w:r>
-      <w:r>
-        <w:rPr>
-          <w:rFonts w:ascii="等线" w:eastAsia="等线" w:hAnsi="等线" w:hint="eastAsia"/>
+        <w:t>硬体玩家的硬体资讯</w:t>
+      </w:r>
+    </w:p>
+    <w:p>
+      <w:pPr>
+        <w:rPr>
+          <w:rFonts w:ascii="等线" w:eastAsia="等线" w:hAnsi="等线"/>
           <w:b/>
           <w:color w:val="969696" w:themeColor="accent3"/>
           <w:lang w:eastAsia="zh-CN"/>
@@ -3942,7 +4668,334 @@
             </w14:contourClr>
           </w14:props3d>
         </w:rPr>
-        <w:t>硬体玩家的硬体资讯</w:t>
+      </w:pPr>
+      <w:r>
+        <w:rPr>
+          <w:rFonts w:ascii="等线" w:eastAsia="等线" w:hAnsi="等线"/>
+          <w:b/>
+          <w:bCs/>
+          <w:color w:val="000000" w:themeColor="text1"/>
+          <w:lang w:eastAsia="zh-CN"/>
+          <w14:shadow w14:blurRad="38100" w14:dist="19050" w14:dir="2700000" w14:sx="100000" w14:sy="100000" w14:kx="0" w14:ky="0" w14:algn="tl">
+            <w14:schemeClr w14:val="dk1">
+              <w14:alpha w14:val="60000"/>
+            </w14:schemeClr>
+          </w14:shadow>
+          <w14:textOutline w14:w="0" w14:cap="flat" w14:cmpd="sng" w14:algn="ctr">
+            <w14:noFill/>
+            <w14:prstDash w14:val="solid"/>
+            <w14:round/>
+          </w14:textOutline>
+        </w:rPr>
+        <w:t>INSERT INTO</w:t>
+      </w:r>
+      <w:r>
+        <w:rPr>
+          <w:rFonts w:ascii="等线" w:eastAsia="等线" w:hAnsi="等线"/>
+          <w:color w:val="000000" w:themeColor="text1"/>
+          <w:lang w:eastAsia="zh-CN"/>
+          <w14:shadow w14:blurRad="38100" w14:dist="19050" w14:dir="2700000" w14:sx="100000" w14:sy="100000" w14:kx="0" w14:ky="0" w14:algn="tl">
+            <w14:schemeClr w14:val="dk1">
+              <w14:alpha w14:val="60000"/>
+            </w14:schemeClr>
+          </w14:shadow>
+          <w14:textOutline w14:w="0" w14:cap="flat" w14:cmpd="sng" w14:algn="ctr">
+            <w14:noFill/>
+            <w14:prstDash w14:val="solid"/>
+            <w14:round/>
+          </w14:textOutline>
+        </w:rPr>
+        <w:t xml:space="preserve"> hardware </w:t>
+      </w:r>
+      <w:r>
+        <w:rPr>
+          <w:rFonts w:ascii="等线" w:eastAsia="等线" w:hAnsi="等线"/>
+          <w:b/>
+          <w:bCs/>
+          <w:color w:val="000000" w:themeColor="text1"/>
+          <w:lang w:eastAsia="zh-CN"/>
+          <w14:shadow w14:blurRad="38100" w14:dist="19050" w14:dir="2700000" w14:sx="100000" w14:sy="100000" w14:kx="0" w14:ky="0" w14:algn="tl">
+            <w14:schemeClr w14:val="dk1">
+              <w14:alpha w14:val="60000"/>
+            </w14:schemeClr>
+          </w14:shadow>
+          <w14:textOutline w14:w="0" w14:cap="flat" w14:cmpd="sng" w14:algn="ctr">
+            <w14:noFill/>
+            <w14:prstDash w14:val="solid"/>
+            <w14:round/>
+          </w14:textOutline>
+        </w:rPr>
+        <w:t>VALUES</w:t>
+      </w:r>
+      <w:r>
+        <w:rPr>
+          <w:rFonts w:ascii="等线" w:eastAsia="等线" w:hAnsi="等线"/>
+          <w:color w:val="000000" w:themeColor="text1"/>
+          <w:lang w:eastAsia="zh-CN"/>
+          <w14:shadow w14:blurRad="38100" w14:dist="19050" w14:dir="2700000" w14:sx="100000" w14:sy="100000" w14:kx="0" w14:ky="0" w14:algn="tl">
+            <w14:schemeClr w14:val="dk1">
+              <w14:alpha w14:val="60000"/>
+            </w14:schemeClr>
+          </w14:shadow>
+          <w14:textOutline w14:w="0" w14:cap="flat" w14:cmpd="sng" w14:algn="ctr">
+            <w14:noFill/>
+            <w14:prstDash w14:val="solid"/>
+            <w14:round/>
+          </w14:textOutline>
+        </w:rPr>
+        <w:t>(‘G834’,</w:t>
+      </w:r>
+      <w:r>
+        <w:rPr>
+          <w:rFonts w:ascii="等线" w:eastAsia="等线" w:hAnsi="等线"/>
+          <w:color w:val="000000" w:themeColor="text1"/>
+          <w:lang w:eastAsia="zh-CN"/>
+          <w14:shadow w14:blurRad="38100" w14:dist="19050" w14:dir="2700000" w14:sx="100000" w14:sy="100000" w14:kx="0" w14:ky="0" w14:algn="tl">
+            <w14:schemeClr w14:val="dk1">
+              <w14:alpha w14:val="60000"/>
+            </w14:schemeClr>
+          </w14:shadow>
+          <w14:textOutline w14:w="0" w14:cap="flat" w14:cmpd="sng" w14:algn="ctr">
+            <w14:noFill/>
+            <w14:prstDash w14:val="solid"/>
+            <w14:round/>
+          </w14:textOutline>
+        </w:rPr>
+        <w:t>‘</w:t>
+      </w:r>
+      <w:r>
+        <w:rPr>
+          <w:rFonts w:ascii="等线" w:eastAsia="等线" w:hAnsi="等线" w:hint="eastAsia"/>
+          <w:color w:val="000000" w:themeColor="text1"/>
+          <w:lang w:eastAsia="zh-CN"/>
+          <w14:shadow w14:blurRad="38100" w14:dist="19050" w14:dir="2700000" w14:sx="100000" w14:sy="100000" w14:kx="0" w14:ky="0" w14:algn="tl">
+            <w14:schemeClr w14:val="dk1">
+              <w14:alpha w14:val="60000"/>
+            </w14:schemeClr>
+          </w14:shadow>
+          <w14:textOutline w14:w="0" w14:cap="flat" w14:cmpd="sng" w14:algn="ctr">
+            <w14:noFill/>
+            <w14:prstDash w14:val="solid"/>
+            <w14:round/>
+          </w14:textOutline>
+        </w:rPr>
+        <w:t>湘朝宁</w:t>
+      </w:r>
+      <w:r>
+        <w:rPr>
+          <w:rFonts w:ascii="等线" w:eastAsia="等线" w:hAnsi="等线"/>
+          <w:color w:val="000000" w:themeColor="text1"/>
+          <w:lang w:eastAsia="zh-CN"/>
+          <w14:shadow w14:blurRad="38100" w14:dist="19050" w14:dir="2700000" w14:sx="100000" w14:sy="100000" w14:kx="0" w14:ky="0" w14:algn="tl">
+            <w14:schemeClr w14:val="dk1">
+              <w14:alpha w14:val="60000"/>
+            </w14:schemeClr>
+          </w14:shadow>
+          <w14:textOutline w14:w="0" w14:cap="flat" w14:cmpd="sng" w14:algn="ctr">
+            <w14:noFill/>
+            <w14:prstDash w14:val="solid"/>
+            <w14:round/>
+          </w14:textOutline>
+        </w:rPr>
+        <w:t>’,</w:t>
+      </w:r>
+      <w:r>
+        <w:rPr>
+          <w:rFonts w:ascii="等线" w:eastAsia="等线" w:hAnsi="等线"/>
+          <w:color w:val="000000" w:themeColor="text1"/>
+          <w:lang w:eastAsia="zh-CN"/>
+          <w14:shadow w14:blurRad="38100" w14:dist="19050" w14:dir="2700000" w14:sx="100000" w14:sy="100000" w14:kx="0" w14:ky="0" w14:algn="tl">
+            <w14:schemeClr w14:val="dk1">
+              <w14:alpha w14:val="60000"/>
+            </w14:schemeClr>
+          </w14:shadow>
+          <w14:textOutline w14:w="0" w14:cap="flat" w14:cmpd="sng" w14:algn="ctr">
+            <w14:noFill/>
+            <w14:prstDash w14:val="solid"/>
+            <w14:round/>
+          </w14:textOutline>
+        </w:rPr>
+        <w:t>‘</w:t>
+      </w:r>
+      <w:r>
+        <w:rPr>
+          <w:rFonts w:ascii="等线" w:eastAsia="等线" w:hAnsi="等线"/>
+          <w:color w:val="000000" w:themeColor="text1"/>
+          <w:lang w:eastAsia="zh-CN"/>
+          <w14:shadow w14:blurRad="38100" w14:dist="19050" w14:dir="2700000" w14:sx="100000" w14:sy="100000" w14:kx="0" w14:ky="0" w14:algn="tl">
+            <w14:schemeClr w14:val="dk1">
+              <w14:alpha w14:val="60000"/>
+            </w14:schemeClr>
+          </w14:shadow>
+          <w14:textOutline w14:w="0" w14:cap="flat" w14:cmpd="sng" w14:algn="ctr">
+            <w14:noFill/>
+            <w14:prstDash w14:val="solid"/>
+            <w14:round/>
+          </w14:textOutline>
+        </w:rPr>
+        <w:t>PC’,</w:t>
+      </w:r>
+      <w:r>
+        <w:rPr>
+          <w:rFonts w:ascii="等线" w:eastAsia="等线" w:hAnsi="等线"/>
+          <w:color w:val="000000" w:themeColor="text1"/>
+          <w:lang w:eastAsia="zh-CN"/>
+          <w14:shadow w14:blurRad="38100" w14:dist="19050" w14:dir="2700000" w14:sx="100000" w14:sy="100000" w14:kx="0" w14:ky="0" w14:algn="tl">
+            <w14:schemeClr w14:val="dk1">
+              <w14:alpha w14:val="60000"/>
+            </w14:schemeClr>
+          </w14:shadow>
+          <w14:textOutline w14:w="0" w14:cap="flat" w14:cmpd="sng" w14:algn="ctr">
+            <w14:noFill/>
+            <w14:prstDash w14:val="solid"/>
+            <w14:round/>
+          </w14:textOutline>
+        </w:rPr>
+        <w:t>‘</w:t>
+      </w:r>
+      <w:r>
+        <w:rPr>
+          <w:rFonts w:ascii="等线" w:eastAsia="等线" w:hAnsi="等线"/>
+          <w:color w:val="000000" w:themeColor="text1"/>
+          <w:lang w:eastAsia="zh-CN"/>
+          <w14:shadow w14:blurRad="38100" w14:dist="19050" w14:dir="2700000" w14:sx="100000" w14:sy="100000" w14:kx="0" w14:ky="0" w14:algn="tl">
+            <w14:schemeClr w14:val="dk1">
+              <w14:alpha w14:val="60000"/>
+            </w14:schemeClr>
+          </w14:shadow>
+          <w14:textOutline w14:w="0" w14:cap="flat" w14:cmpd="sng" w14:algn="ctr">
+            <w14:noFill/>
+            <w14:prstDash w14:val="solid"/>
+            <w14:round/>
+          </w14:textOutline>
+        </w:rPr>
+        <w:t>TWD89000’,</w:t>
+      </w:r>
+      <w:r>
+        <w:rPr>
+          <w:rFonts w:ascii="等线" w:eastAsia="等线" w:hAnsi="等线"/>
+          <w:color w:val="000000" w:themeColor="text1"/>
+          <w:lang w:eastAsia="zh-CN"/>
+          <w14:shadow w14:blurRad="38100" w14:dist="19050" w14:dir="2700000" w14:sx="100000" w14:sy="100000" w14:kx="0" w14:ky="0" w14:algn="tl">
+            <w14:schemeClr w14:val="dk1">
+              <w14:alpha w14:val="60000"/>
+            </w14:schemeClr>
+          </w14:shadow>
+          <w14:textOutline w14:w="0" w14:cap="flat" w14:cmpd="sng" w14:algn="ctr">
+            <w14:noFill/>
+            <w14:prstDash w14:val="solid"/>
+            <w14:round/>
+          </w14:textOutline>
+        </w:rPr>
+        <w:t>‘</w:t>
+      </w:r>
+      <w:r>
+        <w:rPr>
+          <w:rFonts w:ascii="等线" w:eastAsia="等线" w:hAnsi="等线" w:hint="eastAsia"/>
+          <w:color w:val="000000" w:themeColor="text1"/>
+          <w:lang w:eastAsia="zh-CN"/>
+          <w14:shadow w14:blurRad="38100" w14:dist="19050" w14:dir="2700000" w14:sx="100000" w14:sy="100000" w14:kx="0" w14:ky="0" w14:algn="tl">
+            <w14:schemeClr w14:val="dk1">
+              <w14:alpha w14:val="60000"/>
+            </w14:schemeClr>
+          </w14:shadow>
+          <w14:textOutline w14:w="0" w14:cap="flat" w14:cmpd="sng" w14:algn="ctr">
+            <w14:noFill/>
+            <w14:prstDash w14:val="solid"/>
+            <w14:round/>
+          </w14:textOutline>
+        </w:rPr>
+        <w:t>我的天啊，是R</w:t>
+      </w:r>
+      <w:r>
+        <w:rPr>
+          <w:rFonts w:ascii="等线" w:eastAsia="等线" w:hAnsi="等线"/>
+          <w:color w:val="000000" w:themeColor="text1"/>
+          <w:lang w:eastAsia="zh-CN"/>
+          <w14:shadow w14:blurRad="38100" w14:dist="19050" w14:dir="2700000" w14:sx="100000" w14:sy="100000" w14:kx="0" w14:ky="0" w14:algn="tl">
+            <w14:schemeClr w14:val="dk1">
+              <w14:alpha w14:val="60000"/>
+            </w14:schemeClr>
+          </w14:shadow>
+          <w14:textOutline w14:w="0" w14:cap="flat" w14:cmpd="sng" w14:algn="ctr">
+            <w14:noFill/>
+            <w14:prstDash w14:val="solid"/>
+            <w14:round/>
+          </w14:textOutline>
+        </w:rPr>
+        <w:t>OG</w:t>
+      </w:r>
+      <w:r>
+        <w:rPr>
+          <w:rFonts w:ascii="等线" w:eastAsia="等线" w:hAnsi="等线" w:hint="eastAsia"/>
+          <w:color w:val="000000" w:themeColor="text1"/>
+          <w:lang w:eastAsia="zh-CN"/>
+          <w14:shadow w14:blurRad="38100" w14:dist="19050" w14:dir="2700000" w14:sx="100000" w14:sy="100000" w14:kx="0" w14:ky="0" w14:algn="tl">
+            <w14:schemeClr w14:val="dk1">
+              <w14:alpha w14:val="60000"/>
+            </w14:schemeClr>
+          </w14:shadow>
+          <w14:textOutline w14:w="0" w14:cap="flat" w14:cmpd="sng" w14:algn="ctr">
+            <w14:noFill/>
+            <w14:prstDash w14:val="solid"/>
+            <w14:round/>
+          </w14:textOutline>
+        </w:rPr>
+        <w:t>大人</w:t>
+      </w:r>
+      <w:r>
+        <w:rPr>
+          <w:rFonts w:ascii="等线" w:eastAsia="等线" w:hAnsi="等线" w:hint="eastAsia"/>
+          <w:color w:val="000000" w:themeColor="text1"/>
+          <w:lang w:eastAsia="zh-CN"/>
+          <w14:shadow w14:blurRad="38100" w14:dist="19050" w14:dir="2700000" w14:sx="100000" w14:sy="100000" w14:kx="0" w14:ky="0" w14:algn="tl">
+            <w14:schemeClr w14:val="dk1">
+              <w14:alpha w14:val="60000"/>
+            </w14:schemeClr>
+          </w14:shadow>
+          <w14:textOutline w14:w="0" w14:cap="flat" w14:cmpd="sng" w14:algn="ctr">
+            <w14:noFill/>
+            <w14:prstDash w14:val="solid"/>
+            <w14:round/>
+          </w14:textOutline>
+        </w:rPr>
+        <w:t>！</w:t>
+      </w:r>
+      <w:r>
+        <w:rPr>
+          <w:rFonts w:ascii="等线" w:eastAsia="等线" w:hAnsi="等线"/>
+          <w:color w:val="000000" w:themeColor="text1"/>
+          <w:lang w:eastAsia="zh-CN"/>
+          <w14:shadow w14:blurRad="38100" w14:dist="19050" w14:dir="2700000" w14:sx="100000" w14:sy="100000" w14:kx="0" w14:ky="0" w14:algn="tl">
+            <w14:schemeClr w14:val="dk1">
+              <w14:alpha w14:val="60000"/>
+            </w14:schemeClr>
+          </w14:shadow>
+          <w14:textOutline w14:w="0" w14:cap="flat" w14:cmpd="sng" w14:algn="ctr">
+            <w14:noFill/>
+            <w14:prstDash w14:val="solid"/>
+            <w14:round/>
+          </w14:textOutline>
+        </w:rPr>
+        <w:t>’)</w:t>
+      </w:r>
+      <w:r>
+        <w:rPr>
+          <w:rFonts w:ascii="等线" w:eastAsia="等线" w:hAnsi="等线"/>
+          <w:color w:val="000000" w:themeColor="text1"/>
+          <w:lang w:eastAsia="zh-CN"/>
+          <w14:shadow w14:blurRad="38100" w14:dist="19050" w14:dir="2700000" w14:sx="100000" w14:sy="100000" w14:kx="0" w14:ky="0" w14:algn="tl">
+            <w14:schemeClr w14:val="dk1">
+              <w14:alpha w14:val="60000"/>
+            </w14:schemeClr>
+          </w14:shadow>
+          <w14:textOutline w14:w="0" w14:cap="flat" w14:cmpd="sng" w14:algn="ctr">
+            <w14:noFill/>
+            <w14:prstDash w14:val="solid"/>
+            <w14:round/>
+          </w14:textOutline>
+        </w:rPr>
+        <w:t>;</w:t>
       </w:r>
     </w:p>
     <w:p>
@@ -3967,334 +5020,6 @@
           </w14:props3d>
         </w:rPr>
       </w:pPr>
-      <w:r>
-        <w:rPr>
-          <w:rFonts w:ascii="等线" w:eastAsia="等线" w:hAnsi="等线"/>
-          <w:b/>
-          <w:bCs/>
-          <w:color w:val="000000" w:themeColor="text1"/>
-          <w:lang w:eastAsia="zh-CN"/>
-          <w14:shadow w14:blurRad="38100" w14:dist="19050" w14:dir="2700000" w14:sx="100000" w14:sy="100000" w14:kx="0" w14:ky="0" w14:algn="tl">
-            <w14:schemeClr w14:val="dk1">
-              <w14:alpha w14:val="60000"/>
-            </w14:schemeClr>
-          </w14:shadow>
-          <w14:textOutline w14:w="0" w14:cap="flat" w14:cmpd="sng" w14:algn="ctr">
-            <w14:noFill/>
-            <w14:prstDash w14:val="solid"/>
-            <w14:round/>
-          </w14:textOutline>
-        </w:rPr>
-        <w:t>INSERT INTO</w:t>
-      </w:r>
-      <w:r>
-        <w:rPr>
-          <w:rFonts w:ascii="等线" w:eastAsia="等线" w:hAnsi="等线"/>
-          <w:color w:val="000000" w:themeColor="text1"/>
-          <w:lang w:eastAsia="zh-CN"/>
-          <w14:shadow w14:blurRad="38100" w14:dist="19050" w14:dir="2700000" w14:sx="100000" w14:sy="100000" w14:kx="0" w14:ky="0" w14:algn="tl">
-            <w14:schemeClr w14:val="dk1">
-              <w14:alpha w14:val="60000"/>
-            </w14:schemeClr>
-          </w14:shadow>
-          <w14:textOutline w14:w="0" w14:cap="flat" w14:cmpd="sng" w14:algn="ctr">
-            <w14:noFill/>
-            <w14:prstDash w14:val="solid"/>
-            <w14:round/>
-          </w14:textOutline>
-        </w:rPr>
-        <w:t xml:space="preserve"> hardware </w:t>
-      </w:r>
-      <w:r>
-        <w:rPr>
-          <w:rFonts w:ascii="等线" w:eastAsia="等线" w:hAnsi="等线"/>
-          <w:b/>
-          <w:bCs/>
-          <w:color w:val="000000" w:themeColor="text1"/>
-          <w:lang w:eastAsia="zh-CN"/>
-          <w14:shadow w14:blurRad="38100" w14:dist="19050" w14:dir="2700000" w14:sx="100000" w14:sy="100000" w14:kx="0" w14:ky="0" w14:algn="tl">
-            <w14:schemeClr w14:val="dk1">
-              <w14:alpha w14:val="60000"/>
-            </w14:schemeClr>
-          </w14:shadow>
-          <w14:textOutline w14:w="0" w14:cap="flat" w14:cmpd="sng" w14:algn="ctr">
-            <w14:noFill/>
-            <w14:prstDash w14:val="solid"/>
-            <w14:round/>
-          </w14:textOutline>
-        </w:rPr>
-        <w:t>VALUES</w:t>
-      </w:r>
-      <w:r>
-        <w:rPr>
-          <w:rFonts w:ascii="等线" w:eastAsia="等线" w:hAnsi="等线"/>
-          <w:color w:val="000000" w:themeColor="text1"/>
-          <w:lang w:eastAsia="zh-CN"/>
-          <w14:shadow w14:blurRad="38100" w14:dist="19050" w14:dir="2700000" w14:sx="100000" w14:sy="100000" w14:kx="0" w14:ky="0" w14:algn="tl">
-            <w14:schemeClr w14:val="dk1">
-              <w14:alpha w14:val="60000"/>
-            </w14:schemeClr>
-          </w14:shadow>
-          <w14:textOutline w14:w="0" w14:cap="flat" w14:cmpd="sng" w14:algn="ctr">
-            <w14:noFill/>
-            <w14:prstDash w14:val="solid"/>
-            <w14:round/>
-          </w14:textOutline>
-        </w:rPr>
-        <w:t>(‘G834’,</w:t>
-      </w:r>
-      <w:r>
-        <w:rPr>
-          <w:rFonts w:ascii="等线" w:eastAsia="等线" w:hAnsi="等线"/>
-          <w:color w:val="000000" w:themeColor="text1"/>
-          <w:lang w:eastAsia="zh-CN"/>
-          <w14:shadow w14:blurRad="38100" w14:dist="19050" w14:dir="2700000" w14:sx="100000" w14:sy="100000" w14:kx="0" w14:ky="0" w14:algn="tl">
-            <w14:schemeClr w14:val="dk1">
-              <w14:alpha w14:val="60000"/>
-            </w14:schemeClr>
-          </w14:shadow>
-          <w14:textOutline w14:w="0" w14:cap="flat" w14:cmpd="sng" w14:algn="ctr">
-            <w14:noFill/>
-            <w14:prstDash w14:val="solid"/>
-            <w14:round/>
-          </w14:textOutline>
-        </w:rPr>
-        <w:t>‘</w:t>
-      </w:r>
-      <w:r>
-        <w:rPr>
-          <w:rFonts w:ascii="等线" w:eastAsia="等线" w:hAnsi="等线" w:hint="eastAsia"/>
-          <w:color w:val="000000" w:themeColor="text1"/>
-          <w:lang w:eastAsia="zh-CN"/>
-          <w14:shadow w14:blurRad="38100" w14:dist="19050" w14:dir="2700000" w14:sx="100000" w14:sy="100000" w14:kx="0" w14:ky="0" w14:algn="tl">
-            <w14:schemeClr w14:val="dk1">
-              <w14:alpha w14:val="60000"/>
-            </w14:schemeClr>
-          </w14:shadow>
-          <w14:textOutline w14:w="0" w14:cap="flat" w14:cmpd="sng" w14:algn="ctr">
-            <w14:noFill/>
-            <w14:prstDash w14:val="solid"/>
-            <w14:round/>
-          </w14:textOutline>
-        </w:rPr>
-        <w:t>湘朝宁</w:t>
-      </w:r>
-      <w:r>
-        <w:rPr>
-          <w:rFonts w:ascii="等线" w:eastAsia="等线" w:hAnsi="等线"/>
-          <w:color w:val="000000" w:themeColor="text1"/>
-          <w:lang w:eastAsia="zh-CN"/>
-          <w14:shadow w14:blurRad="38100" w14:dist="19050" w14:dir="2700000" w14:sx="100000" w14:sy="100000" w14:kx="0" w14:ky="0" w14:algn="tl">
-            <w14:schemeClr w14:val="dk1">
-              <w14:alpha w14:val="60000"/>
-            </w14:schemeClr>
-          </w14:shadow>
-          <w14:textOutline w14:w="0" w14:cap="flat" w14:cmpd="sng" w14:algn="ctr">
-            <w14:noFill/>
-            <w14:prstDash w14:val="solid"/>
-            <w14:round/>
-          </w14:textOutline>
-        </w:rPr>
-        <w:t>’,</w:t>
-      </w:r>
-      <w:r>
-        <w:rPr>
-          <w:rFonts w:ascii="等线" w:eastAsia="等线" w:hAnsi="等线"/>
-          <w:color w:val="000000" w:themeColor="text1"/>
-          <w:lang w:eastAsia="zh-CN"/>
-          <w14:shadow w14:blurRad="38100" w14:dist="19050" w14:dir="2700000" w14:sx="100000" w14:sy="100000" w14:kx="0" w14:ky="0" w14:algn="tl">
-            <w14:schemeClr w14:val="dk1">
-              <w14:alpha w14:val="60000"/>
-            </w14:schemeClr>
-          </w14:shadow>
-          <w14:textOutline w14:w="0" w14:cap="flat" w14:cmpd="sng" w14:algn="ctr">
-            <w14:noFill/>
-            <w14:prstDash w14:val="solid"/>
-            <w14:round/>
-          </w14:textOutline>
-        </w:rPr>
-        <w:t>‘</w:t>
-      </w:r>
-      <w:r>
-        <w:rPr>
-          <w:rFonts w:ascii="等线" w:eastAsia="等线" w:hAnsi="等线"/>
-          <w:color w:val="000000" w:themeColor="text1"/>
-          <w:lang w:eastAsia="zh-CN"/>
-          <w14:shadow w14:blurRad="38100" w14:dist="19050" w14:dir="2700000" w14:sx="100000" w14:sy="100000" w14:kx="0" w14:ky="0" w14:algn="tl">
-            <w14:schemeClr w14:val="dk1">
-              <w14:alpha w14:val="60000"/>
-            </w14:schemeClr>
-          </w14:shadow>
-          <w14:textOutline w14:w="0" w14:cap="flat" w14:cmpd="sng" w14:algn="ctr">
-            <w14:noFill/>
-            <w14:prstDash w14:val="solid"/>
-            <w14:round/>
-          </w14:textOutline>
-        </w:rPr>
-        <w:t>PC’,</w:t>
-      </w:r>
-      <w:r>
-        <w:rPr>
-          <w:rFonts w:ascii="等线" w:eastAsia="等线" w:hAnsi="等线"/>
-          <w:color w:val="000000" w:themeColor="text1"/>
-          <w:lang w:eastAsia="zh-CN"/>
-          <w14:shadow w14:blurRad="38100" w14:dist="19050" w14:dir="2700000" w14:sx="100000" w14:sy="100000" w14:kx="0" w14:ky="0" w14:algn="tl">
-            <w14:schemeClr w14:val="dk1">
-              <w14:alpha w14:val="60000"/>
-            </w14:schemeClr>
-          </w14:shadow>
-          <w14:textOutline w14:w="0" w14:cap="flat" w14:cmpd="sng" w14:algn="ctr">
-            <w14:noFill/>
-            <w14:prstDash w14:val="solid"/>
-            <w14:round/>
-          </w14:textOutline>
-        </w:rPr>
-        <w:t>‘</w:t>
-      </w:r>
-      <w:r>
-        <w:rPr>
-          <w:rFonts w:ascii="等线" w:eastAsia="等线" w:hAnsi="等线"/>
-          <w:color w:val="000000" w:themeColor="text1"/>
-          <w:lang w:eastAsia="zh-CN"/>
-          <w14:shadow w14:blurRad="38100" w14:dist="19050" w14:dir="2700000" w14:sx="100000" w14:sy="100000" w14:kx="0" w14:ky="0" w14:algn="tl">
-            <w14:schemeClr w14:val="dk1">
-              <w14:alpha w14:val="60000"/>
-            </w14:schemeClr>
-          </w14:shadow>
-          <w14:textOutline w14:w="0" w14:cap="flat" w14:cmpd="sng" w14:algn="ctr">
-            <w14:noFill/>
-            <w14:prstDash w14:val="solid"/>
-            <w14:round/>
-          </w14:textOutline>
-        </w:rPr>
-        <w:t>TWD89000’,</w:t>
-      </w:r>
-      <w:r>
-        <w:rPr>
-          <w:rFonts w:ascii="等线" w:eastAsia="等线" w:hAnsi="等线"/>
-          <w:color w:val="000000" w:themeColor="text1"/>
-          <w:lang w:eastAsia="zh-CN"/>
-          <w14:shadow w14:blurRad="38100" w14:dist="19050" w14:dir="2700000" w14:sx="100000" w14:sy="100000" w14:kx="0" w14:ky="0" w14:algn="tl">
-            <w14:schemeClr w14:val="dk1">
-              <w14:alpha w14:val="60000"/>
-            </w14:schemeClr>
-          </w14:shadow>
-          <w14:textOutline w14:w="0" w14:cap="flat" w14:cmpd="sng" w14:algn="ctr">
-            <w14:noFill/>
-            <w14:prstDash w14:val="solid"/>
-            <w14:round/>
-          </w14:textOutline>
-        </w:rPr>
-        <w:t>‘</w:t>
-      </w:r>
-      <w:r>
-        <w:rPr>
-          <w:rFonts w:ascii="等线" w:eastAsia="等线" w:hAnsi="等线" w:hint="eastAsia"/>
-          <w:color w:val="000000" w:themeColor="text1"/>
-          <w:lang w:eastAsia="zh-CN"/>
-          <w14:shadow w14:blurRad="38100" w14:dist="19050" w14:dir="2700000" w14:sx="100000" w14:sy="100000" w14:kx="0" w14:ky="0" w14:algn="tl">
-            <w14:schemeClr w14:val="dk1">
-              <w14:alpha w14:val="60000"/>
-            </w14:schemeClr>
-          </w14:shadow>
-          <w14:textOutline w14:w="0" w14:cap="flat" w14:cmpd="sng" w14:algn="ctr">
-            <w14:noFill/>
-            <w14:prstDash w14:val="solid"/>
-            <w14:round/>
-          </w14:textOutline>
-        </w:rPr>
-        <w:t>我的天啊，是R</w:t>
-      </w:r>
-      <w:r>
-        <w:rPr>
-          <w:rFonts w:ascii="等线" w:eastAsia="等线" w:hAnsi="等线"/>
-          <w:color w:val="000000" w:themeColor="text1"/>
-          <w:lang w:eastAsia="zh-CN"/>
-          <w14:shadow w14:blurRad="38100" w14:dist="19050" w14:dir="2700000" w14:sx="100000" w14:sy="100000" w14:kx="0" w14:ky="0" w14:algn="tl">
-            <w14:schemeClr w14:val="dk1">
-              <w14:alpha w14:val="60000"/>
-            </w14:schemeClr>
-          </w14:shadow>
-          <w14:textOutline w14:w="0" w14:cap="flat" w14:cmpd="sng" w14:algn="ctr">
-            <w14:noFill/>
-            <w14:prstDash w14:val="solid"/>
-            <w14:round/>
-          </w14:textOutline>
-        </w:rPr>
-        <w:t>OG</w:t>
-      </w:r>
-      <w:r>
-        <w:rPr>
-          <w:rFonts w:ascii="等线" w:eastAsia="等线" w:hAnsi="等线" w:hint="eastAsia"/>
-          <w:color w:val="000000" w:themeColor="text1"/>
-          <w:lang w:eastAsia="zh-CN"/>
-          <w14:shadow w14:blurRad="38100" w14:dist="19050" w14:dir="2700000" w14:sx="100000" w14:sy="100000" w14:kx="0" w14:ky="0" w14:algn="tl">
-            <w14:schemeClr w14:val="dk1">
-              <w14:alpha w14:val="60000"/>
-            </w14:schemeClr>
-          </w14:shadow>
-          <w14:textOutline w14:w="0" w14:cap="flat" w14:cmpd="sng" w14:algn="ctr">
-            <w14:noFill/>
-            <w14:prstDash w14:val="solid"/>
-            <w14:round/>
-          </w14:textOutline>
-        </w:rPr>
-        <w:t>大人</w:t>
-      </w:r>
-      <w:r>
-        <w:rPr>
-          <w:rFonts w:ascii="等线" w:eastAsia="等线" w:hAnsi="等线" w:hint="eastAsia"/>
-          <w:color w:val="000000" w:themeColor="text1"/>
-          <w:lang w:eastAsia="zh-CN"/>
-          <w14:shadow w14:blurRad="38100" w14:dist="19050" w14:dir="2700000" w14:sx="100000" w14:sy="100000" w14:kx="0" w14:ky="0" w14:algn="tl">
-            <w14:schemeClr w14:val="dk1">
-              <w14:alpha w14:val="60000"/>
-            </w14:schemeClr>
-          </w14:shadow>
-          <w14:textOutline w14:w="0" w14:cap="flat" w14:cmpd="sng" w14:algn="ctr">
-            <w14:noFill/>
-            <w14:prstDash w14:val="solid"/>
-            <w14:round/>
-          </w14:textOutline>
-        </w:rPr>
-        <w:t>！</w:t>
-      </w:r>
-      <w:r>
-        <w:rPr>
-          <w:rFonts w:ascii="等线" w:eastAsia="等线" w:hAnsi="等线"/>
-          <w:color w:val="000000" w:themeColor="text1"/>
-          <w:lang w:eastAsia="zh-CN"/>
-          <w14:shadow w14:blurRad="38100" w14:dist="19050" w14:dir="2700000" w14:sx="100000" w14:sy="100000" w14:kx="0" w14:ky="0" w14:algn="tl">
-            <w14:schemeClr w14:val="dk1">
-              <w14:alpha w14:val="60000"/>
-            </w14:schemeClr>
-          </w14:shadow>
-          <w14:textOutline w14:w="0" w14:cap="flat" w14:cmpd="sng" w14:algn="ctr">
-            <w14:noFill/>
-            <w14:prstDash w14:val="solid"/>
-            <w14:round/>
-          </w14:textOutline>
-        </w:rPr>
-        <w:t>’)</w:t>
-      </w:r>
-      <w:r>
-        <w:rPr>
-          <w:rFonts w:ascii="等线" w:eastAsia="等线" w:hAnsi="等线"/>
-          <w:color w:val="000000" w:themeColor="text1"/>
-          <w:lang w:eastAsia="zh-CN"/>
-          <w14:shadow w14:blurRad="38100" w14:dist="19050" w14:dir="2700000" w14:sx="100000" w14:sy="100000" w14:kx="0" w14:ky="0" w14:algn="tl">
-            <w14:schemeClr w14:val="dk1">
-              <w14:alpha w14:val="60000"/>
-            </w14:schemeClr>
-          </w14:shadow>
-          <w14:textOutline w14:w="0" w14:cap="flat" w14:cmpd="sng" w14:algn="ctr">
-            <w14:noFill/>
-            <w14:prstDash w14:val="solid"/>
-            <w14:round/>
-          </w14:textOutline>
-        </w:rPr>
-        <w:t>;</w:t>
-      </w:r>
     </w:p>
     <w:p>
       <w:pPr>
@@ -4318,11 +5043,9 @@
           </w14:props3d>
         </w:rPr>
       </w:pPr>
-    </w:p>
-    <w:p>
-      <w:pPr>
-        <w:rPr>
-          <w:rFonts w:ascii="等线" w:eastAsia="等线" w:hAnsi="等线"/>
+      <w:r>
+        <w:rPr>
+          <w:rFonts w:ascii="等线" w:eastAsia="等线" w:hAnsi="等线" w:hint="eastAsia"/>
           <w:b/>
           <w:color w:val="969696" w:themeColor="accent3"/>
           <w:lang w:eastAsia="zh-CN"/>
@@ -4340,10 +5063,11 @@
             </w14:contourClr>
           </w14:props3d>
         </w:rPr>
-      </w:pPr>
-      <w:r>
-        <w:rPr>
-          <w:rFonts w:ascii="等线" w:eastAsia="等线" w:hAnsi="等线" w:hint="eastAsia"/>
+        <w:t>更新硬体</w:t>
+      </w:r>
+      <w:r>
+        <w:rPr>
+          <w:rFonts w:ascii="等线" w:eastAsia="等线" w:hAnsi="等线"/>
           <w:b/>
           <w:color w:val="969696" w:themeColor="accent3"/>
           <w:lang w:eastAsia="zh-CN"/>
@@ -4361,11 +5085,11 @@
             </w14:contourClr>
           </w14:props3d>
         </w:rPr>
-        <w:t>更新硬体</w:t>
-      </w:r>
-      <w:r>
-        <w:rPr>
-          <w:rFonts w:ascii="等线" w:eastAsia="等线" w:hAnsi="等线"/>
+        <w:t>model</w:t>
+      </w:r>
+      <w:r>
+        <w:rPr>
+          <w:rFonts w:ascii="等线" w:eastAsia="等线" w:hAnsi="等线" w:hint="eastAsia"/>
           <w:b/>
           <w:color w:val="969696" w:themeColor="accent3"/>
           <w:lang w:eastAsia="zh-CN"/>
@@ -4383,11 +5107,11 @@
             </w14:contourClr>
           </w14:props3d>
         </w:rPr>
-        <w:t>model</w:t>
-      </w:r>
-      <w:r>
-        <w:rPr>
-          <w:rFonts w:ascii="等线" w:eastAsia="等线" w:hAnsi="等线" w:hint="eastAsia"/>
+        <w:t>为G</w:t>
+      </w:r>
+      <w:r>
+        <w:rPr>
+          <w:rFonts w:ascii="等线" w:eastAsia="等线" w:hAnsi="等线"/>
           <w:b/>
           <w:color w:val="969696" w:themeColor="accent3"/>
           <w:lang w:eastAsia="zh-CN"/>
@@ -4405,11 +5129,11 @@
             </w14:contourClr>
           </w14:props3d>
         </w:rPr>
-        <w:t>为G</w:t>
-      </w:r>
-      <w:r>
-        <w:rPr>
-          <w:rFonts w:ascii="等线" w:eastAsia="等线" w:hAnsi="等线"/>
+        <w:t>834</w:t>
+      </w:r>
+      <w:r>
+        <w:rPr>
+          <w:rFonts w:ascii="等线" w:eastAsia="等线" w:hAnsi="等线" w:hint="eastAsia"/>
           <w:b/>
           <w:color w:val="969696" w:themeColor="accent3"/>
           <w:lang w:eastAsia="zh-CN"/>
@@ -4427,11 +5151,13 @@
             </w14:contourClr>
           </w14:props3d>
         </w:rPr>
-        <w:t>834</w:t>
-      </w:r>
-      <w:r>
-        <w:rPr>
-          <w:rFonts w:ascii="等线" w:eastAsia="等线" w:hAnsi="等线" w:hint="eastAsia"/>
+        <w:t>的硬体资讯</w:t>
+      </w:r>
+    </w:p>
+    <w:p>
+      <w:pPr>
+        <w:rPr>
+          <w:rFonts w:ascii="等线" w:eastAsia="等线" w:hAnsi="等线"/>
           <w:b/>
           <w:color w:val="969696" w:themeColor="accent3"/>
           <w:lang w:eastAsia="zh-CN"/>
@@ -4449,7 +5175,358 @@
             </w14:contourClr>
           </w14:props3d>
         </w:rPr>
-        <w:t>的硬体资讯</w:t>
+      </w:pPr>
+      <w:r>
+        <w:rPr>
+          <w:rFonts w:ascii="等线" w:eastAsia="等线" w:hAnsi="等线" w:hint="eastAsia"/>
+          <w:b/>
+          <w:bCs/>
+          <w:color w:val="000000" w:themeColor="text1"/>
+          <w:lang w:eastAsia="zh-CN"/>
+          <w14:shadow w14:blurRad="38100" w14:dist="19050" w14:dir="2700000" w14:sx="100000" w14:sy="100000" w14:kx="0" w14:ky="0" w14:algn="tl">
+            <w14:schemeClr w14:val="dk1">
+              <w14:alpha w14:val="60000"/>
+            </w14:schemeClr>
+          </w14:shadow>
+          <w14:textOutline w14:w="0" w14:cap="flat" w14:cmpd="sng" w14:algn="ctr">
+            <w14:noFill/>
+            <w14:prstDash w14:val="solid"/>
+            <w14:round/>
+          </w14:textOutline>
+        </w:rPr>
+        <w:t>U</w:t>
+      </w:r>
+      <w:r>
+        <w:rPr>
+          <w:rFonts w:ascii="等线" w:eastAsia="等线" w:hAnsi="等线"/>
+          <w:b/>
+          <w:bCs/>
+          <w:color w:val="000000" w:themeColor="text1"/>
+          <w:lang w:eastAsia="zh-CN"/>
+          <w14:shadow w14:blurRad="38100" w14:dist="19050" w14:dir="2700000" w14:sx="100000" w14:sy="100000" w14:kx="0" w14:ky="0" w14:algn="tl">
+            <w14:schemeClr w14:val="dk1">
+              <w14:alpha w14:val="60000"/>
+            </w14:schemeClr>
+          </w14:shadow>
+          <w14:textOutline w14:w="0" w14:cap="flat" w14:cmpd="sng" w14:algn="ctr">
+            <w14:noFill/>
+            <w14:prstDash w14:val="solid"/>
+            <w14:round/>
+          </w14:textOutline>
+        </w:rPr>
+        <w:t>PDATE</w:t>
+      </w:r>
+      <w:r>
+        <w:rPr>
+          <w:rFonts w:ascii="等线" w:eastAsia="等线" w:hAnsi="等线"/>
+          <w:color w:val="000000" w:themeColor="text1"/>
+          <w:lang w:eastAsia="zh-CN"/>
+          <w14:shadow w14:blurRad="38100" w14:dist="19050" w14:dir="2700000" w14:sx="100000" w14:sy="100000" w14:kx="0" w14:ky="0" w14:algn="tl">
+            <w14:schemeClr w14:val="dk1">
+              <w14:alpha w14:val="60000"/>
+            </w14:schemeClr>
+          </w14:shadow>
+          <w14:textOutline w14:w="0" w14:cap="flat" w14:cmpd="sng" w14:algn="ctr">
+            <w14:noFill/>
+            <w14:prstDash w14:val="solid"/>
+            <w14:round/>
+          </w14:textOutline>
+        </w:rPr>
+        <w:t xml:space="preserve"> hardware </w:t>
+      </w:r>
+      <w:r>
+        <w:rPr>
+          <w:rFonts w:ascii="等线" w:eastAsia="等线" w:hAnsi="等线"/>
+          <w:b/>
+          <w:bCs/>
+          <w:color w:val="000000" w:themeColor="text1"/>
+          <w:lang w:eastAsia="zh-CN"/>
+          <w14:shadow w14:blurRad="38100" w14:dist="19050" w14:dir="2700000" w14:sx="100000" w14:sy="100000" w14:kx="0" w14:ky="0" w14:algn="tl">
+            <w14:schemeClr w14:val="dk1">
+              <w14:alpha w14:val="60000"/>
+            </w14:schemeClr>
+          </w14:shadow>
+          <w14:textOutline w14:w="0" w14:cap="flat" w14:cmpd="sng" w14:algn="ctr">
+            <w14:noFill/>
+            <w14:prstDash w14:val="solid"/>
+            <w14:round/>
+          </w14:textOutline>
+        </w:rPr>
+        <w:t>SET</w:t>
+      </w:r>
+      <w:r>
+        <w:rPr>
+          <w:rFonts w:ascii="等线" w:eastAsia="等线" w:hAnsi="等线"/>
+          <w:color w:val="000000" w:themeColor="text1"/>
+          <w:lang w:eastAsia="zh-CN"/>
+          <w14:shadow w14:blurRad="38100" w14:dist="19050" w14:dir="2700000" w14:sx="100000" w14:sy="100000" w14:kx="0" w14:ky="0" w14:algn="tl">
+            <w14:schemeClr w14:val="dk1">
+              <w14:alpha w14:val="60000"/>
+            </w14:schemeClr>
+          </w14:shadow>
+          <w14:textOutline w14:w="0" w14:cap="flat" w14:cmpd="sng" w14:algn="ctr">
+            <w14:noFill/>
+            <w14:prstDash w14:val="solid"/>
+            <w14:round/>
+          </w14:textOutline>
+        </w:rPr>
+        <w:t xml:space="preserve"> </w:t>
+      </w:r>
+      <w:proofErr w:type="spellStart"/>
+      <w:r>
+        <w:rPr>
+          <w:rFonts w:ascii="等线" w:eastAsia="等线" w:hAnsi="等线"/>
+          <w:color w:val="000000" w:themeColor="text1"/>
+          <w:lang w:eastAsia="zh-CN"/>
+          <w14:shadow w14:blurRad="38100" w14:dist="19050" w14:dir="2700000" w14:sx="100000" w14:sy="100000" w14:kx="0" w14:ky="0" w14:algn="tl">
+            <w14:schemeClr w14:val="dk1">
+              <w14:alpha w14:val="60000"/>
+            </w14:schemeClr>
+          </w14:shadow>
+          <w14:textOutline w14:w="0" w14:cap="flat" w14:cmpd="sng" w14:algn="ctr">
+            <w14:noFill/>
+            <w14:prstDash w14:val="solid"/>
+            <w14:round/>
+          </w14:textOutline>
+        </w:rPr>
+        <w:t>person_name</w:t>
+      </w:r>
+      <w:proofErr w:type="spellEnd"/>
+      <w:r>
+        <w:rPr>
+          <w:rFonts w:ascii="等线" w:eastAsia="等线" w:hAnsi="等线"/>
+          <w:color w:val="000000" w:themeColor="text1"/>
+          <w:lang w:eastAsia="zh-CN"/>
+          <w14:shadow w14:blurRad="38100" w14:dist="19050" w14:dir="2700000" w14:sx="100000" w14:sy="100000" w14:kx="0" w14:ky="0" w14:algn="tl">
+            <w14:schemeClr w14:val="dk1">
+              <w14:alpha w14:val="60000"/>
+            </w14:schemeClr>
+          </w14:shadow>
+          <w14:textOutline w14:w="0" w14:cap="flat" w14:cmpd="sng" w14:algn="ctr">
+            <w14:noFill/>
+            <w14:prstDash w14:val="solid"/>
+            <w14:round/>
+          </w14:textOutline>
+        </w:rPr>
+        <w:t xml:space="preserve"> = ‘</w:t>
+      </w:r>
+      <w:r>
+        <w:rPr>
+          <w:rFonts w:ascii="等线" w:eastAsia="等线" w:hAnsi="等线" w:hint="eastAsia"/>
+          <w:color w:val="000000" w:themeColor="text1"/>
+          <w:lang w:eastAsia="zh-CN"/>
+          <w14:shadow w14:blurRad="38100" w14:dist="19050" w14:dir="2700000" w14:sx="100000" w14:sy="100000" w14:kx="0" w14:ky="0" w14:algn="tl">
+            <w14:schemeClr w14:val="dk1">
+              <w14:alpha w14:val="60000"/>
+            </w14:schemeClr>
+          </w14:shadow>
+          <w14:textOutline w14:w="0" w14:cap="flat" w14:cmpd="sng" w14:algn="ctr">
+            <w14:noFill/>
+            <w14:prstDash w14:val="solid"/>
+            <w14:round/>
+          </w14:textOutline>
+        </w:rPr>
+        <w:t>劳登</w:t>
+      </w:r>
+      <w:r>
+        <w:rPr>
+          <w:rFonts w:ascii="等线" w:eastAsia="等线" w:hAnsi="等线"/>
+          <w:color w:val="000000" w:themeColor="text1"/>
+          <w:lang w:eastAsia="zh-CN"/>
+          <w14:shadow w14:blurRad="38100" w14:dist="19050" w14:dir="2700000" w14:sx="100000" w14:sy="100000" w14:kx="0" w14:ky="0" w14:algn="tl">
+            <w14:schemeClr w14:val="dk1">
+              <w14:alpha w14:val="60000"/>
+            </w14:schemeClr>
+          </w14:shadow>
+          <w14:textOutline w14:w="0" w14:cap="flat" w14:cmpd="sng" w14:algn="ctr">
+            <w14:noFill/>
+            <w14:prstDash w14:val="solid"/>
+            <w14:round/>
+          </w14:textOutline>
+        </w:rPr>
+        <w:t>’, type = ‘PC’, price = ‘TWD89000’, feedback = ‘</w:t>
+      </w:r>
+      <w:r>
+        <w:rPr>
+          <w:rFonts w:ascii="等线" w:eastAsia="等线" w:hAnsi="等线" w:hint="eastAsia"/>
+          <w:color w:val="000000" w:themeColor="text1"/>
+          <w:lang w:eastAsia="zh-CN"/>
+          <w14:shadow w14:blurRad="38100" w14:dist="19050" w14:dir="2700000" w14:sx="100000" w14:sy="100000" w14:kx="0" w14:ky="0" w14:algn="tl">
+            <w14:schemeClr w14:val="dk1">
+              <w14:alpha w14:val="60000"/>
+            </w14:schemeClr>
+          </w14:shadow>
+          <w14:textOutline w14:w="0" w14:cap="flat" w14:cmpd="sng" w14:algn="ctr">
+            <w14:noFill/>
+            <w14:prstDash w14:val="solid"/>
+            <w14:round/>
+          </w14:textOutline>
+        </w:rPr>
+        <w:t>太好用了，建议购买。</w:t>
+      </w:r>
+      <w:r>
+        <w:rPr>
+          <w:rFonts w:ascii="等线" w:eastAsia="等线" w:hAnsi="等线"/>
+          <w:color w:val="000000" w:themeColor="text1"/>
+          <w:lang w:eastAsia="zh-CN"/>
+          <w14:shadow w14:blurRad="38100" w14:dist="19050" w14:dir="2700000" w14:sx="100000" w14:sy="100000" w14:kx="0" w14:ky="0" w14:algn="tl">
+            <w14:schemeClr w14:val="dk1">
+              <w14:alpha w14:val="60000"/>
+            </w14:schemeClr>
+          </w14:shadow>
+          <w14:textOutline w14:w="0" w14:cap="flat" w14:cmpd="sng" w14:algn="ctr">
+            <w14:noFill/>
+            <w14:prstDash w14:val="solid"/>
+            <w14:round/>
+          </w14:textOutline>
+        </w:rPr>
+        <w:t>’</w:t>
+      </w:r>
+      <w:r>
+        <w:rPr>
+          <w:rFonts w:ascii="等线" w:eastAsia="等线" w:hAnsi="等线"/>
+          <w:color w:val="000000" w:themeColor="text1"/>
+          <w:lang w:eastAsia="zh-CN"/>
+          <w14:shadow w14:blurRad="38100" w14:dist="19050" w14:dir="2700000" w14:sx="100000" w14:sy="100000" w14:kx="0" w14:ky="0" w14:algn="tl">
+            <w14:schemeClr w14:val="dk1">
+              <w14:alpha w14:val="60000"/>
+            </w14:schemeClr>
+          </w14:shadow>
+          <w14:textOutline w14:w="0" w14:cap="flat" w14:cmpd="sng" w14:algn="ctr">
+            <w14:noFill/>
+            <w14:prstDash w14:val="solid"/>
+            <w14:round/>
+          </w14:textOutline>
+        </w:rPr>
+        <w:t xml:space="preserve"> </w:t>
+      </w:r>
+      <w:r>
+        <w:rPr>
+          <w:rFonts w:ascii="等线" w:eastAsia="等线" w:hAnsi="等线" w:hint="eastAsia"/>
+          <w:b/>
+          <w:bCs/>
+          <w:color w:val="000000" w:themeColor="text1"/>
+          <w:lang w:eastAsia="zh-CN"/>
+          <w14:shadow w14:blurRad="38100" w14:dist="19050" w14:dir="2700000" w14:sx="100000" w14:sy="100000" w14:kx="0" w14:ky="0" w14:algn="tl">
+            <w14:schemeClr w14:val="dk1">
+              <w14:alpha w14:val="60000"/>
+            </w14:schemeClr>
+          </w14:shadow>
+          <w14:textOutline w14:w="0" w14:cap="flat" w14:cmpd="sng" w14:algn="ctr">
+            <w14:noFill/>
+            <w14:prstDash w14:val="solid"/>
+            <w14:round/>
+          </w14:textOutline>
+        </w:rPr>
+        <w:t>WHERE</w:t>
+      </w:r>
+      <w:r>
+        <w:rPr>
+          <w:rFonts w:ascii="等线" w:eastAsia="等线" w:hAnsi="等线"/>
+          <w:color w:val="000000" w:themeColor="text1"/>
+          <w:lang w:eastAsia="zh-CN"/>
+          <w14:shadow w14:blurRad="38100" w14:dist="19050" w14:dir="2700000" w14:sx="100000" w14:sy="100000" w14:kx="0" w14:ky="0" w14:algn="tl">
+            <w14:schemeClr w14:val="dk1">
+              <w14:alpha w14:val="60000"/>
+            </w14:schemeClr>
+          </w14:shadow>
+          <w14:textOutline w14:w="0" w14:cap="flat" w14:cmpd="sng" w14:algn="ctr">
+            <w14:noFill/>
+            <w14:prstDash w14:val="solid"/>
+            <w14:round/>
+          </w14:textOutline>
+        </w:rPr>
+        <w:t xml:space="preserve"> model</w:t>
+      </w:r>
+      <w:r>
+        <w:rPr>
+          <w:rFonts w:ascii="等线" w:eastAsia="等线" w:hAnsi="等线"/>
+          <w:color w:val="000000" w:themeColor="text1"/>
+          <w:lang w:eastAsia="zh-CN"/>
+          <w14:shadow w14:blurRad="38100" w14:dist="19050" w14:dir="2700000" w14:sx="100000" w14:sy="100000" w14:kx="0" w14:ky="0" w14:algn="tl">
+            <w14:schemeClr w14:val="dk1">
+              <w14:alpha w14:val="60000"/>
+            </w14:schemeClr>
+          </w14:shadow>
+          <w14:textOutline w14:w="0" w14:cap="flat" w14:cmpd="sng" w14:algn="ctr">
+            <w14:noFill/>
+            <w14:prstDash w14:val="solid"/>
+            <w14:round/>
+          </w14:textOutline>
+        </w:rPr>
+        <w:t xml:space="preserve"> </w:t>
+      </w:r>
+      <w:r>
+        <w:rPr>
+          <w:rFonts w:ascii="等线" w:eastAsia="等线" w:hAnsi="等线"/>
+          <w:color w:val="000000" w:themeColor="text1"/>
+          <w:lang w:eastAsia="zh-CN"/>
+          <w14:shadow w14:blurRad="38100" w14:dist="19050" w14:dir="2700000" w14:sx="100000" w14:sy="100000" w14:kx="0" w14:ky="0" w14:algn="tl">
+            <w14:schemeClr w14:val="dk1">
+              <w14:alpha w14:val="60000"/>
+            </w14:schemeClr>
+          </w14:shadow>
+          <w14:textOutline w14:w="0" w14:cap="flat" w14:cmpd="sng" w14:algn="ctr">
+            <w14:noFill/>
+            <w14:prstDash w14:val="solid"/>
+            <w14:round/>
+          </w14:textOutline>
+        </w:rPr>
+        <w:t>=</w:t>
+      </w:r>
+      <w:r>
+        <w:rPr>
+          <w:rFonts w:ascii="等线" w:eastAsia="等线" w:hAnsi="等线"/>
+          <w:color w:val="000000" w:themeColor="text1"/>
+          <w:lang w:eastAsia="zh-CN"/>
+          <w14:shadow w14:blurRad="38100" w14:dist="19050" w14:dir="2700000" w14:sx="100000" w14:sy="100000" w14:kx="0" w14:ky="0" w14:algn="tl">
+            <w14:schemeClr w14:val="dk1">
+              <w14:alpha w14:val="60000"/>
+            </w14:schemeClr>
+          </w14:shadow>
+          <w14:textOutline w14:w="0" w14:cap="flat" w14:cmpd="sng" w14:algn="ctr">
+            <w14:noFill/>
+            <w14:prstDash w14:val="solid"/>
+            <w14:round/>
+          </w14:textOutline>
+        </w:rPr>
+        <w:t xml:space="preserve"> </w:t>
+      </w:r>
+      <w:r>
+        <w:rPr>
+          <w:rFonts w:ascii="等线" w:eastAsia="等线" w:hAnsi="等线"/>
+          <w:color w:val="000000" w:themeColor="text1"/>
+          <w:lang w:eastAsia="zh-CN"/>
+          <w14:shadow w14:blurRad="38100" w14:dist="19050" w14:dir="2700000" w14:sx="100000" w14:sy="100000" w14:kx="0" w14:ky="0" w14:algn="tl">
+            <w14:schemeClr w14:val="dk1">
+              <w14:alpha w14:val="60000"/>
+            </w14:schemeClr>
+          </w14:shadow>
+          <w14:textOutline w14:w="0" w14:cap="flat" w14:cmpd="sng" w14:algn="ctr">
+            <w14:noFill/>
+            <w14:prstDash w14:val="solid"/>
+            <w14:round/>
+          </w14:textOutline>
+        </w:rPr>
+        <w:t>‘G834’</w:t>
+      </w:r>
+      <w:r>
+        <w:rPr>
+          <w:rFonts w:ascii="等线" w:eastAsia="等线" w:hAnsi="等线"/>
+          <w:color w:val="000000" w:themeColor="text1"/>
+          <w:lang w:eastAsia="zh-CN"/>
+          <w14:shadow w14:blurRad="38100" w14:dist="19050" w14:dir="2700000" w14:sx="100000" w14:sy="100000" w14:kx="0" w14:ky="0" w14:algn="tl">
+            <w14:schemeClr w14:val="dk1">
+              <w14:alpha w14:val="60000"/>
+            </w14:schemeClr>
+          </w14:shadow>
+          <w14:textOutline w14:w="0" w14:cap="flat" w14:cmpd="sng" w14:algn="ctr">
+            <w14:noFill/>
+            <w14:prstDash w14:val="solid"/>
+            <w14:round/>
+          </w14:textOutline>
+        </w:rPr>
+        <w:t>;</w:t>
       </w:r>
     </w:p>
     <w:p>
@@ -4474,394 +5551,6 @@
           </w14:props3d>
         </w:rPr>
       </w:pPr>
-      <w:r>
-        <w:rPr>
-          <w:rFonts w:ascii="等线" w:eastAsia="等线" w:hAnsi="等线" w:hint="eastAsia"/>
-          <w:b/>
-          <w:bCs/>
-          <w:color w:val="000000" w:themeColor="text1"/>
-          <w:lang w:eastAsia="zh-CN"/>
-          <w14:shadow w14:blurRad="38100" w14:dist="19050" w14:dir="2700000" w14:sx="100000" w14:sy="100000" w14:kx="0" w14:ky="0" w14:algn="tl">
-            <w14:schemeClr w14:val="dk1">
-              <w14:alpha w14:val="60000"/>
-            </w14:schemeClr>
-          </w14:shadow>
-          <w14:textOutline w14:w="0" w14:cap="flat" w14:cmpd="sng" w14:algn="ctr">
-            <w14:noFill/>
-            <w14:prstDash w14:val="solid"/>
-            <w14:round/>
-          </w14:textOutline>
-        </w:rPr>
-        <w:t>U</w:t>
-      </w:r>
-      <w:r>
-        <w:rPr>
-          <w:rFonts w:ascii="等线" w:eastAsia="等线" w:hAnsi="等线"/>
-          <w:b/>
-          <w:bCs/>
-          <w:color w:val="000000" w:themeColor="text1"/>
-          <w:lang w:eastAsia="zh-CN"/>
-          <w14:shadow w14:blurRad="38100" w14:dist="19050" w14:dir="2700000" w14:sx="100000" w14:sy="100000" w14:kx="0" w14:ky="0" w14:algn="tl">
-            <w14:schemeClr w14:val="dk1">
-              <w14:alpha w14:val="60000"/>
-            </w14:schemeClr>
-          </w14:shadow>
-          <w14:textOutline w14:w="0" w14:cap="flat" w14:cmpd="sng" w14:algn="ctr">
-            <w14:noFill/>
-            <w14:prstDash w14:val="solid"/>
-            <w14:round/>
-          </w14:textOutline>
-        </w:rPr>
-        <w:t>PDATE</w:t>
-      </w:r>
-      <w:r>
-        <w:rPr>
-          <w:rFonts w:ascii="等线" w:eastAsia="等线" w:hAnsi="等线"/>
-          <w:color w:val="000000" w:themeColor="text1"/>
-          <w:lang w:eastAsia="zh-CN"/>
-          <w14:shadow w14:blurRad="38100" w14:dist="19050" w14:dir="2700000" w14:sx="100000" w14:sy="100000" w14:kx="0" w14:ky="0" w14:algn="tl">
-            <w14:schemeClr w14:val="dk1">
-              <w14:alpha w14:val="60000"/>
-            </w14:schemeClr>
-          </w14:shadow>
-          <w14:textOutline w14:w="0" w14:cap="flat" w14:cmpd="sng" w14:algn="ctr">
-            <w14:noFill/>
-            <w14:prstDash w14:val="solid"/>
-            <w14:round/>
-          </w14:textOutline>
-        </w:rPr>
-        <w:t xml:space="preserve"> hardware </w:t>
-      </w:r>
-      <w:r>
-        <w:rPr>
-          <w:rFonts w:ascii="等线" w:eastAsia="等线" w:hAnsi="等线"/>
-          <w:b/>
-          <w:bCs/>
-          <w:color w:val="000000" w:themeColor="text1"/>
-          <w:lang w:eastAsia="zh-CN"/>
-          <w14:shadow w14:blurRad="38100" w14:dist="19050" w14:dir="2700000" w14:sx="100000" w14:sy="100000" w14:kx="0" w14:ky="0" w14:algn="tl">
-            <w14:schemeClr w14:val="dk1">
-              <w14:alpha w14:val="60000"/>
-            </w14:schemeClr>
-          </w14:shadow>
-          <w14:textOutline w14:w="0" w14:cap="flat" w14:cmpd="sng" w14:algn="ctr">
-            <w14:noFill/>
-            <w14:prstDash w14:val="solid"/>
-            <w14:round/>
-          </w14:textOutline>
-        </w:rPr>
-        <w:t>SET</w:t>
-      </w:r>
-      <w:r>
-        <w:rPr>
-          <w:rFonts w:ascii="等线" w:eastAsia="等线" w:hAnsi="等线"/>
-          <w:color w:val="000000" w:themeColor="text1"/>
-          <w:lang w:eastAsia="zh-CN"/>
-          <w14:shadow w14:blurRad="38100" w14:dist="19050" w14:dir="2700000" w14:sx="100000" w14:sy="100000" w14:kx="0" w14:ky="0" w14:algn="tl">
-            <w14:schemeClr w14:val="dk1">
-              <w14:alpha w14:val="60000"/>
-            </w14:schemeClr>
-          </w14:shadow>
-          <w14:textOutline w14:w="0" w14:cap="flat" w14:cmpd="sng" w14:algn="ctr">
-            <w14:noFill/>
-            <w14:prstDash w14:val="solid"/>
-            <w14:round/>
-          </w14:textOutline>
-        </w:rPr>
-        <w:t xml:space="preserve"> </w:t>
-      </w:r>
-      <w:proofErr w:type="spellStart"/>
-      <w:r>
-        <w:rPr>
-          <w:rFonts w:ascii="等线" w:eastAsia="等线" w:hAnsi="等线"/>
-          <w:color w:val="000000" w:themeColor="text1"/>
-          <w:lang w:eastAsia="zh-CN"/>
-          <w14:shadow w14:blurRad="38100" w14:dist="19050" w14:dir="2700000" w14:sx="100000" w14:sy="100000" w14:kx="0" w14:ky="0" w14:algn="tl">
-            <w14:schemeClr w14:val="dk1">
-              <w14:alpha w14:val="60000"/>
-            </w14:schemeClr>
-          </w14:shadow>
-          <w14:textOutline w14:w="0" w14:cap="flat" w14:cmpd="sng" w14:algn="ctr">
-            <w14:noFill/>
-            <w14:prstDash w14:val="solid"/>
-            <w14:round/>
-          </w14:textOutline>
-        </w:rPr>
-        <w:t>person_name</w:t>
-      </w:r>
-      <w:proofErr w:type="spellEnd"/>
-      <w:r>
-        <w:rPr>
-          <w:rFonts w:ascii="等线" w:eastAsia="等线" w:hAnsi="等线"/>
-          <w:color w:val="000000" w:themeColor="text1"/>
-          <w:lang w:eastAsia="zh-CN"/>
-          <w14:shadow w14:blurRad="38100" w14:dist="19050" w14:dir="2700000" w14:sx="100000" w14:sy="100000" w14:kx="0" w14:ky="0" w14:algn="tl">
-            <w14:schemeClr w14:val="dk1">
-              <w14:alpha w14:val="60000"/>
-            </w14:schemeClr>
-          </w14:shadow>
-          <w14:textOutline w14:w="0" w14:cap="flat" w14:cmpd="sng" w14:algn="ctr">
-            <w14:noFill/>
-            <w14:prstDash w14:val="solid"/>
-            <w14:round/>
-          </w14:textOutline>
-        </w:rPr>
-        <w:t xml:space="preserve"> = ‘</w:t>
-      </w:r>
-      <w:r>
-        <w:rPr>
-          <w:rFonts w:ascii="等线" w:eastAsia="等线" w:hAnsi="等线" w:hint="eastAsia"/>
-          <w:color w:val="000000" w:themeColor="text1"/>
-          <w:lang w:eastAsia="zh-CN"/>
-          <w14:shadow w14:blurRad="38100" w14:dist="19050" w14:dir="2700000" w14:sx="100000" w14:sy="100000" w14:kx="0" w14:ky="0" w14:algn="tl">
-            <w14:schemeClr w14:val="dk1">
-              <w14:alpha w14:val="60000"/>
-            </w14:schemeClr>
-          </w14:shadow>
-          <w14:textOutline w14:w="0" w14:cap="flat" w14:cmpd="sng" w14:algn="ctr">
-            <w14:noFill/>
-            <w14:prstDash w14:val="solid"/>
-            <w14:round/>
-          </w14:textOutline>
-        </w:rPr>
-        <w:t>劳登</w:t>
-      </w:r>
-      <w:r>
-        <w:rPr>
-          <w:rFonts w:ascii="等线" w:eastAsia="等线" w:hAnsi="等线"/>
-          <w:color w:val="000000" w:themeColor="text1"/>
-          <w:lang w:eastAsia="zh-CN"/>
-          <w14:shadow w14:blurRad="38100" w14:dist="19050" w14:dir="2700000" w14:sx="100000" w14:sy="100000" w14:kx="0" w14:ky="0" w14:algn="tl">
-            <w14:schemeClr w14:val="dk1">
-              <w14:alpha w14:val="60000"/>
-            </w14:schemeClr>
-          </w14:shadow>
-          <w14:textOutline w14:w="0" w14:cap="flat" w14:cmpd="sng" w14:algn="ctr">
-            <w14:noFill/>
-            <w14:prstDash w14:val="solid"/>
-            <w14:round/>
-          </w14:textOutline>
-        </w:rPr>
-        <w:t>’, type = ‘PC’, price = ‘TWD89000’, feedback = ‘</w:t>
-      </w:r>
-      <w:r>
-        <w:rPr>
-          <w:rFonts w:ascii="等线" w:eastAsia="等线" w:hAnsi="等线" w:hint="eastAsia"/>
-          <w:color w:val="000000" w:themeColor="text1"/>
-          <w:lang w:eastAsia="zh-CN"/>
-          <w14:shadow w14:blurRad="38100" w14:dist="19050" w14:dir="2700000" w14:sx="100000" w14:sy="100000" w14:kx="0" w14:ky="0" w14:algn="tl">
-            <w14:schemeClr w14:val="dk1">
-              <w14:alpha w14:val="60000"/>
-            </w14:schemeClr>
-          </w14:shadow>
-          <w14:textOutline w14:w="0" w14:cap="flat" w14:cmpd="sng" w14:algn="ctr">
-            <w14:noFill/>
-            <w14:prstDash w14:val="solid"/>
-            <w14:round/>
-          </w14:textOutline>
-        </w:rPr>
-        <w:t>太好用了，建议购买。</w:t>
-      </w:r>
-      <w:r>
-        <w:rPr>
-          <w:rFonts w:ascii="等线" w:eastAsia="等线" w:hAnsi="等线"/>
-          <w:color w:val="000000" w:themeColor="text1"/>
-          <w:lang w:eastAsia="zh-CN"/>
-          <w14:shadow w14:blurRad="38100" w14:dist="19050" w14:dir="2700000" w14:sx="100000" w14:sy="100000" w14:kx="0" w14:ky="0" w14:algn="tl">
-            <w14:schemeClr w14:val="dk1">
-              <w14:alpha w14:val="60000"/>
-            </w14:schemeClr>
-          </w14:shadow>
-          <w14:textOutline w14:w="0" w14:cap="flat" w14:cmpd="sng" w14:algn="ctr">
-            <w14:noFill/>
-            <w14:prstDash w14:val="solid"/>
-            <w14:round/>
-          </w14:textOutline>
-        </w:rPr>
-        <w:t>’</w:t>
-      </w:r>
-      <w:r>
-        <w:rPr>
-          <w:rFonts w:ascii="等线" w:eastAsia="等线" w:hAnsi="等线"/>
-          <w:color w:val="000000" w:themeColor="text1"/>
-          <w:lang w:eastAsia="zh-CN"/>
-          <w14:shadow w14:blurRad="38100" w14:dist="19050" w14:dir="2700000" w14:sx="100000" w14:sy="100000" w14:kx="0" w14:ky="0" w14:algn="tl">
-            <w14:schemeClr w14:val="dk1">
-              <w14:alpha w14:val="60000"/>
-            </w14:schemeClr>
-          </w14:shadow>
-          <w14:textOutline w14:w="0" w14:cap="flat" w14:cmpd="sng" w14:algn="ctr">
-            <w14:noFill/>
-            <w14:prstDash w14:val="solid"/>
-            <w14:round/>
-          </w14:textOutline>
-        </w:rPr>
-        <w:t xml:space="preserve"> </w:t>
-      </w:r>
-      <w:r>
-        <w:rPr>
-          <w:rFonts w:ascii="等线" w:eastAsia="等线" w:hAnsi="等线" w:hint="eastAsia"/>
-          <w:b/>
-          <w:bCs/>
-          <w:color w:val="000000" w:themeColor="text1"/>
-          <w:lang w:eastAsia="zh-CN"/>
-          <w14:shadow w14:blurRad="38100" w14:dist="19050" w14:dir="2700000" w14:sx="100000" w14:sy="100000" w14:kx="0" w14:ky="0" w14:algn="tl">
-            <w14:schemeClr w14:val="dk1">
-              <w14:alpha w14:val="60000"/>
-            </w14:schemeClr>
-          </w14:shadow>
-          <w14:textOutline w14:w="0" w14:cap="flat" w14:cmpd="sng" w14:algn="ctr">
-            <w14:noFill/>
-            <w14:prstDash w14:val="solid"/>
-            <w14:round/>
-          </w14:textOutline>
-        </w:rPr>
-        <w:t>WHERE</w:t>
-      </w:r>
-      <w:r>
-        <w:rPr>
-          <w:rFonts w:ascii="等线" w:eastAsia="等线" w:hAnsi="等线"/>
-          <w:color w:val="000000" w:themeColor="text1"/>
-          <w:lang w:eastAsia="zh-CN"/>
-          <w14:shadow w14:blurRad="38100" w14:dist="19050" w14:dir="2700000" w14:sx="100000" w14:sy="100000" w14:kx="0" w14:ky="0" w14:algn="tl">
-            <w14:schemeClr w14:val="dk1">
-              <w14:alpha w14:val="60000"/>
-            </w14:schemeClr>
-          </w14:shadow>
-          <w14:textOutline w14:w="0" w14:cap="flat" w14:cmpd="sng" w14:algn="ctr">
-            <w14:noFill/>
-            <w14:prstDash w14:val="solid"/>
-            <w14:round/>
-          </w14:textOutline>
-        </w:rPr>
-        <w:t xml:space="preserve"> model</w:t>
-      </w:r>
-      <w:r>
-        <w:rPr>
-          <w:rFonts w:ascii="等线" w:eastAsia="等线" w:hAnsi="等线"/>
-          <w:color w:val="000000" w:themeColor="text1"/>
-          <w:lang w:eastAsia="zh-CN"/>
-          <w14:shadow w14:blurRad="38100" w14:dist="19050" w14:dir="2700000" w14:sx="100000" w14:sy="100000" w14:kx="0" w14:ky="0" w14:algn="tl">
-            <w14:schemeClr w14:val="dk1">
-              <w14:alpha w14:val="60000"/>
-            </w14:schemeClr>
-          </w14:shadow>
-          <w14:textOutline w14:w="0" w14:cap="flat" w14:cmpd="sng" w14:algn="ctr">
-            <w14:noFill/>
-            <w14:prstDash w14:val="solid"/>
-            <w14:round/>
-          </w14:textOutline>
-        </w:rPr>
-        <w:t xml:space="preserve"> </w:t>
-      </w:r>
-      <w:r>
-        <w:rPr>
-          <w:rFonts w:ascii="等线" w:eastAsia="等线" w:hAnsi="等线"/>
-          <w:color w:val="000000" w:themeColor="text1"/>
-          <w:lang w:eastAsia="zh-CN"/>
-          <w14:shadow w14:blurRad="38100" w14:dist="19050" w14:dir="2700000" w14:sx="100000" w14:sy="100000" w14:kx="0" w14:ky="0" w14:algn="tl">
-            <w14:schemeClr w14:val="dk1">
-              <w14:alpha w14:val="60000"/>
-            </w14:schemeClr>
-          </w14:shadow>
-          <w14:textOutline w14:w="0" w14:cap="flat" w14:cmpd="sng" w14:algn="ctr">
-            <w14:noFill/>
-            <w14:prstDash w14:val="solid"/>
-            <w14:round/>
-          </w14:textOutline>
-        </w:rPr>
-        <w:t>=</w:t>
-      </w:r>
-      <w:r>
-        <w:rPr>
-          <w:rFonts w:ascii="等线" w:eastAsia="等线" w:hAnsi="等线"/>
-          <w:color w:val="000000" w:themeColor="text1"/>
-          <w:lang w:eastAsia="zh-CN"/>
-          <w14:shadow w14:blurRad="38100" w14:dist="19050" w14:dir="2700000" w14:sx="100000" w14:sy="100000" w14:kx="0" w14:ky="0" w14:algn="tl">
-            <w14:schemeClr w14:val="dk1">
-              <w14:alpha w14:val="60000"/>
-            </w14:schemeClr>
-          </w14:shadow>
-          <w14:textOutline w14:w="0" w14:cap="flat" w14:cmpd="sng" w14:algn="ctr">
-            <w14:noFill/>
-            <w14:prstDash w14:val="solid"/>
-            <w14:round/>
-          </w14:textOutline>
-        </w:rPr>
-        <w:t xml:space="preserve"> </w:t>
-      </w:r>
-      <w:r>
-        <w:rPr>
-          <w:rFonts w:ascii="等线" w:eastAsia="等线" w:hAnsi="等线"/>
-          <w:color w:val="000000" w:themeColor="text1"/>
-          <w:lang w:eastAsia="zh-CN"/>
-          <w14:shadow w14:blurRad="38100" w14:dist="19050" w14:dir="2700000" w14:sx="100000" w14:sy="100000" w14:kx="0" w14:ky="0" w14:algn="tl">
-            <w14:schemeClr w14:val="dk1">
-              <w14:alpha w14:val="60000"/>
-            </w14:schemeClr>
-          </w14:shadow>
-          <w14:textOutline w14:w="0" w14:cap="flat" w14:cmpd="sng" w14:algn="ctr">
-            <w14:noFill/>
-            <w14:prstDash w14:val="solid"/>
-            <w14:round/>
-          </w14:textOutline>
-        </w:rPr>
-        <w:t>‘</w:t>
-      </w:r>
-      <w:r>
-        <w:rPr>
-          <w:rFonts w:ascii="等线" w:eastAsia="等线" w:hAnsi="等线"/>
-          <w:color w:val="000000" w:themeColor="text1"/>
-          <w:lang w:eastAsia="zh-CN"/>
-          <w14:shadow w14:blurRad="38100" w14:dist="19050" w14:dir="2700000" w14:sx="100000" w14:sy="100000" w14:kx="0" w14:ky="0" w14:algn="tl">
-            <w14:schemeClr w14:val="dk1">
-              <w14:alpha w14:val="60000"/>
-            </w14:schemeClr>
-          </w14:shadow>
-          <w14:textOutline w14:w="0" w14:cap="flat" w14:cmpd="sng" w14:algn="ctr">
-            <w14:noFill/>
-            <w14:prstDash w14:val="solid"/>
-            <w14:round/>
-          </w14:textOutline>
-        </w:rPr>
-        <w:t>G834</w:t>
-      </w:r>
-      <w:r>
-        <w:rPr>
-          <w:rFonts w:ascii="等线" w:eastAsia="等线" w:hAnsi="等线"/>
-          <w:color w:val="000000" w:themeColor="text1"/>
-          <w:lang w:eastAsia="zh-CN"/>
-          <w14:shadow w14:blurRad="38100" w14:dist="19050" w14:dir="2700000" w14:sx="100000" w14:sy="100000" w14:kx="0" w14:ky="0" w14:algn="tl">
-            <w14:schemeClr w14:val="dk1">
-              <w14:alpha w14:val="60000"/>
-            </w14:schemeClr>
-          </w14:shadow>
-          <w14:textOutline w14:w="0" w14:cap="flat" w14:cmpd="sng" w14:algn="ctr">
-            <w14:noFill/>
-            <w14:prstDash w14:val="solid"/>
-            <w14:round/>
-          </w14:textOutline>
-        </w:rPr>
-        <w:t>’</w:t>
-      </w:r>
-      <w:r>
-        <w:rPr>
-          <w:rFonts w:ascii="等线" w:eastAsia="等线" w:hAnsi="等线"/>
-          <w:color w:val="000000" w:themeColor="text1"/>
-          <w:lang w:eastAsia="zh-CN"/>
-          <w14:shadow w14:blurRad="38100" w14:dist="19050" w14:dir="2700000" w14:sx="100000" w14:sy="100000" w14:kx="0" w14:ky="0" w14:algn="tl">
-            <w14:schemeClr w14:val="dk1">
-              <w14:alpha w14:val="60000"/>
-            </w14:schemeClr>
-          </w14:shadow>
-          <w14:textOutline w14:w="0" w14:cap="flat" w14:cmpd="sng" w14:algn="ctr">
-            <w14:noFill/>
-            <w14:prstDash w14:val="solid"/>
-            <w14:round/>
-          </w14:textOutline>
-        </w:rPr>
-        <w:t>;</w:t>
-      </w:r>
     </w:p>
     <w:p>
       <w:pPr>
@@ -4885,11 +5574,9 @@
           </w14:props3d>
         </w:rPr>
       </w:pPr>
-    </w:p>
-    <w:p>
-      <w:pPr>
-        <w:rPr>
-          <w:rFonts w:ascii="等线" w:eastAsia="等线" w:hAnsi="等线"/>
+      <w:r>
+        <w:rPr>
+          <w:rFonts w:ascii="等线" w:eastAsia="等线" w:hAnsi="等线" w:hint="eastAsia"/>
           <w:b/>
           <w:color w:val="969696" w:themeColor="accent3"/>
           <w:lang w:eastAsia="zh-CN"/>
@@ -4907,10 +5594,11 @@
             </w14:contourClr>
           </w14:props3d>
         </w:rPr>
-      </w:pPr>
-      <w:r>
-        <w:rPr>
-          <w:rFonts w:ascii="等线" w:eastAsia="等线" w:hAnsi="等线" w:hint="eastAsia"/>
+        <w:t>删除硬体m</w:t>
+      </w:r>
+      <w:r>
+        <w:rPr>
+          <w:rFonts w:ascii="等线" w:eastAsia="等线" w:hAnsi="等线"/>
           <w:b/>
           <w:color w:val="969696" w:themeColor="accent3"/>
           <w:lang w:eastAsia="zh-CN"/>
@@ -4928,11 +5616,11 @@
             </w14:contourClr>
           </w14:props3d>
         </w:rPr>
-        <w:t>删除硬体m</w:t>
-      </w:r>
-      <w:r>
-        <w:rPr>
-          <w:rFonts w:ascii="等线" w:eastAsia="等线" w:hAnsi="等线"/>
+        <w:t>odel</w:t>
+      </w:r>
+      <w:r>
+        <w:rPr>
+          <w:rFonts w:ascii="等线" w:eastAsia="等线" w:hAnsi="等线" w:hint="eastAsia"/>
           <w:b/>
           <w:color w:val="969696" w:themeColor="accent3"/>
           <w:lang w:eastAsia="zh-CN"/>
@@ -4950,11 +5638,11 @@
             </w14:contourClr>
           </w14:props3d>
         </w:rPr>
-        <w:t>odel</w:t>
-      </w:r>
-      <w:r>
-        <w:rPr>
-          <w:rFonts w:ascii="等线" w:eastAsia="等线" w:hAnsi="等线" w:hint="eastAsia"/>
+        <w:t>为G</w:t>
+      </w:r>
+      <w:r>
+        <w:rPr>
+          <w:rFonts w:ascii="等线" w:eastAsia="等线" w:hAnsi="等线"/>
           <w:b/>
           <w:color w:val="969696" w:themeColor="accent3"/>
           <w:lang w:eastAsia="zh-CN"/>
@@ -4972,11 +5660,11 @@
             </w14:contourClr>
           </w14:props3d>
         </w:rPr>
-        <w:t>为G</w:t>
-      </w:r>
-      <w:r>
-        <w:rPr>
-          <w:rFonts w:ascii="等线" w:eastAsia="等线" w:hAnsi="等线"/>
+        <w:t>834</w:t>
+      </w:r>
+      <w:r>
+        <w:rPr>
+          <w:rFonts w:ascii="等线" w:eastAsia="等线" w:hAnsi="等线" w:hint="eastAsia"/>
           <w:b/>
           <w:color w:val="969696" w:themeColor="accent3"/>
           <w:lang w:eastAsia="zh-CN"/>
@@ -4994,28 +5682,6 @@
             </w14:contourClr>
           </w14:props3d>
         </w:rPr>
-        <w:t>834</w:t>
-      </w:r>
-      <w:r>
-        <w:rPr>
-          <w:rFonts w:ascii="等线" w:eastAsia="等线" w:hAnsi="等线" w:hint="eastAsia"/>
-          <w:b/>
-          <w:color w:val="969696" w:themeColor="accent3"/>
-          <w:lang w:eastAsia="zh-CN"/>
-          <w14:textOutline w14:w="0" w14:cap="flat" w14:cmpd="sng" w14:algn="ctr">
-            <w14:noFill/>
-            <w14:prstDash w14:val="solid"/>
-            <w14:round/>
-          </w14:textOutline>
-          <w14:props3d w14:extrusionH="57150" w14:contourW="0" w14:prstMaterial="matte">
-            <w14:bevelT w14:w="63500" w14:h="12700" w14:prst="angle"/>
-            <w14:contourClr>
-              <w14:schemeClr w14:val="bg1">
-                <w14:lumMod w14:val="65000"/>
-              </w14:schemeClr>
-            </w14:contourClr>
-          </w14:props3d>
-        </w:rPr>
         <w:t>的资讯</w:t>
       </w:r>
     </w:p>
@@ -5037,7 +5703,7 @@
           </w14:textOutline>
         </w:rPr>
         <w:sectPr>
-          <w:headerReference w:type="default" r:id="rId10"/>
+          <w:headerReference w:type="default" r:id="rId17"/>
           <w:pgSz w:w="11906" w:h="16838"/>
           <w:pgMar w:top="1440" w:right="1800" w:bottom="1440" w:left="1800" w:header="850" w:footer="283" w:gutter="0"/>
           <w:cols w:space="425"/>
@@ -5332,7 +5998,7 @@
                     <pic:cNvPicPr/>
                   </pic:nvPicPr>
                   <pic:blipFill>
-                    <a:blip r:embed="rId11"/>
+                    <a:blip r:embed="rId18"/>
                     <a:stretch>
                       <a:fillRect/>
                     </a:stretch>
@@ -5530,7 +6196,7 @@
           </w14:textOutline>
         </w:rPr>
         <w:sectPr>
-          <w:headerReference w:type="default" r:id="rId12"/>
+          <w:headerReference w:type="default" r:id="rId19"/>
           <w:pgSz w:w="11906" w:h="16838"/>
           <w:pgMar w:top="1440" w:right="1800" w:bottom="1440" w:left="1800" w:header="850" w:footer="283" w:gutter="0"/>
           <w:cols w:space="425"/>
@@ -5575,7 +6241,7 @@
                     </pic:cNvPicPr>
                   </pic:nvPicPr>
                   <pic:blipFill>
-                    <a:blip r:embed="rId13" cstate="print">
+                    <a:blip r:embed="rId20" cstate="print">
                       <a:extLst>
                         <a:ext uri="{28A0092B-C50C-407E-A947-70E740481C1C}">
                           <a14:useLocalDpi xmlns:a14="http://schemas.microsoft.com/office/drawing/2010/main" val="0"/>
@@ -5689,7 +6355,7 @@
                     <pic:cNvPicPr/>
                   </pic:nvPicPr>
                   <pic:blipFill>
-                    <a:blip r:embed="rId14"/>
+                    <a:blip r:embed="rId21"/>
                     <a:stretch>
                       <a:fillRect/>
                     </a:stretch>
@@ -5791,7 +6457,7 @@
                     <pic:cNvPicPr/>
                   </pic:nvPicPr>
                   <pic:blipFill>
-                    <a:blip r:embed="rId15"/>
+                    <a:blip r:embed="rId22"/>
                     <a:stretch>
                       <a:fillRect/>
                     </a:stretch>
@@ -5916,7 +6582,7 @@
                     <pic:cNvPicPr/>
                   </pic:nvPicPr>
                   <pic:blipFill>
-                    <a:blip r:embed="rId16"/>
+                    <a:blip r:embed="rId23"/>
                     <a:stretch>
                       <a:fillRect/>
                     </a:stretch>
@@ -6017,7 +6683,7 @@
                     <pic:cNvPicPr/>
                   </pic:nvPicPr>
                   <pic:blipFill>
-                    <a:blip r:embed="rId17"/>
+                    <a:blip r:embed="rId24"/>
                     <a:stretch>
                       <a:fillRect/>
                     </a:stretch>
@@ -6060,7 +6726,7 @@
           </w14:props3d>
         </w:rPr>
         <w:sectPr>
-          <w:headerReference w:type="default" r:id="rId18"/>
+          <w:headerReference w:type="default" r:id="rId25"/>
           <w:pgSz w:w="11906" w:h="16838"/>
           <w:pgMar w:top="1440" w:right="1800" w:bottom="1440" w:left="1800" w:header="850" w:footer="283" w:gutter="0"/>
           <w:cols w:space="425"/>
@@ -6149,7 +6815,7 @@
                     <pic:cNvPicPr/>
                   </pic:nvPicPr>
                   <pic:blipFill>
-                    <a:blip r:embed="rId19"/>
+                    <a:blip r:embed="rId26"/>
                     <a:stretch>
                       <a:fillRect/>
                     </a:stretch>
@@ -6250,7 +6916,7 @@
                     <pic:cNvPicPr/>
                   </pic:nvPicPr>
                   <pic:blipFill>
-                    <a:blip r:embed="rId20"/>
+                    <a:blip r:embed="rId27"/>
                     <a:stretch>
                       <a:fillRect/>
                     </a:stretch>
@@ -6277,7 +6943,8 @@
           <w:rFonts w:ascii="等线" w:eastAsia="等线" w:hAnsi="等线"/>
           <w:b/>
           <w:color w:val="969696" w:themeColor="accent3"/>
-          <w:lang w:eastAsia="zh-CN"/>
+          <w:sz w:val="28"/>
+          <w:szCs w:val="28"/>
           <w14:textOutline w14:w="0" w14:cap="flat" w14:cmpd="sng" w14:algn="ctr">
             <w14:noFill/>
             <w14:prstDash w14:val="solid"/>
@@ -6293,9 +6960,338 @@
           </w14:props3d>
         </w:rPr>
       </w:pPr>
+      <w:r>
+        <w:rPr>
+          <w:rFonts w:ascii="等线" w:eastAsia="等线" w:hAnsi="等线"/>
+          <w:b/>
+          <w:color w:val="969696" w:themeColor="accent3"/>
+          <w:lang w:eastAsia="zh-CN"/>
+          <w14:textOutline w14:w="0" w14:cap="flat" w14:cmpd="sng" w14:algn="ctr">
+            <w14:noFill/>
+            <w14:prstDash w14:val="solid"/>
+            <w14:round/>
+          </w14:textOutline>
+          <w14:props3d w14:extrusionH="57150" w14:contourW="0" w14:prstMaterial="matte">
+            <w14:bevelT w14:w="63500" w14:h="12700" w14:prst="angle"/>
+            <w14:contourClr>
+              <w14:schemeClr w14:val="bg1">
+                <w14:lumMod w14:val="65000"/>
+              </w14:schemeClr>
+            </w14:contourClr>
+          </w14:props3d>
+        </w:rPr>
+        <w:lastRenderedPageBreak/>
+        <w:tab/>
+      </w:r>
+      <w:r>
+        <w:rPr>
+          <w:rFonts w:ascii="等线" w:eastAsia="等线" w:hAnsi="等线" w:hint="eastAsia"/>
+          <w:b/>
+          <w:color w:val="969696" w:themeColor="accent3"/>
+          <w:sz w:val="28"/>
+          <w:szCs w:val="28"/>
+          <w14:textOutline w14:w="0" w14:cap="flat" w14:cmpd="sng" w14:algn="ctr">
+            <w14:noFill/>
+            <w14:prstDash w14:val="solid"/>
+            <w14:round/>
+          </w14:textOutline>
+          <w14:props3d w14:extrusionH="57150" w14:contourW="0" w14:prstMaterial="matte">
+            <w14:bevelT w14:w="63500" w14:h="12700" w14:prst="angle"/>
+            <w14:contourClr>
+              <w14:schemeClr w14:val="bg1">
+                <w14:lumMod w14:val="65000"/>
+              </w14:schemeClr>
+            </w14:contourClr>
+          </w14:props3d>
+        </w:rPr>
+        <w:t>林偉翔：</w:t>
+      </w:r>
+      <w:r>
+        <w:rPr>
+          <w:rFonts w:ascii="等线" w:eastAsia="等线" w:hAnsi="等线" w:hint="eastAsia"/>
+          <w:bCs/>
+          <w:color w:val="969696" w:themeColor="accent3"/>
+          <w14:textOutline w14:w="0" w14:cap="flat" w14:cmpd="sng" w14:algn="ctr">
+            <w14:noFill/>
+            <w14:prstDash w14:val="solid"/>
+            <w14:round/>
+          </w14:textOutline>
+          <w14:props3d w14:extrusionH="57150" w14:contourW="0" w14:prstMaterial="matte">
+            <w14:bevelT w14:w="63500" w14:h="12700" w14:prst="angle"/>
+            <w14:contourClr>
+              <w14:schemeClr w14:val="bg1">
+                <w14:lumMod w14:val="65000"/>
+              </w14:schemeClr>
+            </w14:contourClr>
+          </w14:props3d>
+        </w:rPr>
+        <w:t>設計資料庫</w:t>
+      </w:r>
+      <w:r>
+        <w:rPr>
+          <w:rFonts w:ascii="等线" w:eastAsia="等线" w:hAnsi="等线" w:hint="eastAsia"/>
+          <w:bCs/>
+          <w:color w:val="969696" w:themeColor="accent3"/>
+          <w14:textOutline w14:w="0" w14:cap="flat" w14:cmpd="sng" w14:algn="ctr">
+            <w14:noFill/>
+            <w14:prstDash w14:val="solid"/>
+            <w14:round/>
+          </w14:textOutline>
+          <w14:props3d w14:extrusionH="57150" w14:contourW="0" w14:prstMaterial="matte">
+            <w14:bevelT w14:w="63500" w14:h="12700" w14:prst="angle"/>
+            <w14:contourClr>
+              <w14:schemeClr w14:val="bg1">
+                <w14:lumMod w14:val="65000"/>
+              </w14:schemeClr>
+            </w14:contourClr>
+          </w14:props3d>
+        </w:rPr>
+        <w:t>、</w:t>
+      </w:r>
+      <w:r>
+        <w:rPr>
+          <w:rFonts w:ascii="等线" w:eastAsia="等线" w:hAnsi="等线" w:hint="eastAsia"/>
+          <w:bCs/>
+          <w:color w:val="969696" w:themeColor="accent3"/>
+          <w14:textOutline w14:w="0" w14:cap="flat" w14:cmpd="sng" w14:algn="ctr">
+            <w14:noFill/>
+            <w14:prstDash w14:val="solid"/>
+            <w14:round/>
+          </w14:textOutline>
+          <w14:props3d w14:extrusionH="57150" w14:contourW="0" w14:prstMaterial="matte">
+            <w14:bevelT w14:w="63500" w14:h="12700" w14:prst="angle"/>
+            <w14:contourClr>
+              <w14:schemeClr w14:val="bg1">
+                <w14:lumMod w14:val="65000"/>
+              </w14:schemeClr>
+            </w14:contourClr>
+          </w14:props3d>
+        </w:rPr>
+        <w:t>提</w:t>
+      </w:r>
+      <w:r>
+        <w:rPr>
+          <w:rFonts w:ascii="等线" w:eastAsia="等线" w:hAnsi="等线" w:hint="eastAsia"/>
+          <w:bCs/>
+          <w:color w:val="969696" w:themeColor="accent3"/>
+          <w14:textOutline w14:w="0" w14:cap="flat" w14:cmpd="sng" w14:algn="ctr">
+            <w14:noFill/>
+            <w14:prstDash w14:val="solid"/>
+            <w14:round/>
+          </w14:textOutline>
+          <w14:props3d w14:extrusionH="57150" w14:contourW="0" w14:prstMaterial="matte">
+            <w14:bevelT w14:w="63500" w14:h="12700" w14:prst="angle"/>
+            <w14:contourClr>
+              <w14:schemeClr w14:val="bg1">
+                <w14:lumMod w14:val="65000"/>
+              </w14:schemeClr>
+            </w14:contourClr>
+          </w14:props3d>
+        </w:rPr>
+        <w:t>出</w:t>
+      </w:r>
+      <w:r>
+        <w:rPr>
+          <w:rFonts w:ascii="等线" w:eastAsia="等线" w:hAnsi="等线" w:hint="eastAsia"/>
+          <w:bCs/>
+          <w:color w:val="969696" w:themeColor="accent3"/>
+          <w14:textOutline w14:w="0" w14:cap="flat" w14:cmpd="sng" w14:algn="ctr">
+            <w14:noFill/>
+            <w14:prstDash w14:val="solid"/>
+            <w14:round/>
+          </w14:textOutline>
+          <w14:props3d w14:extrusionH="57150" w14:contourW="0" w14:prstMaterial="matte">
+            <w14:bevelT w14:w="63500" w14:h="12700" w14:prst="angle"/>
+            <w14:contourClr>
+              <w14:schemeClr w14:val="bg1">
+                <w14:lumMod w14:val="65000"/>
+              </w14:schemeClr>
+            </w14:contourClr>
+          </w14:props3d>
+        </w:rPr>
+        <w:t>概念</w:t>
+      </w:r>
+      <w:r>
+        <w:rPr>
+          <w:rFonts w:ascii="等线" w:eastAsia="等线" w:hAnsi="等线" w:hint="eastAsia"/>
+          <w:bCs/>
+          <w:color w:val="969696" w:themeColor="accent3"/>
+          <w14:textOutline w14:w="0" w14:cap="flat" w14:cmpd="sng" w14:algn="ctr">
+            <w14:noFill/>
+            <w14:prstDash w14:val="solid"/>
+            <w14:round/>
+          </w14:textOutline>
+          <w14:props3d w14:extrusionH="57150" w14:contourW="0" w14:prstMaterial="matte">
+            <w14:bevelT w14:w="63500" w14:h="12700" w14:prst="angle"/>
+            <w14:contourClr>
+              <w14:schemeClr w14:val="bg1">
+                <w14:lumMod w14:val="65000"/>
+              </w14:schemeClr>
+            </w14:contourClr>
+          </w14:props3d>
+        </w:rPr>
+        <w:t>、</w:t>
+      </w:r>
+      <w:r>
+        <w:rPr>
+          <w:rFonts w:ascii="等线" w:eastAsia="等线" w:hAnsi="等线" w:hint="eastAsia"/>
+          <w:bCs/>
+          <w:color w:val="969696" w:themeColor="accent3"/>
+          <w14:textOutline w14:w="0" w14:cap="flat" w14:cmpd="sng" w14:algn="ctr">
+            <w14:noFill/>
+            <w14:prstDash w14:val="solid"/>
+            <w14:round/>
+          </w14:textOutline>
+          <w14:props3d w14:extrusionH="57150" w14:contourW="0" w14:prstMaterial="matte">
+            <w14:bevelT w14:w="63500" w14:h="12700" w14:prst="angle"/>
+            <w14:contourClr>
+              <w14:schemeClr w14:val="bg1">
+                <w14:lumMod w14:val="65000"/>
+              </w14:schemeClr>
+            </w14:contourClr>
+          </w14:props3d>
+        </w:rPr>
+        <w:t>撰寫草案。</w:t>
+      </w:r>
+    </w:p>
+    <w:p>
+      <w:pPr>
+        <w:ind w:firstLine="480"/>
+        <w:rPr>
+          <w:rFonts w:ascii="等线" w:hAnsi="等线"/>
+          <w:bCs/>
+          <w:color w:val="969696" w:themeColor="accent3"/>
+          <w:sz w:val="28"/>
+          <w:szCs w:val="28"/>
+          <w14:textOutline w14:w="0" w14:cap="flat" w14:cmpd="sng" w14:algn="ctr">
+            <w14:noFill/>
+            <w14:prstDash w14:val="solid"/>
+            <w14:round/>
+          </w14:textOutline>
+          <w14:props3d w14:extrusionH="57150" w14:contourW="0" w14:prstMaterial="matte">
+            <w14:bevelT w14:w="63500" w14:h="12700" w14:prst="angle"/>
+            <w14:contourClr>
+              <w14:schemeClr w14:val="bg1">
+                <w14:lumMod w14:val="65000"/>
+              </w14:schemeClr>
+            </w14:contourClr>
+          </w14:props3d>
+        </w:rPr>
+      </w:pPr>
+      <w:proofErr w:type="gramStart"/>
+      <w:r>
+        <w:rPr>
+          <w:rFonts w:ascii="等线" w:eastAsia="等线" w:hAnsi="等线" w:hint="eastAsia"/>
+          <w:b/>
+          <w:color w:val="969696" w:themeColor="accent3"/>
+          <w:sz w:val="28"/>
+          <w:szCs w:val="28"/>
+          <w14:textOutline w14:w="0" w14:cap="flat" w14:cmpd="sng" w14:algn="ctr">
+            <w14:noFill/>
+            <w14:prstDash w14:val="solid"/>
+            <w14:round/>
+          </w14:textOutline>
+          <w14:props3d w14:extrusionH="57150" w14:contourW="0" w14:prstMaterial="matte">
+            <w14:bevelT w14:w="63500" w14:h="12700" w14:prst="angle"/>
+            <w14:contourClr>
+              <w14:schemeClr w14:val="bg1">
+                <w14:lumMod w14:val="65000"/>
+              </w14:schemeClr>
+            </w14:contourClr>
+          </w14:props3d>
+        </w:rPr>
+        <w:t>許能翔</w:t>
+      </w:r>
+      <w:proofErr w:type="gramEnd"/>
+      <w:r>
+        <w:rPr>
+          <w:rFonts w:ascii="等线" w:eastAsia="等线" w:hAnsi="等线" w:hint="eastAsia"/>
+          <w:b/>
+          <w:color w:val="969696" w:themeColor="accent3"/>
+          <w:sz w:val="28"/>
+          <w:szCs w:val="28"/>
+          <w14:textOutline w14:w="0" w14:cap="flat" w14:cmpd="sng" w14:algn="ctr">
+            <w14:noFill/>
+            <w14:prstDash w14:val="solid"/>
+            <w14:round/>
+          </w14:textOutline>
+          <w14:props3d w14:extrusionH="57150" w14:contourW="0" w14:prstMaterial="matte">
+            <w14:bevelT w14:w="63500" w14:h="12700" w14:prst="angle"/>
+            <w14:contourClr>
+              <w14:schemeClr w14:val="bg1">
+                <w14:lumMod w14:val="65000"/>
+              </w14:schemeClr>
+            </w14:contourClr>
+          </w14:props3d>
+        </w:rPr>
+        <w:t>：</w:t>
+      </w:r>
+      <w:r>
+        <w:rPr>
+          <w:rFonts w:ascii="等线" w:eastAsia="等线" w:hAnsi="等线" w:hint="eastAsia"/>
+          <w:bCs/>
+          <w:color w:val="969696" w:themeColor="accent3"/>
+          <w14:textOutline w14:w="0" w14:cap="flat" w14:cmpd="sng" w14:algn="ctr">
+            <w14:noFill/>
+            <w14:prstDash w14:val="solid"/>
+            <w14:round/>
+          </w14:textOutline>
+          <w14:props3d w14:extrusionH="57150" w14:contourW="0" w14:prstMaterial="matte">
+            <w14:bevelT w14:w="63500" w14:h="12700" w14:prst="angle"/>
+            <w14:contourClr>
+              <w14:schemeClr w14:val="bg1">
+                <w14:lumMod w14:val="65000"/>
+              </w14:schemeClr>
+            </w14:contourClr>
+          </w14:props3d>
+        </w:rPr>
+        <w:t>設計網頁</w:t>
+      </w:r>
+      <w:r>
+        <w:rPr>
+          <w:rFonts w:ascii="等线" w:eastAsia="等线" w:hAnsi="等线" w:hint="eastAsia"/>
+          <w:bCs/>
+          <w:color w:val="969696" w:themeColor="accent3"/>
+          <w14:textOutline w14:w="0" w14:cap="flat" w14:cmpd="sng" w14:algn="ctr">
+            <w14:noFill/>
+            <w14:prstDash w14:val="solid"/>
+            <w14:round/>
+          </w14:textOutline>
+          <w14:props3d w14:extrusionH="57150" w14:contourW="0" w14:prstMaterial="matte">
+            <w14:bevelT w14:w="63500" w14:h="12700" w14:prst="angle"/>
+            <w14:contourClr>
+              <w14:schemeClr w14:val="bg1">
+                <w14:lumMod w14:val="65000"/>
+              </w14:schemeClr>
+            </w14:contourClr>
+          </w14:props3d>
+        </w:rPr>
+        <w:t>、</w:t>
+      </w:r>
+      <w:r>
+        <w:rPr>
+          <w:rFonts w:ascii="等线" w:eastAsia="等线" w:hAnsi="等线" w:hint="eastAsia"/>
+          <w:bCs/>
+          <w:color w:val="969696" w:themeColor="accent3"/>
+          <w14:textOutline w14:w="0" w14:cap="flat" w14:cmpd="sng" w14:algn="ctr">
+            <w14:noFill/>
+            <w14:prstDash w14:val="solid"/>
+            <w14:round/>
+          </w14:textOutline>
+          <w14:props3d w14:extrusionH="57150" w14:contourW="0" w14:prstMaterial="matte">
+            <w14:bevelT w14:w="63500" w14:h="12700" w14:prst="angle"/>
+            <w14:contourClr>
+              <w14:schemeClr w14:val="bg1">
+                <w14:lumMod w14:val="65000"/>
+              </w14:schemeClr>
+            </w14:contourClr>
+          </w14:props3d>
+        </w:rPr>
+        <w:t>提供意見。</w:t>
+      </w:r>
     </w:p>
     <w:sectPr>
-      <w:headerReference w:type="default" r:id="rId21"/>
+      <w:headerReference w:type="default" r:id="rId28"/>
       <w:pgSz w:w="11906" w:h="16838"/>
       <w:pgMar w:top="1440" w:right="1800" w:bottom="1440" w:left="1800" w:header="850" w:footer="283" w:gutter="0"/>
       <w:cols w:space="425"/>
@@ -6331,6 +7327,16 @@
 </file>
 
 <file path=word/footer1.xml><?xml version="1.0" encoding="utf-8"?>
+<w:ftr xmlns:wpc="http://schemas.microsoft.com/office/word/2010/wordprocessingCanvas" xmlns:cx="http://schemas.microsoft.com/office/drawing/2014/chartex" xmlns:cx1="http://schemas.microsoft.com/office/drawing/2015/9/8/chartex" xmlns:cx2="http://schemas.microsoft.com/office/drawing/2015/10/21/chartex" xmlns:cx3="http://schemas.microsoft.com/office/drawing/2016/5/9/chartex" xmlns:cx4="http://schemas.microsoft.com/office/drawing/2016/5/10/chartex" xmlns:cx5="http://schemas.microsoft.com/office/drawing/2016/5/11/chartex" xmlns:cx6="http://schemas.microsoft.com/office/drawing/2016/5/12/chartex" xmlns:cx7="http://schemas.microsoft.com/office/drawing/2016/5/13/chartex" xmlns:cx8="http://schemas.microsoft.com/office/drawing/2016/5/14/chartex" xmlns:mc="http://schemas.openxmlformats.org/markup-compatibility/2006" xmlns:aink="http://schemas.microsoft.com/office/drawing/2016/ink" xmlns:am3d="http://schemas.microsoft.com/office/drawing/2017/model3d" xmlns:o="urn:schemas-microsoft-com:office:office" xmlns:r="http://schemas.openxmlformats.org/officeDocument/2006/relationships" xmlns:m="http://schemas.openxmlformats.org/officeDocument/2006/math" xmlns:v="urn:schemas-microsoft-com:vml" xmlns:wp14="http://schemas.microsoft.com/office/word/2010/wordprocessingDrawing" xmlns:wp="http://schemas.openxmlformats.org/drawingml/2006/wordprocessingDrawing" xmlns:w10="urn:schemas-microsoft-com:office:word" xmlns:w="http://schemas.openxmlformats.org/wordprocessingml/2006/main" xmlns:w14="http://schemas.microsoft.com/office/word/2010/wordml" xmlns:w15="http://schemas.microsoft.com/office/word/2012/wordml" xmlns:w16cex="http://schemas.microsoft.com/office/word/2018/wordml/cex" xmlns:w16cid="http://schemas.microsoft.com/office/word/2016/wordml/cid" xmlns:w16="http://schemas.microsoft.com/office/word/2018/wordml" xmlns:w16sdtdh="http://schemas.microsoft.com/office/word/2020/wordml/sdtdatahash" xmlns:w16se="http://schemas.microsoft.com/office/word/2015/wordml/symex" xmlns:wpg="http://schemas.microsoft.com/office/word/2010/wordprocessingGroup" xmlns:wpi="http://schemas.microsoft.com/office/word/2010/wordprocessingInk" xmlns:wne="http://schemas.microsoft.com/office/word/2006/wordml" xmlns:wps="http://schemas.microsoft.com/office/word/2010/wordprocessingShape" mc:Ignorable="w14 w15 w16se w16cid w16 w16cex w16sdtdh wp14">
+  <w:p>
+    <w:pPr>
+      <w:pStyle w:val="Footer"/>
+    </w:pPr>
+  </w:p>
+</w:ftr>
+</file>
+
+<file path=word/footer2.xml><?xml version="1.0" encoding="utf-8"?>
 <w:ftr xmlns:wpc="http://schemas.microsoft.com/office/word/2010/wordprocessingCanvas" xmlns:cx="http://schemas.microsoft.com/office/drawing/2014/chartex" xmlns:cx1="http://schemas.microsoft.com/office/drawing/2015/9/8/chartex" xmlns:cx2="http://schemas.microsoft.com/office/drawing/2015/10/21/chartex" xmlns:cx3="http://schemas.microsoft.com/office/drawing/2016/5/9/chartex" xmlns:cx4="http://schemas.microsoft.com/office/drawing/2016/5/10/chartex" xmlns:cx5="http://schemas.microsoft.com/office/drawing/2016/5/11/chartex" xmlns:cx6="http://schemas.microsoft.com/office/drawing/2016/5/12/chartex" xmlns:cx7="http://schemas.microsoft.com/office/drawing/2016/5/13/chartex" xmlns:cx8="http://schemas.microsoft.com/office/drawing/2016/5/14/chartex" xmlns:mc="http://schemas.openxmlformats.org/markup-compatibility/2006" xmlns:aink="http://schemas.microsoft.com/office/drawing/2016/ink" xmlns:am3d="http://schemas.microsoft.com/office/drawing/2017/model3d" xmlns:o="urn:schemas-microsoft-com:office:office" xmlns:r="http://schemas.openxmlformats.org/officeDocument/2006/relationships" xmlns:m="http://schemas.openxmlformats.org/officeDocument/2006/math" xmlns:v="urn:schemas-microsoft-com:vml" xmlns:wp14="http://schemas.microsoft.com/office/word/2010/wordprocessingDrawing" xmlns:wp="http://schemas.openxmlformats.org/drawingml/2006/wordprocessingDrawing" xmlns:w10="urn:schemas-microsoft-com:office:word" xmlns:w="http://schemas.openxmlformats.org/wordprocessingml/2006/main" xmlns:w14="http://schemas.microsoft.com/office/word/2010/wordml" xmlns:w15="http://schemas.microsoft.com/office/word/2012/wordml" xmlns:w16cex="http://schemas.microsoft.com/office/word/2018/wordml/cex" xmlns:w16cid="http://schemas.microsoft.com/office/word/2016/wordml/cid" xmlns:w16="http://schemas.microsoft.com/office/word/2018/wordml" xmlns:w16sdtdh="http://schemas.microsoft.com/office/word/2020/wordml/sdtdatahash" xmlns:w16se="http://schemas.microsoft.com/office/word/2015/wordml/symex" xmlns:wpg="http://schemas.microsoft.com/office/word/2010/wordprocessingGroup" xmlns:wpi="http://schemas.microsoft.com/office/word/2010/wordprocessingInk" xmlns:wne="http://schemas.microsoft.com/office/word/2006/wordml" xmlns:wps="http://schemas.microsoft.com/office/word/2010/wordprocessingShape" mc:Ignorable="w14 w15 w16se w16cid w16 w16cex w16sdtdh wp14">
   <w:p>
     <w:pPr>
@@ -6477,7 +7483,7 @@
                                   <w:rPr>
                                     <w:color w:val="808080" w:themeColor="background1" w:themeShade="80"/>
                                   </w:rPr>
-                                  <w:t>Database Final Project</w:t>
+                                  <w:t>Kelvin Lim Wei Siang</w:t>
                                 </w:r>
                               </w:sdtContent>
                             </w:sdt>
@@ -6499,15 +7505,15 @@
         </mc:Choice>
         <mc:Fallback>
           <w:pict>
-            <v:group w14:anchorId="4F0707FB" id="Group 155" o:spid="_x0000_s1028" style="position:absolute;margin-left:0;margin-top:0;width:468pt;height:28.85pt;z-index:251662336;mso-position-horizontal:left;mso-position-horizontal-relative:page;mso-position-vertical:center;mso-position-vertical-relative:bottom-margin-area" coordsize="59436,3663" o:gfxdata="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">
-              <v:rect id="Rectangle 156" o:spid="_x0000_s1029" style="position:absolute;width:59436;height:2743;visibility:visible;mso-wrap-style:square;v-text-anchor:middle" o:gfxdata="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" fillcolor="white [3212]" stroked="f" strokeweight="1pt">
+            <v:group w14:anchorId="4F0707FB" id="Group 155" o:spid="_x0000_s1029" style="position:absolute;margin-left:0;margin-top:0;width:468pt;height:28.85pt;z-index:251662336;mso-position-horizontal:left;mso-position-horizontal-relative:page;mso-position-vertical:center;mso-position-vertical-relative:bottom-margin-area" coordsize="59436,3663" o:gfxdata="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">
+              <v:rect id="Rectangle 156" o:spid="_x0000_s1030" style="position:absolute;width:59436;height:2743;visibility:visible;mso-wrap-style:square;v-text-anchor:middle" o:gfxdata="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" fillcolor="white [3212]" stroked="f" strokeweight="1pt">
                 <v:fill opacity="0"/>
               </v:rect>
               <v:shapetype id="_x0000_t202" coordsize="21600,21600" o:spt="202" path="m,l,21600r21600,l21600,xe">
                 <v:stroke joinstyle="miter"/>
                 <v:path gradientshapeok="t" o:connecttype="rect"/>
               </v:shapetype>
-              <v:shape id="Text Box 157" o:spid="_x0000_s1030" type="#_x0000_t202" style="position:absolute;left:2286;width:53530;height:3663;visibility:visible;mso-wrap-style:square;v-text-anchor:top" o:gfxdata="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" filled="f" stroked="f" strokeweight=".5pt">
+              <v:shape id="Text Box 157" o:spid="_x0000_s1031" type="#_x0000_t202" style="position:absolute;left:2286;width:53530;height:3663;visibility:visible;mso-wrap-style:square;v-text-anchor:top" o:gfxdata="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" filled="f" stroked="f" strokeweight=".5pt">
                 <v:textbox style="mso-fit-shape-to-text:t" inset="0,,0">
                   <w:txbxContent>
                     <w:p>
@@ -6541,7 +7547,7 @@
                             <w:rPr>
                               <w:color w:val="808080" w:themeColor="background1" w:themeShade="80"/>
                             </w:rPr>
-                            <w:t>Database Final Project</w:t>
+                            <w:t>Kelvin Lim Wei Siang</w:t>
                           </w:r>
                         </w:sdtContent>
                       </w:sdt>
@@ -6559,6 +7565,16 @@
 </w:ftr>
 </file>
 
+<file path=word/footer3.xml><?xml version="1.0" encoding="utf-8"?>
+<w:ftr xmlns:wpc="http://schemas.microsoft.com/office/word/2010/wordprocessingCanvas" xmlns:cx="http://schemas.microsoft.com/office/drawing/2014/chartex" xmlns:cx1="http://schemas.microsoft.com/office/drawing/2015/9/8/chartex" xmlns:cx2="http://schemas.microsoft.com/office/drawing/2015/10/21/chartex" xmlns:cx3="http://schemas.microsoft.com/office/drawing/2016/5/9/chartex" xmlns:cx4="http://schemas.microsoft.com/office/drawing/2016/5/10/chartex" xmlns:cx5="http://schemas.microsoft.com/office/drawing/2016/5/11/chartex" xmlns:cx6="http://schemas.microsoft.com/office/drawing/2016/5/12/chartex" xmlns:cx7="http://schemas.microsoft.com/office/drawing/2016/5/13/chartex" xmlns:cx8="http://schemas.microsoft.com/office/drawing/2016/5/14/chartex" xmlns:mc="http://schemas.openxmlformats.org/markup-compatibility/2006" xmlns:aink="http://schemas.microsoft.com/office/drawing/2016/ink" xmlns:am3d="http://schemas.microsoft.com/office/drawing/2017/model3d" xmlns:o="urn:schemas-microsoft-com:office:office" xmlns:r="http://schemas.openxmlformats.org/officeDocument/2006/relationships" xmlns:m="http://schemas.openxmlformats.org/officeDocument/2006/math" xmlns:v="urn:schemas-microsoft-com:vml" xmlns:wp14="http://schemas.microsoft.com/office/word/2010/wordprocessingDrawing" xmlns:wp="http://schemas.openxmlformats.org/drawingml/2006/wordprocessingDrawing" xmlns:w10="urn:schemas-microsoft-com:office:word" xmlns:w="http://schemas.openxmlformats.org/wordprocessingml/2006/main" xmlns:w14="http://schemas.microsoft.com/office/word/2010/wordml" xmlns:w15="http://schemas.microsoft.com/office/word/2012/wordml" xmlns:w16cex="http://schemas.microsoft.com/office/word/2018/wordml/cex" xmlns:w16cid="http://schemas.microsoft.com/office/word/2016/wordml/cid" xmlns:w16="http://schemas.microsoft.com/office/word/2018/wordml" xmlns:w16sdtdh="http://schemas.microsoft.com/office/word/2020/wordml/sdtdatahash" xmlns:w16se="http://schemas.microsoft.com/office/word/2015/wordml/symex" xmlns:wpg="http://schemas.microsoft.com/office/word/2010/wordprocessingGroup" xmlns:wpi="http://schemas.microsoft.com/office/word/2010/wordprocessingInk" xmlns:wne="http://schemas.microsoft.com/office/word/2006/wordml" xmlns:wps="http://schemas.microsoft.com/office/word/2010/wordprocessingShape" mc:Ignorable="w14 w15 w16se w16cid w16 w16cex w16sdtdh wp14">
+  <w:p>
+    <w:pPr>
+      <w:pStyle w:val="Footer"/>
+    </w:pPr>
+  </w:p>
+</w:ftr>
+</file>
+
 <file path=word/footnotes.xml><?xml version="1.0" encoding="utf-8"?>
 <w:footnotes xmlns:wpc="http://schemas.microsoft.com/office/word/2010/wordprocessingCanvas" xmlns:cx="http://schemas.microsoft.com/office/drawing/2014/chartex" xmlns:cx1="http://schemas.microsoft.com/office/drawing/2015/9/8/chartex" xmlns:cx2="http://schemas.microsoft.com/office/drawing/2015/10/21/chartex" xmlns:cx3="http://schemas.microsoft.com/office/drawing/2016/5/9/chartex" xmlns:cx4="http://schemas.microsoft.com/office/drawing/2016/5/10/chartex" xmlns:cx5="http://schemas.microsoft.com/office/drawing/2016/5/11/chartex" xmlns:cx6="http://schemas.microsoft.com/office/drawing/2016/5/12/chartex" xmlns:cx7="http://schemas.microsoft.com/office/drawing/2016/5/13/chartex" xmlns:cx8="http://schemas.microsoft.com/office/drawing/2016/5/14/chartex" xmlns:mc="http://schemas.openxmlformats.org/markup-compatibility/2006" xmlns:aink="http://schemas.microsoft.com/office/drawing/2016/ink" xmlns:am3d="http://schemas.microsoft.com/office/drawing/2017/model3d" xmlns:o="urn:schemas-microsoft-com:office:office" xmlns:r="http://schemas.openxmlformats.org/officeDocument/2006/relationships" xmlns:m="http://schemas.openxmlformats.org/officeDocument/2006/math" xmlns:v="urn:schemas-microsoft-com:vml" xmlns:wp14="http://schemas.microsoft.com/office/word/2010/wordprocessingDrawing" xmlns:wp="http://schemas.openxmlformats.org/drawingml/2006/wordprocessingDrawing" xmlns:w10="urn:schemas-microsoft-com:office:word" xmlns:w="http://schemas.openxmlformats.org/wordprocessingml/2006/main" xmlns:w14="http://schemas.microsoft.com/office/word/2010/wordml" xmlns:w15="http://schemas.microsoft.com/office/word/2012/wordml" xmlns:w16cex="http://schemas.microsoft.com/office/word/2018/wordml/cex" xmlns:w16cid="http://schemas.microsoft.com/office/word/2016/wordml/cid" xmlns:w16="http://schemas.microsoft.com/office/word/2018/wordml" xmlns:w16sdtdh="http://schemas.microsoft.com/office/word/2020/wordml/sdtdatahash" xmlns:w16se="http://schemas.microsoft.com/office/word/2015/wordml/symex" xmlns:wpg="http://schemas.microsoft.com/office/word/2010/wordprocessingGroup" xmlns:wpi="http://schemas.microsoft.com/office/word/2010/wordprocessingInk" xmlns:wne="http://schemas.microsoft.com/office/word/2006/wordml" xmlns:wps="http://schemas.microsoft.com/office/word/2010/wordprocessingShape" mc:Ignorable="w14 w15 w16se w16cid w16 w16cex w16sdtdh wp14">
   <w:footnote w:type="separator" w:id="-1">
@@ -6585,6 +7601,16 @@
 </file>
 
 <file path=word/header1.xml><?xml version="1.0" encoding="utf-8"?>
+<w:hdr xmlns:wpc="http://schemas.microsoft.com/office/word/2010/wordprocessingCanvas" xmlns:cx="http://schemas.microsoft.com/office/drawing/2014/chartex" xmlns:cx1="http://schemas.microsoft.com/office/drawing/2015/9/8/chartex" xmlns:cx2="http://schemas.microsoft.com/office/drawing/2015/10/21/chartex" xmlns:cx3="http://schemas.microsoft.com/office/drawing/2016/5/9/chartex" xmlns:cx4="http://schemas.microsoft.com/office/drawing/2016/5/10/chartex" xmlns:cx5="http://schemas.microsoft.com/office/drawing/2016/5/11/chartex" xmlns:cx6="http://schemas.microsoft.com/office/drawing/2016/5/12/chartex" xmlns:cx7="http://schemas.microsoft.com/office/drawing/2016/5/13/chartex" xmlns:cx8="http://schemas.microsoft.com/office/drawing/2016/5/14/chartex" xmlns:mc="http://schemas.openxmlformats.org/markup-compatibility/2006" xmlns:aink="http://schemas.microsoft.com/office/drawing/2016/ink" xmlns:am3d="http://schemas.microsoft.com/office/drawing/2017/model3d" xmlns:o="urn:schemas-microsoft-com:office:office" xmlns:r="http://schemas.openxmlformats.org/officeDocument/2006/relationships" xmlns:m="http://schemas.openxmlformats.org/officeDocument/2006/math" xmlns:v="urn:schemas-microsoft-com:vml" xmlns:wp14="http://schemas.microsoft.com/office/word/2010/wordprocessingDrawing" xmlns:wp="http://schemas.openxmlformats.org/drawingml/2006/wordprocessingDrawing" xmlns:w10="urn:schemas-microsoft-com:office:word" xmlns:w="http://schemas.openxmlformats.org/wordprocessingml/2006/main" xmlns:w14="http://schemas.microsoft.com/office/word/2010/wordml" xmlns:w15="http://schemas.microsoft.com/office/word/2012/wordml" xmlns:w16cex="http://schemas.microsoft.com/office/word/2018/wordml/cex" xmlns:w16cid="http://schemas.microsoft.com/office/word/2016/wordml/cid" xmlns:w16="http://schemas.microsoft.com/office/word/2018/wordml" xmlns:w16sdtdh="http://schemas.microsoft.com/office/word/2020/wordml/sdtdatahash" xmlns:w16se="http://schemas.microsoft.com/office/word/2015/wordml/symex" xmlns:wpg="http://schemas.microsoft.com/office/word/2010/wordprocessingGroup" xmlns:wpi="http://schemas.microsoft.com/office/word/2010/wordprocessingInk" xmlns:wne="http://schemas.microsoft.com/office/word/2006/wordml" xmlns:wps="http://schemas.microsoft.com/office/word/2010/wordprocessingShape" mc:Ignorable="w14 w15 w16se w16cid w16 w16cex w16sdtdh wp14">
+  <w:p>
+    <w:pPr>
+      <w:pStyle w:val="Header"/>
+    </w:pPr>
+  </w:p>
+</w:hdr>
+</file>
+
+<file path=word/header2.xml><?xml version="1.0" encoding="utf-8"?>
 <w:hdr xmlns:wpc="http://schemas.microsoft.com/office/word/2010/wordprocessingCanvas" xmlns:cx="http://schemas.microsoft.com/office/drawing/2014/chartex" xmlns:cx1="http://schemas.microsoft.com/office/drawing/2015/9/8/chartex" xmlns:cx2="http://schemas.microsoft.com/office/drawing/2015/10/21/chartex" xmlns:cx3="http://schemas.microsoft.com/office/drawing/2016/5/9/chartex" xmlns:cx4="http://schemas.microsoft.com/office/drawing/2016/5/10/chartex" xmlns:cx5="http://schemas.microsoft.com/office/drawing/2016/5/11/chartex" xmlns:cx6="http://schemas.microsoft.com/office/drawing/2016/5/12/chartex" xmlns:cx7="http://schemas.microsoft.com/office/drawing/2016/5/13/chartex" xmlns:cx8="http://schemas.microsoft.com/office/drawing/2016/5/14/chartex" xmlns:mc="http://schemas.openxmlformats.org/markup-compatibility/2006" xmlns:aink="http://schemas.microsoft.com/office/drawing/2016/ink" xmlns:am3d="http://schemas.microsoft.com/office/drawing/2017/model3d" xmlns:o="urn:schemas-microsoft-com:office:office" xmlns:r="http://schemas.openxmlformats.org/officeDocument/2006/relationships" xmlns:m="http://schemas.openxmlformats.org/officeDocument/2006/math" xmlns:v="urn:schemas-microsoft-com:vml" xmlns:wp14="http://schemas.microsoft.com/office/word/2010/wordprocessingDrawing" xmlns:wp="http://schemas.openxmlformats.org/drawingml/2006/wordprocessingDrawing" xmlns:w10="urn:schemas-microsoft-com:office:word" xmlns:w="http://schemas.openxmlformats.org/wordprocessingml/2006/main" xmlns:w14="http://schemas.microsoft.com/office/word/2010/wordml" xmlns:w15="http://schemas.microsoft.com/office/word/2012/wordml" xmlns:w16cex="http://schemas.microsoft.com/office/word/2018/wordml/cex" xmlns:w16cid="http://schemas.microsoft.com/office/word/2016/wordml/cid" xmlns:w16="http://schemas.microsoft.com/office/word/2018/wordml" xmlns:w16sdtdh="http://schemas.microsoft.com/office/word/2020/wordml/sdtdatahash" xmlns:w16se="http://schemas.microsoft.com/office/word/2015/wordml/symex" xmlns:wpg="http://schemas.microsoft.com/office/word/2010/wordprocessingGroup" xmlns:wpi="http://schemas.microsoft.com/office/word/2010/wordprocessingInk" xmlns:wne="http://schemas.microsoft.com/office/word/2006/wordml" xmlns:wps="http://schemas.microsoft.com/office/word/2010/wordprocessingShape" mc:Ignorable="w14 w15 w16se w16cid w16 w16cex w16sdtdh wp14">
   <w:p>
     <w:pPr>
@@ -6692,7 +7718,7 @@
               <v:stroke joinstyle="miter"/>
               <v:path gradientshapeok="t" o:connecttype="rect"/>
             </v:shapetype>
-            <v:shape id="文字方塊 219" o:spid="_x0000_s1026" type="#_x0000_t202" style="position:absolute;margin-left:39.05pt;margin-top:0;width:90.25pt;height:13.45pt;z-index:251659264;visibility:visible;mso-wrap-style:square;mso-width-percent:0;mso-height-percent:0;mso-wrap-distance-left:9pt;mso-wrap-distance-top:0;mso-wrap-distance-right:9pt;mso-wrap-distance-bottom:0;mso-position-horizontal:right;mso-position-horizontal-relative:left-margin-area;mso-position-vertical:center;mso-position-vertical-relative:top-margin-area;mso-width-percent:0;mso-height-percent:0;mso-width-relative:left-margin-area;mso-height-relative:page;v-text-anchor:middle" o:gfxdata="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" o:allowincell="f" fillcolor="#949494 [1945]" stroked="f">
+            <v:shape id="文字方塊 219" o:spid="_x0000_s1027" type="#_x0000_t202" style="position:absolute;margin-left:39.05pt;margin-top:0;width:90.25pt;height:13.45pt;z-index:251659264;visibility:visible;mso-wrap-style:square;mso-width-percent:0;mso-height-percent:0;mso-wrap-distance-left:9pt;mso-wrap-distance-top:0;mso-wrap-distance-right:9pt;mso-wrap-distance-bottom:0;mso-position-horizontal:right;mso-position-horizontal-relative:left-margin-area;mso-position-vertical:center;mso-position-vertical-relative:top-margin-area;mso-width-percent:0;mso-height-percent:0;mso-width-relative:left-margin-area;mso-height-relative:page;v-text-anchor:middle" o:gfxdata="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" o:allowincell="f" fillcolor="#949494 [1945]" stroked="f">
               <v:textbox style="mso-fit-shape-to-text:t" inset=",0,,0">
                 <w:txbxContent>
                   <w:p>
@@ -6871,14 +7897,14 @@
         </mc:Choice>
         <mc:Fallback>
           <w:pict>
-            <v:shape w14:anchorId="607C3362" id="文字方塊 218" o:spid="_x0000_s1027" type="#_x0000_t202" style="position:absolute;margin-left:0;margin-top:0;width:468pt;height:13.45pt;z-index:251660288;visibility:visible;mso-wrap-style:square;mso-width-percent:1000;mso-height-percent:0;mso-wrap-distance-left:9pt;mso-wrap-distance-top:0;mso-wrap-distance-right:9pt;mso-wrap-distance-bottom:0;mso-position-horizontal:left;mso-position-horizontal-relative:margin;mso-position-vertical:center;mso-position-vertical-relative:top-margin-area;mso-width-percent:1000;mso-height-percent:0;mso-width-relative:margin;mso-height-relative:page;v-text-anchor:middle" o:gfxdata="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" o:allowincell="f" filled="f" stroked="f">
+            <v:shape w14:anchorId="607C3362" id="文字方塊 218" o:spid="_x0000_s1028" type="#_x0000_t202" style="position:absolute;margin-left:0;margin-top:0;width:468pt;height:13.45pt;z-index:251660288;visibility:visible;mso-wrap-style:square;mso-width-percent:1000;mso-height-percent:0;mso-wrap-distance-left:9pt;mso-wrap-distance-top:0;mso-wrap-distance-right:9pt;mso-wrap-distance-bottom:0;mso-position-horizontal:left;mso-position-horizontal-relative:margin;mso-position-vertical:center;mso-position-vertical-relative:top-margin-area;mso-width-percent:1000;mso-height-percent:0;mso-width-relative:margin;mso-height-relative:page;v-text-anchor:middle" o:gfxdata="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" o:allowincell="f" filled="f" stroked="f">
               <v:textbox style="mso-fit-shape-to-text:t" inset=",0,,0">
                 <w:txbxContent>
                   <w:p>
                     <w:pPr>
                       <w:spacing w:after="0" w:line="240" w:lineRule="auto"/>
                       <w:rPr>
-                        <w:rFonts w:ascii="Microsoft YaHei Light" w:eastAsia="Microsoft YaHei Light" w:hAnsi="Microsoft YaHei Light" w:hint="eastAsia"/>
+                        <w:rFonts w:ascii="Microsoft YaHei Light" w:eastAsia="Microsoft YaHei Light" w:hAnsi="Microsoft YaHei Light"/>
                         <w:b/>
                         <w:bCs/>
                         <w:lang w:eastAsia="zh-CN"/>
@@ -6942,7 +7968,17 @@
 </w:hdr>
 </file>
 
-<file path=word/header2.xml><?xml version="1.0" encoding="utf-8"?>
+<file path=word/header3.xml><?xml version="1.0" encoding="utf-8"?>
+<w:hdr xmlns:wpc="http://schemas.microsoft.com/office/word/2010/wordprocessingCanvas" xmlns:cx="http://schemas.microsoft.com/office/drawing/2014/chartex" xmlns:cx1="http://schemas.microsoft.com/office/drawing/2015/9/8/chartex" xmlns:cx2="http://schemas.microsoft.com/office/drawing/2015/10/21/chartex" xmlns:cx3="http://schemas.microsoft.com/office/drawing/2016/5/9/chartex" xmlns:cx4="http://schemas.microsoft.com/office/drawing/2016/5/10/chartex" xmlns:cx5="http://schemas.microsoft.com/office/drawing/2016/5/11/chartex" xmlns:cx6="http://schemas.microsoft.com/office/drawing/2016/5/12/chartex" xmlns:cx7="http://schemas.microsoft.com/office/drawing/2016/5/13/chartex" xmlns:cx8="http://schemas.microsoft.com/office/drawing/2016/5/14/chartex" xmlns:mc="http://schemas.openxmlformats.org/markup-compatibility/2006" xmlns:aink="http://schemas.microsoft.com/office/drawing/2016/ink" xmlns:am3d="http://schemas.microsoft.com/office/drawing/2017/model3d" xmlns:o="urn:schemas-microsoft-com:office:office" xmlns:r="http://schemas.openxmlformats.org/officeDocument/2006/relationships" xmlns:m="http://schemas.openxmlformats.org/officeDocument/2006/math" xmlns:v="urn:schemas-microsoft-com:vml" xmlns:wp14="http://schemas.microsoft.com/office/word/2010/wordprocessingDrawing" xmlns:wp="http://schemas.openxmlformats.org/drawingml/2006/wordprocessingDrawing" xmlns:w10="urn:schemas-microsoft-com:office:word" xmlns:w="http://schemas.openxmlformats.org/wordprocessingml/2006/main" xmlns:w14="http://schemas.microsoft.com/office/word/2010/wordml" xmlns:w15="http://schemas.microsoft.com/office/word/2012/wordml" xmlns:w16cex="http://schemas.microsoft.com/office/word/2018/wordml/cex" xmlns:w16cid="http://schemas.microsoft.com/office/word/2016/wordml/cid" xmlns:w16="http://schemas.microsoft.com/office/word/2018/wordml" xmlns:w16sdtdh="http://schemas.microsoft.com/office/word/2020/wordml/sdtdatahash" xmlns:w16se="http://schemas.microsoft.com/office/word/2015/wordml/symex" xmlns:wpg="http://schemas.microsoft.com/office/word/2010/wordprocessingGroup" xmlns:wpi="http://schemas.microsoft.com/office/word/2010/wordprocessingInk" xmlns:wne="http://schemas.microsoft.com/office/word/2006/wordml" xmlns:wps="http://schemas.microsoft.com/office/word/2010/wordprocessingShape" mc:Ignorable="w14 w15 w16se w16cid w16 w16cex w16sdtdh wp14">
+  <w:p>
+    <w:pPr>
+      <w:pStyle w:val="Header"/>
+    </w:pPr>
+  </w:p>
+</w:hdr>
+</file>
+
+<file path=word/header4.xml><?xml version="1.0" encoding="utf-8"?>
 <w:hdr xmlns:wpc="http://schemas.microsoft.com/office/word/2010/wordprocessingCanvas" xmlns:cx="http://schemas.microsoft.com/office/drawing/2014/chartex" xmlns:cx1="http://schemas.microsoft.com/office/drawing/2015/9/8/chartex" xmlns:cx2="http://schemas.microsoft.com/office/drawing/2015/10/21/chartex" xmlns:cx3="http://schemas.microsoft.com/office/drawing/2016/5/9/chartex" xmlns:cx4="http://schemas.microsoft.com/office/drawing/2016/5/10/chartex" xmlns:cx5="http://schemas.microsoft.com/office/drawing/2016/5/11/chartex" xmlns:cx6="http://schemas.microsoft.com/office/drawing/2016/5/12/chartex" xmlns:cx7="http://schemas.microsoft.com/office/drawing/2016/5/13/chartex" xmlns:cx8="http://schemas.microsoft.com/office/drawing/2016/5/14/chartex" xmlns:mc="http://schemas.openxmlformats.org/markup-compatibility/2006" xmlns:aink="http://schemas.microsoft.com/office/drawing/2016/ink" xmlns:am3d="http://schemas.microsoft.com/office/drawing/2017/model3d" xmlns:o="urn:schemas-microsoft-com:office:office" xmlns:r="http://schemas.openxmlformats.org/officeDocument/2006/relationships" xmlns:m="http://schemas.openxmlformats.org/officeDocument/2006/math" xmlns:v="urn:schemas-microsoft-com:vml" xmlns:wp14="http://schemas.microsoft.com/office/word/2010/wordprocessingDrawing" xmlns:wp="http://schemas.openxmlformats.org/drawingml/2006/wordprocessingDrawing" xmlns:w10="urn:schemas-microsoft-com:office:word" xmlns:w="http://schemas.openxmlformats.org/wordprocessingml/2006/main" xmlns:w14="http://schemas.microsoft.com/office/word/2010/wordml" xmlns:w15="http://schemas.microsoft.com/office/word/2012/wordml" xmlns:w16cex="http://schemas.microsoft.com/office/word/2018/wordml/cex" xmlns:w16cid="http://schemas.microsoft.com/office/word/2016/wordml/cid" xmlns:w16="http://schemas.microsoft.com/office/word/2018/wordml" xmlns:w16sdtdh="http://schemas.microsoft.com/office/word/2020/wordml/sdtdatahash" xmlns:w16se="http://schemas.microsoft.com/office/word/2015/wordml/symex" xmlns:wpg="http://schemas.microsoft.com/office/word/2010/wordprocessingGroup" xmlns:wpi="http://schemas.microsoft.com/office/word/2010/wordprocessingInk" xmlns:wne="http://schemas.microsoft.com/office/word/2006/wordml" xmlns:wps="http://schemas.microsoft.com/office/word/2010/wordprocessingShape" mc:Ignorable="w14 w15 w16se w16cid w16 w16cex w16sdtdh wp14">
   <w:p>
     <w:pPr>
@@ -7050,7 +8086,7 @@
               <v:stroke joinstyle="miter"/>
               <v:path gradientshapeok="t" o:connecttype="rect"/>
             </v:shapetype>
-            <v:shape id="_x0000_s1031" type="#_x0000_t202" style="position:absolute;margin-left:39.05pt;margin-top:0;width:90.25pt;height:13.45pt;z-index:251664384;visibility:visible;mso-wrap-style:square;mso-width-percent:0;mso-height-percent:0;mso-wrap-distance-left:9pt;mso-wrap-distance-top:0;mso-wrap-distance-right:9pt;mso-wrap-distance-bottom:0;mso-position-horizontal:right;mso-position-horizontal-relative:left-margin-area;mso-position-vertical:center;mso-position-vertical-relative:top-margin-area;mso-width-percent:0;mso-height-percent:0;mso-width-relative:left-margin-area;mso-height-relative:page;v-text-anchor:middle" o:gfxdata="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" o:allowincell="f" fillcolor="#949494 [1945]" stroked="f">
+            <v:shape id="_x0000_s1032" type="#_x0000_t202" style="position:absolute;margin-left:39.05pt;margin-top:0;width:90.25pt;height:13.45pt;z-index:251664384;visibility:visible;mso-wrap-style:square;mso-width-percent:0;mso-height-percent:0;mso-wrap-distance-left:9pt;mso-wrap-distance-top:0;mso-wrap-distance-right:9pt;mso-wrap-distance-bottom:0;mso-position-horizontal:right;mso-position-horizontal-relative:left-margin-area;mso-position-vertical:center;mso-position-vertical-relative:top-margin-area;mso-width-percent:0;mso-height-percent:0;mso-width-relative:left-margin-area;mso-height-relative:page;v-text-anchor:middle" o:gfxdata="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" o:allowincell="f" fillcolor="#949494 [1945]" stroked="f">
               <v:textbox style="mso-fit-shape-to-text:t" inset=",0,,0">
                 <w:txbxContent>
                   <w:p>
@@ -7211,14 +8247,14 @@
         </mc:Choice>
         <mc:Fallback>
           <w:pict>
-            <v:shape w14:anchorId="63077D7F" id="_x0000_s1032" type="#_x0000_t202" style="position:absolute;margin-left:0;margin-top:0;width:468pt;height:13.45pt;z-index:251665408;visibility:visible;mso-wrap-style:square;mso-width-percent:1000;mso-height-percent:0;mso-wrap-distance-left:9pt;mso-wrap-distance-top:0;mso-wrap-distance-right:9pt;mso-wrap-distance-bottom:0;mso-position-horizontal:left;mso-position-horizontal-relative:margin;mso-position-vertical:center;mso-position-vertical-relative:top-margin-area;mso-width-percent:1000;mso-height-percent:0;mso-width-relative:margin;mso-height-relative:page;v-text-anchor:middle" o:gfxdata="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" o:allowincell="f" filled="f" stroked="f">
+            <v:shape w14:anchorId="63077D7F" id="_x0000_s1033" type="#_x0000_t202" style="position:absolute;margin-left:0;margin-top:0;width:468pt;height:13.45pt;z-index:251665408;visibility:visible;mso-wrap-style:square;mso-width-percent:1000;mso-height-percent:0;mso-wrap-distance-left:9pt;mso-wrap-distance-top:0;mso-wrap-distance-right:9pt;mso-wrap-distance-bottom:0;mso-position-horizontal:left;mso-position-horizontal-relative:margin;mso-position-vertical:center;mso-position-vertical-relative:top-margin-area;mso-width-percent:1000;mso-height-percent:0;mso-width-relative:margin;mso-height-relative:page;v-text-anchor:middle" o:gfxdata="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" o:allowincell="f" filled="f" stroked="f">
               <v:textbox style="mso-fit-shape-to-text:t" inset=",0,,0">
                 <w:txbxContent>
                   <w:p>
                     <w:pPr>
                       <w:spacing w:after="0" w:line="240" w:lineRule="auto"/>
                       <w:rPr>
-                        <w:rFonts w:ascii="Microsoft YaHei Light" w:eastAsia="Microsoft YaHei Light" w:hAnsi="Microsoft YaHei Light" w:hint="eastAsia"/>
+                        <w:rFonts w:ascii="Microsoft YaHei Light" w:eastAsia="Microsoft YaHei Light" w:hAnsi="Microsoft YaHei Light"/>
                         <w:b/>
                         <w:bCs/>
                         <w:lang w:eastAsia="zh-CN"/>
@@ -7264,7 +8300,7 @@
 </w:hdr>
 </file>
 
-<file path=word/header3.xml><?xml version="1.0" encoding="utf-8"?>
+<file path=word/header5.xml><?xml version="1.0" encoding="utf-8"?>
 <w:hdr xmlns:wpc="http://schemas.microsoft.com/office/word/2010/wordprocessingCanvas" xmlns:cx="http://schemas.microsoft.com/office/drawing/2014/chartex" xmlns:cx1="http://schemas.microsoft.com/office/drawing/2015/9/8/chartex" xmlns:cx2="http://schemas.microsoft.com/office/drawing/2015/10/21/chartex" xmlns:cx3="http://schemas.microsoft.com/office/drawing/2016/5/9/chartex" xmlns:cx4="http://schemas.microsoft.com/office/drawing/2016/5/10/chartex" xmlns:cx5="http://schemas.microsoft.com/office/drawing/2016/5/11/chartex" xmlns:cx6="http://schemas.microsoft.com/office/drawing/2016/5/12/chartex" xmlns:cx7="http://schemas.microsoft.com/office/drawing/2016/5/13/chartex" xmlns:cx8="http://schemas.microsoft.com/office/drawing/2016/5/14/chartex" xmlns:mc="http://schemas.openxmlformats.org/markup-compatibility/2006" xmlns:aink="http://schemas.microsoft.com/office/drawing/2016/ink" xmlns:am3d="http://schemas.microsoft.com/office/drawing/2017/model3d" xmlns:o="urn:schemas-microsoft-com:office:office" xmlns:r="http://schemas.openxmlformats.org/officeDocument/2006/relationships" xmlns:m="http://schemas.openxmlformats.org/officeDocument/2006/math" xmlns:v="urn:schemas-microsoft-com:vml" xmlns:wp14="http://schemas.microsoft.com/office/word/2010/wordprocessingDrawing" xmlns:wp="http://schemas.openxmlformats.org/drawingml/2006/wordprocessingDrawing" xmlns:w10="urn:schemas-microsoft-com:office:word" xmlns:w="http://schemas.openxmlformats.org/wordprocessingml/2006/main" xmlns:w14="http://schemas.microsoft.com/office/word/2010/wordml" xmlns:w15="http://schemas.microsoft.com/office/word/2012/wordml" xmlns:w16cex="http://schemas.microsoft.com/office/word/2018/wordml/cex" xmlns:w16cid="http://schemas.microsoft.com/office/word/2016/wordml/cid" xmlns:w16="http://schemas.microsoft.com/office/word/2018/wordml" xmlns:w16sdtdh="http://schemas.microsoft.com/office/word/2020/wordml/sdtdatahash" xmlns:w16se="http://schemas.microsoft.com/office/word/2015/wordml/symex" xmlns:wpg="http://schemas.microsoft.com/office/word/2010/wordprocessingGroup" xmlns:wpi="http://schemas.microsoft.com/office/word/2010/wordprocessingInk" xmlns:wne="http://schemas.microsoft.com/office/word/2006/wordml" xmlns:wps="http://schemas.microsoft.com/office/word/2010/wordprocessingShape" mc:Ignorable="w14 w15 w16se w16cid w16 w16cex w16sdtdh wp14">
   <w:p>
     <w:pPr>
@@ -7372,7 +8408,7 @@
               <v:stroke joinstyle="miter"/>
               <v:path gradientshapeok="t" o:connecttype="rect"/>
             </v:shapetype>
-            <v:shape id="_x0000_s1033" type="#_x0000_t202" style="position:absolute;margin-left:39.05pt;margin-top:0;width:90.25pt;height:13.45pt;z-index:251667456;visibility:visible;mso-wrap-style:square;mso-width-percent:0;mso-height-percent:0;mso-wrap-distance-left:9pt;mso-wrap-distance-top:0;mso-wrap-distance-right:9pt;mso-wrap-distance-bottom:0;mso-position-horizontal:right;mso-position-horizontal-relative:left-margin-area;mso-position-vertical:center;mso-position-vertical-relative:top-margin-area;mso-width-percent:0;mso-height-percent:0;mso-width-relative:left-margin-area;mso-height-relative:page;v-text-anchor:middle" o:gfxdata="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" o:allowincell="f" fillcolor="#949494 [1945]" stroked="f">
+            <v:shape id="_x0000_s1034" type="#_x0000_t202" style="position:absolute;margin-left:39.05pt;margin-top:0;width:90.25pt;height:13.45pt;z-index:251667456;visibility:visible;mso-wrap-style:square;mso-width-percent:0;mso-height-percent:0;mso-wrap-distance-left:9pt;mso-wrap-distance-top:0;mso-wrap-distance-right:9pt;mso-wrap-distance-bottom:0;mso-position-horizontal:right;mso-position-horizontal-relative:left-margin-area;mso-position-vertical:center;mso-position-vertical-relative:top-margin-area;mso-width-percent:0;mso-height-percent:0;mso-width-relative:left-margin-area;mso-height-relative:page;v-text-anchor:middle" o:gfxdata="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" o:allowincell="f" fillcolor="#949494 [1945]" stroked="f">
               <v:textbox style="mso-fit-shape-to-text:t" inset=",0,,0">
                 <w:txbxContent>
                   <w:p>
@@ -7542,14 +8578,14 @@
         </mc:Choice>
         <mc:Fallback>
           <w:pict>
-            <v:shape w14:anchorId="258FAC7D" id="_x0000_s1034" type="#_x0000_t202" style="position:absolute;margin-left:0;margin-top:0;width:468pt;height:13.45pt;z-index:251668480;visibility:visible;mso-wrap-style:square;mso-width-percent:1000;mso-height-percent:0;mso-wrap-distance-left:9pt;mso-wrap-distance-top:0;mso-wrap-distance-right:9pt;mso-wrap-distance-bottom:0;mso-position-horizontal:left;mso-position-horizontal-relative:margin;mso-position-vertical:center;mso-position-vertical-relative:top-margin-area;mso-width-percent:1000;mso-height-percent:0;mso-width-relative:margin;mso-height-relative:page;v-text-anchor:middle" o:gfxdata="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" o:allowincell="f" filled="f" stroked="f">
+            <v:shape w14:anchorId="258FAC7D" id="_x0000_s1035" type="#_x0000_t202" style="position:absolute;margin-left:0;margin-top:0;width:468pt;height:13.45pt;z-index:251668480;visibility:visible;mso-wrap-style:square;mso-width-percent:1000;mso-height-percent:0;mso-wrap-distance-left:9pt;mso-wrap-distance-top:0;mso-wrap-distance-right:9pt;mso-wrap-distance-bottom:0;mso-position-horizontal:left;mso-position-horizontal-relative:margin;mso-position-vertical:center;mso-position-vertical-relative:top-margin-area;mso-width-percent:1000;mso-height-percent:0;mso-width-relative:margin;mso-height-relative:page;v-text-anchor:middle" o:gfxdata="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" o:allowincell="f" filled="f" stroked="f">
               <v:textbox style="mso-fit-shape-to-text:t" inset=",0,,0">
                 <w:txbxContent>
                   <w:p>
                     <w:pPr>
                       <w:spacing w:after="0" w:line="240" w:lineRule="auto"/>
                       <w:rPr>
-                        <w:rFonts w:ascii="Microsoft YaHei Light" w:eastAsia="Microsoft YaHei Light" w:hAnsi="Microsoft YaHei Light" w:hint="eastAsia"/>
+                        <w:rFonts w:ascii="Microsoft YaHei Light" w:eastAsia="Microsoft YaHei Light" w:hAnsi="Microsoft YaHei Light"/>
                         <w:b/>
                         <w:bCs/>
                         <w:lang w:eastAsia="zh-CN"/>
@@ -7604,7 +8640,7 @@
 </w:hdr>
 </file>
 
-<file path=word/header4.xml><?xml version="1.0" encoding="utf-8"?>
+<file path=word/header6.xml><?xml version="1.0" encoding="utf-8"?>
 <w:hdr xmlns:wpc="http://schemas.microsoft.com/office/word/2010/wordprocessingCanvas" xmlns:cx="http://schemas.microsoft.com/office/drawing/2014/chartex" xmlns:cx1="http://schemas.microsoft.com/office/drawing/2015/9/8/chartex" xmlns:cx2="http://schemas.microsoft.com/office/drawing/2015/10/21/chartex" xmlns:cx3="http://schemas.microsoft.com/office/drawing/2016/5/9/chartex" xmlns:cx4="http://schemas.microsoft.com/office/drawing/2016/5/10/chartex" xmlns:cx5="http://schemas.microsoft.com/office/drawing/2016/5/11/chartex" xmlns:cx6="http://schemas.microsoft.com/office/drawing/2016/5/12/chartex" xmlns:cx7="http://schemas.microsoft.com/office/drawing/2016/5/13/chartex" xmlns:cx8="http://schemas.microsoft.com/office/drawing/2016/5/14/chartex" xmlns:mc="http://schemas.openxmlformats.org/markup-compatibility/2006" xmlns:aink="http://schemas.microsoft.com/office/drawing/2016/ink" xmlns:am3d="http://schemas.microsoft.com/office/drawing/2017/model3d" xmlns:o="urn:schemas-microsoft-com:office:office" xmlns:r="http://schemas.openxmlformats.org/officeDocument/2006/relationships" xmlns:m="http://schemas.openxmlformats.org/officeDocument/2006/math" xmlns:v="urn:schemas-microsoft-com:vml" xmlns:wp14="http://schemas.microsoft.com/office/word/2010/wordprocessingDrawing" xmlns:wp="http://schemas.openxmlformats.org/drawingml/2006/wordprocessingDrawing" xmlns:w10="urn:schemas-microsoft-com:office:word" xmlns:w="http://schemas.openxmlformats.org/wordprocessingml/2006/main" xmlns:w14="http://schemas.microsoft.com/office/word/2010/wordml" xmlns:w15="http://schemas.microsoft.com/office/word/2012/wordml" xmlns:w16cex="http://schemas.microsoft.com/office/word/2018/wordml/cex" xmlns:w16cid="http://schemas.microsoft.com/office/word/2016/wordml/cid" xmlns:w16="http://schemas.microsoft.com/office/word/2018/wordml" xmlns:w16sdtdh="http://schemas.microsoft.com/office/word/2020/wordml/sdtdatahash" xmlns:w16se="http://schemas.microsoft.com/office/word/2015/wordml/symex" xmlns:wpg="http://schemas.microsoft.com/office/word/2010/wordprocessingGroup" xmlns:wpi="http://schemas.microsoft.com/office/word/2010/wordprocessingInk" xmlns:wne="http://schemas.microsoft.com/office/word/2006/wordml" xmlns:wps="http://schemas.microsoft.com/office/word/2010/wordprocessingShape" mc:Ignorable="w14 w15 w16se w16cid w16 w16cex w16sdtdh wp14">
   <w:p>
     <w:pPr>
@@ -7712,7 +8748,7 @@
               <v:stroke joinstyle="miter"/>
               <v:path gradientshapeok="t" o:connecttype="rect"/>
             </v:shapetype>
-            <v:shape id="_x0000_s1035" type="#_x0000_t202" style="position:absolute;margin-left:39.05pt;margin-top:0;width:90.25pt;height:13.45pt;z-index:251670528;visibility:visible;mso-wrap-style:square;mso-width-percent:0;mso-height-percent:0;mso-wrap-distance-left:9pt;mso-wrap-distance-top:0;mso-wrap-distance-right:9pt;mso-wrap-distance-bottom:0;mso-position-horizontal:right;mso-position-horizontal-relative:left-margin-area;mso-position-vertical:center;mso-position-vertical-relative:top-margin-area;mso-width-percent:0;mso-height-percent:0;mso-width-relative:left-margin-area;mso-height-relative:page;v-text-anchor:middle" o:gfxdata="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" o:allowincell="f" fillcolor="#949494 [1945]" stroked="f">
+            <v:shape id="_x0000_s1036" type="#_x0000_t202" style="position:absolute;margin-left:39.05pt;margin-top:0;width:90.25pt;height:13.45pt;z-index:251670528;visibility:visible;mso-wrap-style:square;mso-width-percent:0;mso-height-percent:0;mso-wrap-distance-left:9pt;mso-wrap-distance-top:0;mso-wrap-distance-right:9pt;mso-wrap-distance-bottom:0;mso-position-horizontal:right;mso-position-horizontal-relative:left-margin-area;mso-position-vertical:center;mso-position-vertical-relative:top-margin-area;mso-width-percent:0;mso-height-percent:0;mso-width-relative:left-margin-area;mso-height-relative:page;v-text-anchor:middle" o:gfxdata="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" o:allowincell="f" fillcolor="#949494 [1945]" stroked="f">
               <v:textbox style="mso-fit-shape-to-text:t" inset=",0,,0">
                 <w:txbxContent>
                   <w:p>
@@ -7873,14 +8909,14 @@
         </mc:Choice>
         <mc:Fallback>
           <w:pict>
-            <v:shape w14:anchorId="09E6ED67" id="_x0000_s1036" type="#_x0000_t202" style="position:absolute;margin-left:0;margin-top:0;width:468pt;height:13.45pt;z-index:251671552;visibility:visible;mso-wrap-style:square;mso-width-percent:1000;mso-height-percent:0;mso-wrap-distance-left:9pt;mso-wrap-distance-top:0;mso-wrap-distance-right:9pt;mso-wrap-distance-bottom:0;mso-position-horizontal:left;mso-position-horizontal-relative:margin;mso-position-vertical:center;mso-position-vertical-relative:top-margin-area;mso-width-percent:1000;mso-height-percent:0;mso-width-relative:margin;mso-height-relative:page;v-text-anchor:middle" o:gfxdata="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" o:allowincell="f" filled="f" stroked="f">
+            <v:shape w14:anchorId="09E6ED67" id="_x0000_s1037" type="#_x0000_t202" style="position:absolute;margin-left:0;margin-top:0;width:468pt;height:13.45pt;z-index:251671552;visibility:visible;mso-wrap-style:square;mso-width-percent:1000;mso-height-percent:0;mso-wrap-distance-left:9pt;mso-wrap-distance-top:0;mso-wrap-distance-right:9pt;mso-wrap-distance-bottom:0;mso-position-horizontal:left;mso-position-horizontal-relative:margin;mso-position-vertical:center;mso-position-vertical-relative:top-margin-area;mso-width-percent:1000;mso-height-percent:0;mso-width-relative:margin;mso-height-relative:page;v-text-anchor:middle" o:gfxdata="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" o:allowincell="f" filled="f" stroked="f">
               <v:textbox style="mso-fit-shape-to-text:t" inset=",0,,0">
                 <w:txbxContent>
                   <w:p>
                     <w:pPr>
                       <w:spacing w:after="0" w:line="240" w:lineRule="auto"/>
                       <w:rPr>
-                        <w:rFonts w:ascii="Microsoft YaHei Light" w:eastAsia="Microsoft YaHei Light" w:hAnsi="Microsoft YaHei Light" w:hint="eastAsia"/>
+                        <w:rFonts w:ascii="Microsoft YaHei Light" w:eastAsia="Microsoft YaHei Light" w:hAnsi="Microsoft YaHei Light"/>
                         <w:b/>
                         <w:bCs/>
                         <w:lang w:eastAsia="zh-CN"/>
@@ -7926,7 +8962,7 @@
 </w:hdr>
 </file>
 
-<file path=word/header5.xml><?xml version="1.0" encoding="utf-8"?>
+<file path=word/header7.xml><?xml version="1.0" encoding="utf-8"?>
 <w:hdr xmlns:wpc="http://schemas.microsoft.com/office/word/2010/wordprocessingCanvas" xmlns:cx="http://schemas.microsoft.com/office/drawing/2014/chartex" xmlns:cx1="http://schemas.microsoft.com/office/drawing/2015/9/8/chartex" xmlns:cx2="http://schemas.microsoft.com/office/drawing/2015/10/21/chartex" xmlns:cx3="http://schemas.microsoft.com/office/drawing/2016/5/9/chartex" xmlns:cx4="http://schemas.microsoft.com/office/drawing/2016/5/10/chartex" xmlns:cx5="http://schemas.microsoft.com/office/drawing/2016/5/11/chartex" xmlns:cx6="http://schemas.microsoft.com/office/drawing/2016/5/12/chartex" xmlns:cx7="http://schemas.microsoft.com/office/drawing/2016/5/13/chartex" xmlns:cx8="http://schemas.microsoft.com/office/drawing/2016/5/14/chartex" xmlns:mc="http://schemas.openxmlformats.org/markup-compatibility/2006" xmlns:aink="http://schemas.microsoft.com/office/drawing/2016/ink" xmlns:am3d="http://schemas.microsoft.com/office/drawing/2017/model3d" xmlns:o="urn:schemas-microsoft-com:office:office" xmlns:r="http://schemas.openxmlformats.org/officeDocument/2006/relationships" xmlns:m="http://schemas.openxmlformats.org/officeDocument/2006/math" xmlns:v="urn:schemas-microsoft-com:vml" xmlns:wp14="http://schemas.microsoft.com/office/word/2010/wordprocessingDrawing" xmlns:wp="http://schemas.openxmlformats.org/drawingml/2006/wordprocessingDrawing" xmlns:w10="urn:schemas-microsoft-com:office:word" xmlns:w="http://schemas.openxmlformats.org/wordprocessingml/2006/main" xmlns:w14="http://schemas.microsoft.com/office/word/2010/wordml" xmlns:w15="http://schemas.microsoft.com/office/word/2012/wordml" xmlns:w16cex="http://schemas.microsoft.com/office/word/2018/wordml/cex" xmlns:w16cid="http://schemas.microsoft.com/office/word/2016/wordml/cid" xmlns:w16="http://schemas.microsoft.com/office/word/2018/wordml" xmlns:w16sdtdh="http://schemas.microsoft.com/office/word/2020/wordml/sdtdatahash" xmlns:w16se="http://schemas.microsoft.com/office/word/2015/wordml/symex" xmlns:wpg="http://schemas.microsoft.com/office/word/2010/wordprocessingGroup" xmlns:wpi="http://schemas.microsoft.com/office/word/2010/wordprocessingInk" xmlns:wne="http://schemas.microsoft.com/office/word/2006/wordml" xmlns:wps="http://schemas.microsoft.com/office/word/2010/wordprocessingShape" mc:Ignorable="w14 w15 w16se w16cid w16 w16cex w16sdtdh wp14">
   <w:p>
     <w:pPr>
@@ -8034,7 +9070,7 @@
               <v:stroke joinstyle="miter"/>
               <v:path gradientshapeok="t" o:connecttype="rect"/>
             </v:shapetype>
-            <v:shape id="_x0000_s1037" type="#_x0000_t202" style="position:absolute;margin-left:39.05pt;margin-top:0;width:90.25pt;height:13.45pt;z-index:251673600;visibility:visible;mso-wrap-style:square;mso-width-percent:0;mso-height-percent:0;mso-wrap-distance-left:9pt;mso-wrap-distance-top:0;mso-wrap-distance-right:9pt;mso-wrap-distance-bottom:0;mso-position-horizontal:right;mso-position-horizontal-relative:left-margin-area;mso-position-vertical:center;mso-position-vertical-relative:top-margin-area;mso-width-percent:0;mso-height-percent:0;mso-width-relative:left-margin-area;mso-height-relative:page;v-text-anchor:middle" o:gfxdata="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" o:allowincell="f" fillcolor="#949494 [1945]" stroked="f">
+            <v:shape id="_x0000_s1038" type="#_x0000_t202" style="position:absolute;margin-left:39.05pt;margin-top:0;width:90.25pt;height:13.45pt;z-index:251673600;visibility:visible;mso-wrap-style:square;mso-width-percent:0;mso-height-percent:0;mso-wrap-distance-left:9pt;mso-wrap-distance-top:0;mso-wrap-distance-right:9pt;mso-wrap-distance-bottom:0;mso-position-horizontal:right;mso-position-horizontal-relative:left-margin-area;mso-position-vertical:center;mso-position-vertical-relative:top-margin-area;mso-width-percent:0;mso-height-percent:0;mso-width-relative:left-margin-area;mso-height-relative:page;v-text-anchor:middle" o:gfxdata="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" o:allowincell="f" fillcolor="#949494 [1945]" stroked="f">
               <v:textbox style="mso-fit-shape-to-text:t" inset=",0,,0">
                 <w:txbxContent>
                   <w:p>
@@ -8177,14 +9213,14 @@
         </mc:Choice>
         <mc:Fallback>
           <w:pict>
-            <v:shape w14:anchorId="31F47D62" id="_x0000_s1038" type="#_x0000_t202" style="position:absolute;margin-left:0;margin-top:0;width:468pt;height:13.45pt;z-index:251674624;visibility:visible;mso-wrap-style:square;mso-width-percent:1000;mso-height-percent:0;mso-wrap-distance-left:9pt;mso-wrap-distance-top:0;mso-wrap-distance-right:9pt;mso-wrap-distance-bottom:0;mso-position-horizontal:left;mso-position-horizontal-relative:margin;mso-position-vertical:center;mso-position-vertical-relative:top-margin-area;mso-width-percent:1000;mso-height-percent:0;mso-width-relative:margin;mso-height-relative:page;v-text-anchor:middle" o:gfxdata="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" o:allowincell="f" filled="f" stroked="f">
+            <v:shape w14:anchorId="31F47D62" id="_x0000_s1039" type="#_x0000_t202" style="position:absolute;margin-left:0;margin-top:0;width:468pt;height:13.45pt;z-index:251674624;visibility:visible;mso-wrap-style:square;mso-width-percent:1000;mso-height-percent:0;mso-wrap-distance-left:9pt;mso-wrap-distance-top:0;mso-wrap-distance-right:9pt;mso-wrap-distance-bottom:0;mso-position-horizontal:left;mso-position-horizontal-relative:margin;mso-position-vertical:center;mso-position-vertical-relative:top-margin-area;mso-width-percent:1000;mso-height-percent:0;mso-width-relative:margin;mso-height-relative:page;v-text-anchor:middle" o:gfxdata="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" o:allowincell="f" filled="f" stroked="f">
               <v:textbox style="mso-fit-shape-to-text:t" inset=",0,,0">
                 <w:txbxContent>
                   <w:p>
                     <w:pPr>
                       <w:spacing w:after="0" w:line="240" w:lineRule="auto"/>
                       <w:rPr>
-                        <w:rFonts w:ascii="Microsoft YaHei Light" w:eastAsia="Microsoft YaHei Light" w:hAnsi="Microsoft YaHei Light" w:hint="eastAsia"/>
+                        <w:rFonts w:ascii="Microsoft YaHei Light" w:eastAsia="Microsoft YaHei Light" w:hAnsi="Microsoft YaHei Light"/>
                         <w:b/>
                         <w:bCs/>
                         <w:lang w:eastAsia="zh-CN"/>
@@ -8212,7 +9248,7 @@
 </w:hdr>
 </file>
 
-<file path=word/header6.xml><?xml version="1.0" encoding="utf-8"?>
+<file path=word/header8.xml><?xml version="1.0" encoding="utf-8"?>
 <w:hdr xmlns:wpc="http://schemas.microsoft.com/office/word/2010/wordprocessingCanvas" xmlns:cx="http://schemas.microsoft.com/office/drawing/2014/chartex" xmlns:cx1="http://schemas.microsoft.com/office/drawing/2015/9/8/chartex" xmlns:cx2="http://schemas.microsoft.com/office/drawing/2015/10/21/chartex" xmlns:cx3="http://schemas.microsoft.com/office/drawing/2016/5/9/chartex" xmlns:cx4="http://schemas.microsoft.com/office/drawing/2016/5/10/chartex" xmlns:cx5="http://schemas.microsoft.com/office/drawing/2016/5/11/chartex" xmlns:cx6="http://schemas.microsoft.com/office/drawing/2016/5/12/chartex" xmlns:cx7="http://schemas.microsoft.com/office/drawing/2016/5/13/chartex" xmlns:cx8="http://schemas.microsoft.com/office/drawing/2016/5/14/chartex" xmlns:mc="http://schemas.openxmlformats.org/markup-compatibility/2006" xmlns:aink="http://schemas.microsoft.com/office/drawing/2016/ink" xmlns:am3d="http://schemas.microsoft.com/office/drawing/2017/model3d" xmlns:o="urn:schemas-microsoft-com:office:office" xmlns:r="http://schemas.openxmlformats.org/officeDocument/2006/relationships" xmlns:m="http://schemas.openxmlformats.org/officeDocument/2006/math" xmlns:v="urn:schemas-microsoft-com:vml" xmlns:wp14="http://schemas.microsoft.com/office/word/2010/wordprocessingDrawing" xmlns:wp="http://schemas.openxmlformats.org/drawingml/2006/wordprocessingDrawing" xmlns:w10="urn:schemas-microsoft-com:office:word" xmlns:w="http://schemas.openxmlformats.org/wordprocessingml/2006/main" xmlns:w14="http://schemas.microsoft.com/office/word/2010/wordml" xmlns:w15="http://schemas.microsoft.com/office/word/2012/wordml" xmlns:w16cex="http://schemas.microsoft.com/office/word/2018/wordml/cex" xmlns:w16cid="http://schemas.microsoft.com/office/word/2016/wordml/cid" xmlns:w16="http://schemas.microsoft.com/office/word/2018/wordml" xmlns:w16sdtdh="http://schemas.microsoft.com/office/word/2020/wordml/sdtdatahash" xmlns:w16se="http://schemas.microsoft.com/office/word/2015/wordml/symex" xmlns:wpg="http://schemas.microsoft.com/office/word/2010/wordprocessingGroup" xmlns:wpi="http://schemas.microsoft.com/office/word/2010/wordprocessingInk" xmlns:wne="http://schemas.microsoft.com/office/word/2006/wordml" xmlns:wps="http://schemas.microsoft.com/office/word/2010/wordprocessingShape" mc:Ignorable="w14 w15 w16se w16cid w16 w16cex w16sdtdh wp14">
   <w:p>
     <w:pPr>
@@ -8225,7 +9261,7 @@
       <mc:AlternateContent>
         <mc:Choice Requires="wps">
           <w:drawing>
-            <wp:anchor distT="0" distB="0" distL="114300" distR="114300" simplePos="0" relativeHeight="251676672" behindDoc="0" locked="0" layoutInCell="0" allowOverlap="1" wp14:anchorId="1F8CC4BB" wp14:editId="7663FA25">
+            <wp:anchor distT="0" distB="0" distL="114300" distR="114300" simplePos="0" relativeHeight="251679744" behindDoc="0" locked="0" layoutInCell="0" allowOverlap="1" wp14:anchorId="0C50EF11" wp14:editId="17F01BA5">
               <wp:simplePos x="0" y="0"/>
               <wp:positionH relativeFrom="leftMargin">
                 <wp:align>right</wp:align>
@@ -8236,7 +9272,7 @@
               <wp:extent cx="1145969" cy="170815"/>
               <wp:effectExtent l="0" t="0" r="0" b="635"/>
               <wp:wrapNone/>
-              <wp:docPr id="21" name="文字方塊 219"/>
+              <wp:docPr id="2" name="文字方塊 219"/>
               <wp:cNvGraphicFramePr>
                 <a:graphicFrameLocks xmlns:a="http://schemas.openxmlformats.org/drawingml/2006/main"/>
               </wp:cNvGraphicFramePr>
@@ -8316,11 +9352,11 @@
         </mc:Choice>
         <mc:Fallback>
           <w:pict>
-            <v:shapetype w14:anchorId="1F8CC4BB" id="_x0000_t202" coordsize="21600,21600" o:spt="202" path="m,l,21600r21600,l21600,xe">
+            <v:shapetype w14:anchorId="0C50EF11" id="_x0000_t202" coordsize="21600,21600" o:spt="202" path="m,l,21600r21600,l21600,xe">
               <v:stroke joinstyle="miter"/>
               <v:path gradientshapeok="t" o:connecttype="rect"/>
             </v:shapetype>
-            <v:shape id="_x0000_s1039" type="#_x0000_t202" style="position:absolute;margin-left:39.05pt;margin-top:0;width:90.25pt;height:13.45pt;z-index:251676672;visibility:visible;mso-wrap-style:square;mso-width-percent:0;mso-height-percent:0;mso-wrap-distance-left:9pt;mso-wrap-distance-top:0;mso-wrap-distance-right:9pt;mso-wrap-distance-bottom:0;mso-position-horizontal:right;mso-position-horizontal-relative:left-margin-area;mso-position-vertical:center;mso-position-vertical-relative:top-margin-area;mso-width-percent:0;mso-height-percent:0;mso-width-relative:left-margin-area;mso-height-relative:page;v-text-anchor:middle" o:gfxdata="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" o:allowincell="f" fillcolor="#949494 [1945]" stroked="f">
+            <v:shape id="_x0000_s1040" type="#_x0000_t202" style="position:absolute;margin-left:39.05pt;margin-top:0;width:90.25pt;height:13.45pt;z-index:251679744;visibility:visible;mso-wrap-style:square;mso-width-percent:0;mso-height-percent:0;mso-wrap-distance-left:9pt;mso-wrap-distance-top:0;mso-wrap-distance-right:9pt;mso-wrap-distance-bottom:0;mso-position-horizontal:right;mso-position-horizontal-relative:left-margin-area;mso-position-vertical:center;mso-position-vertical-relative:top-margin-area;mso-width-percent:0;mso-height-percent:0;mso-width-relative:left-margin-area;mso-height-relative:page;v-text-anchor:middle" o:gfxdata="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" o:allowincell="f" fillcolor="#949494 [1945]" stroked="f">
               <v:textbox style="mso-fit-shape-to-text:t" inset=",0,,0">
                 <w:txbxContent>
                   <w:p>
@@ -8369,7 +9405,7 @@
       <mc:AlternateContent>
         <mc:Choice Requires="wps">
           <w:drawing>
-            <wp:anchor distT="0" distB="0" distL="114300" distR="114300" simplePos="0" relativeHeight="251677696" behindDoc="0" locked="0" layoutInCell="0" allowOverlap="1" wp14:anchorId="748050D4" wp14:editId="79A9CABA">
+            <wp:anchor distT="0" distB="0" distL="114300" distR="114300" simplePos="0" relativeHeight="251680768" behindDoc="0" locked="0" layoutInCell="0" allowOverlap="1" wp14:anchorId="716152D1" wp14:editId="3DB31FE0">
               <wp:simplePos x="0" y="0"/>
               <wp:positionH relativeFrom="margin">
                 <wp:align>left</wp:align>
@@ -8380,7 +9416,7 @@
               <wp:extent cx="5943600" cy="170815"/>
               <wp:effectExtent l="0" t="0" r="0" b="1905"/>
               <wp:wrapNone/>
-              <wp:docPr id="22" name="文字方塊 218"/>
+              <wp:docPr id="23" name="文字方塊 218"/>
               <wp:cNvGraphicFramePr>
                 <a:graphicFrameLocks xmlns:a="http://schemas.openxmlformats.org/drawingml/2006/main"/>
               </wp:cNvGraphicFramePr>
@@ -8463,14 +9499,14 @@
         </mc:Choice>
         <mc:Fallback>
           <w:pict>
-            <v:shape w14:anchorId="748050D4" id="_x0000_s1040" type="#_x0000_t202" style="position:absolute;margin-left:0;margin-top:0;width:468pt;height:13.45pt;z-index:251677696;visibility:visible;mso-wrap-style:square;mso-width-percent:1000;mso-height-percent:0;mso-wrap-distance-left:9pt;mso-wrap-distance-top:0;mso-wrap-distance-right:9pt;mso-wrap-distance-bottom:0;mso-position-horizontal:left;mso-position-horizontal-relative:margin;mso-position-vertical:center;mso-position-vertical-relative:top-margin-area;mso-width-percent:1000;mso-height-percent:0;mso-width-relative:margin;mso-height-relative:page;v-text-anchor:middle" o:gfxdata="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" o:allowincell="f" filled="f" stroked="f">
+            <v:shape w14:anchorId="716152D1" id="_x0000_s1041" type="#_x0000_t202" style="position:absolute;margin-left:0;margin-top:0;width:468pt;height:13.45pt;z-index:251680768;visibility:visible;mso-wrap-style:square;mso-width-percent:1000;mso-height-percent:0;mso-wrap-distance-left:9pt;mso-wrap-distance-top:0;mso-wrap-distance-right:9pt;mso-wrap-distance-bottom:0;mso-position-horizontal:left;mso-position-horizontal-relative:margin;mso-position-vertical:center;mso-position-vertical-relative:top-margin-area;mso-width-percent:1000;mso-height-percent:0;mso-width-relative:margin;mso-height-relative:page;v-text-anchor:middle" o:gfxdata="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" o:allowincell="f" filled="f" stroked="f">
               <v:textbox style="mso-fit-shape-to-text:t" inset=",0,,0">
                 <w:txbxContent>
                   <w:p>
                     <w:pPr>
                       <w:spacing w:after="0" w:line="240" w:lineRule="auto"/>
                       <w:rPr>
-                        <w:rFonts w:ascii="Microsoft YaHei Light" w:eastAsia="Microsoft YaHei Light" w:hAnsi="Microsoft YaHei Light" w:hint="eastAsia"/>
+                        <w:rFonts w:ascii="Microsoft YaHei Light" w:eastAsia="Microsoft YaHei Light" w:hAnsi="Microsoft YaHei Light"/>
                         <w:b/>
                         <w:bCs/>
                         <w:lang w:eastAsia="zh-CN"/>
@@ -9372,6 +10408,7 @@
   </w:style>
   <w:style w:type="paragraph" w:styleId="NoSpacing">
     <w:name w:val="No Spacing"/>
+    <w:link w:val="NoSpacingChar"/>
     <w:uiPriority w:val="1"/>
     <w:qFormat/>
     <w:rsid w:val="00CB7950"/>
@@ -9611,7 +10648,593 @@
       </w:tblBorders>
     </w:tblPr>
   </w:style>
+  <w:style w:type="character" w:customStyle="1" w:styleId="NoSpacingChar">
+    <w:name w:val="No Spacing Char"/>
+    <w:basedOn w:val="DefaultParagraphFont"/>
+    <w:link w:val="NoSpacing"/>
+    <w:uiPriority w:val="1"/>
+    <w:rsid w:val="00D00FED"/>
+  </w:style>
 </w:styles>
+</file>
+
+<file path=word/glossary/document.xml><?xml version="1.0" encoding="utf-8"?>
+<w:glossaryDocument xmlns:wpc="http://schemas.microsoft.com/office/word/2010/wordprocessingCanvas" xmlns:cx="http://schemas.microsoft.com/office/drawing/2014/chartex" xmlns:cx1="http://schemas.microsoft.com/office/drawing/2015/9/8/chartex" xmlns:cx2="http://schemas.microsoft.com/office/drawing/2015/10/21/chartex" xmlns:cx3="http://schemas.microsoft.com/office/drawing/2016/5/9/chartex" xmlns:cx4="http://schemas.microsoft.com/office/drawing/2016/5/10/chartex" xmlns:cx5="http://schemas.microsoft.com/office/drawing/2016/5/11/chartex" xmlns:cx6="http://schemas.microsoft.com/office/drawing/2016/5/12/chartex" xmlns:cx7="http://schemas.microsoft.com/office/drawing/2016/5/13/chartex" xmlns:cx8="http://schemas.microsoft.com/office/drawing/2016/5/14/chartex" xmlns:mc="http://schemas.openxmlformats.org/markup-compatibility/2006" xmlns:aink="http://schemas.microsoft.com/office/drawing/2016/ink" xmlns:am3d="http://schemas.microsoft.com/office/drawing/2017/model3d" xmlns:o="urn:schemas-microsoft-com:office:office" xmlns:r="http://schemas.openxmlformats.org/officeDocument/2006/relationships" xmlns:m="http://schemas.openxmlformats.org/officeDocument/2006/math" xmlns:v="urn:schemas-microsoft-com:vml" xmlns:wp14="http://schemas.microsoft.com/office/word/2010/wordprocessingDrawing" xmlns:wp="http://schemas.openxmlformats.org/drawingml/2006/wordprocessingDrawing" xmlns:w10="urn:schemas-microsoft-com:office:word" xmlns:w="http://schemas.openxmlformats.org/wordprocessingml/2006/main" xmlns:w14="http://schemas.microsoft.com/office/word/2010/wordml" xmlns:w15="http://schemas.microsoft.com/office/word/2012/wordml" xmlns:w16cex="http://schemas.microsoft.com/office/word/2018/wordml/cex" xmlns:w16cid="http://schemas.microsoft.com/office/word/2016/wordml/cid" xmlns:w16="http://schemas.microsoft.com/office/word/2018/wordml" xmlns:w16sdtdh="http://schemas.microsoft.com/office/word/2020/wordml/sdtdatahash" xmlns:w16se="http://schemas.microsoft.com/office/word/2015/wordml/symex" xmlns:wpg="http://schemas.microsoft.com/office/word/2010/wordprocessingGroup" xmlns:wpi="http://schemas.microsoft.com/office/word/2010/wordprocessingInk" xmlns:wne="http://schemas.microsoft.com/office/word/2006/wordml" xmlns:wps="http://schemas.microsoft.com/office/word/2010/wordprocessingShape" mc:Ignorable="w14 w15 w16se w16cid w16 w16cex w16sdtdh wp14">
+  <w:docParts>
+    <w:docPart>
+      <w:docPartPr>
+        <w:name w:val="C6430823D28D4DE78F1F3E1F59F40D7C"/>
+        <w:category>
+          <w:name w:val="General"/>
+          <w:gallery w:val="placeholder"/>
+        </w:category>
+        <w:types>
+          <w:type w:val="bbPlcHdr"/>
+        </w:types>
+        <w:behaviors>
+          <w:behavior w:val="content"/>
+        </w:behaviors>
+        <w:guid w:val="{7B885AA5-589C-404C-9F76-CDFC2E1B2A14}"/>
+      </w:docPartPr>
+      <w:docPartBody>
+        <w:p>
+          <w:pPr>
+            <w:pStyle w:val="C6430823D28D4DE78F1F3E1F59F40D7C"/>
+          </w:pPr>
+          <w:r>
+            <w:rPr>
+              <w:color w:val="4472C4" w:themeColor="accent1"/>
+              <w:sz w:val="28"/>
+              <w:szCs w:val="28"/>
+            </w:rPr>
+            <w:t>[Document subtitle]</w:t>
+          </w:r>
+        </w:p>
+      </w:docPartBody>
+    </w:docPart>
+  </w:docParts>
+</w:glossaryDocument>
+</file>
+
+<file path=word/glossary/fontTable.xml><?xml version="1.0" encoding="utf-8"?>
+<w:fonts xmlns:mc="http://schemas.openxmlformats.org/markup-compatibility/2006" xmlns:r="http://schemas.openxmlformats.org/officeDocument/2006/relationships" xmlns:w="http://schemas.openxmlformats.org/wordprocessingml/2006/main" xmlns:w14="http://schemas.microsoft.com/office/word/2010/wordml" xmlns:w15="http://schemas.microsoft.com/office/word/2012/wordml" xmlns:w16cex="http://schemas.microsoft.com/office/word/2018/wordml/cex" xmlns:w16cid="http://schemas.microsoft.com/office/word/2016/wordml/cid" xmlns:w16="http://schemas.microsoft.com/office/word/2018/wordml" xmlns:w16sdtdh="http://schemas.microsoft.com/office/word/2020/wordml/sdtdatahash" xmlns:w16se="http://schemas.microsoft.com/office/word/2015/wordml/symex" mc:Ignorable="w14 w15 w16se w16cid w16 w16cex w16sdtdh">
+  <w:font w:name="Calibri">
+    <w:panose1 w:val="020F0502020204030204"/>
+    <w:charset w:val="00"/>
+    <w:family w:val="swiss"/>
+    <w:pitch w:val="variable"/>
+    <w:sig w:usb0="E4002EFF" w:usb1="C200247B" w:usb2="00000009" w:usb3="00000000" w:csb0="000001FF" w:csb1="00000000"/>
+  </w:font>
+  <w:font w:name="PMingLiU">
+    <w:altName w:val="PMingLiU"/>
+    <w:panose1 w:val="02010601000101010101"/>
+    <w:charset w:val="88"/>
+    <w:family w:val="roman"/>
+    <w:pitch w:val="variable"/>
+    <w:sig w:usb0="A00002FF" w:usb1="28CFFCFA" w:usb2="00000016" w:usb3="00000000" w:csb0="00100001" w:csb1="00000000"/>
+  </w:font>
+  <w:font w:name="Times New Roman">
+    <w:panose1 w:val="02020603050405020304"/>
+    <w:charset w:val="00"/>
+    <w:family w:val="roman"/>
+    <w:pitch w:val="variable"/>
+    <w:sig w:usb0="E0002EFF" w:usb1="C000785B" w:usb2="00000009" w:usb3="00000000" w:csb0="000001FF" w:csb1="00000000"/>
+  </w:font>
+  <w:font w:name="Calibri Light">
+    <w:panose1 w:val="020F0302020204030204"/>
+    <w:charset w:val="00"/>
+    <w:family w:val="swiss"/>
+    <w:pitch w:val="variable"/>
+    <w:sig w:usb0="E4002EFF" w:usb1="C200247B" w:usb2="00000009" w:usb3="00000000" w:csb0="000001FF" w:csb1="00000000"/>
+  </w:font>
+  <w:font w:name="等线">
+    <w:altName w:val="DengXian"/>
+    <w:panose1 w:val="02010600030101010101"/>
+    <w:charset w:val="86"/>
+    <w:family w:val="auto"/>
+    <w:pitch w:val="variable"/>
+    <w:sig w:usb0="A00002BF" w:usb1="38CF7CFA" w:usb2="00000016" w:usb3="00000000" w:csb0="0004000F" w:csb1="00000000"/>
+  </w:font>
+  <w:font w:name="Microsoft YaHei Light">
+    <w:charset w:val="86"/>
+    <w:family w:val="swiss"/>
+    <w:pitch w:val="variable"/>
+    <w:sig w:usb0="80000287" w:usb1="2ACF0010" w:usb2="00000016" w:usb3="00000000" w:csb0="0004001F" w:csb1="00000000"/>
+  </w:font>
+</w:fonts>
+</file>
+
+<file path=word/glossary/settings.xml><?xml version="1.0" encoding="utf-8"?>
+<w:settings xmlns:mc="http://schemas.openxmlformats.org/markup-compatibility/2006" xmlns:o="urn:schemas-microsoft-com:office:office" xmlns:r="http://schemas.openxmlformats.org/officeDocument/2006/relationships" xmlns:m="http://schemas.openxmlformats.org/officeDocument/2006/math" xmlns:v="urn:schemas-microsoft-com:vml" xmlns:w10="urn:schemas-microsoft-com:office:word" xmlns:w="http://schemas.openxmlformats.org/wordprocessingml/2006/main" xmlns:w14="http://schemas.microsoft.com/office/word/2010/wordml" xmlns:w15="http://schemas.microsoft.com/office/word/2012/wordml" xmlns:w16cex="http://schemas.microsoft.com/office/word/2018/wordml/cex" xmlns:w16cid="http://schemas.microsoft.com/office/word/2016/wordml/cid" xmlns:w16="http://schemas.microsoft.com/office/word/2018/wordml" xmlns:w16sdtdh="http://schemas.microsoft.com/office/word/2020/wordml/sdtdatahash" xmlns:w16se="http://schemas.microsoft.com/office/word/2015/wordml/symex" xmlns:sl="http://schemas.openxmlformats.org/schemaLibrary/2006/main" mc:Ignorable="w14 w15 w16se w16cid w16 w16cex w16sdtdh">
+  <w:view w:val="normal"/>
+  <w:bordersDoNotSurroundHeader/>
+  <w:bordersDoNotSurroundFooter/>
+  <w:defaultTabStop w:val="480"/>
+  <w:displayHorizontalDrawingGridEvery w:val="0"/>
+  <w:displayVerticalDrawingGridEvery w:val="2"/>
+  <w:characterSpacingControl w:val="compressPunctuation"/>
+  <w:compat>
+    <w:spaceForUL/>
+    <w:balanceSingleByteDoubleByteWidth/>
+    <w:doNotLeaveBackslashAlone/>
+    <w:ulTrailSpace/>
+    <w:doNotExpandShiftReturn/>
+    <w:adjustLineHeightInTable/>
+    <w:useFELayout/>
+    <w:compatSetting w:name="compatibilityMode" w:uri="http://schemas.microsoft.com/office/word" w:val="15"/>
+    <w:compatSetting w:name="overrideTableStyleFontSizeAndJustification" w:uri="http://schemas.microsoft.com/office/word" w:val="1"/>
+    <w:compatSetting w:name="enableOpenTypeFeatures" w:uri="http://schemas.microsoft.com/office/word" w:val="1"/>
+    <w:compatSetting w:name="doNotFlipMirrorIndents" w:uri="http://schemas.microsoft.com/office/word" w:val="1"/>
+    <w:compatSetting w:name="differentiateMultirowTableHeaders" w:uri="http://schemas.microsoft.com/office/word" w:val="1"/>
+    <w:compatSetting w:name="useWord2013TrackBottomHyphenation" w:uri="http://schemas.microsoft.com/office/word" w:val="0"/>
+  </w:compat>
+  <w:rsids>
+    <w:rsidRoot w:val="00954174"/>
+    <w:rsid w:val="00235C91"/>
+    <w:rsid w:val="00954174"/>
+  </w:rsids>
+  <m:mathPr>
+    <m:mathFont m:val="Cambria Math"/>
+    <m:brkBin m:val="before"/>
+    <m:brkBinSub m:val="--"/>
+    <m:smallFrac m:val="0"/>
+    <m:dispDef/>
+    <m:lMargin m:val="0"/>
+    <m:rMargin m:val="0"/>
+    <m:defJc m:val="centerGroup"/>
+    <m:wrapIndent m:val="1440"/>
+    <m:intLim m:val="subSup"/>
+    <m:naryLim m:val="undOvr"/>
+  </m:mathPr>
+  <w:themeFontLang w:val="en-US" w:eastAsia="zh-TW"/>
+  <w:clrSchemeMapping w:bg1="light1" w:t1="dark1" w:bg2="light2" w:t2="dark2" w:accent1="accent1" w:accent2="accent2" w:accent3="accent3" w:accent4="accent4" w:accent5="accent5" w:accent6="accent6" w:hyperlink="hyperlink" w:followedHyperlink="followedHyperlink"/>
+  <w:decimalSymbol w:val="."/>
+  <w:listSeparator w:val=","/>
+  <w15:chartTrackingRefBased/>
+</w:settings>
+</file>
+
+<file path=word/glossary/styles.xml><?xml version="1.0" encoding="utf-8"?>
+<w:styles xmlns:mc="http://schemas.openxmlformats.org/markup-compatibility/2006" xmlns:r="http://schemas.openxmlformats.org/officeDocument/2006/relationships" xmlns:w="http://schemas.openxmlformats.org/wordprocessingml/2006/main" xmlns:w14="http://schemas.microsoft.com/office/word/2010/wordml" xmlns:w15="http://schemas.microsoft.com/office/word/2012/wordml" xmlns:w16cex="http://schemas.microsoft.com/office/word/2018/wordml/cex" xmlns:w16cid="http://schemas.microsoft.com/office/word/2016/wordml/cid" xmlns:w16="http://schemas.microsoft.com/office/word/2018/wordml" xmlns:w16sdtdh="http://schemas.microsoft.com/office/word/2020/wordml/sdtdatahash" xmlns:w16se="http://schemas.microsoft.com/office/word/2015/wordml/symex" mc:Ignorable="w14 w15 w16se w16cid w16 w16cex w16sdtdh">
+  <w:docDefaults>
+    <w:rPrDefault>
+      <w:rPr>
+        <w:rFonts w:asciiTheme="minorHAnsi" w:eastAsiaTheme="minorEastAsia" w:hAnsiTheme="minorHAnsi" w:cstheme="minorBidi"/>
+        <w:kern w:val="2"/>
+        <w:sz w:val="24"/>
+        <w:szCs w:val="22"/>
+        <w:lang w:val="en-US" w:eastAsia="zh-TW" w:bidi="ar-SA"/>
+      </w:rPr>
+    </w:rPrDefault>
+    <w:pPrDefault/>
+  </w:docDefaults>
+  <w:latentStyles w:defLockedState="0" w:defUIPriority="99" w:defSemiHidden="0" w:defUnhideWhenUsed="0" w:defQFormat="0" w:count="376">
+    <w:lsdException w:name="Normal" w:uiPriority="0" w:qFormat="1"/>
+    <w:lsdException w:name="heading 1" w:uiPriority="9" w:qFormat="1"/>
+    <w:lsdException w:name="heading 2" w:semiHidden="1" w:uiPriority="9" w:unhideWhenUsed="1" w:qFormat="1"/>
+    <w:lsdException w:name="heading 3" w:semiHidden="1" w:uiPriority="9" w:unhideWhenUsed="1" w:qFormat="1"/>
+    <w:lsdException w:name="heading 4" w:semiHidden="1" w:uiPriority="9" w:unhideWhenUsed="1" w:qFormat="1"/>
+    <w:lsdException w:name="heading 5" w:semiHidden="1" w:uiPriority="9" w:unhideWhenUsed="1" w:qFormat="1"/>
+    <w:lsdException w:name="heading 6" w:semiHidden="1" w:uiPriority="9" w:unhideWhenUsed="1" w:qFormat="1"/>
+    <w:lsdException w:name="heading 7" w:semiHidden="1" w:uiPriority="9" w:unhideWhenUsed="1" w:qFormat="1"/>
+    <w:lsdException w:name="heading 8" w:semiHidden="1" w:uiPriority="9" w:unhideWhenUsed="1" w:qFormat="1"/>
+    <w:lsdException w:name="heading 9" w:semiHidden="1" w:uiPriority="9" w:unhideWhenUsed="1" w:qFormat="1"/>
+    <w:lsdException w:name="index 1" w:semiHidden="1" w:unhideWhenUsed="1"/>
+    <w:lsdException w:name="index 2" w:semiHidden="1" w:unhideWhenUsed="1"/>
+    <w:lsdException w:name="index 3" w:semiHidden="1" w:unhideWhenUsed="1"/>
+    <w:lsdException w:name="index 4" w:semiHidden="1" w:unhideWhenUsed="1"/>
+    <w:lsdException w:name="index 5" w:semiHidden="1" w:unhideWhenUsed="1"/>
+    <w:lsdException w:name="index 6" w:semiHidden="1" w:unhideWhenUsed="1"/>
+    <w:lsdException w:name="index 7" w:semiHidden="1" w:unhideWhenUsed="1"/>
+    <w:lsdException w:name="index 8" w:semiHidden="1" w:unhideWhenUsed="1"/>
+    <w:lsdException w:name="index 9" w:semiHidden="1" w:unhideWhenUsed="1"/>
+    <w:lsdException w:name="toc 1" w:semiHidden="1" w:uiPriority="39" w:unhideWhenUsed="1"/>
+    <w:lsdException w:name="toc 2" w:semiHidden="1" w:uiPriority="39" w:unhideWhenUsed="1"/>
+    <w:lsdException w:name="toc 3" w:semiHidden="1" w:uiPriority="39" w:unhideWhenUsed="1"/>
+    <w:lsdException w:name="toc 4" w:semiHidden="1" w:uiPriority="39" w:unhideWhenUsed="1"/>
+    <w:lsdException w:name="toc 5" w:semiHidden="1" w:uiPriority="39" w:unhideWhenUsed="1"/>
+    <w:lsdException w:name="toc 6" w:semiHidden="1" w:uiPriority="39" w:unhideWhenUsed="1"/>
+    <w:lsdException w:name="toc 7" w:semiHidden="1" w:uiPriority="39" w:unhideWhenUsed="1"/>
+    <w:lsdException w:name="toc 8" w:semiHidden="1" w:uiPriority="39" w:unhideWhenUsed="1"/>
+    <w:lsdException w:name="toc 9" w:semiHidden="1" w:uiPriority="39" w:unhideWhenUsed="1"/>
+    <w:lsdException w:name="Normal Indent" w:semiHidden="1" w:unhideWhenUsed="1"/>
+    <w:lsdException w:name="footnote text" w:semiHidden="1" w:unhideWhenUsed="1"/>
+    <w:lsdException w:name="annotation text" w:semiHidden="1" w:unhideWhenUsed="1"/>
+    <w:lsdException w:name="header" w:semiHidden="1" w:unhideWhenUsed="1"/>
+    <w:lsdException w:name="footer" w:semiHidden="1" w:unhideWhenUsed="1"/>
+    <w:lsdException w:name="index heading" w:semiHidden="1" w:unhideWhenUsed="1"/>
+    <w:lsdException w:name="caption" w:semiHidden="1" w:uiPriority="35" w:unhideWhenUsed="1" w:qFormat="1"/>
+    <w:lsdException w:name="table of figures" w:semiHidden="1" w:unhideWhenUsed="1"/>
+    <w:lsdException w:name="envelope address" w:semiHidden="1" w:unhideWhenUsed="1"/>
+    <w:lsdException w:name="envelope return" w:semiHidden="1" w:unhideWhenUsed="1"/>
+    <w:lsdException w:name="footnote reference" w:semiHidden="1" w:unhideWhenUsed="1"/>
+    <w:lsdException w:name="annotation reference" w:semiHidden="1" w:unhideWhenUsed="1"/>
+    <w:lsdException w:name="line number" w:semiHidden="1" w:unhideWhenUsed="1"/>
+    <w:lsdException w:name="page number" w:semiHidden="1" w:unhideWhenUsed="1"/>
+    <w:lsdException w:name="endnote reference" w:semiHidden="1" w:unhideWhenUsed="1"/>
+    <w:lsdException w:name="endnote text" w:semiHidden="1" w:unhideWhenUsed="1"/>
+    <w:lsdException w:name="table of authorities" w:semiHidden="1" w:unhideWhenUsed="1"/>
+    <w:lsdException w:name="macro" w:semiHidden="1" w:unhideWhenUsed="1"/>
+    <w:lsdException w:name="toa heading" w:semiHidden="1" w:unhideWhenUsed="1"/>
+    <w:lsdException w:name="List" w:semiHidden="1" w:unhideWhenUsed="1"/>
+    <w:lsdException w:name="List Bullet" w:semiHidden="1" w:unhideWhenUsed="1"/>
+    <w:lsdException w:name="List Number" w:semiHidden="1" w:unhideWhenUsed="1"/>
+    <w:lsdException w:name="List 2" w:semiHidden="1" w:unhideWhenUsed="1"/>
+    <w:lsdException w:name="List 3" w:semiHidden="1" w:unhideWhenUsed="1"/>
+    <w:lsdException w:name="List 4" w:semiHidden="1" w:unhideWhenUsed="1"/>
+    <w:lsdException w:name="List 5" w:semiHidden="1" w:unhideWhenUsed="1"/>
+    <w:lsdException w:name="List Bullet 2" w:semiHidden="1" w:unhideWhenUsed="1"/>
+    <w:lsdException w:name="List Bullet 3" w:semiHidden="1" w:unhideWhenUsed="1"/>
+    <w:lsdException w:name="List Bullet 4" w:semiHidden="1" w:unhideWhenUsed="1"/>
+    <w:lsdException w:name="List Bullet 5" w:semiHidden="1" w:unhideWhenUsed="1"/>
+    <w:lsdException w:name="List Number 2" w:semiHidden="1" w:unhideWhenUsed="1"/>
+    <w:lsdException w:name="List Number 3" w:semiHidden="1" w:unhideWhenUsed="1"/>
+    <w:lsdException w:name="List Number 4" w:semiHidden="1" w:unhideWhenUsed="1"/>
+    <w:lsdException w:name="List Number 5" w:semiHidden="1" w:unhideWhenUsed="1"/>
+    <w:lsdException w:name="Title" w:uiPriority="10" w:qFormat="1"/>
+    <w:lsdException w:name="Closing" w:semiHidden="1" w:unhideWhenUsed="1"/>
+    <w:lsdException w:name="Signature" w:semiHidden="1" w:unhideWhenUsed="1"/>
+    <w:lsdException w:name="Default Paragraph Font" w:semiHidden="1" w:uiPriority="1" w:unhideWhenUsed="1"/>
+    <w:lsdException w:name="Body Text" w:semiHidden="1" w:unhideWhenUsed="1"/>
+    <w:lsdException w:name="Body Text Indent" w:semiHidden="1" w:unhideWhenUsed="1"/>
+    <w:lsdException w:name="List Continue" w:semiHidden="1" w:unhideWhenUsed="1"/>
+    <w:lsdException w:name="List Continue 2" w:semiHidden="1" w:unhideWhenUsed="1"/>
+    <w:lsdException w:name="List Continue 3" w:semiHidden="1" w:unhideWhenUsed="1"/>
+    <w:lsdException w:name="List Continue 4" w:semiHidden="1" w:unhideWhenUsed="1"/>
+    <w:lsdException w:name="List Continue 5" w:semiHidden="1" w:unhideWhenUsed="1"/>
+    <w:lsdException w:name="Message Header" w:semiHidden="1" w:unhideWhenUsed="1"/>
+    <w:lsdException w:name="Subtitle" w:uiPriority="11" w:qFormat="1"/>
+    <w:lsdException w:name="Salutation" w:semiHidden="1" w:unhideWhenUsed="1"/>
+    <w:lsdException w:name="Date" w:semiHidden="1" w:unhideWhenUsed="1"/>
+    <w:lsdException w:name="Body Text First Indent" w:semiHidden="1" w:unhideWhenUsed="1"/>
+    <w:lsdException w:name="Body Text First Indent 2" w:semiHidden="1" w:unhideWhenUsed="1"/>
+    <w:lsdException w:name="Note Heading" w:semiHidden="1" w:unhideWhenUsed="1"/>
+    <w:lsdException w:name="Body Text 2" w:semiHidden="1" w:unhideWhenUsed="1"/>
+    <w:lsdException w:name="Body Text 3" w:semiHidden="1" w:unhideWhenUsed="1"/>
+    <w:lsdException w:name="Body Text Indent 2" w:semiHidden="1" w:unhideWhenUsed="1"/>
+    <w:lsdException w:name="Body Text Indent 3" w:semiHidden="1" w:unhideWhenUsed="1"/>
+    <w:lsdException w:name="Block Text" w:semiHidden="1" w:unhideWhenUsed="1"/>
+    <w:lsdException w:name="Hyperlink" w:semiHidden="1" w:unhideWhenUsed="1"/>
+    <w:lsdException w:name="FollowedHyperlink" w:semiHidden="1" w:unhideWhenUsed="1"/>
+    <w:lsdException w:name="Strong" w:uiPriority="22" w:qFormat="1"/>
+    <w:lsdException w:name="Emphasis" w:uiPriority="20" w:qFormat="1"/>
+    <w:lsdException w:name="Document Map" w:semiHidden="1" w:unhideWhenUsed="1"/>
+    <w:lsdException w:name="Plain Text" w:semiHidden="1" w:unhideWhenUsed="1"/>
+    <w:lsdException w:name="E-mail Signature" w:semiHidden="1" w:unhideWhenUsed="1"/>
+    <w:lsdException w:name="HTML Top of Form" w:semiHidden="1" w:unhideWhenUsed="1"/>
+    <w:lsdException w:name="HTML Bottom of Form" w:semiHidden="1" w:unhideWhenUsed="1"/>
+    <w:lsdException w:name="Normal (Web)" w:semiHidden="1" w:unhideWhenUsed="1"/>
+    <w:lsdException w:name="HTML Acronym" w:semiHidden="1" w:unhideWhenUsed="1"/>
+    <w:lsdException w:name="HTML Address" w:semiHidden="1" w:unhideWhenUsed="1"/>
+    <w:lsdException w:name="HTML Cite" w:semiHidden="1" w:unhideWhenUsed="1"/>
+    <w:lsdException w:name="HTML Code" w:semiHidden="1" w:unhideWhenUsed="1"/>
+    <w:lsdException w:name="HTML Definition" w:semiHidden="1" w:unhideWhenUsed="1"/>
+    <w:lsdException w:name="HTML Keyboard" w:semiHidden="1" w:unhideWhenUsed="1"/>
+    <w:lsdException w:name="HTML Preformatted" w:semiHidden="1" w:unhideWhenUsed="1"/>
+    <w:lsdException w:name="HTML Sample" w:semiHidden="1" w:unhideWhenUsed="1"/>
+    <w:lsdException w:name="HTML Typewriter" w:semiHidden="1" w:unhideWhenUsed="1"/>
+    <w:lsdException w:name="HTML Variable" w:semiHidden="1" w:unhideWhenUsed="1"/>
+    <w:lsdException w:name="Normal Table" w:semiHidden="1" w:unhideWhenUsed="1"/>
+    <w:lsdException w:name="annotation subject" w:semiHidden="1" w:unhideWhenUsed="1"/>
+    <w:lsdException w:name="No List" w:semiHidden="1" w:unhideWhenUsed="1"/>
+    <w:lsdException w:name="Outline List 1" w:semiHidden="1" w:unhideWhenUsed="1"/>
+    <w:lsdException w:name="Outline List 2" w:semiHidden="1" w:unhideWhenUsed="1"/>
+    <w:lsdException w:name="Outline List 3" w:semiHidden="1" w:unhideWhenUsed="1"/>
+    <w:lsdException w:name="Table Simple 1" w:semiHidden="1" w:unhideWhenUsed="1"/>
+    <w:lsdException w:name="Table Simple 2" w:semiHidden="1" w:unhideWhenUsed="1"/>
+    <w:lsdException w:name="Table Simple 3" w:semiHidden="1" w:unhideWhenUsed="1"/>
+    <w:lsdException w:name="Table Classic 1" w:semiHidden="1" w:unhideWhenUsed="1"/>
+    <w:lsdException w:name="Table Classic 2" w:semiHidden="1" w:unhideWhenUsed="1"/>
+    <w:lsdException w:name="Table Classic 3" w:semiHidden="1" w:unhideWhenUsed="1"/>
+    <w:lsdException w:name="Table Classic 4" w:semiHidden="1" w:unhideWhenUsed="1"/>
+    <w:lsdException w:name="Table Colorful 1" w:semiHidden="1" w:unhideWhenUsed="1"/>
+    <w:lsdException w:name="Table Colorful 2" w:semiHidden="1" w:unhideWhenUsed="1"/>
+    <w:lsdException w:name="Table Colorful 3" w:semiHidden="1" w:unhideWhenUsed="1"/>
+    <w:lsdException w:name="Table Columns 1" w:semiHidden="1" w:unhideWhenUsed="1"/>
+    <w:lsdException w:name="Table Columns 2" w:semiHidden="1" w:unhideWhenUsed="1"/>
+    <w:lsdException w:name="Table Columns 3" w:semiHidden="1" w:unhideWhenUsed="1"/>
+    <w:lsdException w:name="Table Columns 4" w:semiHidden="1" w:unhideWhenUsed="1"/>
+    <w:lsdException w:name="Table Columns 5" w:semiHidden="1" w:unhideWhenUsed="1"/>
+    <w:lsdException w:name="Table Grid 1" w:semiHidden="1" w:unhideWhenUsed="1"/>
+    <w:lsdException w:name="Table Grid 2" w:semiHidden="1" w:unhideWhenUsed="1"/>
+    <w:lsdException w:name="Table Grid 3" w:semiHidden="1" w:unhideWhenUsed="1"/>
+    <w:lsdException w:name="Table Grid 4" w:semiHidden="1" w:unhideWhenUsed="1"/>
+    <w:lsdException w:name="Table Grid 5" w:semiHidden="1" w:unhideWhenUsed="1"/>
+    <w:lsdException w:name="Table Grid 6" w:semiHidden="1" w:unhideWhenUsed="1"/>
+    <w:lsdException w:name="Table Grid 7" w:semiHidden="1" w:unhideWhenUsed="1"/>
+    <w:lsdException w:name="Table Grid 8" w:semiHidden="1" w:unhideWhenUsed="1"/>
+    <w:lsdException w:name="Table List 1" w:semiHidden="1" w:unhideWhenUsed="1"/>
+    <w:lsdException w:name="Table List 2" w:semiHidden="1" w:unhideWhenUsed="1"/>
+    <w:lsdException w:name="Table List 3" w:semiHidden="1" w:unhideWhenUsed="1"/>
+    <w:lsdException w:name="Table List 4" w:semiHidden="1" w:unhideWhenUsed="1"/>
+    <w:lsdException w:name="Table List 5" w:semiHidden="1" w:unhideWhenUsed="1"/>
+    <w:lsdException w:name="Table List 6" w:semiHidden="1" w:unhideWhenUsed="1"/>
+    <w:lsdException w:name="Table List 7" w:semiHidden="1" w:unhideWhenUsed="1"/>
+    <w:lsdException w:name="Table List 8" w:semiHidden="1" w:unhideWhenUsed="1"/>
+    <w:lsdException w:name="Table 3D effects 1" w:semiHidden="1" w:unhideWhenUsed="1"/>
+    <w:lsdException w:name="Table 3D effects 2" w:semiHidden="1" w:unhideWhenUsed="1"/>
+    <w:lsdException w:name="Table 3D effects 3" w:semiHidden="1" w:unhideWhenUsed="1"/>
+    <w:lsdException w:name="Table Contemporary" w:semiHidden="1" w:unhideWhenUsed="1"/>
+    <w:lsdException w:name="Table Elegant" w:semiHidden="1" w:unhideWhenUsed="1"/>
+    <w:lsdException w:name="Table Professional" w:semiHidden="1" w:unhideWhenUsed="1"/>
+    <w:lsdException w:name="Table Subtle 1" w:semiHidden="1" w:unhideWhenUsed="1"/>
+    <w:lsdException w:name="Table Subtle 2" w:semiHidden="1" w:unhideWhenUsed="1"/>
+    <w:lsdException w:name="Table Web 1" w:semiHidden="1" w:unhideWhenUsed="1"/>
+    <w:lsdException w:name="Table Web 2" w:semiHidden="1" w:unhideWhenUsed="1"/>
+    <w:lsdException w:name="Table Web 3" w:semiHidden="1" w:unhideWhenUsed="1"/>
+    <w:lsdException w:name="Balloon Text" w:semiHidden="1" w:unhideWhenUsed="1"/>
+    <w:lsdException w:name="Table Grid" w:uiPriority="39"/>
+    <w:lsdException w:name="Table Theme" w:semiHidden="1" w:unhideWhenUsed="1"/>
+    <w:lsdException w:name="Placeholder Text" w:semiHidden="1"/>
+    <w:lsdException w:name="No Spacing" w:uiPriority="1" w:qFormat="1"/>
+    <w:lsdException w:name="Light Shading" w:uiPriority="60"/>
+    <w:lsdException w:name="Light List" w:uiPriority="61"/>
+    <w:lsdException w:name="Light Grid" w:uiPriority="62"/>
+    <w:lsdException w:name="Medium Shading 1" w:uiPriority="63"/>
+    <w:lsdException w:name="Medium Shading 2" w:uiPriority="64"/>
+    <w:lsdException w:name="Medium List 1" w:uiPriority="65"/>
+    <w:lsdException w:name="Medium List 2" w:uiPriority="66"/>
+    <w:lsdException w:name="Medium Grid 1" w:uiPriority="67"/>
+    <w:lsdException w:name="Medium Grid 2" w:uiPriority="68"/>
+    <w:lsdException w:name="Medium Grid 3" w:uiPriority="69"/>
+    <w:lsdException w:name="Dark List" w:uiPriority="70"/>
+    <w:lsdException w:name="Colorful Shading" w:uiPriority="71"/>
+    <w:lsdException w:name="Colorful List" w:uiPriority="72"/>
+    <w:lsdException w:name="Colorful Grid" w:uiPriority="73"/>
+    <w:lsdException w:name="Light Shading Accent 1" w:uiPriority="60"/>
+    <w:lsdException w:name="Light List Accent 1" w:uiPriority="61"/>
+    <w:lsdException w:name="Light Grid Accent 1" w:uiPriority="62"/>
+    <w:lsdException w:name="Medium Shading 1 Accent 1" w:uiPriority="63"/>
+    <w:lsdException w:name="Medium Shading 2 Accent 1" w:uiPriority="64"/>
+    <w:lsdException w:name="Medium List 1 Accent 1" w:uiPriority="65"/>
+    <w:lsdException w:name="Revision" w:semiHidden="1"/>
+    <w:lsdException w:name="List Paragraph" w:uiPriority="34" w:qFormat="1"/>
+    <w:lsdException w:name="Quote" w:uiPriority="29" w:qFormat="1"/>
+    <w:lsdException w:name="Intense Quote" w:uiPriority="30" w:qFormat="1"/>
+    <w:lsdException w:name="Medium List 2 Accent 1" w:uiPriority="66"/>
+    <w:lsdException w:name="Medium Grid 1 Accent 1" w:uiPriority="67"/>
+    <w:lsdException w:name="Medium Grid 2 Accent 1" w:uiPriority="68"/>
+    <w:lsdException w:name="Medium Grid 3 Accent 1" w:uiPriority="69"/>
+    <w:lsdException w:name="Dark List Accent 1" w:uiPriority="70"/>
+    <w:lsdException w:name="Colorful Shading Accent 1" w:uiPriority="71"/>
+    <w:lsdException w:name="Colorful List Accent 1" w:uiPriority="72"/>
+    <w:lsdException w:name="Colorful Grid Accent 1" w:uiPriority="73"/>
+    <w:lsdException w:name="Light Shading Accent 2" w:uiPriority="60"/>
+    <w:lsdException w:name="Light List Accent 2" w:uiPriority="61"/>
+    <w:lsdException w:name="Light Grid Accent 2" w:uiPriority="62"/>
+    <w:lsdException w:name="Medium Shading 1 Accent 2" w:uiPriority="63"/>
+    <w:lsdException w:name="Medium Shading 2 Accent 2" w:uiPriority="64"/>
+    <w:lsdException w:name="Medium List 1 Accent 2" w:uiPriority="65"/>
+    <w:lsdException w:name="Medium List 2 Accent 2" w:uiPriority="66"/>
+    <w:lsdException w:name="Medium Grid 1 Accent 2" w:uiPriority="67"/>
+    <w:lsdException w:name="Medium Grid 2 Accent 2" w:uiPriority="68"/>
+    <w:lsdException w:name="Medium Grid 3 Accent 2" w:uiPriority="69"/>
+    <w:lsdException w:name="Dark List Accent 2" w:uiPriority="70"/>
+    <w:lsdException w:name="Colorful Shading Accent 2" w:uiPriority="71"/>
+    <w:lsdException w:name="Colorful List Accent 2" w:uiPriority="72"/>
+    <w:lsdException w:name="Colorful Grid Accent 2" w:uiPriority="73"/>
+    <w:lsdException w:name="Light Shading Accent 3" w:uiPriority="60"/>
+    <w:lsdException w:name="Light List Accent 3" w:uiPriority="61"/>
+    <w:lsdException w:name="Light Grid Accent 3" w:uiPriority="62"/>
+    <w:lsdException w:name="Medium Shading 1 Accent 3" w:uiPriority="63"/>
+    <w:lsdException w:name="Medium Shading 2 Accent 3" w:uiPriority="64"/>
+    <w:lsdException w:name="Medium List 1 Accent 3" w:uiPriority="65"/>
+    <w:lsdException w:name="Medium List 2 Accent 3" w:uiPriority="66"/>
+    <w:lsdException w:name="Medium Grid 1 Accent 3" w:uiPriority="67"/>
+    <w:lsdException w:name="Medium Grid 2 Accent 3" w:uiPriority="68"/>
+    <w:lsdException w:name="Medium Grid 3 Accent 3" w:uiPriority="69"/>
+    <w:lsdException w:name="Dark List Accent 3" w:uiPriority="70"/>
+    <w:lsdException w:name="Colorful Shading Accent 3" w:uiPriority="71"/>
+    <w:lsdException w:name="Colorful List Accent 3" w:uiPriority="72"/>
+    <w:lsdException w:name="Colorful Grid Accent 3" w:uiPriority="73"/>
+    <w:lsdException w:name="Light Shading Accent 4" w:uiPriority="60"/>
+    <w:lsdException w:name="Light List Accent 4" w:uiPriority="61"/>
+    <w:lsdException w:name="Light Grid Accent 4" w:uiPriority="62"/>
+    <w:lsdException w:name="Medium Shading 1 Accent 4" w:uiPriority="63"/>
+    <w:lsdException w:name="Medium Shading 2 Accent 4" w:uiPriority="64"/>
+    <w:lsdException w:name="Medium List 1 Accent 4" w:uiPriority="65"/>
+    <w:lsdException w:name="Medium List 2 Accent 4" w:uiPriority="66"/>
+    <w:lsdException w:name="Medium Grid 1 Accent 4" w:uiPriority="67"/>
+    <w:lsdException w:name="Medium Grid 2 Accent 4" w:uiPriority="68"/>
+    <w:lsdException w:name="Medium Grid 3 Accent 4" w:uiPriority="69"/>
+    <w:lsdException w:name="Dark List Accent 4" w:uiPriority="70"/>
+    <w:lsdException w:name="Colorful Shading Accent 4" w:uiPriority="71"/>
+    <w:lsdException w:name="Colorful List Accent 4" w:uiPriority="72"/>
+    <w:lsdException w:name="Colorful Grid Accent 4" w:uiPriority="73"/>
+    <w:lsdException w:name="Light Shading Accent 5" w:uiPriority="60"/>
+    <w:lsdException w:name="Light List Accent 5" w:uiPriority="61"/>
+    <w:lsdException w:name="Light Grid Accent 5" w:uiPriority="62"/>
+    <w:lsdException w:name="Medium Shading 1 Accent 5" w:uiPriority="63"/>
+    <w:lsdException w:name="Medium Shading 2 Accent 5" w:uiPriority="64"/>
+    <w:lsdException w:name="Medium List 1 Accent 5" w:uiPriority="65"/>
+    <w:lsdException w:name="Medium List 2 Accent 5" w:uiPriority="66"/>
+    <w:lsdException w:name="Medium Grid 1 Accent 5" w:uiPriority="67"/>
+    <w:lsdException w:name="Medium Grid 2 Accent 5" w:uiPriority="68"/>
+    <w:lsdException w:name="Medium Grid 3 Accent 5" w:uiPriority="69"/>
+    <w:lsdException w:name="Dark List Accent 5" w:uiPriority="70"/>
+    <w:lsdException w:name="Colorful Shading Accent 5" w:uiPriority="71"/>
+    <w:lsdException w:name="Colorful List Accent 5" w:uiPriority="72"/>
+    <w:lsdException w:name="Colorful Grid Accent 5" w:uiPriority="73"/>
+    <w:lsdException w:name="Light Shading Accent 6" w:uiPriority="60"/>
+    <w:lsdException w:name="Light List Accent 6" w:uiPriority="61"/>
+    <w:lsdException w:name="Light Grid Accent 6" w:uiPriority="62"/>
+    <w:lsdException w:name="Medium Shading 1 Accent 6" w:uiPriority="63"/>
+    <w:lsdException w:name="Medium Shading 2 Accent 6" w:uiPriority="64"/>
+    <w:lsdException w:name="Medium List 1 Accent 6" w:uiPriority="65"/>
+    <w:lsdException w:name="Medium List 2 Accent 6" w:uiPriority="66"/>
+    <w:lsdException w:name="Medium Grid 1 Accent 6" w:uiPriority="67"/>
+    <w:lsdException w:name="Medium Grid 2 Accent 6" w:uiPriority="68"/>
+    <w:lsdException w:name="Medium Grid 3 Accent 6" w:uiPriority="69"/>
+    <w:lsdException w:name="Dark List Accent 6" w:uiPriority="70"/>
+    <w:lsdException w:name="Colorful Shading Accent 6" w:uiPriority="71"/>
+    <w:lsdException w:name="Colorful List Accent 6" w:uiPriority="72"/>
+    <w:lsdException w:name="Colorful Grid Accent 6" w:uiPriority="73"/>
+    <w:lsdException w:name="Subtle Emphasis" w:uiPriority="19" w:qFormat="1"/>
+    <w:lsdException w:name="Intense Emphasis" w:uiPriority="21" w:qFormat="1"/>
+    <w:lsdException w:name="Subtle Reference" w:uiPriority="31" w:qFormat="1"/>
+    <w:lsdException w:name="Intense Reference" w:uiPriority="32" w:qFormat="1"/>
+    <w:lsdException w:name="Book Title" w:uiPriority="33" w:qFormat="1"/>
+    <w:lsdException w:name="Bibliography" w:semiHidden="1" w:uiPriority="37" w:unhideWhenUsed="1"/>
+    <w:lsdException w:name="TOC Heading" w:semiHidden="1" w:uiPriority="39" w:unhideWhenUsed="1" w:qFormat="1"/>
+    <w:lsdException w:name="Plain Table 1" w:uiPriority="41"/>
+    <w:lsdException w:name="Plain Table 2" w:uiPriority="42"/>
+    <w:lsdException w:name="Plain Table 3" w:uiPriority="43"/>
+    <w:lsdException w:name="Plain Table 4" w:uiPriority="44"/>
+    <w:lsdException w:name="Plain Table 5" w:uiPriority="45"/>
+    <w:lsdException w:name="Grid Table Light" w:uiPriority="40"/>
+    <w:lsdException w:name="Grid Table 1 Light" w:uiPriority="46"/>
+    <w:lsdException w:name="Grid Table 2" w:uiPriority="47"/>
+    <w:lsdException w:name="Grid Table 3" w:uiPriority="48"/>
+    <w:lsdException w:name="Grid Table 4" w:uiPriority="49"/>
+    <w:lsdException w:name="Grid Table 5 Dark" w:uiPriority="50"/>
+    <w:lsdException w:name="Grid Table 6 Colorful" w:uiPriority="51"/>
+    <w:lsdException w:name="Grid Table 7 Colorful" w:uiPriority="52"/>
+    <w:lsdException w:name="Grid Table 1 Light Accent 1" w:uiPriority="46"/>
+    <w:lsdException w:name="Grid Table 2 Accent 1" w:uiPriority="47"/>
+    <w:lsdException w:name="Grid Table 3 Accent 1" w:uiPriority="48"/>
+    <w:lsdException w:name="Grid Table 4 Accent 1" w:uiPriority="49"/>
+    <w:lsdException w:name="Grid Table 5 Dark Accent 1" w:uiPriority="50"/>
+    <w:lsdException w:name="Grid Table 6 Colorful Accent 1" w:uiPriority="51"/>
+    <w:lsdException w:name="Grid Table 7 Colorful Accent 1" w:uiPriority="52"/>
+    <w:lsdException w:name="Grid Table 1 Light Accent 2" w:uiPriority="46"/>
+    <w:lsdException w:name="Grid Table 2 Accent 2" w:uiPriority="47"/>
+    <w:lsdException w:name="Grid Table 3 Accent 2" w:uiPriority="48"/>
+    <w:lsdException w:name="Grid Table 4 Accent 2" w:uiPriority="49"/>
+    <w:lsdException w:name="Grid Table 5 Dark Accent 2" w:uiPriority="50"/>
+    <w:lsdException w:name="Grid Table 6 Colorful Accent 2" w:uiPriority="51"/>
+    <w:lsdException w:name="Grid Table 7 Colorful Accent 2" w:uiPriority="52"/>
+    <w:lsdException w:name="Grid Table 1 Light Accent 3" w:uiPriority="46"/>
+    <w:lsdException w:name="Grid Table 2 Accent 3" w:uiPriority="47"/>
+    <w:lsdException w:name="Grid Table 3 Accent 3" w:uiPriority="48"/>
+    <w:lsdException w:name="Grid Table 4 Accent 3" w:uiPriority="49"/>
+    <w:lsdException w:name="Grid Table 5 Dark Accent 3" w:uiPriority="50"/>
+    <w:lsdException w:name="Grid Table 6 Colorful Accent 3" w:uiPriority="51"/>
+    <w:lsdException w:name="Grid Table 7 Colorful Accent 3" w:uiPriority="52"/>
+    <w:lsdException w:name="Grid Table 1 Light Accent 4" w:uiPriority="46"/>
+    <w:lsdException w:name="Grid Table 2 Accent 4" w:uiPriority="47"/>
+    <w:lsdException w:name="Grid Table 3 Accent 4" w:uiPriority="48"/>
+    <w:lsdException w:name="Grid Table 4 Accent 4" w:uiPriority="49"/>
+    <w:lsdException w:name="Grid Table 5 Dark Accent 4" w:uiPriority="50"/>
+    <w:lsdException w:name="Grid Table 6 Colorful Accent 4" w:uiPriority="51"/>
+    <w:lsdException w:name="Grid Table 7 Colorful Accent 4" w:uiPriority="52"/>
+    <w:lsdException w:name="Grid Table 1 Light Accent 5" w:uiPriority="46"/>
+    <w:lsdException w:name="Grid Table 2 Accent 5" w:uiPriority="47"/>
+    <w:lsdException w:name="Grid Table 3 Accent 5" w:uiPriority="48"/>
+    <w:lsdException w:name="Grid Table 4 Accent 5" w:uiPriority="49"/>
+    <w:lsdException w:name="Grid Table 5 Dark Accent 5" w:uiPriority="50"/>
+    <w:lsdException w:name="Grid Table 6 Colorful Accent 5" w:uiPriority="51"/>
+    <w:lsdException w:name="Grid Table 7 Colorful Accent 5" w:uiPriority="52"/>
+    <w:lsdException w:name="Grid Table 1 Light Accent 6" w:uiPriority="46"/>
+    <w:lsdException w:name="Grid Table 2 Accent 6" w:uiPriority="47"/>
+    <w:lsdException w:name="Grid Table 3 Accent 6" w:uiPriority="48"/>
+    <w:lsdException w:name="Grid Table 4 Accent 6" w:uiPriority="49"/>
+    <w:lsdException w:name="Grid Table 5 Dark Accent 6" w:uiPriority="50"/>
+    <w:lsdException w:name="Grid Table 6 Colorful Accent 6" w:uiPriority="51"/>
+    <w:lsdException w:name="Grid Table 7 Colorful Accent 6" w:uiPriority="52"/>
+    <w:lsdException w:name="List Table 1 Light" w:uiPriority="46"/>
+    <w:lsdException w:name="List Table 2" w:uiPriority="47"/>
+    <w:lsdException w:name="List Table 3" w:uiPriority="48"/>
+    <w:lsdException w:name="List Table 4" w:uiPriority="49"/>
+    <w:lsdException w:name="List Table 5 Dark" w:uiPriority="50"/>
+    <w:lsdException w:name="List Table 6 Colorful" w:uiPriority="51"/>
+    <w:lsdException w:name="List Table 7 Colorful" w:uiPriority="52"/>
+    <w:lsdException w:name="List Table 1 Light Accent 1" w:uiPriority="46"/>
+    <w:lsdException w:name="List Table 2 Accent 1" w:uiPriority="47"/>
+    <w:lsdException w:name="List Table 3 Accent 1" w:uiPriority="48"/>
+    <w:lsdException w:name="List Table 4 Accent 1" w:uiPriority="49"/>
+    <w:lsdException w:name="List Table 5 Dark Accent 1" w:uiPriority="50"/>
+    <w:lsdException w:name="List Table 6 Colorful Accent 1" w:uiPriority="51"/>
+    <w:lsdException w:name="List Table 7 Colorful Accent 1" w:uiPriority="52"/>
+    <w:lsdException w:name="List Table 1 Light Accent 2" w:uiPriority="46"/>
+    <w:lsdException w:name="List Table 2 Accent 2" w:uiPriority="47"/>
+    <w:lsdException w:name="List Table 3 Accent 2" w:uiPriority="48"/>
+    <w:lsdException w:name="List Table 4 Accent 2" w:uiPriority="49"/>
+    <w:lsdException w:name="List Table 5 Dark Accent 2" w:uiPriority="50"/>
+    <w:lsdException w:name="List Table 6 Colorful Accent 2" w:uiPriority="51"/>
+    <w:lsdException w:name="List Table 7 Colorful Accent 2" w:uiPriority="52"/>
+    <w:lsdException w:name="List Table 1 Light Accent 3" w:uiPriority="46"/>
+    <w:lsdException w:name="List Table 2 Accent 3" w:uiPriority="47"/>
+    <w:lsdException w:name="List Table 3 Accent 3" w:uiPriority="48"/>
+    <w:lsdException w:name="List Table 4 Accent 3" w:uiPriority="49"/>
+    <w:lsdException w:name="List Table 5 Dark Accent 3" w:uiPriority="50"/>
+    <w:lsdException w:name="List Table 6 Colorful Accent 3" w:uiPriority="51"/>
+    <w:lsdException w:name="List Table 7 Colorful Accent 3" w:uiPriority="52"/>
+    <w:lsdException w:name="List Table 1 Light Accent 4" w:uiPriority="46"/>
+    <w:lsdException w:name="List Table 2 Accent 4" w:uiPriority="47"/>
+    <w:lsdException w:name="List Table 3 Accent 4" w:uiPriority="48"/>
+    <w:lsdException w:name="List Table 4 Accent 4" w:uiPriority="49"/>
+    <w:lsdException w:name="List Table 5 Dark Accent 4" w:uiPriority="50"/>
+    <w:lsdException w:name="List Table 6 Colorful Accent 4" w:uiPriority="51"/>
+    <w:lsdException w:name="List Table 7 Colorful Accent 4" w:uiPriority="52"/>
+    <w:lsdException w:name="List Table 1 Light Accent 5" w:uiPriority="46"/>
+    <w:lsdException w:name="List Table 2 Accent 5" w:uiPriority="47"/>
+    <w:lsdException w:name="List Table 3 Accent 5" w:uiPriority="48"/>
+    <w:lsdException w:name="List Table 4 Accent 5" w:uiPriority="49"/>
+    <w:lsdException w:name="List Table 5 Dark Accent 5" w:uiPriority="50"/>
+    <w:lsdException w:name="List Table 6 Colorful Accent 5" w:uiPriority="51"/>
+    <w:lsdException w:name="List Table 7 Colorful Accent 5" w:uiPriority="52"/>
+    <w:lsdException w:name="List Table 1 Light Accent 6" w:uiPriority="46"/>
+    <w:lsdException w:name="List Table 2 Accent 6" w:uiPriority="47"/>
+    <w:lsdException w:name="List Table 3 Accent 6" w:uiPriority="48"/>
+    <w:lsdException w:name="List Table 4 Accent 6" w:uiPriority="49"/>
+    <w:lsdException w:name="List Table 5 Dark Accent 6" w:uiPriority="50"/>
+    <w:lsdException w:name="List Table 6 Colorful Accent 6" w:uiPriority="51"/>
+    <w:lsdException w:name="List Table 7 Colorful Accent 6" w:uiPriority="52"/>
+    <w:lsdException w:name="Mention" w:semiHidden="1" w:unhideWhenUsed="1"/>
+    <w:lsdException w:name="Smart Hyperlink" w:semiHidden="1" w:unhideWhenUsed="1"/>
+    <w:lsdException w:name="Hashtag" w:semiHidden="1" w:unhideWhenUsed="1"/>
+    <w:lsdException w:name="Unresolved Mention" w:semiHidden="1" w:unhideWhenUsed="1"/>
+    <w:lsdException w:name="Smart Link" w:semiHidden="1" w:unhideWhenUsed="1"/>
+  </w:latentStyles>
+  <w:style w:type="paragraph" w:default="1" w:styleId="Normal">
+    <w:name w:val="Normal"/>
+    <w:qFormat/>
+    <w:pPr>
+      <w:widowControl w:val="0"/>
+    </w:pPr>
+  </w:style>
+  <w:style w:type="character" w:default="1" w:styleId="DefaultParagraphFont">
+    <w:name w:val="Default Paragraph Font"/>
+    <w:uiPriority w:val="1"/>
+    <w:semiHidden/>
+    <w:unhideWhenUsed/>
+  </w:style>
+  <w:style w:type="table" w:default="1" w:styleId="TableNormal">
+    <w:name w:val="Normal Table"/>
+    <w:uiPriority w:val="99"/>
+    <w:semiHidden/>
+    <w:unhideWhenUsed/>
+    <w:tblPr>
+      <w:tblInd w:w="0" w:type="dxa"/>
+      <w:tblCellMar>
+        <w:top w:w="0" w:type="dxa"/>
+        <w:left w:w="108" w:type="dxa"/>
+        <w:bottom w:w="0" w:type="dxa"/>
+        <w:right w:w="108" w:type="dxa"/>
+      </w:tblCellMar>
+    </w:tblPr>
+  </w:style>
+  <w:style w:type="numbering" w:default="1" w:styleId="NoList">
+    <w:name w:val="No List"/>
+    <w:uiPriority w:val="99"/>
+    <w:semiHidden/>
+    <w:unhideWhenUsed/>
+  </w:style>
+  <w:style w:type="paragraph" w:customStyle="1" w:styleId="C6430823D28D4DE78F1F3E1F59F40D7C">
+    <w:name w:val="C6430823D28D4DE78F1F3E1F59F40D7C"/>
+    <w:rsid w:val="00954174"/>
+    <w:pPr>
+      <w:widowControl w:val="0"/>
+    </w:pPr>
+  </w:style>
+</w:styles>
+</file>
+
+<file path=word/glossary/webSettings.xml><?xml version="1.0" encoding="utf-8"?>
+<w:webSettings xmlns:mc="http://schemas.openxmlformats.org/markup-compatibility/2006" xmlns:r="http://schemas.openxmlformats.org/officeDocument/2006/relationships" xmlns:w="http://schemas.openxmlformats.org/wordprocessingml/2006/main" xmlns:w14="http://schemas.microsoft.com/office/word/2010/wordml" xmlns:w15="http://schemas.microsoft.com/office/word/2012/wordml" xmlns:w16cex="http://schemas.microsoft.com/office/word/2018/wordml/cex" xmlns:w16cid="http://schemas.microsoft.com/office/word/2016/wordml/cid" xmlns:w16="http://schemas.microsoft.com/office/word/2018/wordml" xmlns:w16sdtdh="http://schemas.microsoft.com/office/word/2020/wordml/sdtdatahash" xmlns:w16se="http://schemas.microsoft.com/office/word/2015/wordml/symex" mc:Ignorable="w14 w15 w16se w16cid w16 w16cex w16sdtdh">
+  <w:optimizeForBrowser/>
+  <w:allowPNG/>
+</w:webSettings>
 </file>
 
 <file path=word/theme/theme1.xml><?xml version="1.0" encoding="utf-8"?>
@@ -9910,10 +11533,29 @@
 </file>
 
 <file path=customXml/item1.xml><?xml version="1.0" encoding="utf-8"?>
+<CoverPageProperties xmlns="http://schemas.microsoft.com/office/2006/coverPageProps">
+  <PublishDate>組員</PublishDate>
+  <Abstract/>
+  <CompanyAddress/>
+  <CompanyPhone/>
+  <CompanyFax/>
+  <CompanyEmail/>
+</CoverPageProperties>
+</file>
+
+<file path=customXml/item2.xml><?xml version="1.0" encoding="utf-8"?>
 <b:Sources xmlns:b="http://schemas.openxmlformats.org/officeDocument/2006/bibliography" xmlns="http://schemas.openxmlformats.org/officeDocument/2006/bibliography" SelectedStyle="\APASixthEditionOfficeOnline.xsl" StyleName="APA" Version="6"/>
 </file>
 
 <file path=customXml/itemProps1.xml><?xml version="1.0" encoding="utf-8"?>
+<ds:datastoreItem xmlns:ds="http://schemas.openxmlformats.org/officeDocument/2006/customXml" ds:itemID="{55AF091B-3C7A-41E3-B477-F2FDAA23CFDA}">
+  <ds:schemaRefs>
+    <ds:schemaRef ds:uri="http://schemas.microsoft.com/office/2006/coverPageProps"/>
+  </ds:schemaRefs>
+</ds:datastoreItem>
+</file>
+
+<file path=customXml/itemProps2.xml><?xml version="1.0" encoding="utf-8"?>
 <ds:datastoreItem xmlns:ds="http://schemas.openxmlformats.org/officeDocument/2006/customXml" ds:itemID="{BE117ED9-9494-4B5E-A25C-77EC989A5E77}">
   <ds:schemaRefs>
     <ds:schemaRef ds:uri="http://schemas.openxmlformats.org/officeDocument/2006/bibliography"/>
